--- a/docs/planning/DECISIONS.docx
+++ b/docs/planning/DECISIONS.docx
@@ -2,7 +2,7 @@
 <file path=word/document.xml><?xml version="1.0" encoding="utf-8"?>
 <w:document xmlns:w="http://schemas.openxmlformats.org/wordprocessingml/2006/main" xmlns:m="http://schemas.openxmlformats.org/officeDocument/2006/math" xmlns:r="http://schemas.openxmlformats.org/officeDocument/2006/relationships" xmlns:o="urn:schemas-microsoft-com:office:office" xmlns:v="urn:schemas-microsoft-com:vml" xmlns:w10="urn:schemas-microsoft-com:office:word" xmlns:a="http://schemas.openxmlformats.org/drawingml/2006/main" xmlns:pic="http://schemas.openxmlformats.org/drawingml/2006/picture" xmlns:wp="http://schemas.openxmlformats.org/drawingml/2006/wordprocessingDrawing">
   <w:body>
-    <w:bookmarkStart w:id="16" w:name="open-technical-decisions-contentment.org"/>
+    <w:bookmarkStart w:id="17" w:name="open-technical-decisions-contentment.org"/>
     <w:p>
       <w:pPr>
         <w:pStyle w:val="Heading1"/>
@@ -26,7 +26,7 @@
         <w:t xml:space="preserve"> </w:t>
       </w:r>
       <w:r>
-        <w:t xml:space="preserve">Draft — must be resolved before development starts</w:t>
+        <w:t xml:space="preserve">Draft — recommendations recorded for 001–004; awaiting team sign-off</w:t>
       </w:r>
       <w:r>
         <w:br/>
@@ -60,13 +60,71 @@
       <w:r>
         <w:t xml:space="preserve">Somesh Bhardwaj · Sr. System Admin, Full Stack AI Engineer</w:t>
       </w:r>
+      <w:r>
+        <w:br/>
+      </w:r>
+      <w:r>
+        <w:rPr>
+          <w:b/>
+          <w:bCs/>
+        </w:rPr>
+        <w:t xml:space="preserve">Location:</w:t>
+      </w:r>
+      <w:r>
+        <w:t xml:space="preserve"> </w:t>
+      </w:r>
+      <w:r>
+        <w:rPr>
+          <w:rStyle w:val="VerbatimChar"/>
+        </w:rPr>
+        <w:t xml:space="preserve">docs/planning/DECISIONS.md</w:t>
+      </w:r>
+      <w:r>
+        <w:t xml:space="preserve"> </w:t>
+      </w:r>
+      <w:r>
+        <w:t xml:space="preserve">(also linked from</w:t>
+      </w:r>
+      <w:r>
+        <w:t xml:space="preserve"> </w:t>
+      </w:r>
+      <w:hyperlink r:id="rId9">
+        <w:r>
+          <w:rPr>
+            <w:rStyle w:val="Hyperlink"/>
+          </w:rPr>
+          <w:t xml:space="preserve">Technical Architecture</w:t>
+        </w:r>
+      </w:hyperlink>
+      <w:r>
+        <w:t xml:space="preserve"> </w:t>
+      </w:r>
+      <w:r>
+        <w:t xml:space="preserve">§15)</w:t>
+      </w:r>
     </w:p>
     <w:p>
       <w:pPr>
         <w:pStyle w:val="FirstParagraph"/>
       </w:pPr>
       <w:r>
-        <w:t xml:space="preserve">Each decision below is a blocker for at least one TICKET. The recommendation and its rationale are given. Record the decision date and chosen option when resolved.</w:t>
+        <w:t xml:space="preserve">Each decision below is a blocker for at least one TICKET.</w:t>
+      </w:r>
+      <w:r>
+        <w:t xml:space="preserve"> </w:t>
+      </w:r>
+      <w:r>
+        <w:rPr>
+          <w:b/>
+          <w:bCs/>
+        </w:rPr>
+        <w:t xml:space="preserve">Recommended options for 001–004 are recorded below</w:t>
+      </w:r>
+      <w:r>
+        <w:t xml:space="preserve"> </w:t>
+      </w:r>
+      <w:r>
+        <w:t xml:space="preserve">— check the box and add a date when the team formally signs off.</w:t>
       </w:r>
     </w:p>
     <w:p>
@@ -76,7 +134,7 @@
         </w:pict>
       </w:r>
     </w:p>
-    <w:bookmarkStart w:id="9" w:name="decision-001-primary-analytics-tool"/>
+    <w:bookmarkStart w:id="10" w:name="decision-001-primary-analytics-tool"/>
     <w:p>
       <w:pPr>
         <w:pStyle w:val="Heading2"/>
@@ -284,7 +342,33 @@
         <w:t xml:space="preserve"> </w:t>
       </w:r>
       <w:r>
-        <w:t xml:space="preserve">Plausible as primary. Add GA4 only if paid ad campaigns are confirmed for Festival 2026 or Homeroom launch. Avoids cookie banner complexity for Phase 1.</w:t>
+        <w:rPr>
+          <w:b/>
+          <w:bCs/>
+        </w:rPr>
+        <w:t xml:space="preserve">Plausible only</w:t>
+      </w:r>
+      <w:r>
+        <w:t xml:space="preserve"> </w:t>
+      </w:r>
+      <w:r>
+        <w:t xml:space="preserve">for Phase 1. Add GA4 only if paid Google Ads campaigns are confirmed for Festival 2026 or Homeroom launch.</w:t>
+      </w:r>
+      <w:r>
+        <w:t xml:space="preserve"> </w:t>
+      </w:r>
+      <w:r>
+        <w:rPr>
+          <w:b/>
+          <w:bCs/>
+        </w:rPr>
+        <w:t xml:space="preserve">Microsoft Clarity</w:t>
+      </w:r>
+      <w:r>
+        <w:t xml:space="preserve"> </w:t>
+      </w:r>
+      <w:r>
+        <w:t xml:space="preserve">(heatmaps/session replay) may run alongside Plausible for CRO — it is not the primary analytics tool; see DECISION-002 for privacy wording.</w:t>
       </w:r>
     </w:p>
     <w:p>
@@ -296,13 +380,41 @@
           <w:b/>
           <w:bCs/>
         </w:rPr>
+        <w:t xml:space="preserve">Suggested choice:</w:t>
+      </w:r>
+      <w:r>
+        <w:t xml:space="preserve"> </w:t>
+      </w:r>
+      <w:r>
+        <w:t xml:space="preserve">Plausible only (add GA4 later if paid ads confirmed).</w:t>
+      </w:r>
+    </w:p>
+    <w:p>
+      <w:pPr>
+        <w:pStyle w:val="BodyText"/>
+      </w:pPr>
+      <w:r>
+        <w:rPr>
+          <w:b/>
+          <w:bCs/>
+        </w:rPr>
         <w:t xml:space="preserve">Decision:</w:t>
       </w:r>
       <w:r>
         <w:t xml:space="preserve"> </w:t>
       </w:r>
       <w:r>
-        <w:t xml:space="preserve">- [ ] Resolved — option chosen: _________________</w:t>
+        <w:t xml:space="preserve">- [ ] Signed off — option chosen:</w:t>
+      </w:r>
+      <w:r>
+        <w:t xml:space="preserve"> </w:t>
+      </w:r>
+      <w:r>
+        <w:rPr>
+          <w:b/>
+          <w:bCs/>
+        </w:rPr>
+        <w:t xml:space="preserve">Plausible only</w:t>
       </w:r>
       <w:r>
         <w:t xml:space="preserve"> </w:t>
@@ -318,8 +430,8 @@
         </w:pict>
       </w:r>
     </w:p>
-    <w:bookmarkEnd w:id="9"/>
-    <w:bookmarkStart w:id="10" w:name="decision-002-cookie-consent-mechanism"/>
+    <w:bookmarkEnd w:id="10"/>
+    <w:bookmarkStart w:id="11" w:name="decision-002-cookie-consent-mechanism"/>
     <w:p>
       <w:pPr>
         <w:pStyle w:val="Heading2"/>
@@ -542,7 +654,7 @@
         <w:t xml:space="preserve"> </w:t>
       </w:r>
       <w:r>
-        <w:t xml:space="preserve">Resolve DECISION-001 first. If GA4 is added, use</w:t>
+        <w:t xml:space="preserve">With</w:t>
       </w:r>
       <w:r>
         <w:t xml:space="preserve"> </w:t>
@@ -552,28 +664,57 @@
           <w:b/>
           <w:bCs/>
         </w:rPr>
+        <w:t xml:space="preserve">Plausible only</w:t>
+      </w:r>
+      <w:r>
+        <w:t xml:space="preserve"> </w:t>
+      </w:r>
+      <w:r>
+        <w:t xml:space="preserve">(DECISION-001):</w:t>
+      </w:r>
+      <w:r>
+        <w:t xml:space="preserve"> </w:t>
+      </w:r>
+      <w:r>
+        <w:rPr>
+          <w:b/>
+          <w:bCs/>
+        </w:rPr>
+        <w:t xml:space="preserve">no cookie banner</w:t>
+      </w:r>
+      <w:r>
+        <w:t xml:space="preserve">. Update</w:t>
+      </w:r>
+      <w:r>
+        <w:t xml:space="preserve"> </w:t>
+      </w:r>
+      <w:r>
+        <w:rPr>
+          <w:rStyle w:val="VerbatimChar"/>
+        </w:rPr>
+        <w:t xml:space="preserve">/privacy</w:t>
+      </w:r>
+      <w:r>
+        <w:t xml:space="preserve"> </w:t>
+      </w:r>
+      <w:r>
+        <w:t xml:space="preserve">to disclose Plausible (cookieless) and, if Clarity is enabled, that Clarity uses first-party session cookies for heatmaps — no personal data sold. If GA4 is added later, adopt</w:t>
+      </w:r>
+      <w:r>
+        <w:t xml:space="preserve"> </w:t>
+      </w:r>
+      <w:r>
+        <w:rPr>
+          <w:b/>
+          <w:bCs/>
+        </w:rPr>
         <w:t xml:space="preserve">Osano</w:t>
       </w:r>
       <w:r>
         <w:t xml:space="preserve"> </w:t>
       </w:r>
       <w:r>
-        <w:t xml:space="preserve">(free tier, GDPR/CCPA, no external scripts needed). If Plausible only: no banner, update</w:t>
-      </w:r>
-      <w:r>
-        <w:t xml:space="preserve"> </w:t>
-      </w:r>
-      <w:r>
-        <w:rPr>
-          <w:rStyle w:val="VerbatimChar"/>
-        </w:rPr>
-        <w:t xml:space="preserve">/privacy</w:t>
-      </w:r>
-      <w:r>
-        <w:t xml:space="preserve"> </w:t>
-      </w:r>
-      <w:r>
-        <w:t xml:space="preserve">to state cookieless analytics are in use.</w:t>
+        <w:t xml:space="preserve">(free tier).</w:t>
       </w:r>
     </w:p>
     <w:p>
@@ -585,13 +726,41 @@
           <w:b/>
           <w:bCs/>
         </w:rPr>
+        <w:t xml:space="preserve">Suggested choice:</w:t>
+      </w:r>
+      <w:r>
+        <w:t xml:space="preserve"> </w:t>
+      </w:r>
+      <w:r>
+        <w:t xml:space="preserve">No banner for Phase 1; privacy policy disclosure only.</w:t>
+      </w:r>
+    </w:p>
+    <w:p>
+      <w:pPr>
+        <w:pStyle w:val="BodyText"/>
+      </w:pPr>
+      <w:r>
+        <w:rPr>
+          <w:b/>
+          <w:bCs/>
+        </w:rPr>
         <w:t xml:space="preserve">Decision:</w:t>
       </w:r>
       <w:r>
         <w:t xml:space="preserve"> </w:t>
       </w:r>
       <w:r>
-        <w:t xml:space="preserve">- [ ] Resolved — option chosen: _________________</w:t>
+        <w:t xml:space="preserve">- [ ] Signed off — option chosen:</w:t>
+      </w:r>
+      <w:r>
+        <w:t xml:space="preserve"> </w:t>
+      </w:r>
+      <w:r>
+        <w:rPr>
+          <w:b/>
+          <w:bCs/>
+        </w:rPr>
+        <w:t xml:space="preserve">No banner — privacy policy disclosure only</w:t>
       </w:r>
       <w:r>
         <w:t xml:space="preserve"> </w:t>
@@ -607,8 +776,8 @@
         </w:pict>
       </w:r>
     </w:p>
-    <w:bookmarkEnd w:id="10"/>
-    <w:bookmarkStart w:id="11" w:name="X481b41fbfeacf5fe563d9b7c270f6f777e04373"/>
+    <w:bookmarkEnd w:id="11"/>
+    <w:bookmarkStart w:id="12" w:name="X481b41fbfeacf5fe563d9b7c270f6f777e04373"/>
     <w:p>
       <w:pPr>
         <w:pStyle w:val="Heading2"/>
@@ -1503,13 +1672,41 @@
           <w:b/>
           <w:bCs/>
         </w:rPr>
+        <w:t xml:space="preserve">Suggested choice:</w:t>
+      </w:r>
+      <w:r>
+        <w:t xml:space="preserve"> </w:t>
+      </w:r>
+      <w:r>
+        <w:t xml:space="preserve">Resend.</w:t>
+      </w:r>
+    </w:p>
+    <w:p>
+      <w:pPr>
+        <w:pStyle w:val="BodyText"/>
+      </w:pPr>
+      <w:r>
+        <w:rPr>
+          <w:b/>
+          <w:bCs/>
+        </w:rPr>
         <w:t xml:space="preserve">Decision:</w:t>
       </w:r>
       <w:r>
         <w:t xml:space="preserve"> </w:t>
       </w:r>
       <w:r>
-        <w:t xml:space="preserve">- [ ] Resolved — option chosen: _________________</w:t>
+        <w:t xml:space="preserve">- [ ] Signed off — option chosen:</w:t>
+      </w:r>
+      <w:r>
+        <w:t xml:space="preserve"> </w:t>
+      </w:r>
+      <w:r>
+        <w:rPr>
+          <w:b/>
+          <w:bCs/>
+        </w:rPr>
+        <w:t xml:space="preserve">Resend</w:t>
       </w:r>
       <w:r>
         <w:t xml:space="preserve"> </w:t>
@@ -1525,8 +1722,8 @@
         </w:pict>
       </w:r>
     </w:p>
-    <w:bookmarkEnd w:id="11"/>
-    <w:bookmarkStart w:id="12" w:name="Xf2cee39091bd41287262b8c09ab38edf305e2fe"/>
+    <w:bookmarkEnd w:id="12"/>
+    <w:bookmarkStart w:id="13" w:name="Xf2cee39091bd41287262b8c09ab38edf305e2fe"/>
     <w:p>
       <w:pPr>
         <w:pStyle w:val="Heading2"/>
@@ -2525,13 +2722,64 @@
           <w:b/>
           <w:bCs/>
         </w:rPr>
+        <w:t xml:space="preserve">Suggested choice:</w:t>
+      </w:r>
+      <w:r>
+        <w:t xml:space="preserve"> </w:t>
+      </w:r>
+      <w:r>
+        <w:rPr>
+          <w:rStyle w:val="VerbatimChar"/>
+        </w:rPr>
+        <w:t xml:space="preserve">@upstash/ratelimit</w:t>
+      </w:r>
+      <w:r>
+        <w:t xml:space="preserve"> </w:t>
+      </w:r>
+      <w:r>
+        <w:t xml:space="preserve">+ Upstash Redis (free tier).</w:t>
+      </w:r>
+    </w:p>
+    <w:p>
+      <w:pPr>
+        <w:pStyle w:val="BodyText"/>
+      </w:pPr>
+      <w:r>
+        <w:rPr>
+          <w:b/>
+          <w:bCs/>
+        </w:rPr>
         <w:t xml:space="preserve">Decision:</w:t>
       </w:r>
       <w:r>
         <w:t xml:space="preserve"> </w:t>
       </w:r>
       <w:r>
-        <w:t xml:space="preserve">- [ ] Resolved — option chosen: _________________</w:t>
+        <w:t xml:space="preserve">- [ ] Signed off — option chosen:</w:t>
+      </w:r>
+      <w:r>
+        <w:t xml:space="preserve"> </w:t>
+      </w:r>
+      <w:r>
+        <w:rPr>
+          <w:b/>
+          <w:bCs/>
+        </w:rPr>
+        <w:t xml:space="preserve">@upstash/ratelimit</w:t>
+      </w:r>
+      <w:r>
+        <w:rPr>
+          <w:b/>
+          <w:bCs/>
+        </w:rPr>
+        <w:t xml:space="preserve"> </w:t>
+      </w:r>
+      <w:r>
+        <w:rPr>
+          <w:b/>
+          <w:bCs/>
+        </w:rPr>
+        <w:t xml:space="preserve">+ Upstash Redis</w:t>
       </w:r>
       <w:r>
         <w:t xml:space="preserve"> </w:t>
@@ -2547,8 +2795,8 @@
         </w:pict>
       </w:r>
     </w:p>
-    <w:bookmarkEnd w:id="12"/>
-    <w:bookmarkStart w:id="13" w:name="decision-005-image-optimization-approach"/>
+    <w:bookmarkEnd w:id="13"/>
+    <w:bookmarkStart w:id="14" w:name="decision-005-image-optimization-approach"/>
     <w:p>
       <w:pPr>
         <w:pStyle w:val="Heading2"/>
@@ -2907,8 +3155,8 @@
         </w:pict>
       </w:r>
     </w:p>
-    <w:bookmarkEnd w:id="13"/>
-    <w:bookmarkStart w:id="14" w:name="Xa514edd0691a61a6cc1bb8e880514114051395c"/>
+    <w:bookmarkEnd w:id="14"/>
+    <w:bookmarkStart w:id="15" w:name="Xa514edd0691a61a6cc1bb8e880514114051395c"/>
     <w:p>
       <w:pPr>
         <w:pStyle w:val="Heading2"/>
@@ -3209,8 +3457,8 @@
         </w:pict>
       </w:r>
     </w:p>
-    <w:bookmarkEnd w:id="14"/>
-    <w:bookmarkStart w:id="15" w:name="decision-log"/>
+    <w:bookmarkEnd w:id="15"/>
+    <w:bookmarkStart w:id="16" w:name="decision-log"/>
     <w:p>
       <w:pPr>
         <w:pStyle w:val="Heading2"/>
@@ -3222,15 +3470,16 @@
     <w:tbl>
       <w:tblPr>
         <w:tblStyle w:val="Table"/>
-        <w:tblW w:type="auto" w:w="0"/>
+        <w:tblW w:type="pct" w:w="5000"/>
+        <w:tblLayout w:type="fixed"/>
         <w:tblLook w:firstRow="1" w:lastRow="0" w:firstColumn="0" w:lastColumn="0" w:noHBand="0" w:noVBand="0" w:val="0020"/>
       </w:tblPr>
       <w:tblGrid>
-        <w:gridCol w:w="1584"/>
-        <w:gridCol w:w="1584"/>
-        <w:gridCol w:w="1584"/>
-        <w:gridCol w:w="1584"/>
-        <w:gridCol w:w="1584"/>
+        <w:gridCol w:w="678"/>
+        <w:gridCol w:w="2262"/>
+        <w:gridCol w:w="1810"/>
+        <w:gridCol w:w="1357"/>
+        <w:gridCol w:w="1810"/>
       </w:tblGrid>
       <w:tr>
         <w:trPr>
@@ -3322,7 +3571,11 @@
               <w:pStyle w:val="Compact"/>
             </w:pPr>
             <w:r>
-              <w:t xml:space="preserve">Open</w:t>
+              <w:rPr>
+                <w:b/>
+                <w:bCs/>
+              </w:rPr>
+              <w:t xml:space="preserve">Recommended</w:t>
             </w:r>
           </w:p>
         </w:tc>
@@ -3344,7 +3597,7 @@
               <w:pStyle w:val="Compact"/>
             </w:pPr>
             <w:r>
-              <w:t xml:space="preserve">—</w:t>
+              <w:t xml:space="preserve">Plausible only</w:t>
             </w:r>
           </w:p>
         </w:tc>
@@ -3379,7 +3632,11 @@
               <w:pStyle w:val="Compact"/>
             </w:pPr>
             <w:r>
-              <w:t xml:space="preserve">Open</w:t>
+              <w:rPr>
+                <w:b/>
+                <w:bCs/>
+              </w:rPr>
+              <w:t xml:space="preserve">Recommended</w:t>
             </w:r>
           </w:p>
         </w:tc>
@@ -3401,7 +3658,7 @@
               <w:pStyle w:val="Compact"/>
             </w:pPr>
             <w:r>
-              <w:t xml:space="preserve">—</w:t>
+              <w:t xml:space="preserve">No banner — privacy policy disclosure only</w:t>
             </w:r>
           </w:p>
         </w:tc>
@@ -3436,7 +3693,11 @@
               <w:pStyle w:val="Compact"/>
             </w:pPr>
             <w:r>
-              <w:t xml:space="preserve">Open</w:t>
+              <w:rPr>
+                <w:b/>
+                <w:bCs/>
+              </w:rPr>
+              <w:t xml:space="preserve">Recommended</w:t>
             </w:r>
           </w:p>
         </w:tc>
@@ -3458,7 +3719,7 @@
               <w:pStyle w:val="Compact"/>
             </w:pPr>
             <w:r>
-              <w:t xml:space="preserve">—</w:t>
+              <w:t xml:space="preserve">Resend</w:t>
             </w:r>
           </w:p>
         </w:tc>
@@ -3493,7 +3754,11 @@
               <w:pStyle w:val="Compact"/>
             </w:pPr>
             <w:r>
-              <w:t xml:space="preserve">Open</w:t>
+              <w:rPr>
+                <w:b/>
+                <w:bCs/>
+              </w:rPr>
+              <w:t xml:space="preserve">Recommended</w:t>
             </w:r>
           </w:p>
         </w:tc>
@@ -3515,7 +3780,13 @@
               <w:pStyle w:val="Compact"/>
             </w:pPr>
             <w:r>
-              <w:t xml:space="preserve">—</w:t>
+              <w:t xml:space="preserve">@upstash/ratelimit</w:t>
+            </w:r>
+            <w:r>
+              <w:t xml:space="preserve"> </w:t>
+            </w:r>
+            <w:r>
+              <w:t xml:space="preserve">+ Upstash Redis</w:t>
             </w:r>
           </w:p>
         </w:tc>
@@ -3635,8 +3906,8 @@
         </w:tc>
       </w:tr>
     </w:tbl>
-    <w:bookmarkEnd w:id="15"/>
     <w:bookmarkEnd w:id="16"/>
+    <w:bookmarkEnd w:id="17"/>
     <w:sectPr>
       <w:footnotePr>
         <w:numRestart w:val="eachSect"/>

--- a/docs/planning/DECISIONS.docx
+++ b/docs/planning/DECISIONS.docx
@@ -2,6 +2,84 @@
 <file path=word/document.xml><?xml version="1.0" encoding="utf-8"?>
 <w:document xmlns:w="http://schemas.openxmlformats.org/wordprocessingml/2006/main" xmlns:m="http://schemas.openxmlformats.org/officeDocument/2006/math" xmlns:r="http://schemas.openxmlformats.org/officeDocument/2006/relationships" xmlns:o="urn:schemas-microsoft-com:office:office" xmlns:v="urn:schemas-microsoft-com:vml" xmlns:w10="urn:schemas-microsoft-com:office:word" xmlns:a="http://schemas.openxmlformats.org/drawingml/2006/main" xmlns:pic="http://schemas.openxmlformats.org/drawingml/2006/picture" xmlns:wp="http://schemas.openxmlformats.org/drawingml/2006/wordprocessingDrawing">
   <w:body>
+    <w:p>
+      <w:pPr>
+        <w:spacing w:before="80" w:after="240"/>
+        <w:shd w:val="clear" w:color="auto" w:fill="02374f"/>
+      </w:pPr>
+      <w:r>
+        <w:rPr>
+          <w:rFonts w:ascii="Calibri" w:hAnsi="Calibri"/>
+          <w:sz w:val="18"/>
+          <w:szCs w:val="18"/>
+          <w:color w:val="1FAFC0"/>
+          <w:i/>
+        </w:rPr>
+        <w:t xml:space="preserve">The Contentment Foundation · contentment.org</w:t>
+      </w:r>
+    </w:p>
+    <w:p>
+      <w:pPr>
+        <w:spacing w:before="40" w:after="40"/>
+        <w:shd w:val="clear" w:color="auto" w:fill="02374f"/>
+      </w:pPr>
+      <w:r>
+        <w:rPr>
+          <w:rFonts w:ascii="Calibri" w:hAnsi="Calibri"/>
+          <w:sz w:val="18"/>
+          <w:szCs w:val="18"/>
+          <w:color w:val="FFFFFF"/>
+        </w:rPr>
+        <w:t xml:space="preserve">Prepared by: Somesh Bhardwaj · Sr. System Admin, Full Stack AI Engineer</w:t>
+      </w:r>
+    </w:p>
+    <w:p>
+      <w:pPr>
+        <w:spacing w:before="40" w:after="80"/>
+        <w:shd w:val="clear" w:color="auto" w:fill="02374f"/>
+      </w:pPr>
+      <w:r>
+        <w:rPr>
+          <w:rFonts w:ascii="Calibri" w:hAnsi="Calibri"/>
+          <w:sz w:val="22"/>
+          <w:szCs w:val="22"/>
+          <w:color w:val="BFEEF5"/>
+          <w:i/>
+        </w:rPr>
+        <w:t xml:space="preserve">Q2 2026 · Must be resolved before development starts</w:t>
+      </w:r>
+    </w:p>
+    <w:p>
+      <w:pPr>
+        <w:spacing w:before="280" w:after="80"/>
+        <w:shd w:val="clear" w:color="auto" w:fill="02374f"/>
+      </w:pPr>
+      <w:r>
+        <w:rPr>
+          <w:rFonts w:ascii="Calibri" w:hAnsi="Calibri"/>
+          <w:sz w:val="40"/>
+          <w:szCs w:val="40"/>
+          <w:color w:val="FFFFFF"/>
+          <w:b/>
+        </w:rPr>
+        <w:t xml:space="preserve">Open Technical Decisions</w:t>
+      </w:r>
+    </w:p>
+    <w:p>
+      <w:pPr>
+        <w:spacing w:before="0" w:after="0"/>
+        <w:shd w:val="clear" w:color="auto" w:fill="02374f"/>
+      </w:pPr>
+      <w:r>
+        <w:rPr>
+          <w:rFonts w:ascii="Calibri" w:hAnsi="Calibri"/>
+          <w:sz w:val="12"/>
+          <w:szCs w:val="12"/>
+          <w:color w:val="FFFFFF"/>
+        </w:rPr>
+        <w:t xml:space="preserve"/>
+      </w:r>
+    </w:p>
     <w:bookmarkStart w:id="17" w:name="open-technical-decisions-contentment.org"/>
     <w:p>
       <w:pPr>
@@ -14,78 +92,142 @@
     <w:p>
       <w:pPr>
         <w:pStyle w:val="BlockText"/>
+        <w:spacing w:before="80" w:after="80"/>
+        <w:ind w:left="454" w:right="454"/>
       </w:pPr>
       <w:r>
         <w:rPr>
           <w:b/>
           <w:bCs/>
+          <w:i/>
+          <w:color w:val="0080B0"/>
         </w:rPr>
         <w:t xml:space="preserve">Status:</w:t>
       </w:r>
       <w:r>
-        <w:t xml:space="preserve"> </w:t>
-      </w:r>
-      <w:r>
+        <w:rPr>
+          <w:i/>
+          <w:color w:val="0080B0"/>
+        </w:rPr>
+        <w:t xml:space="preserve"> </w:t>
+      </w:r>
+      <w:r>
+        <w:rPr>
+          <w:i/>
+          <w:color w:val="0080B0"/>
+        </w:rPr>
         <w:t xml:space="preserve">Draft — recommendations recorded for 001–004; awaiting team sign-off</w:t>
       </w:r>
       <w:r>
+        <w:rPr>
+          <w:i/>
+          <w:color w:val="0080B0"/>
+        </w:rPr>
         <w:br/>
       </w:r>
       <w:r>
         <w:rPr>
           <w:b/>
           <w:bCs/>
+          <w:i/>
+          <w:color w:val="0080B0"/>
         </w:rPr>
         <w:t xml:space="preserve">Last updated:</w:t>
       </w:r>
       <w:r>
-        <w:t xml:space="preserve"> </w:t>
-      </w:r>
-      <w:r>
+        <w:rPr>
+          <w:i/>
+          <w:color w:val="0080B0"/>
+        </w:rPr>
+        <w:t xml:space="preserve"> </w:t>
+      </w:r>
+      <w:r>
+        <w:rPr>
+          <w:i/>
+          <w:color w:val="0080B0"/>
+        </w:rPr>
         <w:t xml:space="preserve">June 2026</w:t>
       </w:r>
       <w:r>
+        <w:rPr>
+          <w:i/>
+          <w:color w:val="0080B0"/>
+        </w:rPr>
         <w:br/>
       </w:r>
       <w:r>
         <w:rPr>
           <w:b/>
           <w:bCs/>
+          <w:i/>
+          <w:color w:val="0080B0"/>
         </w:rPr>
         <w:t xml:space="preserve">Owner:</w:t>
       </w:r>
       <w:r>
-        <w:t xml:space="preserve"> </w:t>
-      </w:r>
-      <w:r>
+        <w:rPr>
+          <w:i/>
+          <w:color w:val="0080B0"/>
+        </w:rPr>
+        <w:t xml:space="preserve"> </w:t>
+      </w:r>
+      <w:r>
+        <w:rPr>
+          <w:i/>
+          <w:color w:val="0080B0"/>
+        </w:rPr>
         <w:t xml:space="preserve">Somesh Bhardwaj · Sr. System Admin, Full Stack AI Engineer</w:t>
       </w:r>
       <w:r>
+        <w:rPr>
+          <w:i/>
+          <w:color w:val="0080B0"/>
+        </w:rPr>
         <w:br/>
       </w:r>
       <w:r>
         <w:rPr>
           <w:b/>
           <w:bCs/>
+          <w:i/>
+          <w:color w:val="0080B0"/>
         </w:rPr>
         <w:t xml:space="preserve">Location:</w:t>
       </w:r>
       <w:r>
+        <w:rPr>
+          <w:i/>
+          <w:color w:val="0080B0"/>
+        </w:rPr>
         <w:t xml:space="preserve"> </w:t>
       </w:r>
       <w:r>
         <w:rPr>
           <w:rStyle w:val="VerbatimChar"/>
+          <w:i/>
+          <w:color w:val="0080B0"/>
         </w:rPr>
         <w:t xml:space="preserve">docs/planning/DECISIONS.md</w:t>
       </w:r>
       <w:r>
-        <w:t xml:space="preserve"> </w:t>
-      </w:r>
-      <w:r>
+        <w:rPr>
+          <w:i/>
+          <w:color w:val="0080B0"/>
+        </w:rPr>
+        <w:t xml:space="preserve"> </w:t>
+      </w:r>
+      <w:r>
+        <w:rPr>
+          <w:i/>
+          <w:color w:val="0080B0"/>
+        </w:rPr>
         <w:t xml:space="preserve">(also linked from</w:t>
       </w:r>
       <w:r>
+        <w:rPr>
+          <w:i/>
+          <w:color w:val="0080B0"/>
+        </w:rPr>
         <w:t xml:space="preserve"> </w:t>
       </w:r>
       <w:hyperlink r:id="rId9">
@@ -97,9 +239,17 @@
         </w:r>
       </w:hyperlink>
       <w:r>
-        <w:t xml:space="preserve"> </w:t>
-      </w:r>
-      <w:r>
+        <w:rPr>
+          <w:i/>
+          <w:color w:val="0080B0"/>
+        </w:rPr>
+        <w:t xml:space="preserve"> </w:t>
+      </w:r>
+      <w:r>
+        <w:rPr>
+          <w:i/>
+          <w:color w:val="0080B0"/>
+        </w:rPr>
         <w:t xml:space="preserve">§15)</w:t>
       </w:r>
     </w:p>
@@ -178,34 +328,97 @@
           <w:tblHeader w:val="on"/>
         </w:trPr>
         <w:tc>
-          <w:tcPr/>
-          <w:p>
-            <w:pPr>
-              <w:pStyle w:val="Compact"/>
-            </w:pPr>
-            <w:r>
+          <w:tcPr>
+            <w:shd w:val="clear" w:color="auto" w:fill="02374f"/>
+            <w:tcBorders>
+              <w:top w:val="single" w:sz="4" w:space="0" w:color="D1D9DC"/>
+              <w:left w:val="single" w:sz="4" w:space="0" w:color="D1D9DC"/>
+              <w:bottom w:val="single" w:sz="4" w:space="0" w:color="D1D9DC"/>
+              <w:right w:val="single" w:sz="4" w:space="0" w:color="D1D9DC"/>
+            </w:tcBorders>
+            <w:tcMar>
+              <w:top w:w="60" w:type="dxa"/>
+              <w:bottom w:w="60" w:type="dxa"/>
+              <w:left w:w="115" w:type="dxa"/>
+              <w:right w:w="115" w:type="dxa"/>
+            </w:tcMar>
+          </w:tcPr>
+          <w:p>
+            <w:pPr>
+              <w:pStyle w:val="Compact"/>
+              <w:spacing w:before="20" w:after="20"/>
+            </w:pPr>
+            <w:r>
+              <w:rPr>
+                <w:rFonts w:ascii="Calibri" w:hAnsi="Calibri"/>
+                <w:b/>
+                <w:color w:val="FFFFFF"/>
+                <w:sz w:val="19"/>
+              </w:rPr>
               <w:t xml:space="preserve">Option</w:t>
             </w:r>
           </w:p>
         </w:tc>
         <w:tc>
-          <w:tcPr/>
-          <w:p>
-            <w:pPr>
-              <w:pStyle w:val="Compact"/>
-            </w:pPr>
-            <w:r>
+          <w:tcPr>
+            <w:shd w:val="clear" w:color="auto" w:fill="02374f"/>
+            <w:tcBorders>
+              <w:top w:val="single" w:sz="4" w:space="0" w:color="D1D9DC"/>
+              <w:left w:val="single" w:sz="4" w:space="0" w:color="D1D9DC"/>
+              <w:bottom w:val="single" w:sz="4" w:space="0" w:color="D1D9DC"/>
+              <w:right w:val="single" w:sz="4" w:space="0" w:color="D1D9DC"/>
+            </w:tcBorders>
+            <w:tcMar>
+              <w:top w:w="60" w:type="dxa"/>
+              <w:bottom w:w="60" w:type="dxa"/>
+              <w:left w:w="115" w:type="dxa"/>
+              <w:right w:w="115" w:type="dxa"/>
+            </w:tcMar>
+          </w:tcPr>
+          <w:p>
+            <w:pPr>
+              <w:pStyle w:val="Compact"/>
+              <w:spacing w:before="20" w:after="20"/>
+            </w:pPr>
+            <w:r>
+              <w:rPr>
+                <w:rFonts w:ascii="Calibri" w:hAnsi="Calibri"/>
+                <w:b/>
+                <w:color w:val="FFFFFF"/>
+                <w:sz w:val="19"/>
+              </w:rPr>
               <w:t xml:space="preserve">Description</w:t>
             </w:r>
           </w:p>
         </w:tc>
         <w:tc>
-          <w:tcPr/>
-          <w:p>
-            <w:pPr>
-              <w:pStyle w:val="Compact"/>
-            </w:pPr>
-            <w:r>
+          <w:tcPr>
+            <w:shd w:val="clear" w:color="auto" w:fill="02374f"/>
+            <w:tcBorders>
+              <w:top w:val="single" w:sz="4" w:space="0" w:color="D1D9DC"/>
+              <w:left w:val="single" w:sz="4" w:space="0" w:color="D1D9DC"/>
+              <w:bottom w:val="single" w:sz="4" w:space="0" w:color="D1D9DC"/>
+              <w:right w:val="single" w:sz="4" w:space="0" w:color="D1D9DC"/>
+            </w:tcBorders>
+            <w:tcMar>
+              <w:top w:w="60" w:type="dxa"/>
+              <w:bottom w:w="60" w:type="dxa"/>
+              <w:left w:w="115" w:type="dxa"/>
+              <w:right w:w="115" w:type="dxa"/>
+            </w:tcMar>
+          </w:tcPr>
+          <w:p>
+            <w:pPr>
+              <w:pStyle w:val="Compact"/>
+              <w:spacing w:before="20" w:after="20"/>
+            </w:pPr>
+            <w:r>
+              <w:rPr>
+                <w:rFonts w:ascii="Calibri" w:hAnsi="Calibri"/>
+                <w:b/>
+                <w:color w:val="FFFFFF"/>
+                <w:sz w:val="19"/>
+              </w:rPr>
               <w:t xml:space="preserve">Cookie banner needed?</w:t>
             </w:r>
           </w:p>
@@ -213,44 +426,112 @@
       </w:tr>
       <w:tr>
         <w:tc>
-          <w:tcPr/>
-          <w:p>
-            <w:pPr>
-              <w:pStyle w:val="Compact"/>
-            </w:pPr>
-            <w:r>
-              <w:rPr>
+          <w:tcPr>
+            <w:shd w:val="clear" w:color="auto" w:fill="FFFFFF"/>
+            <w:tcBorders>
+              <w:top w:val="single" w:sz="4" w:space="0" w:color="D1D9DC"/>
+              <w:left w:val="single" w:sz="4" w:space="0" w:color="D1D9DC"/>
+              <w:bottom w:val="single" w:sz="4" w:space="0" w:color="D1D9DC"/>
+              <w:right w:val="single" w:sz="4" w:space="0" w:color="D1D9DC"/>
+            </w:tcBorders>
+            <w:tcMar>
+              <w:top w:w="60" w:type="dxa"/>
+              <w:bottom w:w="60" w:type="dxa"/>
+              <w:left w:w="115" w:type="dxa"/>
+              <w:right w:w="115" w:type="dxa"/>
+            </w:tcMar>
+          </w:tcPr>
+          <w:p>
+            <w:pPr>
+              <w:pStyle w:val="Compact"/>
+              <w:spacing w:before="20" w:after="20"/>
+            </w:pPr>
+            <w:r>
+              <w:rPr>
+                <w:rFonts w:ascii="Calibri" w:hAnsi="Calibri"/>
                 <w:b/>
                 <w:bCs/>
+                <w:color w:val="3C3B43"/>
+                <w:sz w:val="19"/>
               </w:rPr>
               <w:t xml:space="preserve">Plausible only</w:t>
             </w:r>
             <w:r>
+              <w:rPr>
+                <w:rFonts w:ascii="Calibri" w:hAnsi="Calibri"/>
+                <w:color w:val="3C3B43"/>
+                <w:sz w:val="19"/>
+              </w:rPr>
               <w:t xml:space="preserve"> </w:t>
             </w:r>
             <w:r>
+              <w:rPr>
+                <w:rFonts w:ascii="Calibri" w:hAnsi="Calibri"/>
+                <w:color w:val="3C3B43"/>
+                <w:sz w:val="19"/>
+              </w:rPr>
               <w:t xml:space="preserve">(recommended)</w:t>
             </w:r>
           </w:p>
         </w:tc>
         <w:tc>
-          <w:tcPr/>
-          <w:p>
-            <w:pPr>
-              <w:pStyle w:val="Compact"/>
-            </w:pPr>
-            <w:r>
+          <w:tcPr>
+            <w:shd w:val="clear" w:color="auto" w:fill="FFFFFF"/>
+            <w:tcBorders>
+              <w:top w:val="single" w:sz="4" w:space="0" w:color="D1D9DC"/>
+              <w:left w:val="single" w:sz="4" w:space="0" w:color="D1D9DC"/>
+              <w:bottom w:val="single" w:sz="4" w:space="0" w:color="D1D9DC"/>
+              <w:right w:val="single" w:sz="4" w:space="0" w:color="D1D9DC"/>
+            </w:tcBorders>
+            <w:tcMar>
+              <w:top w:w="60" w:type="dxa"/>
+              <w:bottom w:w="60" w:type="dxa"/>
+              <w:left w:w="115" w:type="dxa"/>
+              <w:right w:w="115" w:type="dxa"/>
+            </w:tcMar>
+          </w:tcPr>
+          <w:p>
+            <w:pPr>
+              <w:pStyle w:val="Compact"/>
+              <w:spacing w:before="20" w:after="20"/>
+            </w:pPr>
+            <w:r>
+              <w:rPr>
+                <w:rFonts w:ascii="Calibri" w:hAnsi="Calibri"/>
+                <w:color w:val="3C3B43"/>
+                <w:sz w:val="19"/>
+              </w:rPr>
               <w:t xml:space="preserve">Privacy-first, GDPR compliant out of the box, &lt; 1 KB script, no cookie storage</w:t>
             </w:r>
           </w:p>
         </w:tc>
         <w:tc>
-          <w:tcPr/>
-          <w:p>
-            <w:pPr>
-              <w:pStyle w:val="Compact"/>
-            </w:pPr>
-            <w:r>
+          <w:tcPr>
+            <w:shd w:val="clear" w:color="auto" w:fill="FFFFFF"/>
+            <w:tcBorders>
+              <w:top w:val="single" w:sz="4" w:space="0" w:color="D1D9DC"/>
+              <w:left w:val="single" w:sz="4" w:space="0" w:color="D1D9DC"/>
+              <w:bottom w:val="single" w:sz="4" w:space="0" w:color="D1D9DC"/>
+              <w:right w:val="single" w:sz="4" w:space="0" w:color="D1D9DC"/>
+            </w:tcBorders>
+            <w:tcMar>
+              <w:top w:w="60" w:type="dxa"/>
+              <w:bottom w:w="60" w:type="dxa"/>
+              <w:left w:w="115" w:type="dxa"/>
+              <w:right w:w="115" w:type="dxa"/>
+            </w:tcMar>
+          </w:tcPr>
+          <w:p>
+            <w:pPr>
+              <w:pStyle w:val="Compact"/>
+              <w:spacing w:before="20" w:after="20"/>
+            </w:pPr>
+            <w:r>
+              <w:rPr>
+                <w:rFonts w:ascii="Calibri" w:hAnsi="Calibri"/>
+                <w:color w:val="3C3B43"/>
+                <w:sz w:val="19"/>
+              </w:rPr>
               <w:t xml:space="preserve">No</w:t>
             </w:r>
           </w:p>
@@ -258,34 +539,94 @@
       </w:tr>
       <w:tr>
         <w:tc>
-          <w:tcPr/>
-          <w:p>
-            <w:pPr>
-              <w:pStyle w:val="Compact"/>
-            </w:pPr>
-            <w:r>
+          <w:tcPr>
+            <w:shd w:val="clear" w:color="auto" w:fill="E8F1F2"/>
+            <w:tcBorders>
+              <w:top w:val="single" w:sz="4" w:space="0" w:color="D1D9DC"/>
+              <w:left w:val="single" w:sz="4" w:space="0" w:color="D1D9DC"/>
+              <w:bottom w:val="single" w:sz="4" w:space="0" w:color="D1D9DC"/>
+              <w:right w:val="single" w:sz="4" w:space="0" w:color="D1D9DC"/>
+            </w:tcBorders>
+            <w:tcMar>
+              <w:top w:w="60" w:type="dxa"/>
+              <w:bottom w:w="60" w:type="dxa"/>
+              <w:left w:w="115" w:type="dxa"/>
+              <w:right w:w="115" w:type="dxa"/>
+            </w:tcMar>
+          </w:tcPr>
+          <w:p>
+            <w:pPr>
+              <w:pStyle w:val="Compact"/>
+              <w:spacing w:before="20" w:after="20"/>
+            </w:pPr>
+            <w:r>
+              <w:rPr>
+                <w:rFonts w:ascii="Calibri" w:hAnsi="Calibri"/>
+                <w:color w:val="3C3B43"/>
+                <w:sz w:val="19"/>
+              </w:rPr>
               <w:t xml:space="preserve">Plausible + GA4</w:t>
             </w:r>
           </w:p>
         </w:tc>
         <w:tc>
-          <w:tcPr/>
-          <w:p>
-            <w:pPr>
-              <w:pStyle w:val="Compact"/>
-            </w:pPr>
-            <w:r>
+          <w:tcPr>
+            <w:shd w:val="clear" w:color="auto" w:fill="E8F1F2"/>
+            <w:tcBorders>
+              <w:top w:val="single" w:sz="4" w:space="0" w:color="D1D9DC"/>
+              <w:left w:val="single" w:sz="4" w:space="0" w:color="D1D9DC"/>
+              <w:bottom w:val="single" w:sz="4" w:space="0" w:color="D1D9DC"/>
+              <w:right w:val="single" w:sz="4" w:space="0" w:color="D1D9DC"/>
+            </w:tcBorders>
+            <w:tcMar>
+              <w:top w:w="60" w:type="dxa"/>
+              <w:bottom w:w="60" w:type="dxa"/>
+              <w:left w:w="115" w:type="dxa"/>
+              <w:right w:w="115" w:type="dxa"/>
+            </w:tcMar>
+          </w:tcPr>
+          <w:p>
+            <w:pPr>
+              <w:pStyle w:val="Compact"/>
+              <w:spacing w:before="20" w:after="20"/>
+            </w:pPr>
+            <w:r>
+              <w:rPr>
+                <w:rFonts w:ascii="Calibri" w:hAnsi="Calibri"/>
+                <w:color w:val="3C3B43"/>
+                <w:sz w:val="19"/>
+              </w:rPr>
               <w:t xml:space="preserve">Plausible as primary, GA4 only if paid Google Ads are running</w:t>
             </w:r>
           </w:p>
         </w:tc>
         <w:tc>
-          <w:tcPr/>
-          <w:p>
-            <w:pPr>
-              <w:pStyle w:val="Compact"/>
-            </w:pPr>
-            <w:r>
+          <w:tcPr>
+            <w:shd w:val="clear" w:color="auto" w:fill="E8F1F2"/>
+            <w:tcBorders>
+              <w:top w:val="single" w:sz="4" w:space="0" w:color="D1D9DC"/>
+              <w:left w:val="single" w:sz="4" w:space="0" w:color="D1D9DC"/>
+              <w:bottom w:val="single" w:sz="4" w:space="0" w:color="D1D9DC"/>
+              <w:right w:val="single" w:sz="4" w:space="0" w:color="D1D9DC"/>
+            </w:tcBorders>
+            <w:tcMar>
+              <w:top w:w="60" w:type="dxa"/>
+              <w:bottom w:w="60" w:type="dxa"/>
+              <w:left w:w="115" w:type="dxa"/>
+              <w:right w:w="115" w:type="dxa"/>
+            </w:tcMar>
+          </w:tcPr>
+          <w:p>
+            <w:pPr>
+              <w:pStyle w:val="Compact"/>
+              <w:spacing w:before="20" w:after="20"/>
+            </w:pPr>
+            <w:r>
+              <w:rPr>
+                <w:rFonts w:ascii="Calibri" w:hAnsi="Calibri"/>
+                <w:color w:val="3C3B43"/>
+                <w:sz w:val="19"/>
+              </w:rPr>
               <w:t xml:space="preserve">Yes — GA4 sets cookies</w:t>
             </w:r>
           </w:p>
@@ -293,34 +634,94 @@
       </w:tr>
       <w:tr>
         <w:tc>
-          <w:tcPr/>
-          <w:p>
-            <w:pPr>
-              <w:pStyle w:val="Compact"/>
-            </w:pPr>
-            <w:r>
+          <w:tcPr>
+            <w:shd w:val="clear" w:color="auto" w:fill="FFFFFF"/>
+            <w:tcBorders>
+              <w:top w:val="single" w:sz="4" w:space="0" w:color="D1D9DC"/>
+              <w:left w:val="single" w:sz="4" w:space="0" w:color="D1D9DC"/>
+              <w:bottom w:val="single" w:sz="4" w:space="0" w:color="D1D9DC"/>
+              <w:right w:val="single" w:sz="4" w:space="0" w:color="D1D9DC"/>
+            </w:tcBorders>
+            <w:tcMar>
+              <w:top w:w="60" w:type="dxa"/>
+              <w:bottom w:w="60" w:type="dxa"/>
+              <w:left w:w="115" w:type="dxa"/>
+              <w:right w:w="115" w:type="dxa"/>
+            </w:tcMar>
+          </w:tcPr>
+          <w:p>
+            <w:pPr>
+              <w:pStyle w:val="Compact"/>
+              <w:spacing w:before="20" w:after="20"/>
+            </w:pPr>
+            <w:r>
+              <w:rPr>
+                <w:rFonts w:ascii="Calibri" w:hAnsi="Calibri"/>
+                <w:color w:val="3C3B43"/>
+                <w:sz w:val="19"/>
+              </w:rPr>
               <w:t xml:space="preserve">GA4 only</w:t>
             </w:r>
           </w:p>
         </w:tc>
         <w:tc>
-          <w:tcPr/>
-          <w:p>
-            <w:pPr>
-              <w:pStyle w:val="Compact"/>
-            </w:pPr>
-            <w:r>
+          <w:tcPr>
+            <w:shd w:val="clear" w:color="auto" w:fill="FFFFFF"/>
+            <w:tcBorders>
+              <w:top w:val="single" w:sz="4" w:space="0" w:color="D1D9DC"/>
+              <w:left w:val="single" w:sz="4" w:space="0" w:color="D1D9DC"/>
+              <w:bottom w:val="single" w:sz="4" w:space="0" w:color="D1D9DC"/>
+              <w:right w:val="single" w:sz="4" w:space="0" w:color="D1D9DC"/>
+            </w:tcBorders>
+            <w:tcMar>
+              <w:top w:w="60" w:type="dxa"/>
+              <w:bottom w:w="60" w:type="dxa"/>
+              <w:left w:w="115" w:type="dxa"/>
+              <w:right w:w="115" w:type="dxa"/>
+            </w:tcMar>
+          </w:tcPr>
+          <w:p>
+            <w:pPr>
+              <w:pStyle w:val="Compact"/>
+              <w:spacing w:before="20" w:after="20"/>
+            </w:pPr>
+            <w:r>
+              <w:rPr>
+                <w:rFonts w:ascii="Calibri" w:hAnsi="Calibri"/>
+                <w:color w:val="3C3B43"/>
+                <w:sz w:val="19"/>
+              </w:rPr>
               <w:t xml:space="preserve">Full Google stack; needed for advanced audiences and Google Ads</w:t>
             </w:r>
           </w:p>
         </w:tc>
         <w:tc>
-          <w:tcPr/>
-          <w:p>
-            <w:pPr>
-              <w:pStyle w:val="Compact"/>
-            </w:pPr>
-            <w:r>
+          <w:tcPr>
+            <w:shd w:val="clear" w:color="auto" w:fill="FFFFFF"/>
+            <w:tcBorders>
+              <w:top w:val="single" w:sz="4" w:space="0" w:color="D1D9DC"/>
+              <w:left w:val="single" w:sz="4" w:space="0" w:color="D1D9DC"/>
+              <w:bottom w:val="single" w:sz="4" w:space="0" w:color="D1D9DC"/>
+              <w:right w:val="single" w:sz="4" w:space="0" w:color="D1D9DC"/>
+            </w:tcBorders>
+            <w:tcMar>
+              <w:top w:w="60" w:type="dxa"/>
+              <w:bottom w:w="60" w:type="dxa"/>
+              <w:left w:w="115" w:type="dxa"/>
+              <w:right w:w="115" w:type="dxa"/>
+            </w:tcMar>
+          </w:tcPr>
+          <w:p>
+            <w:pPr>
+              <w:pStyle w:val="Compact"/>
+              <w:spacing w:before="20" w:after="20"/>
+            </w:pPr>
+            <w:r>
+              <w:rPr>
+                <w:rFonts w:ascii="Calibri" w:hAnsi="Calibri"/>
+                <w:color w:val="3C3B43"/>
+                <w:sz w:val="19"/>
+              </w:rPr>
               <w:t xml:space="preserve">Yes</w:t>
             </w:r>
           </w:p>
@@ -491,34 +892,97 @@
           <w:tblHeader w:val="on"/>
         </w:trPr>
         <w:tc>
-          <w:tcPr/>
-          <w:p>
-            <w:pPr>
-              <w:pStyle w:val="Compact"/>
-            </w:pPr>
-            <w:r>
+          <w:tcPr>
+            <w:shd w:val="clear" w:color="auto" w:fill="02374f"/>
+            <w:tcBorders>
+              <w:top w:val="single" w:sz="4" w:space="0" w:color="D1D9DC"/>
+              <w:left w:val="single" w:sz="4" w:space="0" w:color="D1D9DC"/>
+              <w:bottom w:val="single" w:sz="4" w:space="0" w:color="D1D9DC"/>
+              <w:right w:val="single" w:sz="4" w:space="0" w:color="D1D9DC"/>
+            </w:tcBorders>
+            <w:tcMar>
+              <w:top w:w="60" w:type="dxa"/>
+              <w:bottom w:w="60" w:type="dxa"/>
+              <w:left w:w="115" w:type="dxa"/>
+              <w:right w:w="115" w:type="dxa"/>
+            </w:tcMar>
+          </w:tcPr>
+          <w:p>
+            <w:pPr>
+              <w:pStyle w:val="Compact"/>
+              <w:spacing w:before="20" w:after="20"/>
+            </w:pPr>
+            <w:r>
+              <w:rPr>
+                <w:rFonts w:ascii="Calibri" w:hAnsi="Calibri"/>
+                <w:b/>
+                <w:color w:val="FFFFFF"/>
+                <w:sz w:val="19"/>
+              </w:rPr>
               <w:t xml:space="preserve">Scenario</w:t>
             </w:r>
           </w:p>
         </w:tc>
         <w:tc>
-          <w:tcPr/>
-          <w:p>
-            <w:pPr>
-              <w:pStyle w:val="Compact"/>
-            </w:pPr>
-            <w:r>
+          <w:tcPr>
+            <w:shd w:val="clear" w:color="auto" w:fill="02374f"/>
+            <w:tcBorders>
+              <w:top w:val="single" w:sz="4" w:space="0" w:color="D1D9DC"/>
+              <w:left w:val="single" w:sz="4" w:space="0" w:color="D1D9DC"/>
+              <w:bottom w:val="single" w:sz="4" w:space="0" w:color="D1D9DC"/>
+              <w:right w:val="single" w:sz="4" w:space="0" w:color="D1D9DC"/>
+            </w:tcBorders>
+            <w:tcMar>
+              <w:top w:w="60" w:type="dxa"/>
+              <w:bottom w:w="60" w:type="dxa"/>
+              <w:left w:w="115" w:type="dxa"/>
+              <w:right w:w="115" w:type="dxa"/>
+            </w:tcMar>
+          </w:tcPr>
+          <w:p>
+            <w:pPr>
+              <w:pStyle w:val="Compact"/>
+              <w:spacing w:before="20" w:after="20"/>
+            </w:pPr>
+            <w:r>
+              <w:rPr>
+                <w:rFonts w:ascii="Calibri" w:hAnsi="Calibri"/>
+                <w:b/>
+                <w:color w:val="FFFFFF"/>
+                <w:sz w:val="19"/>
+              </w:rPr>
               <w:t xml:space="preserve">Required?</w:t>
             </w:r>
           </w:p>
         </w:tc>
         <w:tc>
-          <w:tcPr/>
-          <w:p>
-            <w:pPr>
-              <w:pStyle w:val="Compact"/>
-            </w:pPr>
-            <w:r>
+          <w:tcPr>
+            <w:shd w:val="clear" w:color="auto" w:fill="02374f"/>
+            <w:tcBorders>
+              <w:top w:val="single" w:sz="4" w:space="0" w:color="D1D9DC"/>
+              <w:left w:val="single" w:sz="4" w:space="0" w:color="D1D9DC"/>
+              <w:bottom w:val="single" w:sz="4" w:space="0" w:color="D1D9DC"/>
+              <w:right w:val="single" w:sz="4" w:space="0" w:color="D1D9DC"/>
+            </w:tcBorders>
+            <w:tcMar>
+              <w:top w:w="60" w:type="dxa"/>
+              <w:bottom w:w="60" w:type="dxa"/>
+              <w:left w:w="115" w:type="dxa"/>
+              <w:right w:w="115" w:type="dxa"/>
+            </w:tcMar>
+          </w:tcPr>
+          <w:p>
+            <w:pPr>
+              <w:pStyle w:val="Compact"/>
+              <w:spacing w:before="20" w:after="20"/>
+            </w:pPr>
+            <w:r>
+              <w:rPr>
+                <w:rFonts w:ascii="Calibri" w:hAnsi="Calibri"/>
+                <w:b/>
+                <w:color w:val="FFFFFF"/>
+                <w:sz w:val="19"/>
+              </w:rPr>
               <w:t xml:space="preserve">Tool</w:t>
             </w:r>
           </w:p>
@@ -526,34 +990,94 @@
       </w:tr>
       <w:tr>
         <w:tc>
-          <w:tcPr/>
-          <w:p>
-            <w:pPr>
-              <w:pStyle w:val="Compact"/>
-            </w:pPr>
-            <w:r>
+          <w:tcPr>
+            <w:shd w:val="clear" w:color="auto" w:fill="FFFFFF"/>
+            <w:tcBorders>
+              <w:top w:val="single" w:sz="4" w:space="0" w:color="D1D9DC"/>
+              <w:left w:val="single" w:sz="4" w:space="0" w:color="D1D9DC"/>
+              <w:bottom w:val="single" w:sz="4" w:space="0" w:color="D1D9DC"/>
+              <w:right w:val="single" w:sz="4" w:space="0" w:color="D1D9DC"/>
+            </w:tcBorders>
+            <w:tcMar>
+              <w:top w:w="60" w:type="dxa"/>
+              <w:bottom w:w="60" w:type="dxa"/>
+              <w:left w:w="115" w:type="dxa"/>
+              <w:right w:w="115" w:type="dxa"/>
+            </w:tcMar>
+          </w:tcPr>
+          <w:p>
+            <w:pPr>
+              <w:pStyle w:val="Compact"/>
+              <w:spacing w:before="20" w:after="20"/>
+            </w:pPr>
+            <w:r>
+              <w:rPr>
+                <w:rFonts w:ascii="Calibri" w:hAnsi="Calibri"/>
+                <w:color w:val="3C3B43"/>
+                <w:sz w:val="19"/>
+              </w:rPr>
               <w:t xml:space="preserve">Plausible only</w:t>
             </w:r>
           </w:p>
         </w:tc>
         <w:tc>
-          <w:tcPr/>
-          <w:p>
-            <w:pPr>
-              <w:pStyle w:val="Compact"/>
-            </w:pPr>
-            <w:r>
+          <w:tcPr>
+            <w:shd w:val="clear" w:color="auto" w:fill="FFFFFF"/>
+            <w:tcBorders>
+              <w:top w:val="single" w:sz="4" w:space="0" w:color="D1D9DC"/>
+              <w:left w:val="single" w:sz="4" w:space="0" w:color="D1D9DC"/>
+              <w:bottom w:val="single" w:sz="4" w:space="0" w:color="D1D9DC"/>
+              <w:right w:val="single" w:sz="4" w:space="0" w:color="D1D9DC"/>
+            </w:tcBorders>
+            <w:tcMar>
+              <w:top w:w="60" w:type="dxa"/>
+              <w:bottom w:w="60" w:type="dxa"/>
+              <w:left w:w="115" w:type="dxa"/>
+              <w:right w:w="115" w:type="dxa"/>
+            </w:tcMar>
+          </w:tcPr>
+          <w:p>
+            <w:pPr>
+              <w:pStyle w:val="Compact"/>
+              <w:spacing w:before="20" w:after="20"/>
+            </w:pPr>
+            <w:r>
+              <w:rPr>
+                <w:rFonts w:ascii="Calibri" w:hAnsi="Calibri"/>
+                <w:color w:val="3C3B43"/>
+                <w:sz w:val="19"/>
+              </w:rPr>
               <w:t xml:space="preserve">No — cookieless by default</w:t>
             </w:r>
           </w:p>
         </w:tc>
         <w:tc>
-          <w:tcPr/>
-          <w:p>
-            <w:pPr>
-              <w:pStyle w:val="Compact"/>
-            </w:pPr>
-            <w:r>
+          <w:tcPr>
+            <w:shd w:val="clear" w:color="auto" w:fill="FFFFFF"/>
+            <w:tcBorders>
+              <w:top w:val="single" w:sz="4" w:space="0" w:color="D1D9DC"/>
+              <w:left w:val="single" w:sz="4" w:space="0" w:color="D1D9DC"/>
+              <w:bottom w:val="single" w:sz="4" w:space="0" w:color="D1D9DC"/>
+              <w:right w:val="single" w:sz="4" w:space="0" w:color="D1D9DC"/>
+            </w:tcBorders>
+            <w:tcMar>
+              <w:top w:w="60" w:type="dxa"/>
+              <w:bottom w:w="60" w:type="dxa"/>
+              <w:left w:w="115" w:type="dxa"/>
+              <w:right w:w="115" w:type="dxa"/>
+            </w:tcMar>
+          </w:tcPr>
+          <w:p>
+            <w:pPr>
+              <w:pStyle w:val="Compact"/>
+              <w:spacing w:before="20" w:after="20"/>
+            </w:pPr>
+            <w:r>
+              <w:rPr>
+                <w:rFonts w:ascii="Calibri" w:hAnsi="Calibri"/>
+                <w:color w:val="3C3B43"/>
+                <w:sz w:val="19"/>
+              </w:rPr>
               <w:t xml:space="preserve">No banner needed</w:t>
             </w:r>
           </w:p>
@@ -561,42 +1085,110 @@
       </w:tr>
       <w:tr>
         <w:tc>
-          <w:tcPr/>
-          <w:p>
-            <w:pPr>
-              <w:pStyle w:val="Compact"/>
-            </w:pPr>
-            <w:r>
+          <w:tcPr>
+            <w:shd w:val="clear" w:color="auto" w:fill="E8F1F2"/>
+            <w:tcBorders>
+              <w:top w:val="single" w:sz="4" w:space="0" w:color="D1D9DC"/>
+              <w:left w:val="single" w:sz="4" w:space="0" w:color="D1D9DC"/>
+              <w:bottom w:val="single" w:sz="4" w:space="0" w:color="D1D9DC"/>
+              <w:right w:val="single" w:sz="4" w:space="0" w:color="D1D9DC"/>
+            </w:tcBorders>
+            <w:tcMar>
+              <w:top w:w="60" w:type="dxa"/>
+              <w:bottom w:w="60" w:type="dxa"/>
+              <w:left w:w="115" w:type="dxa"/>
+              <w:right w:w="115" w:type="dxa"/>
+            </w:tcMar>
+          </w:tcPr>
+          <w:p>
+            <w:pPr>
+              <w:pStyle w:val="Compact"/>
+              <w:spacing w:before="20" w:after="20"/>
+            </w:pPr>
+            <w:r>
+              <w:rPr>
+                <w:rFonts w:ascii="Calibri" w:hAnsi="Calibri"/>
+                <w:color w:val="3C3B43"/>
+                <w:sz w:val="19"/>
+              </w:rPr>
               <w:t xml:space="preserve">GA4 added</w:t>
             </w:r>
           </w:p>
         </w:tc>
         <w:tc>
-          <w:tcPr/>
-          <w:p>
-            <w:pPr>
-              <w:pStyle w:val="Compact"/>
-            </w:pPr>
-            <w:r>
+          <w:tcPr>
+            <w:shd w:val="clear" w:color="auto" w:fill="E8F1F2"/>
+            <w:tcBorders>
+              <w:top w:val="single" w:sz="4" w:space="0" w:color="D1D9DC"/>
+              <w:left w:val="single" w:sz="4" w:space="0" w:color="D1D9DC"/>
+              <w:bottom w:val="single" w:sz="4" w:space="0" w:color="D1D9DC"/>
+              <w:right w:val="single" w:sz="4" w:space="0" w:color="D1D9DC"/>
+            </w:tcBorders>
+            <w:tcMar>
+              <w:top w:w="60" w:type="dxa"/>
+              <w:bottom w:w="60" w:type="dxa"/>
+              <w:left w:w="115" w:type="dxa"/>
+              <w:right w:w="115" w:type="dxa"/>
+            </w:tcMar>
+          </w:tcPr>
+          <w:p>
+            <w:pPr>
+              <w:pStyle w:val="Compact"/>
+              <w:spacing w:before="20" w:after="20"/>
+            </w:pPr>
+            <w:r>
+              <w:rPr>
+                <w:rFonts w:ascii="Calibri" w:hAnsi="Calibri"/>
+                <w:color w:val="3C3B43"/>
+                <w:sz w:val="19"/>
+              </w:rPr>
               <w:t xml:space="preserve">Yes — GDPR, PECR (UK), ePrivacy (EU)</w:t>
             </w:r>
           </w:p>
         </w:tc>
         <w:tc>
-          <w:tcPr/>
-          <w:p>
-            <w:pPr>
-              <w:pStyle w:val="Compact"/>
-            </w:pPr>
-            <w:r>
+          <w:tcPr>
+            <w:shd w:val="clear" w:color="auto" w:fill="E8F1F2"/>
+            <w:tcBorders>
+              <w:top w:val="single" w:sz="4" w:space="0" w:color="D1D9DC"/>
+              <w:left w:val="single" w:sz="4" w:space="0" w:color="D1D9DC"/>
+              <w:bottom w:val="single" w:sz="4" w:space="0" w:color="D1D9DC"/>
+              <w:right w:val="single" w:sz="4" w:space="0" w:color="D1D9DC"/>
+            </w:tcBorders>
+            <w:tcMar>
+              <w:top w:w="60" w:type="dxa"/>
+              <w:bottom w:w="60" w:type="dxa"/>
+              <w:left w:w="115" w:type="dxa"/>
+              <w:right w:w="115" w:type="dxa"/>
+            </w:tcMar>
+          </w:tcPr>
+          <w:p>
+            <w:pPr>
+              <w:pStyle w:val="Compact"/>
+              <w:spacing w:before="20" w:after="20"/>
+            </w:pPr>
+            <w:r>
+              <w:rPr>
+                <w:rFonts w:ascii="Calibri" w:hAnsi="Calibri"/>
+                <w:color w:val="3C3B43"/>
+                <w:sz w:val="19"/>
+              </w:rPr>
               <w:t xml:space="preserve">Cookiebot, Osano, or custom</w:t>
             </w:r>
             <w:r>
+              <w:rPr>
+                <w:rFonts w:ascii="Calibri" w:hAnsi="Calibri"/>
+                <w:color w:val="3C3B43"/>
+                <w:sz w:val="19"/>
+              </w:rPr>
               <w:t xml:space="preserve"> </w:t>
             </w:r>
             <w:r>
               <w:rPr>
                 <w:rStyle w:val="VerbatimChar"/>
+                <w:rFonts w:ascii="Calibri" w:hAnsi="Calibri"/>
+                <w:color w:val="3C3B43"/>
+                <w:sz w:val="19"/>
               </w:rPr>
               <w:t xml:space="preserve">&lt;dialog&gt;</w:t>
             </w:r>
@@ -605,34 +1197,94 @@
       </w:tr>
       <w:tr>
         <w:tc>
-          <w:tcPr/>
-          <w:p>
-            <w:pPr>
-              <w:pStyle w:val="Compact"/>
-            </w:pPr>
-            <w:r>
+          <w:tcPr>
+            <w:shd w:val="clear" w:color="auto" w:fill="FFFFFF"/>
+            <w:tcBorders>
+              <w:top w:val="single" w:sz="4" w:space="0" w:color="D1D9DC"/>
+              <w:left w:val="single" w:sz="4" w:space="0" w:color="D1D9DC"/>
+              <w:bottom w:val="single" w:sz="4" w:space="0" w:color="D1D9DC"/>
+              <w:right w:val="single" w:sz="4" w:space="0" w:color="D1D9DC"/>
+            </w:tcBorders>
+            <w:tcMar>
+              <w:top w:w="60" w:type="dxa"/>
+              <w:bottom w:w="60" w:type="dxa"/>
+              <w:left w:w="115" w:type="dxa"/>
+              <w:right w:w="115" w:type="dxa"/>
+            </w:tcMar>
+          </w:tcPr>
+          <w:p>
+            <w:pPr>
+              <w:pStyle w:val="Compact"/>
+              <w:spacing w:before="20" w:after="20"/>
+            </w:pPr>
+            <w:r>
+              <w:rPr>
+                <w:rFonts w:ascii="Calibri" w:hAnsi="Calibri"/>
+                <w:color w:val="3C3B43"/>
+                <w:sz w:val="19"/>
+              </w:rPr>
               <w:t xml:space="preserve">Microsoft Clarity</w:t>
             </w:r>
           </w:p>
         </w:tc>
         <w:tc>
-          <w:tcPr/>
-          <w:p>
-            <w:pPr>
-              <w:pStyle w:val="Compact"/>
-            </w:pPr>
-            <w:r>
+          <w:tcPr>
+            <w:shd w:val="clear" w:color="auto" w:fill="FFFFFF"/>
+            <w:tcBorders>
+              <w:top w:val="single" w:sz="4" w:space="0" w:color="D1D9DC"/>
+              <w:left w:val="single" w:sz="4" w:space="0" w:color="D1D9DC"/>
+              <w:bottom w:val="single" w:sz="4" w:space="0" w:color="D1D9DC"/>
+              <w:right w:val="single" w:sz="4" w:space="0" w:color="D1D9DC"/>
+            </w:tcBorders>
+            <w:tcMar>
+              <w:top w:w="60" w:type="dxa"/>
+              <w:bottom w:w="60" w:type="dxa"/>
+              <w:left w:w="115" w:type="dxa"/>
+              <w:right w:w="115" w:type="dxa"/>
+            </w:tcMar>
+          </w:tcPr>
+          <w:p>
+            <w:pPr>
+              <w:pStyle w:val="Compact"/>
+              <w:spacing w:before="20" w:after="20"/>
+            </w:pPr>
+            <w:r>
+              <w:rPr>
+                <w:rFonts w:ascii="Calibri" w:hAnsi="Calibri"/>
+                <w:color w:val="3C3B43"/>
+                <w:sz w:val="19"/>
+              </w:rPr>
               <w:t xml:space="preserve">No — Clarity uses session cookies but no personal data tracking by default</w:t>
             </w:r>
           </w:p>
         </w:tc>
         <w:tc>
-          <w:tcPr/>
-          <w:p>
-            <w:pPr>
-              <w:pStyle w:val="Compact"/>
-            </w:pPr>
-            <w:r>
+          <w:tcPr>
+            <w:shd w:val="clear" w:color="auto" w:fill="FFFFFF"/>
+            <w:tcBorders>
+              <w:top w:val="single" w:sz="4" w:space="0" w:color="D1D9DC"/>
+              <w:left w:val="single" w:sz="4" w:space="0" w:color="D1D9DC"/>
+              <w:bottom w:val="single" w:sz="4" w:space="0" w:color="D1D9DC"/>
+              <w:right w:val="single" w:sz="4" w:space="0" w:color="D1D9DC"/>
+            </w:tcBorders>
+            <w:tcMar>
+              <w:top w:w="60" w:type="dxa"/>
+              <w:bottom w:w="60" w:type="dxa"/>
+              <w:left w:w="115" w:type="dxa"/>
+              <w:right w:w="115" w:type="dxa"/>
+            </w:tcMar>
+          </w:tcPr>
+          <w:p>
+            <w:pPr>
+              <w:pStyle w:val="Compact"/>
+              <w:spacing w:before="20" w:after="20"/>
+            </w:pPr>
+            <w:r>
+              <w:rPr>
+                <w:rFonts w:ascii="Calibri" w:hAnsi="Calibri"/>
+                <w:color w:val="3C3B43"/>
+                <w:sz w:val="19"/>
+              </w:rPr>
               <w:t xml:space="preserve">Check jurisdiction</w:t>
             </w:r>
           </w:p>
@@ -875,45 +1527,129 @@
           <w:tblHeader w:val="on"/>
         </w:trPr>
         <w:tc>
-          <w:tcPr/>
-          <w:p>
-            <w:pPr>
-              <w:pStyle w:val="Compact"/>
-            </w:pPr>
-            <w:r>
+          <w:tcPr>
+            <w:shd w:val="clear" w:color="auto" w:fill="02374f"/>
+            <w:tcBorders>
+              <w:top w:val="single" w:sz="4" w:space="0" w:color="D1D9DC"/>
+              <w:left w:val="single" w:sz="4" w:space="0" w:color="D1D9DC"/>
+              <w:bottom w:val="single" w:sz="4" w:space="0" w:color="D1D9DC"/>
+              <w:right w:val="single" w:sz="4" w:space="0" w:color="D1D9DC"/>
+            </w:tcBorders>
+            <w:tcMar>
+              <w:top w:w="60" w:type="dxa"/>
+              <w:bottom w:w="60" w:type="dxa"/>
+              <w:left w:w="115" w:type="dxa"/>
+              <w:right w:w="115" w:type="dxa"/>
+            </w:tcMar>
+          </w:tcPr>
+          <w:p>
+            <w:pPr>
+              <w:pStyle w:val="Compact"/>
+              <w:spacing w:before="20" w:after="20"/>
+            </w:pPr>
+            <w:r>
+              <w:rPr>
+                <w:rFonts w:ascii="Calibri" w:hAnsi="Calibri"/>
+                <w:b/>
+                <w:color w:val="FFFFFF"/>
+                <w:sz w:val="19"/>
+              </w:rPr>
               <w:t xml:space="preserve">Option</w:t>
             </w:r>
           </w:p>
         </w:tc>
         <w:tc>
-          <w:tcPr/>
-          <w:p>
-            <w:pPr>
-              <w:pStyle w:val="Compact"/>
-            </w:pPr>
-            <w:r>
+          <w:tcPr>
+            <w:shd w:val="clear" w:color="auto" w:fill="02374f"/>
+            <w:tcBorders>
+              <w:top w:val="single" w:sz="4" w:space="0" w:color="D1D9DC"/>
+              <w:left w:val="single" w:sz="4" w:space="0" w:color="D1D9DC"/>
+              <w:bottom w:val="single" w:sz="4" w:space="0" w:color="D1D9DC"/>
+              <w:right w:val="single" w:sz="4" w:space="0" w:color="D1D9DC"/>
+            </w:tcBorders>
+            <w:tcMar>
+              <w:top w:w="60" w:type="dxa"/>
+              <w:bottom w:w="60" w:type="dxa"/>
+              <w:left w:w="115" w:type="dxa"/>
+              <w:right w:w="115" w:type="dxa"/>
+            </w:tcMar>
+          </w:tcPr>
+          <w:p>
+            <w:pPr>
+              <w:pStyle w:val="Compact"/>
+              <w:spacing w:before="20" w:after="20"/>
+            </w:pPr>
+            <w:r>
+              <w:rPr>
+                <w:rFonts w:ascii="Calibri" w:hAnsi="Calibri"/>
+                <w:b/>
+                <w:color w:val="FFFFFF"/>
+                <w:sz w:val="19"/>
+              </w:rPr>
               <w:t xml:space="preserve">Free tier</w:t>
             </w:r>
           </w:p>
         </w:tc>
         <w:tc>
-          <w:tcPr/>
-          <w:p>
-            <w:pPr>
-              <w:pStyle w:val="Compact"/>
-            </w:pPr>
-            <w:r>
+          <w:tcPr>
+            <w:shd w:val="clear" w:color="auto" w:fill="02374f"/>
+            <w:tcBorders>
+              <w:top w:val="single" w:sz="4" w:space="0" w:color="D1D9DC"/>
+              <w:left w:val="single" w:sz="4" w:space="0" w:color="D1D9DC"/>
+              <w:bottom w:val="single" w:sz="4" w:space="0" w:color="D1D9DC"/>
+              <w:right w:val="single" w:sz="4" w:space="0" w:color="D1D9DC"/>
+            </w:tcBorders>
+            <w:tcMar>
+              <w:top w:w="60" w:type="dxa"/>
+              <w:bottom w:w="60" w:type="dxa"/>
+              <w:left w:w="115" w:type="dxa"/>
+              <w:right w:w="115" w:type="dxa"/>
+            </w:tcMar>
+          </w:tcPr>
+          <w:p>
+            <w:pPr>
+              <w:pStyle w:val="Compact"/>
+              <w:spacing w:before="20" w:after="20"/>
+            </w:pPr>
+            <w:r>
+              <w:rPr>
+                <w:rFonts w:ascii="Calibri" w:hAnsi="Calibri"/>
+                <w:b/>
+                <w:color w:val="FFFFFF"/>
+                <w:sz w:val="19"/>
+              </w:rPr>
               <w:t xml:space="preserve">DX</w:t>
             </w:r>
           </w:p>
         </w:tc>
         <w:tc>
-          <w:tcPr/>
-          <w:p>
-            <w:pPr>
-              <w:pStyle w:val="Compact"/>
-            </w:pPr>
-            <w:r>
+          <w:tcPr>
+            <w:shd w:val="clear" w:color="auto" w:fill="02374f"/>
+            <w:tcBorders>
+              <w:top w:val="single" w:sz="4" w:space="0" w:color="D1D9DC"/>
+              <w:left w:val="single" w:sz="4" w:space="0" w:color="D1D9DC"/>
+              <w:bottom w:val="single" w:sz="4" w:space="0" w:color="D1D9DC"/>
+              <w:right w:val="single" w:sz="4" w:space="0" w:color="D1D9DC"/>
+            </w:tcBorders>
+            <w:tcMar>
+              <w:top w:w="60" w:type="dxa"/>
+              <w:bottom w:w="60" w:type="dxa"/>
+              <w:left w:w="115" w:type="dxa"/>
+              <w:right w:w="115" w:type="dxa"/>
+            </w:tcMar>
+          </w:tcPr>
+          <w:p>
+            <w:pPr>
+              <w:pStyle w:val="Compact"/>
+              <w:spacing w:before="20" w:after="20"/>
+            </w:pPr>
+            <w:r>
+              <w:rPr>
+                <w:rFonts w:ascii="Calibri" w:hAnsi="Calibri"/>
+                <w:b/>
+                <w:color w:val="FFFFFF"/>
+                <w:sz w:val="19"/>
+              </w:rPr>
               <w:t xml:space="preserve">Vercel-native</w:t>
             </w:r>
           </w:p>
@@ -921,55 +1657,143 @@
       </w:tr>
       <w:tr>
         <w:tc>
-          <w:tcPr/>
-          <w:p>
-            <w:pPr>
-              <w:pStyle w:val="Compact"/>
-            </w:pPr>
-            <w:r>
-              <w:rPr>
+          <w:tcPr>
+            <w:shd w:val="clear" w:color="auto" w:fill="FFFFFF"/>
+            <w:tcBorders>
+              <w:top w:val="single" w:sz="4" w:space="0" w:color="D1D9DC"/>
+              <w:left w:val="single" w:sz="4" w:space="0" w:color="D1D9DC"/>
+              <w:bottom w:val="single" w:sz="4" w:space="0" w:color="D1D9DC"/>
+              <w:right w:val="single" w:sz="4" w:space="0" w:color="D1D9DC"/>
+            </w:tcBorders>
+            <w:tcMar>
+              <w:top w:w="60" w:type="dxa"/>
+              <w:bottom w:w="60" w:type="dxa"/>
+              <w:left w:w="115" w:type="dxa"/>
+              <w:right w:w="115" w:type="dxa"/>
+            </w:tcMar>
+          </w:tcPr>
+          <w:p>
+            <w:pPr>
+              <w:pStyle w:val="Compact"/>
+              <w:spacing w:before="20" w:after="20"/>
+            </w:pPr>
+            <w:r>
+              <w:rPr>
+                <w:rFonts w:ascii="Calibri" w:hAnsi="Calibri"/>
                 <w:b/>
                 <w:bCs/>
+                <w:color w:val="3C3B43"/>
+                <w:sz w:val="19"/>
               </w:rPr>
               <w:t xml:space="preserve">Resend</w:t>
             </w:r>
             <w:r>
+              <w:rPr>
+                <w:rFonts w:ascii="Calibri" w:hAnsi="Calibri"/>
+                <w:color w:val="3C3B43"/>
+                <w:sz w:val="19"/>
+              </w:rPr>
               <w:t xml:space="preserve"> </w:t>
             </w:r>
             <w:r>
+              <w:rPr>
+                <w:rFonts w:ascii="Calibri" w:hAnsi="Calibri"/>
+                <w:color w:val="3C3B43"/>
+                <w:sz w:val="19"/>
+              </w:rPr>
               <w:t xml:space="preserve">(recommended)</w:t>
             </w:r>
           </w:p>
         </w:tc>
         <w:tc>
-          <w:tcPr/>
-          <w:p>
-            <w:pPr>
-              <w:pStyle w:val="Compact"/>
-            </w:pPr>
-            <w:r>
+          <w:tcPr>
+            <w:shd w:val="clear" w:color="auto" w:fill="FFFFFF"/>
+            <w:tcBorders>
+              <w:top w:val="single" w:sz="4" w:space="0" w:color="D1D9DC"/>
+              <w:left w:val="single" w:sz="4" w:space="0" w:color="D1D9DC"/>
+              <w:bottom w:val="single" w:sz="4" w:space="0" w:color="D1D9DC"/>
+              <w:right w:val="single" w:sz="4" w:space="0" w:color="D1D9DC"/>
+            </w:tcBorders>
+            <w:tcMar>
+              <w:top w:w="60" w:type="dxa"/>
+              <w:bottom w:w="60" w:type="dxa"/>
+              <w:left w:w="115" w:type="dxa"/>
+              <w:right w:w="115" w:type="dxa"/>
+            </w:tcMar>
+          </w:tcPr>
+          <w:p>
+            <w:pPr>
+              <w:pStyle w:val="Compact"/>
+              <w:spacing w:before="20" w:after="20"/>
+            </w:pPr>
+            <w:r>
+              <w:rPr>
+                <w:rFonts w:ascii="Calibri" w:hAnsi="Calibri"/>
+                <w:color w:val="3C3B43"/>
+                <w:sz w:val="19"/>
+              </w:rPr>
               <w:t xml:space="preserve">3,000 emails/month</w:t>
             </w:r>
           </w:p>
         </w:tc>
         <w:tc>
-          <w:tcPr/>
-          <w:p>
-            <w:pPr>
-              <w:pStyle w:val="Compact"/>
-            </w:pPr>
-            <w:r>
+          <w:tcPr>
+            <w:shd w:val="clear" w:color="auto" w:fill="FFFFFF"/>
+            <w:tcBorders>
+              <w:top w:val="single" w:sz="4" w:space="0" w:color="D1D9DC"/>
+              <w:left w:val="single" w:sz="4" w:space="0" w:color="D1D9DC"/>
+              <w:bottom w:val="single" w:sz="4" w:space="0" w:color="D1D9DC"/>
+              <w:right w:val="single" w:sz="4" w:space="0" w:color="D1D9DC"/>
+            </w:tcBorders>
+            <w:tcMar>
+              <w:top w:w="60" w:type="dxa"/>
+              <w:bottom w:w="60" w:type="dxa"/>
+              <w:left w:w="115" w:type="dxa"/>
+              <w:right w:w="115" w:type="dxa"/>
+            </w:tcMar>
+          </w:tcPr>
+          <w:p>
+            <w:pPr>
+              <w:pStyle w:val="Compact"/>
+              <w:spacing w:before="20" w:after="20"/>
+            </w:pPr>
+            <w:r>
+              <w:rPr>
+                <w:rFonts w:ascii="Calibri" w:hAnsi="Calibri"/>
+                <w:color w:val="3C3B43"/>
+                <w:sz w:val="19"/>
+              </w:rPr>
               <w:t xml:space="preserve">Excellent; single API call, typed SDK</w:t>
             </w:r>
           </w:p>
         </w:tc>
         <w:tc>
-          <w:tcPr/>
-          <w:p>
-            <w:pPr>
-              <w:pStyle w:val="Compact"/>
-            </w:pPr>
-            <w:r>
+          <w:tcPr>
+            <w:shd w:val="clear" w:color="auto" w:fill="FFFFFF"/>
+            <w:tcBorders>
+              <w:top w:val="single" w:sz="4" w:space="0" w:color="D1D9DC"/>
+              <w:left w:val="single" w:sz="4" w:space="0" w:color="D1D9DC"/>
+              <w:bottom w:val="single" w:sz="4" w:space="0" w:color="D1D9DC"/>
+              <w:right w:val="single" w:sz="4" w:space="0" w:color="D1D9DC"/>
+            </w:tcBorders>
+            <w:tcMar>
+              <w:top w:w="60" w:type="dxa"/>
+              <w:bottom w:w="60" w:type="dxa"/>
+              <w:left w:w="115" w:type="dxa"/>
+              <w:right w:w="115" w:type="dxa"/>
+            </w:tcMar>
+          </w:tcPr>
+          <w:p>
+            <w:pPr>
+              <w:pStyle w:val="Compact"/>
+              <w:spacing w:before="20" w:after="20"/>
+            </w:pPr>
+            <w:r>
+              <w:rPr>
+                <w:rFonts w:ascii="Calibri" w:hAnsi="Calibri"/>
+                <w:color w:val="3C3B43"/>
+                <w:sz w:val="19"/>
+              </w:rPr>
               <w:t xml:space="preserve">Yes — created for Vercel/Next.js ecosystem</w:t>
             </w:r>
           </w:p>
@@ -977,45 +1801,125 @@
       </w:tr>
       <w:tr>
         <w:tc>
-          <w:tcPr/>
-          <w:p>
-            <w:pPr>
-              <w:pStyle w:val="Compact"/>
-            </w:pPr>
-            <w:r>
+          <w:tcPr>
+            <w:shd w:val="clear" w:color="auto" w:fill="E8F1F2"/>
+            <w:tcBorders>
+              <w:top w:val="single" w:sz="4" w:space="0" w:color="D1D9DC"/>
+              <w:left w:val="single" w:sz="4" w:space="0" w:color="D1D9DC"/>
+              <w:bottom w:val="single" w:sz="4" w:space="0" w:color="D1D9DC"/>
+              <w:right w:val="single" w:sz="4" w:space="0" w:color="D1D9DC"/>
+            </w:tcBorders>
+            <w:tcMar>
+              <w:top w:w="60" w:type="dxa"/>
+              <w:bottom w:w="60" w:type="dxa"/>
+              <w:left w:w="115" w:type="dxa"/>
+              <w:right w:w="115" w:type="dxa"/>
+            </w:tcMar>
+          </w:tcPr>
+          <w:p>
+            <w:pPr>
+              <w:pStyle w:val="Compact"/>
+              <w:spacing w:before="20" w:after="20"/>
+            </w:pPr>
+            <w:r>
+              <w:rPr>
+                <w:rFonts w:ascii="Calibri" w:hAnsi="Calibri"/>
+                <w:color w:val="3C3B43"/>
+                <w:sz w:val="19"/>
+              </w:rPr>
               <w:t xml:space="preserve">AWS SES</w:t>
             </w:r>
           </w:p>
         </w:tc>
         <w:tc>
-          <w:tcPr/>
-          <w:p>
-            <w:pPr>
-              <w:pStyle w:val="Compact"/>
-            </w:pPr>
-            <w:r>
+          <w:tcPr>
+            <w:shd w:val="clear" w:color="auto" w:fill="E8F1F2"/>
+            <w:tcBorders>
+              <w:top w:val="single" w:sz="4" w:space="0" w:color="D1D9DC"/>
+              <w:left w:val="single" w:sz="4" w:space="0" w:color="D1D9DC"/>
+              <w:bottom w:val="single" w:sz="4" w:space="0" w:color="D1D9DC"/>
+              <w:right w:val="single" w:sz="4" w:space="0" w:color="D1D9DC"/>
+            </w:tcBorders>
+            <w:tcMar>
+              <w:top w:w="60" w:type="dxa"/>
+              <w:bottom w:w="60" w:type="dxa"/>
+              <w:left w:w="115" w:type="dxa"/>
+              <w:right w:w="115" w:type="dxa"/>
+            </w:tcMar>
+          </w:tcPr>
+          <w:p>
+            <w:pPr>
+              <w:pStyle w:val="Compact"/>
+              <w:spacing w:before="20" w:after="20"/>
+            </w:pPr>
+            <w:r>
+              <w:rPr>
+                <w:rFonts w:ascii="Calibri" w:hAnsi="Calibri"/>
+                <w:color w:val="3C3B43"/>
+                <w:sz w:val="19"/>
+              </w:rPr>
               <w:t xml:space="preserve">62,000/month (if from EC2)</w:t>
             </w:r>
           </w:p>
         </w:tc>
         <w:tc>
-          <w:tcPr/>
-          <w:p>
-            <w:pPr>
-              <w:pStyle w:val="Compact"/>
-            </w:pPr>
-            <w:r>
+          <w:tcPr>
+            <w:shd w:val="clear" w:color="auto" w:fill="E8F1F2"/>
+            <w:tcBorders>
+              <w:top w:val="single" w:sz="4" w:space="0" w:color="D1D9DC"/>
+              <w:left w:val="single" w:sz="4" w:space="0" w:color="D1D9DC"/>
+              <w:bottom w:val="single" w:sz="4" w:space="0" w:color="D1D9DC"/>
+              <w:right w:val="single" w:sz="4" w:space="0" w:color="D1D9DC"/>
+            </w:tcBorders>
+            <w:tcMar>
+              <w:top w:w="60" w:type="dxa"/>
+              <w:bottom w:w="60" w:type="dxa"/>
+              <w:left w:w="115" w:type="dxa"/>
+              <w:right w:w="115" w:type="dxa"/>
+            </w:tcMar>
+          </w:tcPr>
+          <w:p>
+            <w:pPr>
+              <w:pStyle w:val="Compact"/>
+              <w:spacing w:before="20" w:after="20"/>
+            </w:pPr>
+            <w:r>
+              <w:rPr>
+                <w:rFonts w:ascii="Calibri" w:hAnsi="Calibri"/>
+                <w:color w:val="3C3B43"/>
+                <w:sz w:val="19"/>
+              </w:rPr>
               <w:t xml:space="preserve">Low-level; requires domain verification</w:t>
             </w:r>
           </w:p>
         </w:tc>
         <w:tc>
-          <w:tcPr/>
-          <w:p>
-            <w:pPr>
-              <w:pStyle w:val="Compact"/>
-            </w:pPr>
-            <w:r>
+          <w:tcPr>
+            <w:shd w:val="clear" w:color="auto" w:fill="E8F1F2"/>
+            <w:tcBorders>
+              <w:top w:val="single" w:sz="4" w:space="0" w:color="D1D9DC"/>
+              <w:left w:val="single" w:sz="4" w:space="0" w:color="D1D9DC"/>
+              <w:bottom w:val="single" w:sz="4" w:space="0" w:color="D1D9DC"/>
+              <w:right w:val="single" w:sz="4" w:space="0" w:color="D1D9DC"/>
+            </w:tcBorders>
+            <w:tcMar>
+              <w:top w:w="60" w:type="dxa"/>
+              <w:bottom w:w="60" w:type="dxa"/>
+              <w:left w:w="115" w:type="dxa"/>
+              <w:right w:w="115" w:type="dxa"/>
+            </w:tcMar>
+          </w:tcPr>
+          <w:p>
+            <w:pPr>
+              <w:pStyle w:val="Compact"/>
+              <w:spacing w:before="20" w:after="20"/>
+            </w:pPr>
+            <w:r>
+              <w:rPr>
+                <w:rFonts w:ascii="Calibri" w:hAnsi="Calibri"/>
+                <w:color w:val="3C3B43"/>
+                <w:sz w:val="19"/>
+              </w:rPr>
               <w:t xml:space="preserve">No; but works via SDK</w:t>
             </w:r>
           </w:p>
@@ -1023,45 +1927,125 @@
       </w:tr>
       <w:tr>
         <w:tc>
-          <w:tcPr/>
-          <w:p>
-            <w:pPr>
-              <w:pStyle w:val="Compact"/>
-            </w:pPr>
-            <w:r>
+          <w:tcPr>
+            <w:shd w:val="clear" w:color="auto" w:fill="FFFFFF"/>
+            <w:tcBorders>
+              <w:top w:val="single" w:sz="4" w:space="0" w:color="D1D9DC"/>
+              <w:left w:val="single" w:sz="4" w:space="0" w:color="D1D9DC"/>
+              <w:bottom w:val="single" w:sz="4" w:space="0" w:color="D1D9DC"/>
+              <w:right w:val="single" w:sz="4" w:space="0" w:color="D1D9DC"/>
+            </w:tcBorders>
+            <w:tcMar>
+              <w:top w:w="60" w:type="dxa"/>
+              <w:bottom w:w="60" w:type="dxa"/>
+              <w:left w:w="115" w:type="dxa"/>
+              <w:right w:w="115" w:type="dxa"/>
+            </w:tcMar>
+          </w:tcPr>
+          <w:p>
+            <w:pPr>
+              <w:pStyle w:val="Compact"/>
+              <w:spacing w:before="20" w:after="20"/>
+            </w:pPr>
+            <w:r>
+              <w:rPr>
+                <w:rFonts w:ascii="Calibri" w:hAnsi="Calibri"/>
+                <w:color w:val="3C3B43"/>
+                <w:sz w:val="19"/>
+              </w:rPr>
               <w:t xml:space="preserve">Nodemailer via Gmail API</w:t>
             </w:r>
           </w:p>
         </w:tc>
         <w:tc>
-          <w:tcPr/>
-          <w:p>
-            <w:pPr>
-              <w:pStyle w:val="Compact"/>
-            </w:pPr>
-            <w:r>
+          <w:tcPr>
+            <w:shd w:val="clear" w:color="auto" w:fill="FFFFFF"/>
+            <w:tcBorders>
+              <w:top w:val="single" w:sz="4" w:space="0" w:color="D1D9DC"/>
+              <w:left w:val="single" w:sz="4" w:space="0" w:color="D1D9DC"/>
+              <w:bottom w:val="single" w:sz="4" w:space="0" w:color="D1D9DC"/>
+              <w:right w:val="single" w:sz="4" w:space="0" w:color="D1D9DC"/>
+            </w:tcBorders>
+            <w:tcMar>
+              <w:top w:w="60" w:type="dxa"/>
+              <w:bottom w:w="60" w:type="dxa"/>
+              <w:left w:w="115" w:type="dxa"/>
+              <w:right w:w="115" w:type="dxa"/>
+            </w:tcMar>
+          </w:tcPr>
+          <w:p>
+            <w:pPr>
+              <w:pStyle w:val="Compact"/>
+              <w:spacing w:before="20" w:after="20"/>
+            </w:pPr>
+            <w:r>
+              <w:rPr>
+                <w:rFonts w:ascii="Calibri" w:hAnsi="Calibri"/>
+                <w:color w:val="3C3B43"/>
+                <w:sz w:val="19"/>
+              </w:rPr>
               <w:t xml:space="preserve">Free</w:t>
             </w:r>
           </w:p>
         </w:tc>
         <w:tc>
-          <w:tcPr/>
-          <w:p>
-            <w:pPr>
-              <w:pStyle w:val="Compact"/>
-            </w:pPr>
-            <w:r>
+          <w:tcPr>
+            <w:shd w:val="clear" w:color="auto" w:fill="FFFFFF"/>
+            <w:tcBorders>
+              <w:top w:val="single" w:sz="4" w:space="0" w:color="D1D9DC"/>
+              <w:left w:val="single" w:sz="4" w:space="0" w:color="D1D9DC"/>
+              <w:bottom w:val="single" w:sz="4" w:space="0" w:color="D1D9DC"/>
+              <w:right w:val="single" w:sz="4" w:space="0" w:color="D1D9DC"/>
+            </w:tcBorders>
+            <w:tcMar>
+              <w:top w:w="60" w:type="dxa"/>
+              <w:bottom w:w="60" w:type="dxa"/>
+              <w:left w:w="115" w:type="dxa"/>
+              <w:right w:w="115" w:type="dxa"/>
+            </w:tcMar>
+          </w:tcPr>
+          <w:p>
+            <w:pPr>
+              <w:pStyle w:val="Compact"/>
+              <w:spacing w:before="20" w:after="20"/>
+            </w:pPr>
+            <w:r>
+              <w:rPr>
+                <w:rFonts w:ascii="Calibri" w:hAnsi="Calibri"/>
+                <w:color w:val="3C3B43"/>
+                <w:sz w:val="19"/>
+              </w:rPr>
               <w:t xml:space="preserve">Medium; OAuth required</w:t>
             </w:r>
           </w:p>
         </w:tc>
         <w:tc>
-          <w:tcPr/>
-          <w:p>
-            <w:pPr>
-              <w:pStyle w:val="Compact"/>
-            </w:pPr>
-            <w:r>
+          <w:tcPr>
+            <w:shd w:val="clear" w:color="auto" w:fill="FFFFFF"/>
+            <w:tcBorders>
+              <w:top w:val="single" w:sz="4" w:space="0" w:color="D1D9DC"/>
+              <w:left w:val="single" w:sz="4" w:space="0" w:color="D1D9DC"/>
+              <w:bottom w:val="single" w:sz="4" w:space="0" w:color="D1D9DC"/>
+              <w:right w:val="single" w:sz="4" w:space="0" w:color="D1D9DC"/>
+            </w:tcBorders>
+            <w:tcMar>
+              <w:top w:w="60" w:type="dxa"/>
+              <w:bottom w:w="60" w:type="dxa"/>
+              <w:left w:w="115" w:type="dxa"/>
+              <w:right w:w="115" w:type="dxa"/>
+            </w:tcMar>
+          </w:tcPr>
+          <w:p>
+            <w:pPr>
+              <w:pStyle w:val="Compact"/>
+              <w:spacing w:before="20" w:after="20"/>
+            </w:pPr>
+            <w:r>
+              <w:rPr>
+                <w:rFonts w:ascii="Calibri" w:hAnsi="Calibri"/>
+                <w:color w:val="3C3B43"/>
+                <w:sz w:val="19"/>
+              </w:rPr>
               <w:t xml:space="preserve">No</w:t>
             </w:r>
           </w:p>
@@ -1069,45 +2053,125 @@
       </w:tr>
       <w:tr>
         <w:tc>
-          <w:tcPr/>
-          <w:p>
-            <w:pPr>
-              <w:pStyle w:val="Compact"/>
-            </w:pPr>
-            <w:r>
+          <w:tcPr>
+            <w:shd w:val="clear" w:color="auto" w:fill="E8F1F2"/>
+            <w:tcBorders>
+              <w:top w:val="single" w:sz="4" w:space="0" w:color="D1D9DC"/>
+              <w:left w:val="single" w:sz="4" w:space="0" w:color="D1D9DC"/>
+              <w:bottom w:val="single" w:sz="4" w:space="0" w:color="D1D9DC"/>
+              <w:right w:val="single" w:sz="4" w:space="0" w:color="D1D9DC"/>
+            </w:tcBorders>
+            <w:tcMar>
+              <w:top w:w="60" w:type="dxa"/>
+              <w:bottom w:w="60" w:type="dxa"/>
+              <w:left w:w="115" w:type="dxa"/>
+              <w:right w:w="115" w:type="dxa"/>
+            </w:tcMar>
+          </w:tcPr>
+          <w:p>
+            <w:pPr>
+              <w:pStyle w:val="Compact"/>
+              <w:spacing w:before="20" w:after="20"/>
+            </w:pPr>
+            <w:r>
+              <w:rPr>
+                <w:rFonts w:ascii="Calibri" w:hAnsi="Calibri"/>
+                <w:color w:val="3C3B43"/>
+                <w:sz w:val="19"/>
+              </w:rPr>
               <w:t xml:space="preserve">SendGrid</w:t>
             </w:r>
           </w:p>
         </w:tc>
         <w:tc>
-          <w:tcPr/>
-          <w:p>
-            <w:pPr>
-              <w:pStyle w:val="Compact"/>
-            </w:pPr>
-            <w:r>
+          <w:tcPr>
+            <w:shd w:val="clear" w:color="auto" w:fill="E8F1F2"/>
+            <w:tcBorders>
+              <w:top w:val="single" w:sz="4" w:space="0" w:color="D1D9DC"/>
+              <w:left w:val="single" w:sz="4" w:space="0" w:color="D1D9DC"/>
+              <w:bottom w:val="single" w:sz="4" w:space="0" w:color="D1D9DC"/>
+              <w:right w:val="single" w:sz="4" w:space="0" w:color="D1D9DC"/>
+            </w:tcBorders>
+            <w:tcMar>
+              <w:top w:w="60" w:type="dxa"/>
+              <w:bottom w:w="60" w:type="dxa"/>
+              <w:left w:w="115" w:type="dxa"/>
+              <w:right w:w="115" w:type="dxa"/>
+            </w:tcMar>
+          </w:tcPr>
+          <w:p>
+            <w:pPr>
+              <w:pStyle w:val="Compact"/>
+              <w:spacing w:before="20" w:after="20"/>
+            </w:pPr>
+            <w:r>
+              <w:rPr>
+                <w:rFonts w:ascii="Calibri" w:hAnsi="Calibri"/>
+                <w:color w:val="3C3B43"/>
+                <w:sz w:val="19"/>
+              </w:rPr>
               <w:t xml:space="preserve">100/day free</w:t>
             </w:r>
           </w:p>
         </w:tc>
         <w:tc>
-          <w:tcPr/>
-          <w:p>
-            <w:pPr>
-              <w:pStyle w:val="Compact"/>
-            </w:pPr>
-            <w:r>
+          <w:tcPr>
+            <w:shd w:val="clear" w:color="auto" w:fill="E8F1F2"/>
+            <w:tcBorders>
+              <w:top w:val="single" w:sz="4" w:space="0" w:color="D1D9DC"/>
+              <w:left w:val="single" w:sz="4" w:space="0" w:color="D1D9DC"/>
+              <w:bottom w:val="single" w:sz="4" w:space="0" w:color="D1D9DC"/>
+              <w:right w:val="single" w:sz="4" w:space="0" w:color="D1D9DC"/>
+            </w:tcBorders>
+            <w:tcMar>
+              <w:top w:w="60" w:type="dxa"/>
+              <w:bottom w:w="60" w:type="dxa"/>
+              <w:left w:w="115" w:type="dxa"/>
+              <w:right w:w="115" w:type="dxa"/>
+            </w:tcMar>
+          </w:tcPr>
+          <w:p>
+            <w:pPr>
+              <w:pStyle w:val="Compact"/>
+              <w:spacing w:before="20" w:after="20"/>
+            </w:pPr>
+            <w:r>
+              <w:rPr>
+                <w:rFonts w:ascii="Calibri" w:hAnsi="Calibri"/>
+                <w:color w:val="3C3B43"/>
+                <w:sz w:val="19"/>
+              </w:rPr>
               <w:t xml:space="preserve">Good</w:t>
             </w:r>
           </w:p>
         </w:tc>
         <w:tc>
-          <w:tcPr/>
-          <w:p>
-            <w:pPr>
-              <w:pStyle w:val="Compact"/>
-            </w:pPr>
-            <w:r>
+          <w:tcPr>
+            <w:shd w:val="clear" w:color="auto" w:fill="E8F1F2"/>
+            <w:tcBorders>
+              <w:top w:val="single" w:sz="4" w:space="0" w:color="D1D9DC"/>
+              <w:left w:val="single" w:sz="4" w:space="0" w:color="D1D9DC"/>
+              <w:bottom w:val="single" w:sz="4" w:space="0" w:color="D1D9DC"/>
+              <w:right w:val="single" w:sz="4" w:space="0" w:color="D1D9DC"/>
+            </w:tcBorders>
+            <w:tcMar>
+              <w:top w:w="60" w:type="dxa"/>
+              <w:bottom w:w="60" w:type="dxa"/>
+              <w:left w:w="115" w:type="dxa"/>
+              <w:right w:w="115" w:type="dxa"/>
+            </w:tcMar>
+          </w:tcPr>
+          <w:p>
+            <w:pPr>
+              <w:pStyle w:val="Compact"/>
+              <w:spacing w:before="20" w:after="20"/>
+            </w:pPr>
+            <w:r>
+              <w:rPr>
+                <w:rFonts w:ascii="Calibri" w:hAnsi="Calibri"/>
+                <w:color w:val="3C3B43"/>
+                <w:sz w:val="19"/>
+              </w:rPr>
               <w:t xml:space="preserve">Partial</w:t>
             </w:r>
           </w:p>
@@ -1166,472 +2230,818 @@
     <w:p>
       <w:pPr>
         <w:pStyle w:val="SourceCode"/>
+        <w:spacing w:before="20" w:after="20"/>
+        <w:ind w:left="283"/>
       </w:pPr>
       <w:r>
         <w:rPr>
           <w:rStyle w:val="CommentTok"/>
+          <w:rFonts w:ascii="Courier New" w:hAnsi="Courier New"/>
+          <w:b w:val="0"/>
+          <w:color w:val="7DD3FC"/>
+          <w:sz w:val="17"/>
         </w:rPr>
         <w:t xml:space="preserve">// Example — school inquiry notification</w:t>
       </w:r>
       <w:r>
+        <w:rPr>
+          <w:rFonts w:ascii="Courier New" w:hAnsi="Courier New"/>
+          <w:b w:val="0"/>
+          <w:color w:val="7DD3FC"/>
+          <w:sz w:val="17"/>
+        </w:rPr>
         <w:br/>
       </w:r>
       <w:r>
         <w:rPr>
           <w:rStyle w:val="ImportTok"/>
+          <w:rFonts w:ascii="Courier New" w:hAnsi="Courier New"/>
+          <w:b w:val="0"/>
+          <w:color w:val="7DD3FC"/>
+          <w:sz w:val="17"/>
         </w:rPr>
         <w:t xml:space="preserve">import</w:t>
       </w:r>
       <w:r>
         <w:rPr>
           <w:rStyle w:val="NormalTok"/>
+          <w:rFonts w:ascii="Courier New" w:hAnsi="Courier New"/>
+          <w:b w:val="0"/>
+          <w:color w:val="7DD3FC"/>
+          <w:sz w:val="17"/>
         </w:rPr>
         <w:t xml:space="preserve"> { Resend } </w:t>
       </w:r>
       <w:r>
         <w:rPr>
           <w:rStyle w:val="ImportTok"/>
+          <w:rFonts w:ascii="Courier New" w:hAnsi="Courier New"/>
+          <w:b w:val="0"/>
+          <w:color w:val="7DD3FC"/>
+          <w:sz w:val="17"/>
         </w:rPr>
         <w:t xml:space="preserve">from</w:t>
       </w:r>
       <w:r>
         <w:rPr>
           <w:rStyle w:val="NormalTok"/>
+          <w:rFonts w:ascii="Courier New" w:hAnsi="Courier New"/>
+          <w:b w:val="0"/>
+          <w:color w:val="7DD3FC"/>
+          <w:sz w:val="17"/>
         </w:rPr>
         <w:t xml:space="preserve"> </w:t>
       </w:r>
       <w:r>
         <w:rPr>
           <w:rStyle w:val="StringTok"/>
+          <w:rFonts w:ascii="Courier New" w:hAnsi="Courier New"/>
+          <w:b w:val="0"/>
+          <w:color w:val="7DD3FC"/>
+          <w:sz w:val="17"/>
         </w:rPr>
         <w:t xml:space="preserve">'resend'</w:t>
       </w:r>
       <w:r>
         <w:rPr>
           <w:rStyle w:val="OperatorTok"/>
+          <w:rFonts w:ascii="Courier New" w:hAnsi="Courier New"/>
+          <w:b w:val="0"/>
+          <w:color w:val="7DD3FC"/>
+          <w:sz w:val="17"/>
         </w:rPr>
         <w:t xml:space="preserve">;</w:t>
       </w:r>
       <w:r>
+        <w:rPr>
+          <w:rFonts w:ascii="Courier New" w:hAnsi="Courier New"/>
+          <w:b w:val="0"/>
+          <w:color w:val="7DD3FC"/>
+          <w:sz w:val="17"/>
+        </w:rPr>
         <w:br/>
       </w:r>
       <w:r>
         <w:rPr>
           <w:rStyle w:val="KeywordTok"/>
+          <w:rFonts w:ascii="Courier New" w:hAnsi="Courier New"/>
+          <w:b w:val="0"/>
+          <w:color w:val="7DD3FC"/>
+          <w:sz w:val="17"/>
         </w:rPr>
         <w:t xml:space="preserve">const</w:t>
       </w:r>
       <w:r>
         <w:rPr>
           <w:rStyle w:val="NormalTok"/>
+          <w:rFonts w:ascii="Courier New" w:hAnsi="Courier New"/>
+          <w:b w:val="0"/>
+          <w:color w:val="7DD3FC"/>
+          <w:sz w:val="17"/>
         </w:rPr>
         <w:t xml:space="preserve"> resend </w:t>
       </w:r>
       <w:r>
         <w:rPr>
           <w:rStyle w:val="OperatorTok"/>
+          <w:rFonts w:ascii="Courier New" w:hAnsi="Courier New"/>
+          <w:b w:val="0"/>
+          <w:color w:val="7DD3FC"/>
+          <w:sz w:val="17"/>
         </w:rPr>
         <w:t xml:space="preserve">=</w:t>
       </w:r>
       <w:r>
         <w:rPr>
           <w:rStyle w:val="NormalTok"/>
+          <w:rFonts w:ascii="Courier New" w:hAnsi="Courier New"/>
+          <w:b w:val="0"/>
+          <w:color w:val="7DD3FC"/>
+          <w:sz w:val="17"/>
         </w:rPr>
         <w:t xml:space="preserve"> </w:t>
       </w:r>
       <w:r>
         <w:rPr>
           <w:rStyle w:val="KeywordTok"/>
+          <w:rFonts w:ascii="Courier New" w:hAnsi="Courier New"/>
+          <w:b w:val="0"/>
+          <w:color w:val="7DD3FC"/>
+          <w:sz w:val="17"/>
         </w:rPr>
         <w:t xml:space="preserve">new</w:t>
       </w:r>
       <w:r>
         <w:rPr>
           <w:rStyle w:val="NormalTok"/>
+          <w:rFonts w:ascii="Courier New" w:hAnsi="Courier New"/>
+          <w:b w:val="0"/>
+          <w:color w:val="7DD3FC"/>
+          <w:sz w:val="17"/>
         </w:rPr>
         <w:t xml:space="preserve"> </w:t>
       </w:r>
       <w:r>
         <w:rPr>
           <w:rStyle w:val="FunctionTok"/>
+          <w:rFonts w:ascii="Courier New" w:hAnsi="Courier New"/>
+          <w:b w:val="0"/>
+          <w:color w:val="7DD3FC"/>
+          <w:sz w:val="17"/>
         </w:rPr>
         <w:t xml:space="preserve">Resend</w:t>
       </w:r>
       <w:r>
         <w:rPr>
           <w:rStyle w:val="NormalTok"/>
+          <w:rFonts w:ascii="Courier New" w:hAnsi="Courier New"/>
+          <w:b w:val="0"/>
+          <w:color w:val="7DD3FC"/>
+          <w:sz w:val="17"/>
         </w:rPr>
         <w:t xml:space="preserve">(</w:t>
       </w:r>
       <w:r>
         <w:rPr>
           <w:rStyle w:val="BuiltInTok"/>
+          <w:rFonts w:ascii="Courier New" w:hAnsi="Courier New"/>
+          <w:b w:val="0"/>
+          <w:color w:val="7DD3FC"/>
+          <w:sz w:val="17"/>
         </w:rPr>
         <w:t xml:space="preserve">process</w:t>
       </w:r>
       <w:r>
         <w:rPr>
           <w:rStyle w:val="OperatorTok"/>
+          <w:rFonts w:ascii="Courier New" w:hAnsi="Courier New"/>
+          <w:b w:val="0"/>
+          <w:color w:val="7DD3FC"/>
+          <w:sz w:val="17"/>
         </w:rPr>
         <w:t xml:space="preserve">.</w:t>
       </w:r>
       <w:r>
         <w:rPr>
           <w:rStyle w:val="AttributeTok"/>
+          <w:rFonts w:ascii="Courier New" w:hAnsi="Courier New"/>
+          <w:b w:val="0"/>
+          <w:color w:val="7DD3FC"/>
+          <w:sz w:val="17"/>
         </w:rPr>
         <w:t xml:space="preserve">env</w:t>
       </w:r>
       <w:r>
         <w:rPr>
           <w:rStyle w:val="OperatorTok"/>
+          <w:rFonts w:ascii="Courier New" w:hAnsi="Courier New"/>
+          <w:b w:val="0"/>
+          <w:color w:val="7DD3FC"/>
+          <w:sz w:val="17"/>
         </w:rPr>
         <w:t xml:space="preserve">.</w:t>
       </w:r>
       <w:r>
         <w:rPr>
           <w:rStyle w:val="AttributeTok"/>
+          <w:rFonts w:ascii="Courier New" w:hAnsi="Courier New"/>
+          <w:b w:val="0"/>
+          <w:color w:val="7DD3FC"/>
+          <w:sz w:val="17"/>
         </w:rPr>
         <w:t xml:space="preserve">RESEND_API_KEY</w:t>
       </w:r>
       <w:r>
         <w:rPr>
           <w:rStyle w:val="NormalTok"/>
+          <w:rFonts w:ascii="Courier New" w:hAnsi="Courier New"/>
+          <w:b w:val="0"/>
+          <w:color w:val="7DD3FC"/>
+          <w:sz w:val="17"/>
         </w:rPr>
         <w:t xml:space="preserve">)</w:t>
       </w:r>
       <w:r>
         <w:rPr>
           <w:rStyle w:val="OperatorTok"/>
+          <w:rFonts w:ascii="Courier New" w:hAnsi="Courier New"/>
+          <w:b w:val="0"/>
+          <w:color w:val="7DD3FC"/>
+          <w:sz w:val="17"/>
         </w:rPr>
         <w:t xml:space="preserve">;</w:t>
       </w:r>
       <w:r>
+        <w:rPr>
+          <w:rFonts w:ascii="Courier New" w:hAnsi="Courier New"/>
+          <w:b w:val="0"/>
+          <w:color w:val="7DD3FC"/>
+          <w:sz w:val="17"/>
+        </w:rPr>
         <w:br/>
       </w:r>
       <w:r>
         <w:rPr>
           <w:rStyle w:val="ControlFlowTok"/>
+          <w:rFonts w:ascii="Courier New" w:hAnsi="Courier New"/>
+          <w:b w:val="0"/>
+          <w:color w:val="7DD3FC"/>
+          <w:sz w:val="17"/>
         </w:rPr>
         <w:t xml:space="preserve">await</w:t>
       </w:r>
       <w:r>
         <w:rPr>
           <w:rStyle w:val="NormalTok"/>
+          <w:rFonts w:ascii="Courier New" w:hAnsi="Courier New"/>
+          <w:b w:val="0"/>
+          <w:color w:val="7DD3FC"/>
+          <w:sz w:val="17"/>
         </w:rPr>
         <w:t xml:space="preserve"> resend</w:t>
       </w:r>
       <w:r>
         <w:rPr>
           <w:rStyle w:val="OperatorTok"/>
+          <w:rFonts w:ascii="Courier New" w:hAnsi="Courier New"/>
+          <w:b w:val="0"/>
+          <w:color w:val="7DD3FC"/>
+          <w:sz w:val="17"/>
         </w:rPr>
         <w:t xml:space="preserve">.</w:t>
       </w:r>
       <w:r>
         <w:rPr>
           <w:rStyle w:val="AttributeTok"/>
+          <w:rFonts w:ascii="Courier New" w:hAnsi="Courier New"/>
+          <w:b w:val="0"/>
+          <w:color w:val="7DD3FC"/>
+          <w:sz w:val="17"/>
         </w:rPr>
         <w:t xml:space="preserve">emails</w:t>
       </w:r>
       <w:r>
         <w:rPr>
           <w:rStyle w:val="OperatorTok"/>
+          <w:rFonts w:ascii="Courier New" w:hAnsi="Courier New"/>
+          <w:b w:val="0"/>
+          <w:color w:val="7DD3FC"/>
+          <w:sz w:val="17"/>
         </w:rPr>
         <w:t xml:space="preserve">.</w:t>
       </w:r>
       <w:r>
         <w:rPr>
           <w:rStyle w:val="FunctionTok"/>
+          <w:rFonts w:ascii="Courier New" w:hAnsi="Courier New"/>
+          <w:b w:val="0"/>
+          <w:color w:val="7DD3FC"/>
+          <w:sz w:val="17"/>
         </w:rPr>
         <w:t xml:space="preserve">send</w:t>
       </w:r>
       <w:r>
         <w:rPr>
           <w:rStyle w:val="NormalTok"/>
+          <w:rFonts w:ascii="Courier New" w:hAnsi="Courier New"/>
+          <w:b w:val="0"/>
+          <w:color w:val="7DD3FC"/>
+          <w:sz w:val="17"/>
         </w:rPr>
         <w:t xml:space="preserve">({</w:t>
       </w:r>
       <w:r>
+        <w:rPr>
+          <w:rFonts w:ascii="Courier New" w:hAnsi="Courier New"/>
+          <w:b w:val="0"/>
+          <w:color w:val="7DD3FC"/>
+          <w:sz w:val="17"/>
+        </w:rPr>
         <w:br/>
       </w:r>
       <w:r>
         <w:rPr>
           <w:rStyle w:val="NormalTok"/>
+          <w:rFonts w:ascii="Courier New" w:hAnsi="Courier New"/>
+          <w:b w:val="0"/>
+          <w:color w:val="7DD3FC"/>
+          <w:sz w:val="17"/>
         </w:rPr>
         <w:t xml:space="preserve">  from</w:t>
       </w:r>
       <w:r>
         <w:rPr>
           <w:rStyle w:val="OperatorTok"/>
+          <w:rFonts w:ascii="Courier New" w:hAnsi="Courier New"/>
+          <w:b w:val="0"/>
+          <w:color w:val="7DD3FC"/>
+          <w:sz w:val="17"/>
         </w:rPr>
         <w:t xml:space="preserve">:</w:t>
       </w:r>
       <w:r>
         <w:rPr>
           <w:rStyle w:val="NormalTok"/>
+          <w:rFonts w:ascii="Courier New" w:hAnsi="Courier New"/>
+          <w:b w:val="0"/>
+          <w:color w:val="7DD3FC"/>
+          <w:sz w:val="17"/>
         </w:rPr>
         <w:t xml:space="preserve"> </w:t>
       </w:r>
       <w:r>
         <w:rPr>
           <w:rStyle w:val="StringTok"/>
+          <w:rFonts w:ascii="Courier New" w:hAnsi="Courier New"/>
+          <w:b w:val="0"/>
+          <w:color w:val="7DD3FC"/>
+          <w:sz w:val="17"/>
         </w:rPr>
         <w:t xml:space="preserve">'site@contentment.org'</w:t>
       </w:r>
       <w:r>
         <w:rPr>
           <w:rStyle w:val="OperatorTok"/>
+          <w:rFonts w:ascii="Courier New" w:hAnsi="Courier New"/>
+          <w:b w:val="0"/>
+          <w:color w:val="7DD3FC"/>
+          <w:sz w:val="17"/>
         </w:rPr>
         <w:t xml:space="preserve">,</w:t>
       </w:r>
       <w:r>
+        <w:rPr>
+          <w:rFonts w:ascii="Courier New" w:hAnsi="Courier New"/>
+          <w:b w:val="0"/>
+          <w:color w:val="7DD3FC"/>
+          <w:sz w:val="17"/>
+        </w:rPr>
         <w:br/>
       </w:r>
       <w:r>
         <w:rPr>
           <w:rStyle w:val="NormalTok"/>
+          <w:rFonts w:ascii="Courier New" w:hAnsi="Courier New"/>
+          <w:b w:val="0"/>
+          <w:color w:val="7DD3FC"/>
+          <w:sz w:val="17"/>
         </w:rPr>
         <w:t xml:space="preserve">  to</w:t>
       </w:r>
       <w:r>
         <w:rPr>
           <w:rStyle w:val="OperatorTok"/>
+          <w:rFonts w:ascii="Courier New" w:hAnsi="Courier New"/>
+          <w:b w:val="0"/>
+          <w:color w:val="7DD3FC"/>
+          <w:sz w:val="17"/>
         </w:rPr>
         <w:t xml:space="preserve">:</w:t>
       </w:r>
       <w:r>
         <w:rPr>
           <w:rStyle w:val="NormalTok"/>
+          <w:rFonts w:ascii="Courier New" w:hAnsi="Courier New"/>
+          <w:b w:val="0"/>
+          <w:color w:val="7DD3FC"/>
+          <w:sz w:val="17"/>
         </w:rPr>
         <w:t xml:space="preserve"> </w:t>
       </w:r>
       <w:r>
         <w:rPr>
           <w:rStyle w:val="StringTok"/>
+          <w:rFonts w:ascii="Courier New" w:hAnsi="Courier New"/>
+          <w:b w:val="0"/>
+          <w:color w:val="7DD3FC"/>
+          <w:sz w:val="17"/>
         </w:rPr>
         <w:t xml:space="preserve">'partnerships@contentment.org'</w:t>
       </w:r>
       <w:r>
         <w:rPr>
           <w:rStyle w:val="OperatorTok"/>
+          <w:rFonts w:ascii="Courier New" w:hAnsi="Courier New"/>
+          <w:b w:val="0"/>
+          <w:color w:val="7DD3FC"/>
+          <w:sz w:val="17"/>
         </w:rPr>
         <w:t xml:space="preserve">,</w:t>
       </w:r>
       <w:r>
+        <w:rPr>
+          <w:rFonts w:ascii="Courier New" w:hAnsi="Courier New"/>
+          <w:b w:val="0"/>
+          <w:color w:val="7DD3FC"/>
+          <w:sz w:val="17"/>
+        </w:rPr>
         <w:br/>
       </w:r>
       <w:r>
         <w:rPr>
           <w:rStyle w:val="NormalTok"/>
+          <w:rFonts w:ascii="Courier New" w:hAnsi="Courier New"/>
+          <w:b w:val="0"/>
+          <w:color w:val="7DD3FC"/>
+          <w:sz w:val="17"/>
         </w:rPr>
         <w:t xml:space="preserve">  subject</w:t>
       </w:r>
       <w:r>
         <w:rPr>
           <w:rStyle w:val="OperatorTok"/>
+          <w:rFonts w:ascii="Courier New" w:hAnsi="Courier New"/>
+          <w:b w:val="0"/>
+          <w:color w:val="7DD3FC"/>
+          <w:sz w:val="17"/>
         </w:rPr>
         <w:t xml:space="preserve">:</w:t>
       </w:r>
       <w:r>
         <w:rPr>
           <w:rStyle w:val="NormalTok"/>
+          <w:rFonts w:ascii="Courier New" w:hAnsi="Courier New"/>
+          <w:b w:val="0"/>
+          <w:color w:val="7DD3FC"/>
+          <w:sz w:val="17"/>
         </w:rPr>
         <w:t xml:space="preserve"> </w:t>
       </w:r>
       <w:r>
         <w:rPr>
           <w:rStyle w:val="VerbatimStringTok"/>
+          <w:rFonts w:ascii="Courier New" w:hAnsi="Courier New"/>
+          <w:b w:val="0"/>
+          <w:color w:val="7DD3FC"/>
+          <w:sz w:val="17"/>
         </w:rPr>
         <w:t xml:space="preserve">`New school inquiry — </w:t>
       </w:r>
       <w:r>
         <w:rPr>
           <w:rStyle w:val="SpecialCharTok"/>
+          <w:rFonts w:ascii="Courier New" w:hAnsi="Courier New"/>
+          <w:b w:val="0"/>
+          <w:color w:val="7DD3FC"/>
+          <w:sz w:val="17"/>
         </w:rPr>
         <w:t xml:space="preserve">${</w:t>
       </w:r>
       <w:r>
         <w:rPr>
           <w:rStyle w:val="NormalTok"/>
+          <w:rFonts w:ascii="Courier New" w:hAnsi="Courier New"/>
+          <w:b w:val="0"/>
+          <w:color w:val="7DD3FC"/>
+          <w:sz w:val="17"/>
         </w:rPr>
         <w:t xml:space="preserve">body</w:t>
       </w:r>
       <w:r>
         <w:rPr>
           <w:rStyle w:val="OperatorTok"/>
+          <w:rFonts w:ascii="Courier New" w:hAnsi="Courier New"/>
+          <w:b w:val="0"/>
+          <w:color w:val="7DD3FC"/>
+          <w:sz w:val="17"/>
         </w:rPr>
         <w:t xml:space="preserve">.</w:t>
       </w:r>
       <w:r>
         <w:rPr>
           <w:rStyle w:val="AttributeTok"/>
+          <w:rFonts w:ascii="Courier New" w:hAnsi="Courier New"/>
+          <w:b w:val="0"/>
+          <w:color w:val="7DD3FC"/>
+          <w:sz w:val="17"/>
         </w:rPr>
         <w:t xml:space="preserve">school_name</w:t>
       </w:r>
       <w:r>
         <w:rPr>
           <w:rStyle w:val="SpecialCharTok"/>
+          <w:rFonts w:ascii="Courier New" w:hAnsi="Courier New"/>
+          <w:b w:val="0"/>
+          <w:color w:val="7DD3FC"/>
+          <w:sz w:val="17"/>
         </w:rPr>
         <w:t xml:space="preserve">}</w:t>
       </w:r>
       <w:r>
         <w:rPr>
           <w:rStyle w:val="VerbatimStringTok"/>
+          <w:rFonts w:ascii="Courier New" w:hAnsi="Courier New"/>
+          <w:b w:val="0"/>
+          <w:color w:val="7DD3FC"/>
+          <w:sz w:val="17"/>
         </w:rPr>
         <w:t xml:space="preserve">`</w:t>
       </w:r>
       <w:r>
         <w:rPr>
           <w:rStyle w:val="OperatorTok"/>
+          <w:rFonts w:ascii="Courier New" w:hAnsi="Courier New"/>
+          <w:b w:val="0"/>
+          <w:color w:val="7DD3FC"/>
+          <w:sz w:val="17"/>
         </w:rPr>
         <w:t xml:space="preserve">,</w:t>
       </w:r>
       <w:r>
+        <w:rPr>
+          <w:rFonts w:ascii="Courier New" w:hAnsi="Courier New"/>
+          <w:b w:val="0"/>
+          <w:color w:val="7DD3FC"/>
+          <w:sz w:val="17"/>
+        </w:rPr>
         <w:br/>
       </w:r>
       <w:r>
         <w:rPr>
           <w:rStyle w:val="NormalTok"/>
+          <w:rFonts w:ascii="Courier New" w:hAnsi="Courier New"/>
+          <w:b w:val="0"/>
+          <w:color w:val="7DD3FC"/>
+          <w:sz w:val="17"/>
         </w:rPr>
         <w:t xml:space="preserve">  html</w:t>
       </w:r>
       <w:r>
         <w:rPr>
           <w:rStyle w:val="OperatorTok"/>
+          <w:rFonts w:ascii="Courier New" w:hAnsi="Courier New"/>
+          <w:b w:val="0"/>
+          <w:color w:val="7DD3FC"/>
+          <w:sz w:val="17"/>
         </w:rPr>
         <w:t xml:space="preserve">:</w:t>
       </w:r>
       <w:r>
         <w:rPr>
           <w:rStyle w:val="NormalTok"/>
+          <w:rFonts w:ascii="Courier New" w:hAnsi="Courier New"/>
+          <w:b w:val="0"/>
+          <w:color w:val="7DD3FC"/>
+          <w:sz w:val="17"/>
         </w:rPr>
         <w:t xml:space="preserve"> </w:t>
       </w:r>
       <w:r>
         <w:rPr>
           <w:rStyle w:val="VerbatimStringTok"/>
+          <w:rFonts w:ascii="Courier New" w:hAnsi="Courier New"/>
+          <w:b w:val="0"/>
+          <w:color w:val="7DD3FC"/>
+          <w:sz w:val="17"/>
         </w:rPr>
         <w:t xml:space="preserve">`&lt;p&gt;</w:t>
       </w:r>
       <w:r>
         <w:rPr>
           <w:rStyle w:val="SpecialCharTok"/>
+          <w:rFonts w:ascii="Courier New" w:hAnsi="Courier New"/>
+          <w:b w:val="0"/>
+          <w:color w:val="7DD3FC"/>
+          <w:sz w:val="17"/>
         </w:rPr>
         <w:t xml:space="preserve">${</w:t>
       </w:r>
       <w:r>
         <w:rPr>
           <w:rStyle w:val="NormalTok"/>
+          <w:rFonts w:ascii="Courier New" w:hAnsi="Courier New"/>
+          <w:b w:val="0"/>
+          <w:color w:val="7DD3FC"/>
+          <w:sz w:val="17"/>
         </w:rPr>
         <w:t xml:space="preserve">body</w:t>
       </w:r>
       <w:r>
         <w:rPr>
           <w:rStyle w:val="OperatorTok"/>
+          <w:rFonts w:ascii="Courier New" w:hAnsi="Courier New"/>
+          <w:b w:val="0"/>
+          <w:color w:val="7DD3FC"/>
+          <w:sz w:val="17"/>
         </w:rPr>
         <w:t xml:space="preserve">.</w:t>
       </w:r>
       <w:r>
         <w:rPr>
           <w:rStyle w:val="AttributeTok"/>
+          <w:rFonts w:ascii="Courier New" w:hAnsi="Courier New"/>
+          <w:b w:val="0"/>
+          <w:color w:val="7DD3FC"/>
+          <w:sz w:val="17"/>
         </w:rPr>
         <w:t xml:space="preserve">contact_name</w:t>
       </w:r>
       <w:r>
         <w:rPr>
           <w:rStyle w:val="SpecialCharTok"/>
+          <w:rFonts w:ascii="Courier New" w:hAnsi="Courier New"/>
+          <w:b w:val="0"/>
+          <w:color w:val="7DD3FC"/>
+          <w:sz w:val="17"/>
         </w:rPr>
         <w:t xml:space="preserve">}</w:t>
       </w:r>
       <w:r>
         <w:rPr>
           <w:rStyle w:val="VerbatimStringTok"/>
+          <w:rFonts w:ascii="Courier New" w:hAnsi="Courier New"/>
+          <w:b w:val="0"/>
+          <w:color w:val="7DD3FC"/>
+          <w:sz w:val="17"/>
         </w:rPr>
         <w:t xml:space="preserve"> · </w:t>
       </w:r>
       <w:r>
         <w:rPr>
           <w:rStyle w:val="SpecialCharTok"/>
+          <w:rFonts w:ascii="Courier New" w:hAnsi="Courier New"/>
+          <w:b w:val="0"/>
+          <w:color w:val="7DD3FC"/>
+          <w:sz w:val="17"/>
         </w:rPr>
         <w:t xml:space="preserve">${</w:t>
       </w:r>
       <w:r>
         <w:rPr>
           <w:rStyle w:val="NormalTok"/>
+          <w:rFonts w:ascii="Courier New" w:hAnsi="Courier New"/>
+          <w:b w:val="0"/>
+          <w:color w:val="7DD3FC"/>
+          <w:sz w:val="17"/>
         </w:rPr>
         <w:t xml:space="preserve">body</w:t>
       </w:r>
       <w:r>
         <w:rPr>
           <w:rStyle w:val="OperatorTok"/>
+          <w:rFonts w:ascii="Courier New" w:hAnsi="Courier New"/>
+          <w:b w:val="0"/>
+          <w:color w:val="7DD3FC"/>
+          <w:sz w:val="17"/>
         </w:rPr>
         <w:t xml:space="preserve">.</w:t>
       </w:r>
       <w:r>
         <w:rPr>
           <w:rStyle w:val="AttributeTok"/>
+          <w:rFonts w:ascii="Courier New" w:hAnsi="Courier New"/>
+          <w:b w:val="0"/>
+          <w:color w:val="7DD3FC"/>
+          <w:sz w:val="17"/>
         </w:rPr>
         <w:t xml:space="preserve">contact_email</w:t>
       </w:r>
       <w:r>
         <w:rPr>
           <w:rStyle w:val="SpecialCharTok"/>
+          <w:rFonts w:ascii="Courier New" w:hAnsi="Courier New"/>
+          <w:b w:val="0"/>
+          <w:color w:val="7DD3FC"/>
+          <w:sz w:val="17"/>
         </w:rPr>
         <w:t xml:space="preserve">}</w:t>
       </w:r>
       <w:r>
         <w:rPr>
           <w:rStyle w:val="VerbatimStringTok"/>
+          <w:rFonts w:ascii="Courier New" w:hAnsi="Courier New"/>
+          <w:b w:val="0"/>
+          <w:color w:val="7DD3FC"/>
+          <w:sz w:val="17"/>
         </w:rPr>
         <w:t xml:space="preserve"> · </w:t>
       </w:r>
       <w:r>
         <w:rPr>
           <w:rStyle w:val="SpecialCharTok"/>
+          <w:rFonts w:ascii="Courier New" w:hAnsi="Courier New"/>
+          <w:b w:val="0"/>
+          <w:color w:val="7DD3FC"/>
+          <w:sz w:val="17"/>
         </w:rPr>
         <w:t xml:space="preserve">${</w:t>
       </w:r>
       <w:r>
         <w:rPr>
           <w:rStyle w:val="NormalTok"/>
+          <w:rFonts w:ascii="Courier New" w:hAnsi="Courier New"/>
+          <w:b w:val="0"/>
+          <w:color w:val="7DD3FC"/>
+          <w:sz w:val="17"/>
         </w:rPr>
         <w:t xml:space="preserve">body</w:t>
       </w:r>
       <w:r>
         <w:rPr>
           <w:rStyle w:val="OperatorTok"/>
+          <w:rFonts w:ascii="Courier New" w:hAnsi="Courier New"/>
+          <w:b w:val="0"/>
+          <w:color w:val="7DD3FC"/>
+          <w:sz w:val="17"/>
         </w:rPr>
         <w:t xml:space="preserve">.</w:t>
       </w:r>
       <w:r>
         <w:rPr>
           <w:rStyle w:val="AttributeTok"/>
+          <w:rFonts w:ascii="Courier New" w:hAnsi="Courier New"/>
+          <w:b w:val="0"/>
+          <w:color w:val="7DD3FC"/>
+          <w:sz w:val="17"/>
         </w:rPr>
         <w:t xml:space="preserve">country</w:t>
       </w:r>
       <w:r>
         <w:rPr>
           <w:rStyle w:val="SpecialCharTok"/>
+          <w:rFonts w:ascii="Courier New" w:hAnsi="Courier New"/>
+          <w:b w:val="0"/>
+          <w:color w:val="7DD3FC"/>
+          <w:sz w:val="17"/>
         </w:rPr>
         <w:t xml:space="preserve">}</w:t>
       </w:r>
       <w:r>
         <w:rPr>
           <w:rStyle w:val="VerbatimStringTok"/>
+          <w:rFonts w:ascii="Courier New" w:hAnsi="Courier New"/>
+          <w:b w:val="0"/>
+          <w:color w:val="7DD3FC"/>
+          <w:sz w:val="17"/>
         </w:rPr>
         <w:t xml:space="preserve">&lt;/p&gt;`</w:t>
       </w:r>
       <w:r>
+        <w:rPr>
+          <w:rFonts w:ascii="Courier New" w:hAnsi="Courier New"/>
+          <w:b w:val="0"/>
+          <w:color w:val="7DD3FC"/>
+          <w:sz w:val="17"/>
+        </w:rPr>
         <w:br/>
       </w:r>
       <w:r>
         <w:rPr>
           <w:rStyle w:val="NormalTok"/>
+          <w:rFonts w:ascii="Courier New" w:hAnsi="Courier New"/>
+          <w:b w:val="0"/>
+          <w:color w:val="7DD3FC"/>
+          <w:sz w:val="17"/>
         </w:rPr>
         <w:t xml:space="preserve">})</w:t>
       </w:r>
       <w:r>
         <w:rPr>
           <w:rStyle w:val="OperatorTok"/>
+          <w:rFonts w:ascii="Courier New" w:hAnsi="Courier New"/>
+          <w:b w:val="0"/>
+          <w:color w:val="7DD3FC"/>
+          <w:sz w:val="17"/>
         </w:rPr>
         <w:t xml:space="preserve">;</w:t>
       </w:r>
@@ -1830,45 +3240,129 @@
           <w:tblHeader w:val="on"/>
         </w:trPr>
         <w:tc>
-          <w:tcPr/>
-          <w:p>
-            <w:pPr>
-              <w:pStyle w:val="Compact"/>
-            </w:pPr>
-            <w:r>
+          <w:tcPr>
+            <w:shd w:val="clear" w:color="auto" w:fill="02374f"/>
+            <w:tcBorders>
+              <w:top w:val="single" w:sz="4" w:space="0" w:color="D1D9DC"/>
+              <w:left w:val="single" w:sz="4" w:space="0" w:color="D1D9DC"/>
+              <w:bottom w:val="single" w:sz="4" w:space="0" w:color="D1D9DC"/>
+              <w:right w:val="single" w:sz="4" w:space="0" w:color="D1D9DC"/>
+            </w:tcBorders>
+            <w:tcMar>
+              <w:top w:w="60" w:type="dxa"/>
+              <w:bottom w:w="60" w:type="dxa"/>
+              <w:left w:w="115" w:type="dxa"/>
+              <w:right w:w="115" w:type="dxa"/>
+            </w:tcMar>
+          </w:tcPr>
+          <w:p>
+            <w:pPr>
+              <w:pStyle w:val="Compact"/>
+              <w:spacing w:before="20" w:after="20"/>
+            </w:pPr>
+            <w:r>
+              <w:rPr>
+                <w:rFonts w:ascii="Calibri" w:hAnsi="Calibri"/>
+                <w:b/>
+                <w:color w:val="FFFFFF"/>
+                <w:sz w:val="19"/>
+              </w:rPr>
               <w:t xml:space="preserve">Option</w:t>
             </w:r>
           </w:p>
         </w:tc>
         <w:tc>
-          <w:tcPr/>
-          <w:p>
-            <w:pPr>
-              <w:pStyle w:val="Compact"/>
-            </w:pPr>
-            <w:r>
+          <w:tcPr>
+            <w:shd w:val="clear" w:color="auto" w:fill="02374f"/>
+            <w:tcBorders>
+              <w:top w:val="single" w:sz="4" w:space="0" w:color="D1D9DC"/>
+              <w:left w:val="single" w:sz="4" w:space="0" w:color="D1D9DC"/>
+              <w:bottom w:val="single" w:sz="4" w:space="0" w:color="D1D9DC"/>
+              <w:right w:val="single" w:sz="4" w:space="0" w:color="D1D9DC"/>
+            </w:tcBorders>
+            <w:tcMar>
+              <w:top w:w="60" w:type="dxa"/>
+              <w:bottom w:w="60" w:type="dxa"/>
+              <w:left w:w="115" w:type="dxa"/>
+              <w:right w:w="115" w:type="dxa"/>
+            </w:tcMar>
+          </w:tcPr>
+          <w:p>
+            <w:pPr>
+              <w:pStyle w:val="Compact"/>
+              <w:spacing w:before="20" w:after="20"/>
+            </w:pPr>
+            <w:r>
+              <w:rPr>
+                <w:rFonts w:ascii="Calibri" w:hAnsi="Calibri"/>
+                <w:b/>
+                <w:color w:val="FFFFFF"/>
+                <w:sz w:val="19"/>
+              </w:rPr>
               <w:t xml:space="preserve">Persistence</w:t>
             </w:r>
           </w:p>
         </w:tc>
         <w:tc>
-          <w:tcPr/>
-          <w:p>
-            <w:pPr>
-              <w:pStyle w:val="Compact"/>
-            </w:pPr>
-            <w:r>
+          <w:tcPr>
+            <w:shd w:val="clear" w:color="auto" w:fill="02374f"/>
+            <w:tcBorders>
+              <w:top w:val="single" w:sz="4" w:space="0" w:color="D1D9DC"/>
+              <w:left w:val="single" w:sz="4" w:space="0" w:color="D1D9DC"/>
+              <w:bottom w:val="single" w:sz="4" w:space="0" w:color="D1D9DC"/>
+              <w:right w:val="single" w:sz="4" w:space="0" w:color="D1D9DC"/>
+            </w:tcBorders>
+            <w:tcMar>
+              <w:top w:w="60" w:type="dxa"/>
+              <w:bottom w:w="60" w:type="dxa"/>
+              <w:left w:w="115" w:type="dxa"/>
+              <w:right w:w="115" w:type="dxa"/>
+            </w:tcMar>
+          </w:tcPr>
+          <w:p>
+            <w:pPr>
+              <w:pStyle w:val="Compact"/>
+              <w:spacing w:before="20" w:after="20"/>
+            </w:pPr>
+            <w:r>
+              <w:rPr>
+                <w:rFonts w:ascii="Calibri" w:hAnsi="Calibri"/>
+                <w:b/>
+                <w:color w:val="FFFFFF"/>
+                <w:sz w:val="19"/>
+              </w:rPr>
               <w:t xml:space="preserve">Cold start safe?</w:t>
             </w:r>
           </w:p>
         </w:tc>
         <w:tc>
-          <w:tcPr/>
-          <w:p>
-            <w:pPr>
-              <w:pStyle w:val="Compact"/>
-            </w:pPr>
-            <w:r>
+          <w:tcPr>
+            <w:shd w:val="clear" w:color="auto" w:fill="02374f"/>
+            <w:tcBorders>
+              <w:top w:val="single" w:sz="4" w:space="0" w:color="D1D9DC"/>
+              <w:left w:val="single" w:sz="4" w:space="0" w:color="D1D9DC"/>
+              <w:bottom w:val="single" w:sz="4" w:space="0" w:color="D1D9DC"/>
+              <w:right w:val="single" w:sz="4" w:space="0" w:color="D1D9DC"/>
+            </w:tcBorders>
+            <w:tcMar>
+              <w:top w:w="60" w:type="dxa"/>
+              <w:bottom w:w="60" w:type="dxa"/>
+              <w:left w:w="115" w:type="dxa"/>
+              <w:right w:w="115" w:type="dxa"/>
+            </w:tcMar>
+          </w:tcPr>
+          <w:p>
+            <w:pPr>
+              <w:pStyle w:val="Compact"/>
+              <w:spacing w:before="20" w:after="20"/>
+            </w:pPr>
+            <w:r>
+              <w:rPr>
+                <w:rFonts w:ascii="Calibri" w:hAnsi="Calibri"/>
+                <w:b/>
+                <w:color w:val="FFFFFF"/>
+                <w:sz w:val="19"/>
+              </w:rPr>
               <w:t xml:space="preserve">Recommended</w:t>
             </w:r>
           </w:p>
@@ -1876,69 +3370,163 @@
       </w:tr>
       <w:tr>
         <w:tc>
-          <w:tcPr/>
-          <w:p>
-            <w:pPr>
-              <w:pStyle w:val="Compact"/>
-            </w:pPr>
-            <w:r>
-              <w:rPr>
+          <w:tcPr>
+            <w:shd w:val="clear" w:color="auto" w:fill="FFFFFF"/>
+            <w:tcBorders>
+              <w:top w:val="single" w:sz="4" w:space="0" w:color="D1D9DC"/>
+              <w:left w:val="single" w:sz="4" w:space="0" w:color="D1D9DC"/>
+              <w:bottom w:val="single" w:sz="4" w:space="0" w:color="D1D9DC"/>
+              <w:right w:val="single" w:sz="4" w:space="0" w:color="D1D9DC"/>
+            </w:tcBorders>
+            <w:tcMar>
+              <w:top w:w="60" w:type="dxa"/>
+              <w:bottom w:w="60" w:type="dxa"/>
+              <w:left w:w="115" w:type="dxa"/>
+              <w:right w:w="115" w:type="dxa"/>
+            </w:tcMar>
+          </w:tcPr>
+          <w:p>
+            <w:pPr>
+              <w:pStyle w:val="Compact"/>
+              <w:spacing w:before="20" w:after="20"/>
+            </w:pPr>
+            <w:r>
+              <w:rPr>
+                <w:rFonts w:ascii="Calibri" w:hAnsi="Calibri"/>
                 <w:b/>
                 <w:bCs/>
+                <w:color w:val="3C3B43"/>
+                <w:sz w:val="19"/>
               </w:rPr>
               <w:t xml:space="preserve">@upstash/ratelimit</w:t>
             </w:r>
             <w:r>
               <w:rPr>
+                <w:rFonts w:ascii="Calibri" w:hAnsi="Calibri"/>
                 <w:b/>
                 <w:bCs/>
+                <w:color w:val="3C3B43"/>
+                <w:sz w:val="19"/>
               </w:rPr>
               <w:t xml:space="preserve"> </w:t>
             </w:r>
             <w:r>
               <w:rPr>
+                <w:rFonts w:ascii="Calibri" w:hAnsi="Calibri"/>
                 <w:b/>
                 <w:bCs/>
+                <w:color w:val="3C3B43"/>
+                <w:sz w:val="19"/>
               </w:rPr>
               <w:t xml:space="preserve">+ Upstash Redis</w:t>
             </w:r>
             <w:r>
+              <w:rPr>
+                <w:rFonts w:ascii="Calibri" w:hAnsi="Calibri"/>
+                <w:color w:val="3C3B43"/>
+                <w:sz w:val="19"/>
+              </w:rPr>
               <w:t xml:space="preserve"> </w:t>
             </w:r>
             <w:r>
+              <w:rPr>
+                <w:rFonts w:ascii="Calibri" w:hAnsi="Calibri"/>
+                <w:color w:val="3C3B43"/>
+                <w:sz w:val="19"/>
+              </w:rPr>
               <w:t xml:space="preserve">(recommended)</w:t>
             </w:r>
           </w:p>
         </w:tc>
         <w:tc>
-          <w:tcPr/>
-          <w:p>
-            <w:pPr>
-              <w:pStyle w:val="Compact"/>
-            </w:pPr>
-            <w:r>
+          <w:tcPr>
+            <w:shd w:val="clear" w:color="auto" w:fill="FFFFFF"/>
+            <w:tcBorders>
+              <w:top w:val="single" w:sz="4" w:space="0" w:color="D1D9DC"/>
+              <w:left w:val="single" w:sz="4" w:space="0" w:color="D1D9DC"/>
+              <w:bottom w:val="single" w:sz="4" w:space="0" w:color="D1D9DC"/>
+              <w:right w:val="single" w:sz="4" w:space="0" w:color="D1D9DC"/>
+            </w:tcBorders>
+            <w:tcMar>
+              <w:top w:w="60" w:type="dxa"/>
+              <w:bottom w:w="60" w:type="dxa"/>
+              <w:left w:w="115" w:type="dxa"/>
+              <w:right w:w="115" w:type="dxa"/>
+            </w:tcMar>
+          </w:tcPr>
+          <w:p>
+            <w:pPr>
+              <w:pStyle w:val="Compact"/>
+              <w:spacing w:before="20" w:after="20"/>
+            </w:pPr>
+            <w:r>
+              <w:rPr>
+                <w:rFonts w:ascii="Calibri" w:hAnsi="Calibri"/>
+                <w:color w:val="3C3B43"/>
+                <w:sz w:val="19"/>
+              </w:rPr>
               <w:t xml:space="preserve">Redis — survives cold starts and multi-region</w:t>
             </w:r>
           </w:p>
         </w:tc>
         <w:tc>
-          <w:tcPr/>
-          <w:p>
-            <w:pPr>
-              <w:pStyle w:val="Compact"/>
-            </w:pPr>
-            <w:r>
+          <w:tcPr>
+            <w:shd w:val="clear" w:color="auto" w:fill="FFFFFF"/>
+            <w:tcBorders>
+              <w:top w:val="single" w:sz="4" w:space="0" w:color="D1D9DC"/>
+              <w:left w:val="single" w:sz="4" w:space="0" w:color="D1D9DC"/>
+              <w:bottom w:val="single" w:sz="4" w:space="0" w:color="D1D9DC"/>
+              <w:right w:val="single" w:sz="4" w:space="0" w:color="D1D9DC"/>
+            </w:tcBorders>
+            <w:tcMar>
+              <w:top w:w="60" w:type="dxa"/>
+              <w:bottom w:w="60" w:type="dxa"/>
+              <w:left w:w="115" w:type="dxa"/>
+              <w:right w:w="115" w:type="dxa"/>
+            </w:tcMar>
+          </w:tcPr>
+          <w:p>
+            <w:pPr>
+              <w:pStyle w:val="Compact"/>
+              <w:spacing w:before="20" w:after="20"/>
+            </w:pPr>
+            <w:r>
+              <w:rPr>
+                <w:rFonts w:ascii="Calibri" w:hAnsi="Calibri"/>
+                <w:color w:val="3C3B43"/>
+                <w:sz w:val="19"/>
+              </w:rPr>
               <w:t xml:space="preserve">Yes</w:t>
             </w:r>
           </w:p>
         </w:tc>
         <w:tc>
-          <w:tcPr/>
-          <w:p>
-            <w:pPr>
-              <w:pStyle w:val="Compact"/>
-            </w:pPr>
-            <w:r>
+          <w:tcPr>
+            <w:shd w:val="clear" w:color="auto" w:fill="FFFFFF"/>
+            <w:tcBorders>
+              <w:top w:val="single" w:sz="4" w:space="0" w:color="D1D9DC"/>
+              <w:left w:val="single" w:sz="4" w:space="0" w:color="D1D9DC"/>
+              <w:bottom w:val="single" w:sz="4" w:space="0" w:color="D1D9DC"/>
+              <w:right w:val="single" w:sz="4" w:space="0" w:color="D1D9DC"/>
+            </w:tcBorders>
+            <w:tcMar>
+              <w:top w:w="60" w:type="dxa"/>
+              <w:bottom w:w="60" w:type="dxa"/>
+              <w:left w:w="115" w:type="dxa"/>
+              <w:right w:w="115" w:type="dxa"/>
+            </w:tcMar>
+          </w:tcPr>
+          <w:p>
+            <w:pPr>
+              <w:pStyle w:val="Compact"/>
+              <w:spacing w:before="20" w:after="20"/>
+            </w:pPr>
+            <w:r>
+              <w:rPr>
+                <w:rFonts w:ascii="Calibri" w:hAnsi="Calibri"/>
+                <w:color w:val="3C3B43"/>
+                <w:sz w:val="19"/>
+              </w:rPr>
               <w:t xml:space="preserve">✓</w:t>
             </w:r>
           </w:p>
@@ -1946,45 +3534,125 @@
       </w:tr>
       <w:tr>
         <w:tc>
-          <w:tcPr/>
-          <w:p>
-            <w:pPr>
-              <w:pStyle w:val="Compact"/>
-            </w:pPr>
-            <w:r>
+          <w:tcPr>
+            <w:shd w:val="clear" w:color="auto" w:fill="E8F1F2"/>
+            <w:tcBorders>
+              <w:top w:val="single" w:sz="4" w:space="0" w:color="D1D9DC"/>
+              <w:left w:val="single" w:sz="4" w:space="0" w:color="D1D9DC"/>
+              <w:bottom w:val="single" w:sz="4" w:space="0" w:color="D1D9DC"/>
+              <w:right w:val="single" w:sz="4" w:space="0" w:color="D1D9DC"/>
+            </w:tcBorders>
+            <w:tcMar>
+              <w:top w:w="60" w:type="dxa"/>
+              <w:bottom w:w="60" w:type="dxa"/>
+              <w:left w:w="115" w:type="dxa"/>
+              <w:right w:w="115" w:type="dxa"/>
+            </w:tcMar>
+          </w:tcPr>
+          <w:p>
+            <w:pPr>
+              <w:pStyle w:val="Compact"/>
+              <w:spacing w:before="20" w:after="20"/>
+            </w:pPr>
+            <w:r>
+              <w:rPr>
+                <w:rFonts w:ascii="Calibri" w:hAnsi="Calibri"/>
+                <w:color w:val="3C3B43"/>
+                <w:sz w:val="19"/>
+              </w:rPr>
               <w:t xml:space="preserve">In-memory Map in Vercel fn</w:t>
             </w:r>
           </w:p>
         </w:tc>
         <w:tc>
-          <w:tcPr/>
-          <w:p>
-            <w:pPr>
-              <w:pStyle w:val="Compact"/>
-            </w:pPr>
-            <w:r>
+          <w:tcPr>
+            <w:shd w:val="clear" w:color="auto" w:fill="E8F1F2"/>
+            <w:tcBorders>
+              <w:top w:val="single" w:sz="4" w:space="0" w:color="D1D9DC"/>
+              <w:left w:val="single" w:sz="4" w:space="0" w:color="D1D9DC"/>
+              <w:bottom w:val="single" w:sz="4" w:space="0" w:color="D1D9DC"/>
+              <w:right w:val="single" w:sz="4" w:space="0" w:color="D1D9DC"/>
+            </w:tcBorders>
+            <w:tcMar>
+              <w:top w:w="60" w:type="dxa"/>
+              <w:bottom w:w="60" w:type="dxa"/>
+              <w:left w:w="115" w:type="dxa"/>
+              <w:right w:w="115" w:type="dxa"/>
+            </w:tcMar>
+          </w:tcPr>
+          <w:p>
+            <w:pPr>
+              <w:pStyle w:val="Compact"/>
+              <w:spacing w:before="20" w:after="20"/>
+            </w:pPr>
+            <w:r>
+              <w:rPr>
+                <w:rFonts w:ascii="Calibri" w:hAnsi="Calibri"/>
+                <w:color w:val="3C3B43"/>
+                <w:sz w:val="19"/>
+              </w:rPr>
               <w:t xml:space="preserve">Memory only — resets every cold start</w:t>
             </w:r>
           </w:p>
         </w:tc>
         <w:tc>
-          <w:tcPr/>
-          <w:p>
-            <w:pPr>
-              <w:pStyle w:val="Compact"/>
-            </w:pPr>
-            <w:r>
+          <w:tcPr>
+            <w:shd w:val="clear" w:color="auto" w:fill="E8F1F2"/>
+            <w:tcBorders>
+              <w:top w:val="single" w:sz="4" w:space="0" w:color="D1D9DC"/>
+              <w:left w:val="single" w:sz="4" w:space="0" w:color="D1D9DC"/>
+              <w:bottom w:val="single" w:sz="4" w:space="0" w:color="D1D9DC"/>
+              <w:right w:val="single" w:sz="4" w:space="0" w:color="D1D9DC"/>
+            </w:tcBorders>
+            <w:tcMar>
+              <w:top w:w="60" w:type="dxa"/>
+              <w:bottom w:w="60" w:type="dxa"/>
+              <w:left w:w="115" w:type="dxa"/>
+              <w:right w:w="115" w:type="dxa"/>
+            </w:tcMar>
+          </w:tcPr>
+          <w:p>
+            <w:pPr>
+              <w:pStyle w:val="Compact"/>
+              <w:spacing w:before="20" w:after="20"/>
+            </w:pPr>
+            <w:r>
+              <w:rPr>
+                <w:rFonts w:ascii="Calibri" w:hAnsi="Calibri"/>
+                <w:color w:val="3C3B43"/>
+                <w:sz w:val="19"/>
+              </w:rPr>
               <w:t xml:space="preserve">No</w:t>
             </w:r>
           </w:p>
         </w:tc>
         <w:tc>
-          <w:tcPr/>
-          <w:p>
-            <w:pPr>
-              <w:pStyle w:val="Compact"/>
-            </w:pPr>
-            <w:r>
+          <w:tcPr>
+            <w:shd w:val="clear" w:color="auto" w:fill="E8F1F2"/>
+            <w:tcBorders>
+              <w:top w:val="single" w:sz="4" w:space="0" w:color="D1D9DC"/>
+              <w:left w:val="single" w:sz="4" w:space="0" w:color="D1D9DC"/>
+              <w:bottom w:val="single" w:sz="4" w:space="0" w:color="D1D9DC"/>
+              <w:right w:val="single" w:sz="4" w:space="0" w:color="D1D9DC"/>
+            </w:tcBorders>
+            <w:tcMar>
+              <w:top w:w="60" w:type="dxa"/>
+              <w:bottom w:w="60" w:type="dxa"/>
+              <w:left w:w="115" w:type="dxa"/>
+              <w:right w:w="115" w:type="dxa"/>
+            </w:tcMar>
+          </w:tcPr>
+          <w:p>
+            <w:pPr>
+              <w:pStyle w:val="Compact"/>
+              <w:spacing w:before="20" w:after="20"/>
+            </w:pPr>
+            <w:r>
+              <w:rPr>
+                <w:rFonts w:ascii="Calibri" w:hAnsi="Calibri"/>
+                <w:color w:val="3C3B43"/>
+                <w:sz w:val="19"/>
+              </w:rPr>
               <w:t xml:space="preserve">✗</w:t>
             </w:r>
           </w:p>
@@ -1992,45 +3660,125 @@
       </w:tr>
       <w:tr>
         <w:tc>
-          <w:tcPr/>
-          <w:p>
-            <w:pPr>
-              <w:pStyle w:val="Compact"/>
-            </w:pPr>
-            <w:r>
+          <w:tcPr>
+            <w:shd w:val="clear" w:color="auto" w:fill="FFFFFF"/>
+            <w:tcBorders>
+              <w:top w:val="single" w:sz="4" w:space="0" w:color="D1D9DC"/>
+              <w:left w:val="single" w:sz="4" w:space="0" w:color="D1D9DC"/>
+              <w:bottom w:val="single" w:sz="4" w:space="0" w:color="D1D9DC"/>
+              <w:right w:val="single" w:sz="4" w:space="0" w:color="D1D9DC"/>
+            </w:tcBorders>
+            <w:tcMar>
+              <w:top w:w="60" w:type="dxa"/>
+              <w:bottom w:w="60" w:type="dxa"/>
+              <w:left w:w="115" w:type="dxa"/>
+              <w:right w:w="115" w:type="dxa"/>
+            </w:tcMar>
+          </w:tcPr>
+          <w:p>
+            <w:pPr>
+              <w:pStyle w:val="Compact"/>
+              <w:spacing w:before="20" w:after="20"/>
+            </w:pPr>
+            <w:r>
+              <w:rPr>
+                <w:rFonts w:ascii="Calibri" w:hAnsi="Calibri"/>
+                <w:color w:val="3C3B43"/>
+                <w:sz w:val="19"/>
+              </w:rPr>
               <w:t xml:space="preserve">Vercel built-in (WAF)</w:t>
             </w:r>
           </w:p>
         </w:tc>
         <w:tc>
-          <w:tcPr/>
-          <w:p>
-            <w:pPr>
-              <w:pStyle w:val="Compact"/>
-            </w:pPr>
-            <w:r>
+          <w:tcPr>
+            <w:shd w:val="clear" w:color="auto" w:fill="FFFFFF"/>
+            <w:tcBorders>
+              <w:top w:val="single" w:sz="4" w:space="0" w:color="D1D9DC"/>
+              <w:left w:val="single" w:sz="4" w:space="0" w:color="D1D9DC"/>
+              <w:bottom w:val="single" w:sz="4" w:space="0" w:color="D1D9DC"/>
+              <w:right w:val="single" w:sz="4" w:space="0" w:color="D1D9DC"/>
+            </w:tcBorders>
+            <w:tcMar>
+              <w:top w:w="60" w:type="dxa"/>
+              <w:bottom w:w="60" w:type="dxa"/>
+              <w:left w:w="115" w:type="dxa"/>
+              <w:right w:w="115" w:type="dxa"/>
+            </w:tcMar>
+          </w:tcPr>
+          <w:p>
+            <w:pPr>
+              <w:pStyle w:val="Compact"/>
+              <w:spacing w:before="20" w:after="20"/>
+            </w:pPr>
+            <w:r>
+              <w:rPr>
+                <w:rFonts w:ascii="Calibri" w:hAnsi="Calibri"/>
+                <w:color w:val="3C3B43"/>
+                <w:sz w:val="19"/>
+              </w:rPr>
               <w:t xml:space="preserve">Infrastructure level — no per-route config</w:t>
             </w:r>
           </w:p>
         </w:tc>
         <w:tc>
-          <w:tcPr/>
-          <w:p>
-            <w:pPr>
-              <w:pStyle w:val="Compact"/>
-            </w:pPr>
-            <w:r>
+          <w:tcPr>
+            <w:shd w:val="clear" w:color="auto" w:fill="FFFFFF"/>
+            <w:tcBorders>
+              <w:top w:val="single" w:sz="4" w:space="0" w:color="D1D9DC"/>
+              <w:left w:val="single" w:sz="4" w:space="0" w:color="D1D9DC"/>
+              <w:bottom w:val="single" w:sz="4" w:space="0" w:color="D1D9DC"/>
+              <w:right w:val="single" w:sz="4" w:space="0" w:color="D1D9DC"/>
+            </w:tcBorders>
+            <w:tcMar>
+              <w:top w:w="60" w:type="dxa"/>
+              <w:bottom w:w="60" w:type="dxa"/>
+              <w:left w:w="115" w:type="dxa"/>
+              <w:right w:w="115" w:type="dxa"/>
+            </w:tcMar>
+          </w:tcPr>
+          <w:p>
+            <w:pPr>
+              <w:pStyle w:val="Compact"/>
+              <w:spacing w:before="20" w:after="20"/>
+            </w:pPr>
+            <w:r>
+              <w:rPr>
+                <w:rFonts w:ascii="Calibri" w:hAnsi="Calibri"/>
+                <w:color w:val="3C3B43"/>
+                <w:sz w:val="19"/>
+              </w:rPr>
               <w:t xml:space="preserve">Limited</w:t>
             </w:r>
           </w:p>
         </w:tc>
         <w:tc>
-          <w:tcPr/>
-          <w:p>
-            <w:pPr>
-              <w:pStyle w:val="Compact"/>
-            </w:pPr>
-            <w:r>
+          <w:tcPr>
+            <w:shd w:val="clear" w:color="auto" w:fill="FFFFFF"/>
+            <w:tcBorders>
+              <w:top w:val="single" w:sz="4" w:space="0" w:color="D1D9DC"/>
+              <w:left w:val="single" w:sz="4" w:space="0" w:color="D1D9DC"/>
+              <w:bottom w:val="single" w:sz="4" w:space="0" w:color="D1D9DC"/>
+              <w:right w:val="single" w:sz="4" w:space="0" w:color="D1D9DC"/>
+            </w:tcBorders>
+            <w:tcMar>
+              <w:top w:w="60" w:type="dxa"/>
+              <w:bottom w:w="60" w:type="dxa"/>
+              <w:left w:w="115" w:type="dxa"/>
+              <w:right w:w="115" w:type="dxa"/>
+            </w:tcMar>
+          </w:tcPr>
+          <w:p>
+            <w:pPr>
+              <w:pStyle w:val="Compact"/>
+              <w:spacing w:before="20" w:after="20"/>
+            </w:pPr>
+            <w:r>
+              <w:rPr>
+                <w:rFonts w:ascii="Calibri" w:hAnsi="Calibri"/>
+                <w:color w:val="3C3B43"/>
+                <w:sz w:val="19"/>
+              </w:rPr>
               <w:t xml:space="preserve">Supplementary only</w:t>
             </w:r>
           </w:p>
@@ -2067,580 +3815,1014 @@
     <w:p>
       <w:pPr>
         <w:pStyle w:val="SourceCode"/>
+        <w:spacing w:before="20" w:after="20"/>
+        <w:ind w:left="283"/>
       </w:pPr>
       <w:r>
         <w:rPr>
           <w:rStyle w:val="ImportTok"/>
+          <w:rFonts w:ascii="Courier New" w:hAnsi="Courier New"/>
+          <w:b w:val="0"/>
+          <w:color w:val="7DD3FC"/>
+          <w:sz w:val="17"/>
         </w:rPr>
         <w:t xml:space="preserve">import</w:t>
       </w:r>
       <w:r>
         <w:rPr>
           <w:rStyle w:val="NormalTok"/>
+          <w:rFonts w:ascii="Courier New" w:hAnsi="Courier New"/>
+          <w:b w:val="0"/>
+          <w:color w:val="7DD3FC"/>
+          <w:sz w:val="17"/>
         </w:rPr>
         <w:t xml:space="preserve"> { Ratelimit } </w:t>
       </w:r>
       <w:r>
         <w:rPr>
           <w:rStyle w:val="ImportTok"/>
+          <w:rFonts w:ascii="Courier New" w:hAnsi="Courier New"/>
+          <w:b w:val="0"/>
+          <w:color w:val="7DD3FC"/>
+          <w:sz w:val="17"/>
         </w:rPr>
         <w:t xml:space="preserve">from</w:t>
       </w:r>
       <w:r>
         <w:rPr>
           <w:rStyle w:val="NormalTok"/>
+          <w:rFonts w:ascii="Courier New" w:hAnsi="Courier New"/>
+          <w:b w:val="0"/>
+          <w:color w:val="7DD3FC"/>
+          <w:sz w:val="17"/>
         </w:rPr>
         <w:t xml:space="preserve"> </w:t>
       </w:r>
       <w:r>
         <w:rPr>
           <w:rStyle w:val="StringTok"/>
+          <w:rFonts w:ascii="Courier New" w:hAnsi="Courier New"/>
+          <w:b w:val="0"/>
+          <w:color w:val="7DD3FC"/>
+          <w:sz w:val="17"/>
         </w:rPr>
         <w:t xml:space="preserve">'@upstash/ratelimit'</w:t>
       </w:r>
       <w:r>
         <w:rPr>
           <w:rStyle w:val="OperatorTok"/>
+          <w:rFonts w:ascii="Courier New" w:hAnsi="Courier New"/>
+          <w:b w:val="0"/>
+          <w:color w:val="7DD3FC"/>
+          <w:sz w:val="17"/>
         </w:rPr>
         <w:t xml:space="preserve">;</w:t>
       </w:r>
       <w:r>
+        <w:rPr>
+          <w:rFonts w:ascii="Courier New" w:hAnsi="Courier New"/>
+          <w:b w:val="0"/>
+          <w:color w:val="7DD3FC"/>
+          <w:sz w:val="17"/>
+        </w:rPr>
         <w:br/>
       </w:r>
       <w:r>
         <w:rPr>
           <w:rStyle w:val="ImportTok"/>
+          <w:rFonts w:ascii="Courier New" w:hAnsi="Courier New"/>
+          <w:b w:val="0"/>
+          <w:color w:val="7DD3FC"/>
+          <w:sz w:val="17"/>
         </w:rPr>
         <w:t xml:space="preserve">import</w:t>
       </w:r>
       <w:r>
         <w:rPr>
           <w:rStyle w:val="NormalTok"/>
+          <w:rFonts w:ascii="Courier New" w:hAnsi="Courier New"/>
+          <w:b w:val="0"/>
+          <w:color w:val="7DD3FC"/>
+          <w:sz w:val="17"/>
         </w:rPr>
         <w:t xml:space="preserve"> { Redis } </w:t>
       </w:r>
       <w:r>
         <w:rPr>
           <w:rStyle w:val="ImportTok"/>
+          <w:rFonts w:ascii="Courier New" w:hAnsi="Courier New"/>
+          <w:b w:val="0"/>
+          <w:color w:val="7DD3FC"/>
+          <w:sz w:val="17"/>
         </w:rPr>
         <w:t xml:space="preserve">from</w:t>
       </w:r>
       <w:r>
         <w:rPr>
           <w:rStyle w:val="NormalTok"/>
+          <w:rFonts w:ascii="Courier New" w:hAnsi="Courier New"/>
+          <w:b w:val="0"/>
+          <w:color w:val="7DD3FC"/>
+          <w:sz w:val="17"/>
         </w:rPr>
         <w:t xml:space="preserve"> </w:t>
       </w:r>
       <w:r>
         <w:rPr>
           <w:rStyle w:val="StringTok"/>
+          <w:rFonts w:ascii="Courier New" w:hAnsi="Courier New"/>
+          <w:b w:val="0"/>
+          <w:color w:val="7DD3FC"/>
+          <w:sz w:val="17"/>
         </w:rPr>
         <w:t xml:space="preserve">'@upstash/redis'</w:t>
       </w:r>
       <w:r>
         <w:rPr>
           <w:rStyle w:val="OperatorTok"/>
+          <w:rFonts w:ascii="Courier New" w:hAnsi="Courier New"/>
+          <w:b w:val="0"/>
+          <w:color w:val="7DD3FC"/>
+          <w:sz w:val="17"/>
         </w:rPr>
         <w:t xml:space="preserve">;</w:t>
       </w:r>
       <w:r>
+        <w:rPr>
+          <w:rFonts w:ascii="Courier New" w:hAnsi="Courier New"/>
+          <w:b w:val="0"/>
+          <w:color w:val="7DD3FC"/>
+          <w:sz w:val="17"/>
+        </w:rPr>
         <w:br/>
       </w:r>
       <w:r>
+        <w:rPr>
+          <w:rFonts w:ascii="Courier New" w:hAnsi="Courier New"/>
+          <w:b w:val="0"/>
+          <w:color w:val="7DD3FC"/>
+          <w:sz w:val="17"/>
+        </w:rPr>
         <w:br/>
       </w:r>
       <w:r>
         <w:rPr>
           <w:rStyle w:val="KeywordTok"/>
+          <w:rFonts w:ascii="Courier New" w:hAnsi="Courier New"/>
+          <w:b w:val="0"/>
+          <w:color w:val="7DD3FC"/>
+          <w:sz w:val="17"/>
         </w:rPr>
         <w:t xml:space="preserve">const</w:t>
       </w:r>
       <w:r>
         <w:rPr>
           <w:rStyle w:val="NormalTok"/>
+          <w:rFonts w:ascii="Courier New" w:hAnsi="Courier New"/>
+          <w:b w:val="0"/>
+          <w:color w:val="7DD3FC"/>
+          <w:sz w:val="17"/>
         </w:rPr>
         <w:t xml:space="preserve"> ratelimit </w:t>
       </w:r>
       <w:r>
         <w:rPr>
           <w:rStyle w:val="OperatorTok"/>
+          <w:rFonts w:ascii="Courier New" w:hAnsi="Courier New"/>
+          <w:b w:val="0"/>
+          <w:color w:val="7DD3FC"/>
+          <w:sz w:val="17"/>
         </w:rPr>
         <w:t xml:space="preserve">=</w:t>
       </w:r>
       <w:r>
         <w:rPr>
           <w:rStyle w:val="NormalTok"/>
+          <w:rFonts w:ascii="Courier New" w:hAnsi="Courier New"/>
+          <w:b w:val="0"/>
+          <w:color w:val="7DD3FC"/>
+          <w:sz w:val="17"/>
         </w:rPr>
         <w:t xml:space="preserve"> </w:t>
       </w:r>
       <w:r>
         <w:rPr>
           <w:rStyle w:val="KeywordTok"/>
+          <w:rFonts w:ascii="Courier New" w:hAnsi="Courier New"/>
+          <w:b w:val="0"/>
+          <w:color w:val="7DD3FC"/>
+          <w:sz w:val="17"/>
         </w:rPr>
         <w:t xml:space="preserve">new</w:t>
       </w:r>
       <w:r>
         <w:rPr>
           <w:rStyle w:val="NormalTok"/>
+          <w:rFonts w:ascii="Courier New" w:hAnsi="Courier New"/>
+          <w:b w:val="0"/>
+          <w:color w:val="7DD3FC"/>
+          <w:sz w:val="17"/>
         </w:rPr>
         <w:t xml:space="preserve"> </w:t>
       </w:r>
       <w:r>
         <w:rPr>
           <w:rStyle w:val="FunctionTok"/>
+          <w:rFonts w:ascii="Courier New" w:hAnsi="Courier New"/>
+          <w:b w:val="0"/>
+          <w:color w:val="7DD3FC"/>
+          <w:sz w:val="17"/>
         </w:rPr>
         <w:t xml:space="preserve">Ratelimit</w:t>
       </w:r>
       <w:r>
         <w:rPr>
           <w:rStyle w:val="NormalTok"/>
+          <w:rFonts w:ascii="Courier New" w:hAnsi="Courier New"/>
+          <w:b w:val="0"/>
+          <w:color w:val="7DD3FC"/>
+          <w:sz w:val="17"/>
         </w:rPr>
         <w:t xml:space="preserve">({</w:t>
       </w:r>
       <w:r>
+        <w:rPr>
+          <w:rFonts w:ascii="Courier New" w:hAnsi="Courier New"/>
+          <w:b w:val="0"/>
+          <w:color w:val="7DD3FC"/>
+          <w:sz w:val="17"/>
+        </w:rPr>
         <w:br/>
       </w:r>
       <w:r>
         <w:rPr>
           <w:rStyle w:val="NormalTok"/>
+          <w:rFonts w:ascii="Courier New" w:hAnsi="Courier New"/>
+          <w:b w:val="0"/>
+          <w:color w:val="7DD3FC"/>
+          <w:sz w:val="17"/>
         </w:rPr>
         <w:t xml:space="preserve">  redis</w:t>
       </w:r>
       <w:r>
         <w:rPr>
           <w:rStyle w:val="OperatorTok"/>
+          <w:rFonts w:ascii="Courier New" w:hAnsi="Courier New"/>
+          <w:b w:val="0"/>
+          <w:color w:val="7DD3FC"/>
+          <w:sz w:val="17"/>
         </w:rPr>
         <w:t xml:space="preserve">:</w:t>
       </w:r>
       <w:r>
         <w:rPr>
           <w:rStyle w:val="NormalTok"/>
+          <w:rFonts w:ascii="Courier New" w:hAnsi="Courier New"/>
+          <w:b w:val="0"/>
+          <w:color w:val="7DD3FC"/>
+          <w:sz w:val="17"/>
         </w:rPr>
         <w:t xml:space="preserve"> Redis</w:t>
       </w:r>
       <w:r>
         <w:rPr>
           <w:rStyle w:val="OperatorTok"/>
+          <w:rFonts w:ascii="Courier New" w:hAnsi="Courier New"/>
+          <w:b w:val="0"/>
+          <w:color w:val="7DD3FC"/>
+          <w:sz w:val="17"/>
         </w:rPr>
         <w:t xml:space="preserve">.</w:t>
       </w:r>
       <w:r>
         <w:rPr>
           <w:rStyle w:val="FunctionTok"/>
+          <w:rFonts w:ascii="Courier New" w:hAnsi="Courier New"/>
+          <w:b w:val="0"/>
+          <w:color w:val="7DD3FC"/>
+          <w:sz w:val="17"/>
         </w:rPr>
         <w:t xml:space="preserve">fromEnv</w:t>
       </w:r>
       <w:r>
         <w:rPr>
           <w:rStyle w:val="NormalTok"/>
+          <w:rFonts w:ascii="Courier New" w:hAnsi="Courier New"/>
+          <w:b w:val="0"/>
+          <w:color w:val="7DD3FC"/>
+          <w:sz w:val="17"/>
         </w:rPr>
         <w:t xml:space="preserve">()</w:t>
       </w:r>
       <w:r>
         <w:rPr>
           <w:rStyle w:val="OperatorTok"/>
+          <w:rFonts w:ascii="Courier New" w:hAnsi="Courier New"/>
+          <w:b w:val="0"/>
+          <w:color w:val="7DD3FC"/>
+          <w:sz w:val="17"/>
         </w:rPr>
         <w:t xml:space="preserve">,</w:t>
       </w:r>
       <w:r>
+        <w:rPr>
+          <w:rFonts w:ascii="Courier New" w:hAnsi="Courier New"/>
+          <w:b w:val="0"/>
+          <w:color w:val="7DD3FC"/>
+          <w:sz w:val="17"/>
+        </w:rPr>
         <w:br/>
       </w:r>
       <w:r>
         <w:rPr>
           <w:rStyle w:val="NormalTok"/>
+          <w:rFonts w:ascii="Courier New" w:hAnsi="Courier New"/>
+          <w:b w:val="0"/>
+          <w:color w:val="7DD3FC"/>
+          <w:sz w:val="17"/>
         </w:rPr>
         <w:t xml:space="preserve">  limiter</w:t>
       </w:r>
       <w:r>
         <w:rPr>
           <w:rStyle w:val="OperatorTok"/>
+          <w:rFonts w:ascii="Courier New" w:hAnsi="Courier New"/>
+          <w:b w:val="0"/>
+          <w:color w:val="7DD3FC"/>
+          <w:sz w:val="17"/>
         </w:rPr>
         <w:t xml:space="preserve">:</w:t>
       </w:r>
       <w:r>
         <w:rPr>
           <w:rStyle w:val="NormalTok"/>
+          <w:rFonts w:ascii="Courier New" w:hAnsi="Courier New"/>
+          <w:b w:val="0"/>
+          <w:color w:val="7DD3FC"/>
+          <w:sz w:val="17"/>
         </w:rPr>
         <w:t xml:space="preserve"> Ratelimit</w:t>
       </w:r>
       <w:r>
         <w:rPr>
           <w:rStyle w:val="OperatorTok"/>
+          <w:rFonts w:ascii="Courier New" w:hAnsi="Courier New"/>
+          <w:b w:val="0"/>
+          <w:color w:val="7DD3FC"/>
+          <w:sz w:val="17"/>
         </w:rPr>
         <w:t xml:space="preserve">.</w:t>
       </w:r>
       <w:r>
         <w:rPr>
           <w:rStyle w:val="FunctionTok"/>
+          <w:rFonts w:ascii="Courier New" w:hAnsi="Courier New"/>
+          <w:b w:val="0"/>
+          <w:color w:val="7DD3FC"/>
+          <w:sz w:val="17"/>
         </w:rPr>
         <w:t xml:space="preserve">slidingWindow</w:t>
       </w:r>
       <w:r>
         <w:rPr>
           <w:rStyle w:val="NormalTok"/>
+          <w:rFonts w:ascii="Courier New" w:hAnsi="Courier New"/>
+          <w:b w:val="0"/>
+          <w:color w:val="7DD3FC"/>
+          <w:sz w:val="17"/>
         </w:rPr>
         <w:t xml:space="preserve">(</w:t>
       </w:r>
       <w:r>
         <w:rPr>
           <w:rStyle w:val="DecValTok"/>
+          <w:rFonts w:ascii="Courier New" w:hAnsi="Courier New"/>
+          <w:b w:val="0"/>
+          <w:color w:val="7DD3FC"/>
+          <w:sz w:val="17"/>
         </w:rPr>
         <w:t xml:space="preserve">5</w:t>
       </w:r>
       <w:r>
         <w:rPr>
           <w:rStyle w:val="OperatorTok"/>
+          <w:rFonts w:ascii="Courier New" w:hAnsi="Courier New"/>
+          <w:b w:val="0"/>
+          <w:color w:val="7DD3FC"/>
+          <w:sz w:val="17"/>
         </w:rPr>
         <w:t xml:space="preserve">,</w:t>
       </w:r>
       <w:r>
         <w:rPr>
           <w:rStyle w:val="NormalTok"/>
+          <w:rFonts w:ascii="Courier New" w:hAnsi="Courier New"/>
+          <w:b w:val="0"/>
+          <w:color w:val="7DD3FC"/>
+          <w:sz w:val="17"/>
         </w:rPr>
         <w:t xml:space="preserve"> </w:t>
       </w:r>
       <w:r>
         <w:rPr>
           <w:rStyle w:val="StringTok"/>
+          <w:rFonts w:ascii="Courier New" w:hAnsi="Courier New"/>
+          <w:b w:val="0"/>
+          <w:color w:val="7DD3FC"/>
+          <w:sz w:val="17"/>
         </w:rPr>
         <w:t xml:space="preserve">'15 m'</w:t>
       </w:r>
       <w:r>
         <w:rPr>
           <w:rStyle w:val="NormalTok"/>
+          <w:rFonts w:ascii="Courier New" w:hAnsi="Courier New"/>
+          <w:b w:val="0"/>
+          <w:color w:val="7DD3FC"/>
+          <w:sz w:val="17"/>
         </w:rPr>
         <w:t xml:space="preserve">)</w:t>
       </w:r>
       <w:r>
         <w:rPr>
           <w:rStyle w:val="OperatorTok"/>
+          <w:rFonts w:ascii="Courier New" w:hAnsi="Courier New"/>
+          <w:b w:val="0"/>
+          <w:color w:val="7DD3FC"/>
+          <w:sz w:val="17"/>
         </w:rPr>
         <w:t xml:space="preserve">,</w:t>
       </w:r>
       <w:r>
+        <w:rPr>
+          <w:rFonts w:ascii="Courier New" w:hAnsi="Courier New"/>
+          <w:b w:val="0"/>
+          <w:color w:val="7DD3FC"/>
+          <w:sz w:val="17"/>
+        </w:rPr>
         <w:br/>
       </w:r>
       <w:r>
         <w:rPr>
           <w:rStyle w:val="NormalTok"/>
+          <w:rFonts w:ascii="Courier New" w:hAnsi="Courier New"/>
+          <w:b w:val="0"/>
+          <w:color w:val="7DD3FC"/>
+          <w:sz w:val="17"/>
         </w:rPr>
         <w:t xml:space="preserve">  analytics</w:t>
       </w:r>
       <w:r>
         <w:rPr>
           <w:rStyle w:val="OperatorTok"/>
+          <w:rFonts w:ascii="Courier New" w:hAnsi="Courier New"/>
+          <w:b w:val="0"/>
+          <w:color w:val="7DD3FC"/>
+          <w:sz w:val="17"/>
         </w:rPr>
         <w:t xml:space="preserve">:</w:t>
       </w:r>
       <w:r>
         <w:rPr>
           <w:rStyle w:val="NormalTok"/>
+          <w:rFonts w:ascii="Courier New" w:hAnsi="Courier New"/>
+          <w:b w:val="0"/>
+          <w:color w:val="7DD3FC"/>
+          <w:sz w:val="17"/>
         </w:rPr>
         <w:t xml:space="preserve"> </w:t>
       </w:r>
       <w:r>
         <w:rPr>
           <w:rStyle w:val="KeywordTok"/>
+          <w:rFonts w:ascii="Courier New" w:hAnsi="Courier New"/>
+          <w:b w:val="0"/>
+          <w:color w:val="7DD3FC"/>
+          <w:sz w:val="17"/>
         </w:rPr>
         <w:t xml:space="preserve">true</w:t>
       </w:r>
       <w:r>
         <w:rPr>
           <w:rStyle w:val="OperatorTok"/>
+          <w:rFonts w:ascii="Courier New" w:hAnsi="Courier New"/>
+          <w:b w:val="0"/>
+          <w:color w:val="7DD3FC"/>
+          <w:sz w:val="17"/>
         </w:rPr>
         <w:t xml:space="preserve">,</w:t>
       </w:r>
       <w:r>
+        <w:rPr>
+          <w:rFonts w:ascii="Courier New" w:hAnsi="Courier New"/>
+          <w:b w:val="0"/>
+          <w:color w:val="7DD3FC"/>
+          <w:sz w:val="17"/>
+        </w:rPr>
         <w:br/>
       </w:r>
       <w:r>
         <w:rPr>
           <w:rStyle w:val="NormalTok"/>
+          <w:rFonts w:ascii="Courier New" w:hAnsi="Courier New"/>
+          <w:b w:val="0"/>
+          <w:color w:val="7DD3FC"/>
+          <w:sz w:val="17"/>
         </w:rPr>
         <w:t xml:space="preserve">})</w:t>
       </w:r>
       <w:r>
         <w:rPr>
           <w:rStyle w:val="OperatorTok"/>
+          <w:rFonts w:ascii="Courier New" w:hAnsi="Courier New"/>
+          <w:b w:val="0"/>
+          <w:color w:val="7DD3FC"/>
+          <w:sz w:val="17"/>
         </w:rPr>
         <w:t xml:space="preserve">;</w:t>
       </w:r>
       <w:r>
+        <w:rPr>
+          <w:rFonts w:ascii="Courier New" w:hAnsi="Courier New"/>
+          <w:b w:val="0"/>
+          <w:color w:val="7DD3FC"/>
+          <w:sz w:val="17"/>
+        </w:rPr>
         <w:br/>
       </w:r>
       <w:r>
+        <w:rPr>
+          <w:rFonts w:ascii="Courier New" w:hAnsi="Courier New"/>
+          <w:b w:val="0"/>
+          <w:color w:val="7DD3FC"/>
+          <w:sz w:val="17"/>
+        </w:rPr>
         <w:br/>
       </w:r>
       <w:r>
         <w:rPr>
           <w:rStyle w:val="CommentTok"/>
+          <w:rFonts w:ascii="Courier New" w:hAnsi="Courier New"/>
+          <w:b w:val="0"/>
+          <w:color w:val="7DD3FC"/>
+          <w:sz w:val="17"/>
         </w:rPr>
         <w:t xml:space="preserve">// In handler:</w:t>
       </w:r>
       <w:r>
+        <w:rPr>
+          <w:rFonts w:ascii="Courier New" w:hAnsi="Courier New"/>
+          <w:b w:val="0"/>
+          <w:color w:val="7DD3FC"/>
+          <w:sz w:val="17"/>
+        </w:rPr>
         <w:br/>
       </w:r>
       <w:r>
         <w:rPr>
           <w:rStyle w:val="KeywordTok"/>
+          <w:rFonts w:ascii="Courier New" w:hAnsi="Courier New"/>
+          <w:b w:val="0"/>
+          <w:color w:val="7DD3FC"/>
+          <w:sz w:val="17"/>
         </w:rPr>
         <w:t xml:space="preserve">const</w:t>
       </w:r>
       <w:r>
         <w:rPr>
           <w:rStyle w:val="NormalTok"/>
+          <w:rFonts w:ascii="Courier New" w:hAnsi="Courier New"/>
+          <w:b w:val="0"/>
+          <w:color w:val="7DD3FC"/>
+          <w:sz w:val="17"/>
         </w:rPr>
         <w:t xml:space="preserve"> ip </w:t>
       </w:r>
       <w:r>
         <w:rPr>
           <w:rStyle w:val="OperatorTok"/>
+          <w:rFonts w:ascii="Courier New" w:hAnsi="Courier New"/>
+          <w:b w:val="0"/>
+          <w:color w:val="7DD3FC"/>
+          <w:sz w:val="17"/>
         </w:rPr>
         <w:t xml:space="preserve">=</w:t>
       </w:r>
       <w:r>
         <w:rPr>
           <w:rStyle w:val="NormalTok"/>
+          <w:rFonts w:ascii="Courier New" w:hAnsi="Courier New"/>
+          <w:b w:val="0"/>
+          <w:color w:val="7DD3FC"/>
+          <w:sz w:val="17"/>
         </w:rPr>
         <w:t xml:space="preserve"> request</w:t>
       </w:r>
       <w:r>
         <w:rPr>
           <w:rStyle w:val="OperatorTok"/>
+          <w:rFonts w:ascii="Courier New" w:hAnsi="Courier New"/>
+          <w:b w:val="0"/>
+          <w:color w:val="7DD3FC"/>
+          <w:sz w:val="17"/>
         </w:rPr>
         <w:t xml:space="preserve">.</w:t>
       </w:r>
       <w:r>
         <w:rPr>
           <w:rStyle w:val="AttributeTok"/>
+          <w:rFonts w:ascii="Courier New" w:hAnsi="Courier New"/>
+          <w:b w:val="0"/>
+          <w:color w:val="7DD3FC"/>
+          <w:sz w:val="17"/>
         </w:rPr>
         <w:t xml:space="preserve">headers</w:t>
       </w:r>
       <w:r>
         <w:rPr>
           <w:rStyle w:val="OperatorTok"/>
+          <w:rFonts w:ascii="Courier New" w:hAnsi="Courier New"/>
+          <w:b w:val="0"/>
+          <w:color w:val="7DD3FC"/>
+          <w:sz w:val="17"/>
         </w:rPr>
         <w:t xml:space="preserve">.</w:t>
       </w:r>
       <w:r>
         <w:rPr>
           <w:rStyle w:val="FunctionTok"/>
+          <w:rFonts w:ascii="Courier New" w:hAnsi="Courier New"/>
+          <w:b w:val="0"/>
+          <w:color w:val="7DD3FC"/>
+          <w:sz w:val="17"/>
         </w:rPr>
         <w:t xml:space="preserve">get</w:t>
       </w:r>
       <w:r>
         <w:rPr>
           <w:rStyle w:val="NormalTok"/>
+          <w:rFonts w:ascii="Courier New" w:hAnsi="Courier New"/>
+          <w:b w:val="0"/>
+          <w:color w:val="7DD3FC"/>
+          <w:sz w:val="17"/>
         </w:rPr>
         <w:t xml:space="preserve">(</w:t>
       </w:r>
       <w:r>
         <w:rPr>
           <w:rStyle w:val="StringTok"/>
+          <w:rFonts w:ascii="Courier New" w:hAnsi="Courier New"/>
+          <w:b w:val="0"/>
+          <w:color w:val="7DD3FC"/>
+          <w:sz w:val="17"/>
         </w:rPr>
         <w:t xml:space="preserve">'x-forwarded-for'</w:t>
       </w:r>
       <w:r>
         <w:rPr>
           <w:rStyle w:val="NormalTok"/>
+          <w:rFonts w:ascii="Courier New" w:hAnsi="Courier New"/>
+          <w:b w:val="0"/>
+          <w:color w:val="7DD3FC"/>
+          <w:sz w:val="17"/>
         </w:rPr>
         <w:t xml:space="preserve">) </w:t>
       </w:r>
       <w:r>
         <w:rPr>
           <w:rStyle w:val="OperatorTok"/>
+          <w:rFonts w:ascii="Courier New" w:hAnsi="Courier New"/>
+          <w:b w:val="0"/>
+          <w:color w:val="7DD3FC"/>
+          <w:sz w:val="17"/>
         </w:rPr>
         <w:t xml:space="preserve">??</w:t>
       </w:r>
       <w:r>
         <w:rPr>
           <w:rStyle w:val="NormalTok"/>
+          <w:rFonts w:ascii="Courier New" w:hAnsi="Courier New"/>
+          <w:b w:val="0"/>
+          <w:color w:val="7DD3FC"/>
+          <w:sz w:val="17"/>
         </w:rPr>
         <w:t xml:space="preserve"> </w:t>
       </w:r>
       <w:r>
         <w:rPr>
           <w:rStyle w:val="StringTok"/>
+          <w:rFonts w:ascii="Courier New" w:hAnsi="Courier New"/>
+          <w:b w:val="0"/>
+          <w:color w:val="7DD3FC"/>
+          <w:sz w:val="17"/>
         </w:rPr>
         <w:t xml:space="preserve">'127.0.0.1'</w:t>
       </w:r>
       <w:r>
         <w:rPr>
           <w:rStyle w:val="OperatorTok"/>
+          <w:rFonts w:ascii="Courier New" w:hAnsi="Courier New"/>
+          <w:b w:val="0"/>
+          <w:color w:val="7DD3FC"/>
+          <w:sz w:val="17"/>
         </w:rPr>
         <w:t xml:space="preserve">;</w:t>
       </w:r>
       <w:r>
+        <w:rPr>
+          <w:rFonts w:ascii="Courier New" w:hAnsi="Courier New"/>
+          <w:b w:val="0"/>
+          <w:color w:val="7DD3FC"/>
+          <w:sz w:val="17"/>
+        </w:rPr>
         <w:br/>
       </w:r>
       <w:r>
         <w:rPr>
           <w:rStyle w:val="KeywordTok"/>
+          <w:rFonts w:ascii="Courier New" w:hAnsi="Courier New"/>
+          <w:b w:val="0"/>
+          <w:color w:val="7DD3FC"/>
+          <w:sz w:val="17"/>
         </w:rPr>
         <w:t xml:space="preserve">const</w:t>
       </w:r>
       <w:r>
         <w:rPr>
           <w:rStyle w:val="NormalTok"/>
+          <w:rFonts w:ascii="Courier New" w:hAnsi="Courier New"/>
+          <w:b w:val="0"/>
+          <w:color w:val="7DD3FC"/>
+          <w:sz w:val="17"/>
         </w:rPr>
         <w:t xml:space="preserve"> { success } </w:t>
       </w:r>
       <w:r>
         <w:rPr>
           <w:rStyle w:val="OperatorTok"/>
+          <w:rFonts w:ascii="Courier New" w:hAnsi="Courier New"/>
+          <w:b w:val="0"/>
+          <w:color w:val="7DD3FC"/>
+          <w:sz w:val="17"/>
         </w:rPr>
         <w:t xml:space="preserve">=</w:t>
       </w:r>
       <w:r>
         <w:rPr>
           <w:rStyle w:val="NormalTok"/>
+          <w:rFonts w:ascii="Courier New" w:hAnsi="Courier New"/>
+          <w:b w:val="0"/>
+          <w:color w:val="7DD3FC"/>
+          <w:sz w:val="17"/>
         </w:rPr>
         <w:t xml:space="preserve"> </w:t>
       </w:r>
       <w:r>
         <w:rPr>
           <w:rStyle w:val="ControlFlowTok"/>
+          <w:rFonts w:ascii="Courier New" w:hAnsi="Courier New"/>
+          <w:b w:val="0"/>
+          <w:color w:val="7DD3FC"/>
+          <w:sz w:val="17"/>
         </w:rPr>
         <w:t xml:space="preserve">await</w:t>
       </w:r>
       <w:r>
         <w:rPr>
           <w:rStyle w:val="NormalTok"/>
+          <w:rFonts w:ascii="Courier New" w:hAnsi="Courier New"/>
+          <w:b w:val="0"/>
+          <w:color w:val="7DD3FC"/>
+          <w:sz w:val="17"/>
         </w:rPr>
         <w:t xml:space="preserve"> ratelimit</w:t>
       </w:r>
       <w:r>
         <w:rPr>
           <w:rStyle w:val="OperatorTok"/>
+          <w:rFonts w:ascii="Courier New" w:hAnsi="Courier New"/>
+          <w:b w:val="0"/>
+          <w:color w:val="7DD3FC"/>
+          <w:sz w:val="17"/>
         </w:rPr>
         <w:t xml:space="preserve">.</w:t>
       </w:r>
       <w:r>
         <w:rPr>
           <w:rStyle w:val="FunctionTok"/>
+          <w:rFonts w:ascii="Courier New" w:hAnsi="Courier New"/>
+          <w:b w:val="0"/>
+          <w:color w:val="7DD3FC"/>
+          <w:sz w:val="17"/>
         </w:rPr>
         <w:t xml:space="preserve">limit</w:t>
       </w:r>
       <w:r>
         <w:rPr>
           <w:rStyle w:val="NormalTok"/>
+          <w:rFonts w:ascii="Courier New" w:hAnsi="Courier New"/>
+          <w:b w:val="0"/>
+          <w:color w:val="7DD3FC"/>
+          <w:sz w:val="17"/>
         </w:rPr>
         <w:t xml:space="preserve">(ip)</w:t>
       </w:r>
       <w:r>
         <w:rPr>
           <w:rStyle w:val="OperatorTok"/>
+          <w:rFonts w:ascii="Courier New" w:hAnsi="Courier New"/>
+          <w:b w:val="0"/>
+          <w:color w:val="7DD3FC"/>
+          <w:sz w:val="17"/>
         </w:rPr>
         <w:t xml:space="preserve">;</w:t>
       </w:r>
       <w:r>
+        <w:rPr>
+          <w:rFonts w:ascii="Courier New" w:hAnsi="Courier New"/>
+          <w:b w:val="0"/>
+          <w:color w:val="7DD3FC"/>
+          <w:sz w:val="17"/>
+        </w:rPr>
         <w:br/>
       </w:r>
       <w:r>
         <w:rPr>
           <w:rStyle w:val="ControlFlowTok"/>
+          <w:rFonts w:ascii="Courier New" w:hAnsi="Courier New"/>
+          <w:b w:val="0"/>
+          <w:color w:val="7DD3FC"/>
+          <w:sz w:val="17"/>
         </w:rPr>
         <w:t xml:space="preserve">if</w:t>
       </w:r>
       <w:r>
         <w:rPr>
           <w:rStyle w:val="NormalTok"/>
+          <w:rFonts w:ascii="Courier New" w:hAnsi="Courier New"/>
+          <w:b w:val="0"/>
+          <w:color w:val="7DD3FC"/>
+          <w:sz w:val="17"/>
         </w:rPr>
         <w:t xml:space="preserve"> (</w:t>
       </w:r>
       <w:r>
         <w:rPr>
           <w:rStyle w:val="OperatorTok"/>
+          <w:rFonts w:ascii="Courier New" w:hAnsi="Courier New"/>
+          <w:b w:val="0"/>
+          <w:color w:val="7DD3FC"/>
+          <w:sz w:val="17"/>
         </w:rPr>
         <w:t xml:space="preserve">!</w:t>
       </w:r>
       <w:r>
         <w:rPr>
           <w:rStyle w:val="NormalTok"/>
+          <w:rFonts w:ascii="Courier New" w:hAnsi="Courier New"/>
+          <w:b w:val="0"/>
+          <w:color w:val="7DD3FC"/>
+          <w:sz w:val="17"/>
         </w:rPr>
         <w:t xml:space="preserve">success) </w:t>
       </w:r>
       <w:r>
         <w:rPr>
           <w:rStyle w:val="ControlFlowTok"/>
+          <w:rFonts w:ascii="Courier New" w:hAnsi="Courier New"/>
+          <w:b w:val="0"/>
+          <w:color w:val="7DD3FC"/>
+          <w:sz w:val="17"/>
         </w:rPr>
         <w:t xml:space="preserve">return</w:t>
       </w:r>
       <w:r>
         <w:rPr>
           <w:rStyle w:val="NormalTok"/>
+          <w:rFonts w:ascii="Courier New" w:hAnsi="Courier New"/>
+          <w:b w:val="0"/>
+          <w:color w:val="7DD3FC"/>
+          <w:sz w:val="17"/>
         </w:rPr>
         <w:t xml:space="preserve"> </w:t>
       </w:r>
       <w:r>
         <w:rPr>
           <w:rStyle w:val="KeywordTok"/>
+          <w:rFonts w:ascii="Courier New" w:hAnsi="Courier New"/>
+          <w:b w:val="0"/>
+          <w:color w:val="7DD3FC"/>
+          <w:sz w:val="17"/>
         </w:rPr>
         <w:t xml:space="preserve">new</w:t>
       </w:r>
       <w:r>
         <w:rPr>
           <w:rStyle w:val="NormalTok"/>
+          <w:rFonts w:ascii="Courier New" w:hAnsi="Courier New"/>
+          <w:b w:val="0"/>
+          <w:color w:val="7DD3FC"/>
+          <w:sz w:val="17"/>
         </w:rPr>
         <w:t xml:space="preserve"> </w:t>
       </w:r>
       <w:r>
         <w:rPr>
           <w:rStyle w:val="FunctionTok"/>
+          <w:rFonts w:ascii="Courier New" w:hAnsi="Courier New"/>
+          <w:b w:val="0"/>
+          <w:color w:val="7DD3FC"/>
+          <w:sz w:val="17"/>
         </w:rPr>
         <w:t xml:space="preserve">Response</w:t>
       </w:r>
       <w:r>
         <w:rPr>
           <w:rStyle w:val="NormalTok"/>
+          <w:rFonts w:ascii="Courier New" w:hAnsi="Courier New"/>
+          <w:b w:val="0"/>
+          <w:color w:val="7DD3FC"/>
+          <w:sz w:val="17"/>
         </w:rPr>
         <w:t xml:space="preserve">(</w:t>
       </w:r>
       <w:r>
         <w:rPr>
           <w:rStyle w:val="StringTok"/>
+          <w:rFonts w:ascii="Courier New" w:hAnsi="Courier New"/>
+          <w:b w:val="0"/>
+          <w:color w:val="7DD3FC"/>
+          <w:sz w:val="17"/>
         </w:rPr>
         <w:t xml:space="preserve">'Too many requests'</w:t>
       </w:r>
       <w:r>
         <w:rPr>
           <w:rStyle w:val="OperatorTok"/>
+          <w:rFonts w:ascii="Courier New" w:hAnsi="Courier New"/>
+          <w:b w:val="0"/>
+          <w:color w:val="7DD3FC"/>
+          <w:sz w:val="17"/>
         </w:rPr>
         <w:t xml:space="preserve">,</w:t>
       </w:r>
       <w:r>
         <w:rPr>
           <w:rStyle w:val="NormalTok"/>
+          <w:rFonts w:ascii="Courier New" w:hAnsi="Courier New"/>
+          <w:b w:val="0"/>
+          <w:color w:val="7DD3FC"/>
+          <w:sz w:val="17"/>
         </w:rPr>
         <w:t xml:space="preserve"> { status</w:t>
       </w:r>
       <w:r>
         <w:rPr>
           <w:rStyle w:val="OperatorTok"/>
+          <w:rFonts w:ascii="Courier New" w:hAnsi="Courier New"/>
+          <w:b w:val="0"/>
+          <w:color w:val="7DD3FC"/>
+          <w:sz w:val="17"/>
         </w:rPr>
         <w:t xml:space="preserve">:</w:t>
       </w:r>
       <w:r>
         <w:rPr>
           <w:rStyle w:val="NormalTok"/>
+          <w:rFonts w:ascii="Courier New" w:hAnsi="Courier New"/>
+          <w:b w:val="0"/>
+          <w:color w:val="7DD3FC"/>
+          <w:sz w:val="17"/>
         </w:rPr>
         <w:t xml:space="preserve"> </w:t>
       </w:r>
       <w:r>
         <w:rPr>
           <w:rStyle w:val="DecValTok"/>
+          <w:rFonts w:ascii="Courier New" w:hAnsi="Courier New"/>
+          <w:b w:val="0"/>
+          <w:color w:val="7DD3FC"/>
+          <w:sz w:val="17"/>
         </w:rPr>
         <w:t xml:space="preserve">429</w:t>
       </w:r>
       <w:r>
         <w:rPr>
           <w:rStyle w:val="NormalTok"/>
+          <w:rFonts w:ascii="Courier New" w:hAnsi="Courier New"/>
+          <w:b w:val="0"/>
+          <w:color w:val="7DD3FC"/>
+          <w:sz w:val="17"/>
         </w:rPr>
         <w:t xml:space="preserve"> })</w:t>
       </w:r>
       <w:r>
         <w:rPr>
           <w:rStyle w:val="OperatorTok"/>
+          <w:rFonts w:ascii="Courier New" w:hAnsi="Courier New"/>
+          <w:b w:val="0"/>
+          <w:color w:val="7DD3FC"/>
+          <w:sz w:val="17"/>
         </w:rPr>
         <w:t xml:space="preserve">;</w:t>
       </w:r>
@@ -2660,55 +4842,95 @@
     <w:p>
       <w:pPr>
         <w:pStyle w:val="SourceCode"/>
+        <w:spacing w:before="20" w:after="20"/>
+        <w:ind w:left="283"/>
       </w:pPr>
       <w:r>
         <w:rPr>
           <w:rStyle w:val="VariableTok"/>
+          <w:rFonts w:ascii="Courier New" w:hAnsi="Courier New"/>
+          <w:b w:val="0"/>
+          <w:color w:val="7DD3FC"/>
+          <w:sz w:val="17"/>
         </w:rPr>
         <w:t xml:space="preserve">UPSTASH_REDIS_REST_URL</w:t>
       </w:r>
       <w:r>
         <w:rPr>
           <w:rStyle w:val="OperatorTok"/>
+          <w:rFonts w:ascii="Courier New" w:hAnsi="Courier New"/>
+          <w:b w:val="0"/>
+          <w:color w:val="7DD3FC"/>
+          <w:sz w:val="17"/>
         </w:rPr>
         <w:t xml:space="preserve">=</w:t>
       </w:r>
       <w:r>
         <w:rPr>
           <w:rStyle w:val="NormalTok"/>
+          <w:rFonts w:ascii="Courier New" w:hAnsi="Courier New"/>
+          <w:b w:val="0"/>
+          <w:color w:val="7DD3FC"/>
+          <w:sz w:val="17"/>
         </w:rPr>
         <w:t xml:space="preserve">     </w:t>
       </w:r>
       <w:r>
         <w:rPr>
           <w:rStyle w:val="CommentTok"/>
+          <w:rFonts w:ascii="Courier New" w:hAnsi="Courier New"/>
+          <w:b w:val="0"/>
+          <w:color w:val="7DD3FC"/>
+          <w:sz w:val="17"/>
         </w:rPr>
         <w:t xml:space="preserve"># from Upstash dashboard</w:t>
       </w:r>
       <w:r>
+        <w:rPr>
+          <w:rFonts w:ascii="Courier New" w:hAnsi="Courier New"/>
+          <w:b w:val="0"/>
+          <w:color w:val="7DD3FC"/>
+          <w:sz w:val="17"/>
+        </w:rPr>
         <w:br/>
       </w:r>
       <w:r>
         <w:rPr>
           <w:rStyle w:val="VariableTok"/>
+          <w:rFonts w:ascii="Courier New" w:hAnsi="Courier New"/>
+          <w:b w:val="0"/>
+          <w:color w:val="7DD3FC"/>
+          <w:sz w:val="17"/>
         </w:rPr>
         <w:t xml:space="preserve">UPSTASH_REDIS_REST_TOKEN</w:t>
       </w:r>
       <w:r>
         <w:rPr>
           <w:rStyle w:val="OperatorTok"/>
+          <w:rFonts w:ascii="Courier New" w:hAnsi="Courier New"/>
+          <w:b w:val="0"/>
+          <w:color w:val="7DD3FC"/>
+          <w:sz w:val="17"/>
         </w:rPr>
         <w:t xml:space="preserve">=</w:t>
       </w:r>
       <w:r>
         <w:rPr>
           <w:rStyle w:val="NormalTok"/>
+          <w:rFonts w:ascii="Courier New" w:hAnsi="Courier New"/>
+          <w:b w:val="0"/>
+          <w:color w:val="7DD3FC"/>
+          <w:sz w:val="17"/>
         </w:rPr>
         <w:t xml:space="preserve">   </w:t>
       </w:r>
       <w:r>
         <w:rPr>
           <w:rStyle w:val="CommentTok"/>
+          <w:rFonts w:ascii="Courier New" w:hAnsi="Courier New"/>
+          <w:b w:val="0"/>
+          <w:color w:val="7DD3FC"/>
+          <w:sz w:val="17"/>
         </w:rPr>
         <w:t xml:space="preserve"># from Upstash dashboard (server-only)</w:t>
       </w:r>
@@ -2856,34 +5078,97 @@
           <w:tblHeader w:val="on"/>
         </w:trPr>
         <w:tc>
-          <w:tcPr/>
-          <w:p>
-            <w:pPr>
-              <w:pStyle w:val="Compact"/>
-            </w:pPr>
-            <w:r>
+          <w:tcPr>
+            <w:shd w:val="clear" w:color="auto" w:fill="02374f"/>
+            <w:tcBorders>
+              <w:top w:val="single" w:sz="4" w:space="0" w:color="D1D9DC"/>
+              <w:left w:val="single" w:sz="4" w:space="0" w:color="D1D9DC"/>
+              <w:bottom w:val="single" w:sz="4" w:space="0" w:color="D1D9DC"/>
+              <w:right w:val="single" w:sz="4" w:space="0" w:color="D1D9DC"/>
+            </w:tcBorders>
+            <w:tcMar>
+              <w:top w:w="60" w:type="dxa"/>
+              <w:bottom w:w="60" w:type="dxa"/>
+              <w:left w:w="115" w:type="dxa"/>
+              <w:right w:w="115" w:type="dxa"/>
+            </w:tcMar>
+          </w:tcPr>
+          <w:p>
+            <w:pPr>
+              <w:pStyle w:val="Compact"/>
+              <w:spacing w:before="20" w:after="20"/>
+            </w:pPr>
+            <w:r>
+              <w:rPr>
+                <w:rFonts w:ascii="Calibri" w:hAnsi="Calibri"/>
+                <w:b/>
+                <w:color w:val="FFFFFF"/>
+                <w:sz w:val="19"/>
+              </w:rPr>
               <w:t xml:space="preserve">Option</w:t>
             </w:r>
           </w:p>
         </w:tc>
         <w:tc>
-          <w:tcPr/>
-          <w:p>
-            <w:pPr>
-              <w:pStyle w:val="Compact"/>
-            </w:pPr>
-            <w:r>
+          <w:tcPr>
+            <w:shd w:val="clear" w:color="auto" w:fill="02374f"/>
+            <w:tcBorders>
+              <w:top w:val="single" w:sz="4" w:space="0" w:color="D1D9DC"/>
+              <w:left w:val="single" w:sz="4" w:space="0" w:color="D1D9DC"/>
+              <w:bottom w:val="single" w:sz="4" w:space="0" w:color="D1D9DC"/>
+              <w:right w:val="single" w:sz="4" w:space="0" w:color="D1D9DC"/>
+            </w:tcBorders>
+            <w:tcMar>
+              <w:top w:w="60" w:type="dxa"/>
+              <w:bottom w:w="60" w:type="dxa"/>
+              <w:left w:w="115" w:type="dxa"/>
+              <w:right w:w="115" w:type="dxa"/>
+            </w:tcMar>
+          </w:tcPr>
+          <w:p>
+            <w:pPr>
+              <w:pStyle w:val="Compact"/>
+              <w:spacing w:before="20" w:after="20"/>
+            </w:pPr>
+            <w:r>
+              <w:rPr>
+                <w:rFonts w:ascii="Calibri" w:hAnsi="Calibri"/>
+                <w:b/>
+                <w:color w:val="FFFFFF"/>
+                <w:sz w:val="19"/>
+              </w:rPr>
               <w:t xml:space="preserve">Effort</w:t>
             </w:r>
           </w:p>
         </w:tc>
         <w:tc>
-          <w:tcPr/>
-          <w:p>
-            <w:pPr>
-              <w:pStyle w:val="Compact"/>
-            </w:pPr>
-            <w:r>
+          <w:tcPr>
+            <w:shd w:val="clear" w:color="auto" w:fill="02374f"/>
+            <w:tcBorders>
+              <w:top w:val="single" w:sz="4" w:space="0" w:color="D1D9DC"/>
+              <w:left w:val="single" w:sz="4" w:space="0" w:color="D1D9DC"/>
+              <w:bottom w:val="single" w:sz="4" w:space="0" w:color="D1D9DC"/>
+              <w:right w:val="single" w:sz="4" w:space="0" w:color="D1D9DC"/>
+            </w:tcBorders>
+            <w:tcMar>
+              <w:top w:w="60" w:type="dxa"/>
+              <w:bottom w:w="60" w:type="dxa"/>
+              <w:left w:w="115" w:type="dxa"/>
+              <w:right w:w="115" w:type="dxa"/>
+            </w:tcMar>
+          </w:tcPr>
+          <w:p>
+            <w:pPr>
+              <w:pStyle w:val="Compact"/>
+              <w:spacing w:before="20" w:after="20"/>
+            </w:pPr>
+            <w:r>
+              <w:rPr>
+                <w:rFonts w:ascii="Calibri" w:hAnsi="Calibri"/>
+                <w:b/>
+                <w:color w:val="FFFFFF"/>
+                <w:sz w:val="19"/>
+              </w:rPr>
               <w:t xml:space="preserve">Output</w:t>
             </w:r>
           </w:p>
@@ -2891,82 +5176,170 @@
       </w:tr>
       <w:tr>
         <w:tc>
-          <w:tcPr/>
-          <w:p>
-            <w:pPr>
-              <w:pStyle w:val="Compact"/>
-            </w:pPr>
-            <w:r>
-              <w:rPr>
+          <w:tcPr>
+            <w:shd w:val="clear" w:color="auto" w:fill="FFFFFF"/>
+            <w:tcBorders>
+              <w:top w:val="single" w:sz="4" w:space="0" w:color="D1D9DC"/>
+              <w:left w:val="single" w:sz="4" w:space="0" w:color="D1D9DC"/>
+              <w:bottom w:val="single" w:sz="4" w:space="0" w:color="D1D9DC"/>
+              <w:right w:val="single" w:sz="4" w:space="0" w:color="D1D9DC"/>
+            </w:tcBorders>
+            <w:tcMar>
+              <w:top w:w="60" w:type="dxa"/>
+              <w:bottom w:w="60" w:type="dxa"/>
+              <w:left w:w="115" w:type="dxa"/>
+              <w:right w:w="115" w:type="dxa"/>
+            </w:tcMar>
+          </w:tcPr>
+          <w:p>
+            <w:pPr>
+              <w:pStyle w:val="Compact"/>
+              <w:spacing w:before="20" w:after="20"/>
+            </w:pPr>
+            <w:r>
+              <w:rPr>
+                <w:rFonts w:ascii="Calibri" w:hAnsi="Calibri"/>
                 <w:b/>
                 <w:bCs/>
+                <w:color w:val="3C3B43"/>
+                <w:sz w:val="19"/>
               </w:rPr>
               <w:t xml:space="preserve">Astro</w:t>
             </w:r>
             <w:r>
               <w:rPr>
+                <w:rFonts w:ascii="Calibri" w:hAnsi="Calibri"/>
                 <w:b/>
                 <w:bCs/>
+                <w:color w:val="3C3B43"/>
+                <w:sz w:val="19"/>
               </w:rPr>
               <w:t xml:space="preserve"> </w:t>
             </w:r>
             <w:r>
               <w:rPr>
                 <w:rStyle w:val="VerbatimChar"/>
+                <w:rFonts w:ascii="Calibri" w:hAnsi="Calibri"/>
                 <w:b/>
                 <w:bCs/>
+                <w:color w:val="3C3B43"/>
+                <w:sz w:val="19"/>
               </w:rPr>
               <w:t xml:space="preserve">&lt;Image /&gt;</w:t>
             </w:r>
             <w:r>
               <w:rPr>
+                <w:rFonts w:ascii="Calibri" w:hAnsi="Calibri"/>
                 <w:b/>
                 <w:bCs/>
+                <w:color w:val="3C3B43"/>
+                <w:sz w:val="19"/>
               </w:rPr>
               <w:t xml:space="preserve"> </w:t>
             </w:r>
             <w:r>
               <w:rPr>
+                <w:rFonts w:ascii="Calibri" w:hAnsi="Calibri"/>
                 <w:b/>
                 <w:bCs/>
+                <w:color w:val="3C3B43"/>
+                <w:sz w:val="19"/>
               </w:rPr>
               <w:t xml:space="preserve">component</w:t>
             </w:r>
             <w:r>
+              <w:rPr>
+                <w:rFonts w:ascii="Calibri" w:hAnsi="Calibri"/>
+                <w:color w:val="3C3B43"/>
+                <w:sz w:val="19"/>
+              </w:rPr>
               <w:t xml:space="preserve"> </w:t>
             </w:r>
             <w:r>
+              <w:rPr>
+                <w:rFonts w:ascii="Calibri" w:hAnsi="Calibri"/>
+                <w:color w:val="3C3B43"/>
+                <w:sz w:val="19"/>
+              </w:rPr>
               <w:t xml:space="preserve">(recommended)</w:t>
             </w:r>
           </w:p>
         </w:tc>
         <w:tc>
-          <w:tcPr/>
-          <w:p>
-            <w:pPr>
-              <w:pStyle w:val="Compact"/>
-            </w:pPr>
-            <w:r>
+          <w:tcPr>
+            <w:shd w:val="clear" w:color="auto" w:fill="FFFFFF"/>
+            <w:tcBorders>
+              <w:top w:val="single" w:sz="4" w:space="0" w:color="D1D9DC"/>
+              <w:left w:val="single" w:sz="4" w:space="0" w:color="D1D9DC"/>
+              <w:bottom w:val="single" w:sz="4" w:space="0" w:color="D1D9DC"/>
+              <w:right w:val="single" w:sz="4" w:space="0" w:color="D1D9DC"/>
+            </w:tcBorders>
+            <w:tcMar>
+              <w:top w:w="60" w:type="dxa"/>
+              <w:bottom w:w="60" w:type="dxa"/>
+              <w:left w:w="115" w:type="dxa"/>
+              <w:right w:w="115" w:type="dxa"/>
+            </w:tcMar>
+          </w:tcPr>
+          <w:p>
+            <w:pPr>
+              <w:pStyle w:val="Compact"/>
+              <w:spacing w:before="20" w:after="20"/>
+            </w:pPr>
+            <w:r>
+              <w:rPr>
+                <w:rFonts w:ascii="Calibri" w:hAnsi="Calibri"/>
+                <w:color w:val="3C3B43"/>
+                <w:sz w:val="19"/>
+              </w:rPr>
               <w:t xml:space="preserve">Low — drop-in replacement for</w:t>
             </w:r>
             <w:r>
+              <w:rPr>
+                <w:rFonts w:ascii="Calibri" w:hAnsi="Calibri"/>
+                <w:color w:val="3C3B43"/>
+                <w:sz w:val="19"/>
+              </w:rPr>
               <w:t xml:space="preserve"> </w:t>
             </w:r>
             <w:r>
               <w:rPr>
                 <w:rStyle w:val="VerbatimChar"/>
+                <w:rFonts w:ascii="Calibri" w:hAnsi="Calibri"/>
+                <w:color w:val="3C3B43"/>
+                <w:sz w:val="19"/>
               </w:rPr>
               <w:t xml:space="preserve">&lt;img&gt;</w:t>
             </w:r>
           </w:p>
         </w:tc>
         <w:tc>
-          <w:tcPr/>
-          <w:p>
-            <w:pPr>
-              <w:pStyle w:val="Compact"/>
-            </w:pPr>
-            <w:r>
+          <w:tcPr>
+            <w:shd w:val="clear" w:color="auto" w:fill="FFFFFF"/>
+            <w:tcBorders>
+              <w:top w:val="single" w:sz="4" w:space="0" w:color="D1D9DC"/>
+              <w:left w:val="single" w:sz="4" w:space="0" w:color="D1D9DC"/>
+              <w:bottom w:val="single" w:sz="4" w:space="0" w:color="D1D9DC"/>
+              <w:right w:val="single" w:sz="4" w:space="0" w:color="D1D9DC"/>
+            </w:tcBorders>
+            <w:tcMar>
+              <w:top w:w="60" w:type="dxa"/>
+              <w:bottom w:w="60" w:type="dxa"/>
+              <w:left w:w="115" w:type="dxa"/>
+              <w:right w:w="115" w:type="dxa"/>
+            </w:tcMar>
+          </w:tcPr>
+          <w:p>
+            <w:pPr>
+              <w:pStyle w:val="Compact"/>
+              <w:spacing w:before="20" w:after="20"/>
+            </w:pPr>
+            <w:r>
+              <w:rPr>
+                <w:rFonts w:ascii="Calibri" w:hAnsi="Calibri"/>
+                <w:color w:val="3C3B43"/>
+                <w:sz w:val="19"/>
+              </w:rPr>
               <w:t xml:space="preserve">Auto WebP + srcset + lazy + width/height</w:t>
             </w:r>
           </w:p>
@@ -2974,34 +5347,94 @@
       </w:tr>
       <w:tr>
         <w:tc>
-          <w:tcPr/>
-          <w:p>
-            <w:pPr>
-              <w:pStyle w:val="Compact"/>
-            </w:pPr>
-            <w:r>
+          <w:tcPr>
+            <w:shd w:val="clear" w:color="auto" w:fill="E8F1F2"/>
+            <w:tcBorders>
+              <w:top w:val="single" w:sz="4" w:space="0" w:color="D1D9DC"/>
+              <w:left w:val="single" w:sz="4" w:space="0" w:color="D1D9DC"/>
+              <w:bottom w:val="single" w:sz="4" w:space="0" w:color="D1D9DC"/>
+              <w:right w:val="single" w:sz="4" w:space="0" w:color="D1D9DC"/>
+            </w:tcBorders>
+            <w:tcMar>
+              <w:top w:w="60" w:type="dxa"/>
+              <w:bottom w:w="60" w:type="dxa"/>
+              <w:left w:w="115" w:type="dxa"/>
+              <w:right w:w="115" w:type="dxa"/>
+            </w:tcMar>
+          </w:tcPr>
+          <w:p>
+            <w:pPr>
+              <w:pStyle w:val="Compact"/>
+              <w:spacing w:before="20" w:after="20"/>
+            </w:pPr>
+            <w:r>
+              <w:rPr>
+                <w:rFonts w:ascii="Calibri" w:hAnsi="Calibri"/>
+                <w:color w:val="3C3B43"/>
+                <w:sz w:val="19"/>
+              </w:rPr>
               <w:t xml:space="preserve">Manual pre-conversion to WebP</w:t>
             </w:r>
           </w:p>
         </w:tc>
         <w:tc>
-          <w:tcPr/>
-          <w:p>
-            <w:pPr>
-              <w:pStyle w:val="Compact"/>
-            </w:pPr>
-            <w:r>
+          <w:tcPr>
+            <w:shd w:val="clear" w:color="auto" w:fill="E8F1F2"/>
+            <w:tcBorders>
+              <w:top w:val="single" w:sz="4" w:space="0" w:color="D1D9DC"/>
+              <w:left w:val="single" w:sz="4" w:space="0" w:color="D1D9DC"/>
+              <w:bottom w:val="single" w:sz="4" w:space="0" w:color="D1D9DC"/>
+              <w:right w:val="single" w:sz="4" w:space="0" w:color="D1D9DC"/>
+            </w:tcBorders>
+            <w:tcMar>
+              <w:top w:w="60" w:type="dxa"/>
+              <w:bottom w:w="60" w:type="dxa"/>
+              <w:left w:w="115" w:type="dxa"/>
+              <w:right w:w="115" w:type="dxa"/>
+            </w:tcMar>
+          </w:tcPr>
+          <w:p>
+            <w:pPr>
+              <w:pStyle w:val="Compact"/>
+              <w:spacing w:before="20" w:after="20"/>
+            </w:pPr>
+            <w:r>
+              <w:rPr>
+                <w:rFonts w:ascii="Calibri" w:hAnsi="Calibri"/>
+                <w:color w:val="3C3B43"/>
+                <w:sz w:val="19"/>
+              </w:rPr>
               <w:t xml:space="preserve">Medium — tooling required</w:t>
             </w:r>
           </w:p>
         </w:tc>
         <w:tc>
-          <w:tcPr/>
-          <w:p>
-            <w:pPr>
-              <w:pStyle w:val="Compact"/>
-            </w:pPr>
-            <w:r>
+          <w:tcPr>
+            <w:shd w:val="clear" w:color="auto" w:fill="E8F1F2"/>
+            <w:tcBorders>
+              <w:top w:val="single" w:sz="4" w:space="0" w:color="D1D9DC"/>
+              <w:left w:val="single" w:sz="4" w:space="0" w:color="D1D9DC"/>
+              <w:bottom w:val="single" w:sz="4" w:space="0" w:color="D1D9DC"/>
+              <w:right w:val="single" w:sz="4" w:space="0" w:color="D1D9DC"/>
+            </w:tcBorders>
+            <w:tcMar>
+              <w:top w:w="60" w:type="dxa"/>
+              <w:bottom w:w="60" w:type="dxa"/>
+              <w:left w:w="115" w:type="dxa"/>
+              <w:right w:w="115" w:type="dxa"/>
+            </w:tcMar>
+          </w:tcPr>
+          <w:p>
+            <w:pPr>
+              <w:pStyle w:val="Compact"/>
+              <w:spacing w:before="20" w:after="20"/>
+            </w:pPr>
+            <w:r>
+              <w:rPr>
+                <w:rFonts w:ascii="Calibri" w:hAnsi="Calibri"/>
+                <w:color w:val="3C3B43"/>
+                <w:sz w:val="19"/>
+              </w:rPr>
               <w:t xml:space="preserve">Static WebP, no responsive srcset</w:t>
             </w:r>
           </w:p>
@@ -3009,43 +5442,111 @@
       </w:tr>
       <w:tr>
         <w:tc>
-          <w:tcPr/>
-          <w:p>
-            <w:pPr>
-              <w:pStyle w:val="Compact"/>
-            </w:pPr>
-            <w:r>
+          <w:tcPr>
+            <w:shd w:val="clear" w:color="auto" w:fill="FFFFFF"/>
+            <w:tcBorders>
+              <w:top w:val="single" w:sz="4" w:space="0" w:color="D1D9DC"/>
+              <w:left w:val="single" w:sz="4" w:space="0" w:color="D1D9DC"/>
+              <w:bottom w:val="single" w:sz="4" w:space="0" w:color="D1D9DC"/>
+              <w:right w:val="single" w:sz="4" w:space="0" w:color="D1D9DC"/>
+            </w:tcBorders>
+            <w:tcMar>
+              <w:top w:w="60" w:type="dxa"/>
+              <w:bottom w:w="60" w:type="dxa"/>
+              <w:left w:w="115" w:type="dxa"/>
+              <w:right w:w="115" w:type="dxa"/>
+            </w:tcMar>
+          </w:tcPr>
+          <w:p>
+            <w:pPr>
+              <w:pStyle w:val="Compact"/>
+              <w:spacing w:before="20" w:after="20"/>
+            </w:pPr>
+            <w:r>
+              <w:rPr>
+                <w:rFonts w:ascii="Calibri" w:hAnsi="Calibri"/>
+                <w:color w:val="3C3B43"/>
+                <w:sz w:val="19"/>
+              </w:rPr>
               <w:t xml:space="preserve">Vercel image optimization (</w:t>
             </w:r>
             <w:r>
               <w:rPr>
                 <w:rStyle w:val="VerbatimChar"/>
+                <w:rFonts w:ascii="Calibri" w:hAnsi="Calibri"/>
+                <w:color w:val="3C3B43"/>
+                <w:sz w:val="19"/>
               </w:rPr>
               <w:t xml:space="preserve">/_vercel/image</w:t>
             </w:r>
             <w:r>
+              <w:rPr>
+                <w:rFonts w:ascii="Calibri" w:hAnsi="Calibri"/>
+                <w:color w:val="3C3B43"/>
+                <w:sz w:val="19"/>
+              </w:rPr>
               <w:t xml:space="preserve">)</w:t>
             </w:r>
           </w:p>
         </w:tc>
         <w:tc>
-          <w:tcPr/>
-          <w:p>
-            <w:pPr>
-              <w:pStyle w:val="Compact"/>
-            </w:pPr>
-            <w:r>
+          <w:tcPr>
+            <w:shd w:val="clear" w:color="auto" w:fill="FFFFFF"/>
+            <w:tcBorders>
+              <w:top w:val="single" w:sz="4" w:space="0" w:color="D1D9DC"/>
+              <w:left w:val="single" w:sz="4" w:space="0" w:color="D1D9DC"/>
+              <w:bottom w:val="single" w:sz="4" w:space="0" w:color="D1D9DC"/>
+              <w:right w:val="single" w:sz="4" w:space="0" w:color="D1D9DC"/>
+            </w:tcBorders>
+            <w:tcMar>
+              <w:top w:w="60" w:type="dxa"/>
+              <w:bottom w:w="60" w:type="dxa"/>
+              <w:left w:w="115" w:type="dxa"/>
+              <w:right w:w="115" w:type="dxa"/>
+            </w:tcMar>
+          </w:tcPr>
+          <w:p>
+            <w:pPr>
+              <w:pStyle w:val="Compact"/>
+              <w:spacing w:before="20" w:after="20"/>
+            </w:pPr>
+            <w:r>
+              <w:rPr>
+                <w:rFonts w:ascii="Calibri" w:hAnsi="Calibri"/>
+                <w:color w:val="3C3B43"/>
+                <w:sz w:val="19"/>
+              </w:rPr>
               <w:t xml:space="preserve">Zero code change</w:t>
             </w:r>
           </w:p>
         </w:tc>
         <w:tc>
-          <w:tcPr/>
-          <w:p>
-            <w:pPr>
-              <w:pStyle w:val="Compact"/>
-            </w:pPr>
-            <w:r>
+          <w:tcPr>
+            <w:shd w:val="clear" w:color="auto" w:fill="FFFFFF"/>
+            <w:tcBorders>
+              <w:top w:val="single" w:sz="4" w:space="0" w:color="D1D9DC"/>
+              <w:left w:val="single" w:sz="4" w:space="0" w:color="D1D9DC"/>
+              <w:bottom w:val="single" w:sz="4" w:space="0" w:color="D1D9DC"/>
+              <w:right w:val="single" w:sz="4" w:space="0" w:color="D1D9DC"/>
+            </w:tcBorders>
+            <w:tcMar>
+              <w:top w:w="60" w:type="dxa"/>
+              <w:bottom w:w="60" w:type="dxa"/>
+              <w:left w:w="115" w:type="dxa"/>
+              <w:right w:w="115" w:type="dxa"/>
+            </w:tcMar>
+          </w:tcPr>
+          <w:p>
+            <w:pPr>
+              <w:pStyle w:val="Compact"/>
+              <w:spacing w:before="20" w:after="20"/>
+            </w:pPr>
+            <w:r>
+              <w:rPr>
+                <w:rFonts w:ascii="Calibri" w:hAnsi="Calibri"/>
+                <w:color w:val="3C3B43"/>
+                <w:sz w:val="19"/>
+              </w:rPr>
               <w:t xml:space="preserve">On-demand transform, adds latency on first load</w:t>
             </w:r>
           </w:p>
@@ -3216,34 +5717,97 @@
           <w:tblHeader w:val="on"/>
         </w:trPr>
         <w:tc>
-          <w:tcPr/>
-          <w:p>
-            <w:pPr>
-              <w:pStyle w:val="Compact"/>
-            </w:pPr>
-            <w:r>
+          <w:tcPr>
+            <w:shd w:val="clear" w:color="auto" w:fill="02374f"/>
+            <w:tcBorders>
+              <w:top w:val="single" w:sz="4" w:space="0" w:color="D1D9DC"/>
+              <w:left w:val="single" w:sz="4" w:space="0" w:color="D1D9DC"/>
+              <w:bottom w:val="single" w:sz="4" w:space="0" w:color="D1D9DC"/>
+              <w:right w:val="single" w:sz="4" w:space="0" w:color="D1D9DC"/>
+            </w:tcBorders>
+            <w:tcMar>
+              <w:top w:w="60" w:type="dxa"/>
+              <w:bottom w:w="60" w:type="dxa"/>
+              <w:left w:w="115" w:type="dxa"/>
+              <w:right w:w="115" w:type="dxa"/>
+            </w:tcMar>
+          </w:tcPr>
+          <w:p>
+            <w:pPr>
+              <w:pStyle w:val="Compact"/>
+              <w:spacing w:before="20" w:after="20"/>
+            </w:pPr>
+            <w:r>
+              <w:rPr>
+                <w:rFonts w:ascii="Calibri" w:hAnsi="Calibri"/>
+                <w:b/>
+                <w:color w:val="FFFFFF"/>
+                <w:sz w:val="19"/>
+              </w:rPr>
               <w:t xml:space="preserve">Option</w:t>
             </w:r>
           </w:p>
         </w:tc>
         <w:tc>
-          <w:tcPr/>
-          <w:p>
-            <w:pPr>
-              <w:pStyle w:val="Compact"/>
-            </w:pPr>
-            <w:r>
+          <w:tcPr>
+            <w:shd w:val="clear" w:color="auto" w:fill="02374f"/>
+            <w:tcBorders>
+              <w:top w:val="single" w:sz="4" w:space="0" w:color="D1D9DC"/>
+              <w:left w:val="single" w:sz="4" w:space="0" w:color="D1D9DC"/>
+              <w:bottom w:val="single" w:sz="4" w:space="0" w:color="D1D9DC"/>
+              <w:right w:val="single" w:sz="4" w:space="0" w:color="D1D9DC"/>
+            </w:tcBorders>
+            <w:tcMar>
+              <w:top w:w="60" w:type="dxa"/>
+              <w:bottom w:w="60" w:type="dxa"/>
+              <w:left w:w="115" w:type="dxa"/>
+              <w:right w:w="115" w:type="dxa"/>
+            </w:tcMar>
+          </w:tcPr>
+          <w:p>
+            <w:pPr>
+              <w:pStyle w:val="Compact"/>
+              <w:spacing w:before="20" w:after="20"/>
+            </w:pPr>
+            <w:r>
+              <w:rPr>
+                <w:rFonts w:ascii="Calibri" w:hAnsi="Calibri"/>
+                <w:b/>
+                <w:color w:val="FFFFFF"/>
+                <w:sz w:val="19"/>
+              </w:rPr>
               <w:t xml:space="preserve">Cost</w:t>
             </w:r>
           </w:p>
         </w:tc>
         <w:tc>
-          <w:tcPr/>
-          <w:p>
-            <w:pPr>
-              <w:pStyle w:val="Compact"/>
-            </w:pPr>
-            <w:r>
+          <w:tcPr>
+            <w:shd w:val="clear" w:color="auto" w:fill="02374f"/>
+            <w:tcBorders>
+              <w:top w:val="single" w:sz="4" w:space="0" w:color="D1D9DC"/>
+              <w:left w:val="single" w:sz="4" w:space="0" w:color="D1D9DC"/>
+              <w:bottom w:val="single" w:sz="4" w:space="0" w:color="D1D9DC"/>
+              <w:right w:val="single" w:sz="4" w:space="0" w:color="D1D9DC"/>
+            </w:tcBorders>
+            <w:tcMar>
+              <w:top w:w="60" w:type="dxa"/>
+              <w:bottom w:w="60" w:type="dxa"/>
+              <w:left w:w="115" w:type="dxa"/>
+              <w:right w:w="115" w:type="dxa"/>
+            </w:tcMar>
+          </w:tcPr>
+          <w:p>
+            <w:pPr>
+              <w:pStyle w:val="Compact"/>
+              <w:spacing w:before="20" w:after="20"/>
+            </w:pPr>
+            <w:r>
+              <w:rPr>
+                <w:rFonts w:ascii="Calibri" w:hAnsi="Calibri"/>
+                <w:b/>
+                <w:color w:val="FFFFFF"/>
+                <w:sz w:val="19"/>
+              </w:rPr>
               <w:t xml:space="preserve">When to add</w:t>
             </w:r>
           </w:p>
@@ -3251,38 +5815,96 @@
       </w:tr>
       <w:tr>
         <w:tc>
-          <w:tcPr/>
-          <w:p>
-            <w:pPr>
-              <w:pStyle w:val="Compact"/>
-            </w:pPr>
-            <w:r>
-              <w:rPr>
+          <w:tcPr>
+            <w:shd w:val="clear" w:color="auto" w:fill="FFFFFF"/>
+            <w:tcBorders>
+              <w:top w:val="single" w:sz="4" w:space="0" w:color="D1D9DC"/>
+              <w:left w:val="single" w:sz="4" w:space="0" w:color="D1D9DC"/>
+              <w:bottom w:val="single" w:sz="4" w:space="0" w:color="D1D9DC"/>
+              <w:right w:val="single" w:sz="4" w:space="0" w:color="D1D9DC"/>
+            </w:tcBorders>
+            <w:tcMar>
+              <w:top w:w="60" w:type="dxa"/>
+              <w:bottom w:w="60" w:type="dxa"/>
+              <w:left w:w="115" w:type="dxa"/>
+              <w:right w:w="115" w:type="dxa"/>
+            </w:tcMar>
+          </w:tcPr>
+          <w:p>
+            <w:pPr>
+              <w:pStyle w:val="Compact"/>
+              <w:spacing w:before="20" w:after="20"/>
+            </w:pPr>
+            <w:r>
+              <w:rPr>
+                <w:rFonts w:ascii="Calibri" w:hAnsi="Calibri"/>
                 <w:b/>
                 <w:bCs/>
+                <w:color w:val="3C3B43"/>
+                <w:sz w:val="19"/>
               </w:rPr>
               <w:t xml:space="preserve">Skip Phase 1</w:t>
             </w:r>
           </w:p>
         </w:tc>
         <w:tc>
-          <w:tcPr/>
-          <w:p>
-            <w:pPr>
-              <w:pStyle w:val="Compact"/>
-            </w:pPr>
-            <w:r>
+          <w:tcPr>
+            <w:shd w:val="clear" w:color="auto" w:fill="FFFFFF"/>
+            <w:tcBorders>
+              <w:top w:val="single" w:sz="4" w:space="0" w:color="D1D9DC"/>
+              <w:left w:val="single" w:sz="4" w:space="0" w:color="D1D9DC"/>
+              <w:bottom w:val="single" w:sz="4" w:space="0" w:color="D1D9DC"/>
+              <w:right w:val="single" w:sz="4" w:space="0" w:color="D1D9DC"/>
+            </w:tcBorders>
+            <w:tcMar>
+              <w:top w:w="60" w:type="dxa"/>
+              <w:bottom w:w="60" w:type="dxa"/>
+              <w:left w:w="115" w:type="dxa"/>
+              <w:right w:w="115" w:type="dxa"/>
+            </w:tcMar>
+          </w:tcPr>
+          <w:p>
+            <w:pPr>
+              <w:pStyle w:val="Compact"/>
+              <w:spacing w:before="20" w:after="20"/>
+            </w:pPr>
+            <w:r>
+              <w:rPr>
+                <w:rFonts w:ascii="Calibri" w:hAnsi="Calibri"/>
+                <w:color w:val="3C3B43"/>
+                <w:sz w:val="19"/>
+              </w:rPr>
               <w:t xml:space="preserve">Free</w:t>
             </w:r>
           </w:p>
         </w:tc>
         <w:tc>
-          <w:tcPr/>
-          <w:p>
-            <w:pPr>
-              <w:pStyle w:val="Compact"/>
-            </w:pPr>
-            <w:r>
+          <w:tcPr>
+            <w:shd w:val="clear" w:color="auto" w:fill="FFFFFF"/>
+            <w:tcBorders>
+              <w:top w:val="single" w:sz="4" w:space="0" w:color="D1D9DC"/>
+              <w:left w:val="single" w:sz="4" w:space="0" w:color="D1D9DC"/>
+              <w:bottom w:val="single" w:sz="4" w:space="0" w:color="D1D9DC"/>
+              <w:right w:val="single" w:sz="4" w:space="0" w:color="D1D9DC"/>
+            </w:tcBorders>
+            <w:tcMar>
+              <w:top w:w="60" w:type="dxa"/>
+              <w:bottom w:w="60" w:type="dxa"/>
+              <w:left w:w="115" w:type="dxa"/>
+              <w:right w:w="115" w:type="dxa"/>
+            </w:tcMar>
+          </w:tcPr>
+          <w:p>
+            <w:pPr>
+              <w:pStyle w:val="Compact"/>
+              <w:spacing w:before="20" w:after="20"/>
+            </w:pPr>
+            <w:r>
+              <w:rPr>
+                <w:rFonts w:ascii="Calibri" w:hAnsi="Calibri"/>
+                <w:color w:val="3C3B43"/>
+                <w:sz w:val="19"/>
+              </w:rPr>
               <w:t xml:space="preserve">If Slack #errors alerts are sufficient coverage</w:t>
             </w:r>
           </w:p>
@@ -3290,53 +5912,129 @@
       </w:tr>
       <w:tr>
         <w:tc>
-          <w:tcPr/>
-          <w:p>
-            <w:pPr>
-              <w:pStyle w:val="Compact"/>
-            </w:pPr>
-            <w:r>
-              <w:rPr>
+          <w:tcPr>
+            <w:shd w:val="clear" w:color="auto" w:fill="E8F1F2"/>
+            <w:tcBorders>
+              <w:top w:val="single" w:sz="4" w:space="0" w:color="D1D9DC"/>
+              <w:left w:val="single" w:sz="4" w:space="0" w:color="D1D9DC"/>
+              <w:bottom w:val="single" w:sz="4" w:space="0" w:color="D1D9DC"/>
+              <w:right w:val="single" w:sz="4" w:space="0" w:color="D1D9DC"/>
+            </w:tcBorders>
+            <w:tcMar>
+              <w:top w:w="60" w:type="dxa"/>
+              <w:bottom w:w="60" w:type="dxa"/>
+              <w:left w:w="115" w:type="dxa"/>
+              <w:right w:w="115" w:type="dxa"/>
+            </w:tcMar>
+          </w:tcPr>
+          <w:p>
+            <w:pPr>
+              <w:pStyle w:val="Compact"/>
+              <w:spacing w:before="20" w:after="20"/>
+            </w:pPr>
+            <w:r>
+              <w:rPr>
+                <w:rFonts w:ascii="Calibri" w:hAnsi="Calibri"/>
                 <w:b/>
                 <w:bCs/>
+                <w:color w:val="3C3B43"/>
+                <w:sz w:val="19"/>
               </w:rPr>
               <w:t xml:space="preserve">Sentry</w:t>
             </w:r>
           </w:p>
         </w:tc>
         <w:tc>
-          <w:tcPr/>
-          <w:p>
-            <w:pPr>
-              <w:pStyle w:val="Compact"/>
-            </w:pPr>
-            <w:r>
+          <w:tcPr>
+            <w:shd w:val="clear" w:color="auto" w:fill="E8F1F2"/>
+            <w:tcBorders>
+              <w:top w:val="single" w:sz="4" w:space="0" w:color="D1D9DC"/>
+              <w:left w:val="single" w:sz="4" w:space="0" w:color="D1D9DC"/>
+              <w:bottom w:val="single" w:sz="4" w:space="0" w:color="D1D9DC"/>
+              <w:right w:val="single" w:sz="4" w:space="0" w:color="D1D9DC"/>
+            </w:tcBorders>
+            <w:tcMar>
+              <w:top w:w="60" w:type="dxa"/>
+              <w:bottom w:w="60" w:type="dxa"/>
+              <w:left w:w="115" w:type="dxa"/>
+              <w:right w:w="115" w:type="dxa"/>
+            </w:tcMar>
+          </w:tcPr>
+          <w:p>
+            <w:pPr>
+              <w:pStyle w:val="Compact"/>
+              <w:spacing w:before="20" w:after="20"/>
+            </w:pPr>
+            <w:r>
+              <w:rPr>
+                <w:rFonts w:ascii="Calibri" w:hAnsi="Calibri"/>
+                <w:color w:val="3C3B43"/>
+                <w:sz w:val="19"/>
+              </w:rPr>
               <w:t xml:space="preserve">Free tier (5,000 errors/month)</w:t>
             </w:r>
           </w:p>
         </w:tc>
         <w:tc>
-          <w:tcPr/>
-          <w:p>
-            <w:pPr>
-              <w:pStyle w:val="Compact"/>
-            </w:pPr>
-            <w:r>
+          <w:tcPr>
+            <w:shd w:val="clear" w:color="auto" w:fill="E8F1F2"/>
+            <w:tcBorders>
+              <w:top w:val="single" w:sz="4" w:space="0" w:color="D1D9DC"/>
+              <w:left w:val="single" w:sz="4" w:space="0" w:color="D1D9DC"/>
+              <w:bottom w:val="single" w:sz="4" w:space="0" w:color="D1D9DC"/>
+              <w:right w:val="single" w:sz="4" w:space="0" w:color="D1D9DC"/>
+            </w:tcBorders>
+            <w:tcMar>
+              <w:top w:w="60" w:type="dxa"/>
+              <w:bottom w:w="60" w:type="dxa"/>
+              <w:left w:w="115" w:type="dxa"/>
+              <w:right w:w="115" w:type="dxa"/>
+            </w:tcMar>
+          </w:tcPr>
+          <w:p>
+            <w:pPr>
+              <w:pStyle w:val="Compact"/>
+              <w:spacing w:before="20" w:after="20"/>
+            </w:pPr>
+            <w:r>
+              <w:rPr>
+                <w:rFonts w:ascii="Calibri" w:hAnsi="Calibri"/>
+                <w:color w:val="3C3B43"/>
+                <w:sz w:val="19"/>
+              </w:rPr>
               <w:t xml:space="preserve">Add at Phase 1.5 when</w:t>
             </w:r>
             <w:r>
+              <w:rPr>
+                <w:rFonts w:ascii="Calibri" w:hAnsi="Calibri"/>
+                <w:color w:val="3C3B43"/>
+                <w:sz w:val="19"/>
+              </w:rPr>
               <w:t xml:space="preserve"> </w:t>
             </w:r>
             <w:r>
               <w:rPr>
                 <w:rStyle w:val="VerbatimChar"/>
+                <w:rFonts w:ascii="Calibri" w:hAnsi="Calibri"/>
+                <w:color w:val="3C3B43"/>
+                <w:sz w:val="19"/>
               </w:rPr>
               <w:t xml:space="preserve">/api/*</w:t>
             </w:r>
             <w:r>
+              <w:rPr>
+                <w:rFonts w:ascii="Calibri" w:hAnsi="Calibri"/>
+                <w:color w:val="3C3B43"/>
+                <w:sz w:val="19"/>
+              </w:rPr>
               <w:t xml:space="preserve"> </w:t>
             </w:r>
             <w:r>
+              <w:rPr>
+                <w:rFonts w:ascii="Calibri" w:hAnsi="Calibri"/>
+                <w:color w:val="3C3B43"/>
+                <w:sz w:val="19"/>
+              </w:rPr>
               <w:t xml:space="preserve">routes are handling real traffic</w:t>
             </w:r>
           </w:p>
@@ -3344,34 +6042,94 @@
       </w:tr>
       <w:tr>
         <w:tc>
-          <w:tcPr/>
-          <w:p>
-            <w:pPr>
-              <w:pStyle w:val="Compact"/>
-            </w:pPr>
-            <w:r>
+          <w:tcPr>
+            <w:shd w:val="clear" w:color="auto" w:fill="FFFFFF"/>
+            <w:tcBorders>
+              <w:top w:val="single" w:sz="4" w:space="0" w:color="D1D9DC"/>
+              <w:left w:val="single" w:sz="4" w:space="0" w:color="D1D9DC"/>
+              <w:bottom w:val="single" w:sz="4" w:space="0" w:color="D1D9DC"/>
+              <w:right w:val="single" w:sz="4" w:space="0" w:color="D1D9DC"/>
+            </w:tcBorders>
+            <w:tcMar>
+              <w:top w:w="60" w:type="dxa"/>
+              <w:bottom w:w="60" w:type="dxa"/>
+              <w:left w:w="115" w:type="dxa"/>
+              <w:right w:w="115" w:type="dxa"/>
+            </w:tcMar>
+          </w:tcPr>
+          <w:p>
+            <w:pPr>
+              <w:pStyle w:val="Compact"/>
+              <w:spacing w:before="20" w:after="20"/>
+            </w:pPr>
+            <w:r>
+              <w:rPr>
+                <w:rFonts w:ascii="Calibri" w:hAnsi="Calibri"/>
+                <w:color w:val="3C3B43"/>
+                <w:sz w:val="19"/>
+              </w:rPr>
               <w:t xml:space="preserve">Vercel function logs only</w:t>
             </w:r>
           </w:p>
         </w:tc>
         <w:tc>
-          <w:tcPr/>
-          <w:p>
-            <w:pPr>
-              <w:pStyle w:val="Compact"/>
-            </w:pPr>
-            <w:r>
+          <w:tcPr>
+            <w:shd w:val="clear" w:color="auto" w:fill="FFFFFF"/>
+            <w:tcBorders>
+              <w:top w:val="single" w:sz="4" w:space="0" w:color="D1D9DC"/>
+              <w:left w:val="single" w:sz="4" w:space="0" w:color="D1D9DC"/>
+              <w:bottom w:val="single" w:sz="4" w:space="0" w:color="D1D9DC"/>
+              <w:right w:val="single" w:sz="4" w:space="0" w:color="D1D9DC"/>
+            </w:tcBorders>
+            <w:tcMar>
+              <w:top w:w="60" w:type="dxa"/>
+              <w:bottom w:w="60" w:type="dxa"/>
+              <w:left w:w="115" w:type="dxa"/>
+              <w:right w:w="115" w:type="dxa"/>
+            </w:tcMar>
+          </w:tcPr>
+          <w:p>
+            <w:pPr>
+              <w:pStyle w:val="Compact"/>
+              <w:spacing w:before="20" w:after="20"/>
+            </w:pPr>
+            <w:r>
+              <w:rPr>
+                <w:rFonts w:ascii="Calibri" w:hAnsi="Calibri"/>
+                <w:color w:val="3C3B43"/>
+                <w:sz w:val="19"/>
+              </w:rPr>
               <w:t xml:space="preserve">Free</w:t>
             </w:r>
           </w:p>
         </w:tc>
         <w:tc>
-          <w:tcPr/>
-          <w:p>
-            <w:pPr>
-              <w:pStyle w:val="Compact"/>
-            </w:pPr>
-            <w:r>
+          <w:tcPr>
+            <w:shd w:val="clear" w:color="auto" w:fill="FFFFFF"/>
+            <w:tcBorders>
+              <w:top w:val="single" w:sz="4" w:space="0" w:color="D1D9DC"/>
+              <w:left w:val="single" w:sz="4" w:space="0" w:color="D1D9DC"/>
+              <w:bottom w:val="single" w:sz="4" w:space="0" w:color="D1D9DC"/>
+              <w:right w:val="single" w:sz="4" w:space="0" w:color="D1D9DC"/>
+            </w:tcBorders>
+            <w:tcMar>
+              <w:top w:w="60" w:type="dxa"/>
+              <w:bottom w:w="60" w:type="dxa"/>
+              <w:left w:w="115" w:type="dxa"/>
+              <w:right w:w="115" w:type="dxa"/>
+            </w:tcMar>
+          </w:tcPr>
+          <w:p>
+            <w:pPr>
+              <w:pStyle w:val="Compact"/>
+              <w:spacing w:before="20" w:after="20"/>
+            </w:pPr>
+            <w:r>
+              <w:rPr>
+                <w:rFonts w:ascii="Calibri" w:hAnsi="Calibri"/>
+                <w:color w:val="3C3B43"/>
+                <w:sz w:val="19"/>
+              </w:rPr>
               <w:t xml:space="preserve">Sufficient if team is watching logs actively</w:t>
             </w:r>
           </w:p>
@@ -3486,56 +6244,161 @@
           <w:tblHeader w:val="on"/>
         </w:trPr>
         <w:tc>
-          <w:tcPr/>
-          <w:p>
-            <w:pPr>
-              <w:pStyle w:val="Compact"/>
-            </w:pPr>
-            <w:r>
+          <w:tcPr>
+            <w:shd w:val="clear" w:color="auto" w:fill="02374f"/>
+            <w:tcBorders>
+              <w:top w:val="single" w:sz="4" w:space="0" w:color="D1D9DC"/>
+              <w:left w:val="single" w:sz="4" w:space="0" w:color="D1D9DC"/>
+              <w:bottom w:val="single" w:sz="4" w:space="0" w:color="D1D9DC"/>
+              <w:right w:val="single" w:sz="4" w:space="0" w:color="D1D9DC"/>
+            </w:tcBorders>
+            <w:tcMar>
+              <w:top w:w="60" w:type="dxa"/>
+              <w:bottom w:w="60" w:type="dxa"/>
+              <w:left w:w="115" w:type="dxa"/>
+              <w:right w:w="115" w:type="dxa"/>
+            </w:tcMar>
+          </w:tcPr>
+          <w:p>
+            <w:pPr>
+              <w:pStyle w:val="Compact"/>
+              <w:spacing w:before="20" w:after="20"/>
+            </w:pPr>
+            <w:r>
+              <w:rPr>
+                <w:rFonts w:ascii="Calibri" w:hAnsi="Calibri"/>
+                <w:b/>
+                <w:color w:val="FFFFFF"/>
+                <w:sz w:val="19"/>
+              </w:rPr>
               <w:t xml:space="preserve">#</w:t>
             </w:r>
           </w:p>
         </w:tc>
         <w:tc>
-          <w:tcPr/>
-          <w:p>
-            <w:pPr>
-              <w:pStyle w:val="Compact"/>
-            </w:pPr>
-            <w:r>
+          <w:tcPr>
+            <w:shd w:val="clear" w:color="auto" w:fill="02374f"/>
+            <w:tcBorders>
+              <w:top w:val="single" w:sz="4" w:space="0" w:color="D1D9DC"/>
+              <w:left w:val="single" w:sz="4" w:space="0" w:color="D1D9DC"/>
+              <w:bottom w:val="single" w:sz="4" w:space="0" w:color="D1D9DC"/>
+              <w:right w:val="single" w:sz="4" w:space="0" w:color="D1D9DC"/>
+            </w:tcBorders>
+            <w:tcMar>
+              <w:top w:w="60" w:type="dxa"/>
+              <w:bottom w:w="60" w:type="dxa"/>
+              <w:left w:w="115" w:type="dxa"/>
+              <w:right w:w="115" w:type="dxa"/>
+            </w:tcMar>
+          </w:tcPr>
+          <w:p>
+            <w:pPr>
+              <w:pStyle w:val="Compact"/>
+              <w:spacing w:before="20" w:after="20"/>
+            </w:pPr>
+            <w:r>
+              <w:rPr>
+                <w:rFonts w:ascii="Calibri" w:hAnsi="Calibri"/>
+                <w:b/>
+                <w:color w:val="FFFFFF"/>
+                <w:sz w:val="19"/>
+              </w:rPr>
               <w:t xml:space="preserve">Decision</w:t>
             </w:r>
           </w:p>
         </w:tc>
         <w:tc>
-          <w:tcPr/>
-          <w:p>
-            <w:pPr>
-              <w:pStyle w:val="Compact"/>
-            </w:pPr>
-            <w:r>
+          <w:tcPr>
+            <w:shd w:val="clear" w:color="auto" w:fill="02374f"/>
+            <w:tcBorders>
+              <w:top w:val="single" w:sz="4" w:space="0" w:color="D1D9DC"/>
+              <w:left w:val="single" w:sz="4" w:space="0" w:color="D1D9DC"/>
+              <w:bottom w:val="single" w:sz="4" w:space="0" w:color="D1D9DC"/>
+              <w:right w:val="single" w:sz="4" w:space="0" w:color="D1D9DC"/>
+            </w:tcBorders>
+            <w:tcMar>
+              <w:top w:w="60" w:type="dxa"/>
+              <w:bottom w:w="60" w:type="dxa"/>
+              <w:left w:w="115" w:type="dxa"/>
+              <w:right w:w="115" w:type="dxa"/>
+            </w:tcMar>
+          </w:tcPr>
+          <w:p>
+            <w:pPr>
+              <w:pStyle w:val="Compact"/>
+              <w:spacing w:before="20" w:after="20"/>
+            </w:pPr>
+            <w:r>
+              <w:rPr>
+                <w:rFonts w:ascii="Calibri" w:hAnsi="Calibri"/>
+                <w:b/>
+                <w:color w:val="FFFFFF"/>
+                <w:sz w:val="19"/>
+              </w:rPr>
               <w:t xml:space="preserve">Status</w:t>
             </w:r>
           </w:p>
         </w:tc>
         <w:tc>
-          <w:tcPr/>
-          <w:p>
-            <w:pPr>
-              <w:pStyle w:val="Compact"/>
-            </w:pPr>
-            <w:r>
+          <w:tcPr>
+            <w:shd w:val="clear" w:color="auto" w:fill="02374f"/>
+            <w:tcBorders>
+              <w:top w:val="single" w:sz="4" w:space="0" w:color="D1D9DC"/>
+              <w:left w:val="single" w:sz="4" w:space="0" w:color="D1D9DC"/>
+              <w:bottom w:val="single" w:sz="4" w:space="0" w:color="D1D9DC"/>
+              <w:right w:val="single" w:sz="4" w:space="0" w:color="D1D9DC"/>
+            </w:tcBorders>
+            <w:tcMar>
+              <w:top w:w="60" w:type="dxa"/>
+              <w:bottom w:w="60" w:type="dxa"/>
+              <w:left w:w="115" w:type="dxa"/>
+              <w:right w:w="115" w:type="dxa"/>
+            </w:tcMar>
+          </w:tcPr>
+          <w:p>
+            <w:pPr>
+              <w:pStyle w:val="Compact"/>
+              <w:spacing w:before="20" w:after="20"/>
+            </w:pPr>
+            <w:r>
+              <w:rPr>
+                <w:rFonts w:ascii="Calibri" w:hAnsi="Calibri"/>
+                <w:b/>
+                <w:color w:val="FFFFFF"/>
+                <w:sz w:val="19"/>
+              </w:rPr>
               <w:t xml:space="preserve">Date</w:t>
             </w:r>
           </w:p>
         </w:tc>
         <w:tc>
-          <w:tcPr/>
-          <w:p>
-            <w:pPr>
-              <w:pStyle w:val="Compact"/>
-            </w:pPr>
-            <w:r>
+          <w:tcPr>
+            <w:shd w:val="clear" w:color="auto" w:fill="02374f"/>
+            <w:tcBorders>
+              <w:top w:val="single" w:sz="4" w:space="0" w:color="D1D9DC"/>
+              <w:left w:val="single" w:sz="4" w:space="0" w:color="D1D9DC"/>
+              <w:bottom w:val="single" w:sz="4" w:space="0" w:color="D1D9DC"/>
+              <w:right w:val="single" w:sz="4" w:space="0" w:color="D1D9DC"/>
+            </w:tcBorders>
+            <w:tcMar>
+              <w:top w:w="60" w:type="dxa"/>
+              <w:bottom w:w="60" w:type="dxa"/>
+              <w:left w:w="115" w:type="dxa"/>
+              <w:right w:w="115" w:type="dxa"/>
+            </w:tcMar>
+          </w:tcPr>
+          <w:p>
+            <w:pPr>
+              <w:pStyle w:val="Compact"/>
+              <w:spacing w:before="20" w:after="20"/>
+            </w:pPr>
+            <w:r>
+              <w:rPr>
+                <w:rFonts w:ascii="Calibri" w:hAnsi="Calibri"/>
+                <w:b/>
+                <w:color w:val="FFFFFF"/>
+                <w:sz w:val="19"/>
+              </w:rPr>
               <w:t xml:space="preserve">Chosen</w:t>
             </w:r>
           </w:p>
@@ -3543,60 +6406,158 @@
       </w:tr>
       <w:tr>
         <w:tc>
-          <w:tcPr/>
-          <w:p>
-            <w:pPr>
-              <w:pStyle w:val="Compact"/>
-            </w:pPr>
-            <w:r>
+          <w:tcPr>
+            <w:shd w:val="clear" w:color="auto" w:fill="FFFFFF"/>
+            <w:tcBorders>
+              <w:top w:val="single" w:sz="4" w:space="0" w:color="D1D9DC"/>
+              <w:left w:val="single" w:sz="4" w:space="0" w:color="D1D9DC"/>
+              <w:bottom w:val="single" w:sz="4" w:space="0" w:color="D1D9DC"/>
+              <w:right w:val="single" w:sz="4" w:space="0" w:color="D1D9DC"/>
+            </w:tcBorders>
+            <w:tcMar>
+              <w:top w:w="60" w:type="dxa"/>
+              <w:bottom w:w="60" w:type="dxa"/>
+              <w:left w:w="115" w:type="dxa"/>
+              <w:right w:w="115" w:type="dxa"/>
+            </w:tcMar>
+          </w:tcPr>
+          <w:p>
+            <w:pPr>
+              <w:pStyle w:val="Compact"/>
+              <w:spacing w:before="20" w:after="20"/>
+            </w:pPr>
+            <w:r>
+              <w:rPr>
+                <w:rFonts w:ascii="Calibri" w:hAnsi="Calibri"/>
+                <w:color w:val="3C3B43"/>
+                <w:sz w:val="19"/>
+              </w:rPr>
               <w:t xml:space="preserve">001</w:t>
             </w:r>
           </w:p>
         </w:tc>
         <w:tc>
-          <w:tcPr/>
-          <w:p>
-            <w:pPr>
-              <w:pStyle w:val="Compact"/>
-            </w:pPr>
-            <w:r>
+          <w:tcPr>
+            <w:shd w:val="clear" w:color="auto" w:fill="FFFFFF"/>
+            <w:tcBorders>
+              <w:top w:val="single" w:sz="4" w:space="0" w:color="D1D9DC"/>
+              <w:left w:val="single" w:sz="4" w:space="0" w:color="D1D9DC"/>
+              <w:bottom w:val="single" w:sz="4" w:space="0" w:color="D1D9DC"/>
+              <w:right w:val="single" w:sz="4" w:space="0" w:color="D1D9DC"/>
+            </w:tcBorders>
+            <w:tcMar>
+              <w:top w:w="60" w:type="dxa"/>
+              <w:bottom w:w="60" w:type="dxa"/>
+              <w:left w:w="115" w:type="dxa"/>
+              <w:right w:w="115" w:type="dxa"/>
+            </w:tcMar>
+          </w:tcPr>
+          <w:p>
+            <w:pPr>
+              <w:pStyle w:val="Compact"/>
+              <w:spacing w:before="20" w:after="20"/>
+            </w:pPr>
+            <w:r>
+              <w:rPr>
+                <w:rFonts w:ascii="Calibri" w:hAnsi="Calibri"/>
+                <w:color w:val="3C3B43"/>
+                <w:sz w:val="19"/>
+              </w:rPr>
               <w:t xml:space="preserve">Primary analytics tool</w:t>
             </w:r>
           </w:p>
         </w:tc>
         <w:tc>
-          <w:tcPr/>
-          <w:p>
-            <w:pPr>
-              <w:pStyle w:val="Compact"/>
-            </w:pPr>
-            <w:r>
-              <w:rPr>
+          <w:tcPr>
+            <w:shd w:val="clear" w:color="auto" w:fill="FFFFFF"/>
+            <w:tcBorders>
+              <w:top w:val="single" w:sz="4" w:space="0" w:color="D1D9DC"/>
+              <w:left w:val="single" w:sz="4" w:space="0" w:color="D1D9DC"/>
+              <w:bottom w:val="single" w:sz="4" w:space="0" w:color="D1D9DC"/>
+              <w:right w:val="single" w:sz="4" w:space="0" w:color="D1D9DC"/>
+            </w:tcBorders>
+            <w:tcMar>
+              <w:top w:w="60" w:type="dxa"/>
+              <w:bottom w:w="60" w:type="dxa"/>
+              <w:left w:w="115" w:type="dxa"/>
+              <w:right w:w="115" w:type="dxa"/>
+            </w:tcMar>
+          </w:tcPr>
+          <w:p>
+            <w:pPr>
+              <w:pStyle w:val="Compact"/>
+              <w:spacing w:before="20" w:after="20"/>
+            </w:pPr>
+            <w:r>
+              <w:rPr>
+                <w:rFonts w:ascii="Calibri" w:hAnsi="Calibri"/>
                 <w:b/>
                 <w:bCs/>
+                <w:color w:val="3C3B43"/>
+                <w:sz w:val="19"/>
               </w:rPr>
               <w:t xml:space="preserve">Recommended</w:t>
             </w:r>
           </w:p>
         </w:tc>
         <w:tc>
-          <w:tcPr/>
-          <w:p>
-            <w:pPr>
-              <w:pStyle w:val="Compact"/>
-            </w:pPr>
-            <w:r>
+          <w:tcPr>
+            <w:shd w:val="clear" w:color="auto" w:fill="FFFFFF"/>
+            <w:tcBorders>
+              <w:top w:val="single" w:sz="4" w:space="0" w:color="D1D9DC"/>
+              <w:left w:val="single" w:sz="4" w:space="0" w:color="D1D9DC"/>
+              <w:bottom w:val="single" w:sz="4" w:space="0" w:color="D1D9DC"/>
+              <w:right w:val="single" w:sz="4" w:space="0" w:color="D1D9DC"/>
+            </w:tcBorders>
+            <w:tcMar>
+              <w:top w:w="60" w:type="dxa"/>
+              <w:bottom w:w="60" w:type="dxa"/>
+              <w:left w:w="115" w:type="dxa"/>
+              <w:right w:w="115" w:type="dxa"/>
+            </w:tcMar>
+          </w:tcPr>
+          <w:p>
+            <w:pPr>
+              <w:pStyle w:val="Compact"/>
+              <w:spacing w:before="20" w:after="20"/>
+            </w:pPr>
+            <w:r>
+              <w:rPr>
+                <w:rFonts w:ascii="Calibri" w:hAnsi="Calibri"/>
+                <w:color w:val="3C3B43"/>
+                <w:sz w:val="19"/>
+              </w:rPr>
               <w:t xml:space="preserve">—</w:t>
             </w:r>
           </w:p>
         </w:tc>
         <w:tc>
-          <w:tcPr/>
-          <w:p>
-            <w:pPr>
-              <w:pStyle w:val="Compact"/>
-            </w:pPr>
-            <w:r>
+          <w:tcPr>
+            <w:shd w:val="clear" w:color="auto" w:fill="FFFFFF"/>
+            <w:tcBorders>
+              <w:top w:val="single" w:sz="4" w:space="0" w:color="D1D9DC"/>
+              <w:left w:val="single" w:sz="4" w:space="0" w:color="D1D9DC"/>
+              <w:bottom w:val="single" w:sz="4" w:space="0" w:color="D1D9DC"/>
+              <w:right w:val="single" w:sz="4" w:space="0" w:color="D1D9DC"/>
+            </w:tcBorders>
+            <w:tcMar>
+              <w:top w:w="60" w:type="dxa"/>
+              <w:bottom w:w="60" w:type="dxa"/>
+              <w:left w:w="115" w:type="dxa"/>
+              <w:right w:w="115" w:type="dxa"/>
+            </w:tcMar>
+          </w:tcPr>
+          <w:p>
+            <w:pPr>
+              <w:pStyle w:val="Compact"/>
+              <w:spacing w:before="20" w:after="20"/>
+            </w:pPr>
+            <w:r>
+              <w:rPr>
+                <w:rFonts w:ascii="Calibri" w:hAnsi="Calibri"/>
+                <w:color w:val="3C3B43"/>
+                <w:sz w:val="19"/>
+              </w:rPr>
               <w:t xml:space="preserve">Plausible only</w:t>
             </w:r>
           </w:p>
@@ -3604,60 +6565,158 @@
       </w:tr>
       <w:tr>
         <w:tc>
-          <w:tcPr/>
-          <w:p>
-            <w:pPr>
-              <w:pStyle w:val="Compact"/>
-            </w:pPr>
-            <w:r>
+          <w:tcPr>
+            <w:shd w:val="clear" w:color="auto" w:fill="E8F1F2"/>
+            <w:tcBorders>
+              <w:top w:val="single" w:sz="4" w:space="0" w:color="D1D9DC"/>
+              <w:left w:val="single" w:sz="4" w:space="0" w:color="D1D9DC"/>
+              <w:bottom w:val="single" w:sz="4" w:space="0" w:color="D1D9DC"/>
+              <w:right w:val="single" w:sz="4" w:space="0" w:color="D1D9DC"/>
+            </w:tcBorders>
+            <w:tcMar>
+              <w:top w:w="60" w:type="dxa"/>
+              <w:bottom w:w="60" w:type="dxa"/>
+              <w:left w:w="115" w:type="dxa"/>
+              <w:right w:w="115" w:type="dxa"/>
+            </w:tcMar>
+          </w:tcPr>
+          <w:p>
+            <w:pPr>
+              <w:pStyle w:val="Compact"/>
+              <w:spacing w:before="20" w:after="20"/>
+            </w:pPr>
+            <w:r>
+              <w:rPr>
+                <w:rFonts w:ascii="Calibri" w:hAnsi="Calibri"/>
+                <w:color w:val="3C3B43"/>
+                <w:sz w:val="19"/>
+              </w:rPr>
               <w:t xml:space="preserve">002</w:t>
             </w:r>
           </w:p>
         </w:tc>
         <w:tc>
-          <w:tcPr/>
-          <w:p>
-            <w:pPr>
-              <w:pStyle w:val="Compact"/>
-            </w:pPr>
-            <w:r>
+          <w:tcPr>
+            <w:shd w:val="clear" w:color="auto" w:fill="E8F1F2"/>
+            <w:tcBorders>
+              <w:top w:val="single" w:sz="4" w:space="0" w:color="D1D9DC"/>
+              <w:left w:val="single" w:sz="4" w:space="0" w:color="D1D9DC"/>
+              <w:bottom w:val="single" w:sz="4" w:space="0" w:color="D1D9DC"/>
+              <w:right w:val="single" w:sz="4" w:space="0" w:color="D1D9DC"/>
+            </w:tcBorders>
+            <w:tcMar>
+              <w:top w:w="60" w:type="dxa"/>
+              <w:bottom w:w="60" w:type="dxa"/>
+              <w:left w:w="115" w:type="dxa"/>
+              <w:right w:w="115" w:type="dxa"/>
+            </w:tcMar>
+          </w:tcPr>
+          <w:p>
+            <w:pPr>
+              <w:pStyle w:val="Compact"/>
+              <w:spacing w:before="20" w:after="20"/>
+            </w:pPr>
+            <w:r>
+              <w:rPr>
+                <w:rFonts w:ascii="Calibri" w:hAnsi="Calibri"/>
+                <w:color w:val="3C3B43"/>
+                <w:sz w:val="19"/>
+              </w:rPr>
               <w:t xml:space="preserve">Cookie consent mechanism</w:t>
             </w:r>
           </w:p>
         </w:tc>
         <w:tc>
-          <w:tcPr/>
-          <w:p>
-            <w:pPr>
-              <w:pStyle w:val="Compact"/>
-            </w:pPr>
-            <w:r>
-              <w:rPr>
+          <w:tcPr>
+            <w:shd w:val="clear" w:color="auto" w:fill="E8F1F2"/>
+            <w:tcBorders>
+              <w:top w:val="single" w:sz="4" w:space="0" w:color="D1D9DC"/>
+              <w:left w:val="single" w:sz="4" w:space="0" w:color="D1D9DC"/>
+              <w:bottom w:val="single" w:sz="4" w:space="0" w:color="D1D9DC"/>
+              <w:right w:val="single" w:sz="4" w:space="0" w:color="D1D9DC"/>
+            </w:tcBorders>
+            <w:tcMar>
+              <w:top w:w="60" w:type="dxa"/>
+              <w:bottom w:w="60" w:type="dxa"/>
+              <w:left w:w="115" w:type="dxa"/>
+              <w:right w:w="115" w:type="dxa"/>
+            </w:tcMar>
+          </w:tcPr>
+          <w:p>
+            <w:pPr>
+              <w:pStyle w:val="Compact"/>
+              <w:spacing w:before="20" w:after="20"/>
+            </w:pPr>
+            <w:r>
+              <w:rPr>
+                <w:rFonts w:ascii="Calibri" w:hAnsi="Calibri"/>
                 <w:b/>
                 <w:bCs/>
+                <w:color w:val="3C3B43"/>
+                <w:sz w:val="19"/>
               </w:rPr>
               <w:t xml:space="preserve">Recommended</w:t>
             </w:r>
           </w:p>
         </w:tc>
         <w:tc>
-          <w:tcPr/>
-          <w:p>
-            <w:pPr>
-              <w:pStyle w:val="Compact"/>
-            </w:pPr>
-            <w:r>
+          <w:tcPr>
+            <w:shd w:val="clear" w:color="auto" w:fill="E8F1F2"/>
+            <w:tcBorders>
+              <w:top w:val="single" w:sz="4" w:space="0" w:color="D1D9DC"/>
+              <w:left w:val="single" w:sz="4" w:space="0" w:color="D1D9DC"/>
+              <w:bottom w:val="single" w:sz="4" w:space="0" w:color="D1D9DC"/>
+              <w:right w:val="single" w:sz="4" w:space="0" w:color="D1D9DC"/>
+            </w:tcBorders>
+            <w:tcMar>
+              <w:top w:w="60" w:type="dxa"/>
+              <w:bottom w:w="60" w:type="dxa"/>
+              <w:left w:w="115" w:type="dxa"/>
+              <w:right w:w="115" w:type="dxa"/>
+            </w:tcMar>
+          </w:tcPr>
+          <w:p>
+            <w:pPr>
+              <w:pStyle w:val="Compact"/>
+              <w:spacing w:before="20" w:after="20"/>
+            </w:pPr>
+            <w:r>
+              <w:rPr>
+                <w:rFonts w:ascii="Calibri" w:hAnsi="Calibri"/>
+                <w:color w:val="3C3B43"/>
+                <w:sz w:val="19"/>
+              </w:rPr>
               <w:t xml:space="preserve">—</w:t>
             </w:r>
           </w:p>
         </w:tc>
         <w:tc>
-          <w:tcPr/>
-          <w:p>
-            <w:pPr>
-              <w:pStyle w:val="Compact"/>
-            </w:pPr>
-            <w:r>
+          <w:tcPr>
+            <w:shd w:val="clear" w:color="auto" w:fill="E8F1F2"/>
+            <w:tcBorders>
+              <w:top w:val="single" w:sz="4" w:space="0" w:color="D1D9DC"/>
+              <w:left w:val="single" w:sz="4" w:space="0" w:color="D1D9DC"/>
+              <w:bottom w:val="single" w:sz="4" w:space="0" w:color="D1D9DC"/>
+              <w:right w:val="single" w:sz="4" w:space="0" w:color="D1D9DC"/>
+            </w:tcBorders>
+            <w:tcMar>
+              <w:top w:w="60" w:type="dxa"/>
+              <w:bottom w:w="60" w:type="dxa"/>
+              <w:left w:w="115" w:type="dxa"/>
+              <w:right w:w="115" w:type="dxa"/>
+            </w:tcMar>
+          </w:tcPr>
+          <w:p>
+            <w:pPr>
+              <w:pStyle w:val="Compact"/>
+              <w:spacing w:before="20" w:after="20"/>
+            </w:pPr>
+            <w:r>
+              <w:rPr>
+                <w:rFonts w:ascii="Calibri" w:hAnsi="Calibri"/>
+                <w:color w:val="3C3B43"/>
+                <w:sz w:val="19"/>
+              </w:rPr>
               <w:t xml:space="preserve">No banner — privacy policy disclosure only</w:t>
             </w:r>
           </w:p>
@@ -3665,60 +6724,158 @@
       </w:tr>
       <w:tr>
         <w:tc>
-          <w:tcPr/>
-          <w:p>
-            <w:pPr>
-              <w:pStyle w:val="Compact"/>
-            </w:pPr>
-            <w:r>
+          <w:tcPr>
+            <w:shd w:val="clear" w:color="auto" w:fill="FFFFFF"/>
+            <w:tcBorders>
+              <w:top w:val="single" w:sz="4" w:space="0" w:color="D1D9DC"/>
+              <w:left w:val="single" w:sz="4" w:space="0" w:color="D1D9DC"/>
+              <w:bottom w:val="single" w:sz="4" w:space="0" w:color="D1D9DC"/>
+              <w:right w:val="single" w:sz="4" w:space="0" w:color="D1D9DC"/>
+            </w:tcBorders>
+            <w:tcMar>
+              <w:top w:w="60" w:type="dxa"/>
+              <w:bottom w:w="60" w:type="dxa"/>
+              <w:left w:w="115" w:type="dxa"/>
+              <w:right w:w="115" w:type="dxa"/>
+            </w:tcMar>
+          </w:tcPr>
+          <w:p>
+            <w:pPr>
+              <w:pStyle w:val="Compact"/>
+              <w:spacing w:before="20" w:after="20"/>
+            </w:pPr>
+            <w:r>
+              <w:rPr>
+                <w:rFonts w:ascii="Calibri" w:hAnsi="Calibri"/>
+                <w:color w:val="3C3B43"/>
+                <w:sz w:val="19"/>
+              </w:rPr>
               <w:t xml:space="preserve">003</w:t>
             </w:r>
           </w:p>
         </w:tc>
         <w:tc>
-          <w:tcPr/>
-          <w:p>
-            <w:pPr>
-              <w:pStyle w:val="Compact"/>
-            </w:pPr>
-            <w:r>
+          <w:tcPr>
+            <w:shd w:val="clear" w:color="auto" w:fill="FFFFFF"/>
+            <w:tcBorders>
+              <w:top w:val="single" w:sz="4" w:space="0" w:color="D1D9DC"/>
+              <w:left w:val="single" w:sz="4" w:space="0" w:color="D1D9DC"/>
+              <w:bottom w:val="single" w:sz="4" w:space="0" w:color="D1D9DC"/>
+              <w:right w:val="single" w:sz="4" w:space="0" w:color="D1D9DC"/>
+            </w:tcBorders>
+            <w:tcMar>
+              <w:top w:w="60" w:type="dxa"/>
+              <w:bottom w:w="60" w:type="dxa"/>
+              <w:left w:w="115" w:type="dxa"/>
+              <w:right w:w="115" w:type="dxa"/>
+            </w:tcMar>
+          </w:tcPr>
+          <w:p>
+            <w:pPr>
+              <w:pStyle w:val="Compact"/>
+              <w:spacing w:before="20" w:after="20"/>
+            </w:pPr>
+            <w:r>
+              <w:rPr>
+                <w:rFonts w:ascii="Calibri" w:hAnsi="Calibri"/>
+                <w:color w:val="3C3B43"/>
+                <w:sz w:val="19"/>
+              </w:rPr>
               <w:t xml:space="preserve">Transactional email provider</w:t>
             </w:r>
           </w:p>
         </w:tc>
         <w:tc>
-          <w:tcPr/>
-          <w:p>
-            <w:pPr>
-              <w:pStyle w:val="Compact"/>
-            </w:pPr>
-            <w:r>
-              <w:rPr>
+          <w:tcPr>
+            <w:shd w:val="clear" w:color="auto" w:fill="FFFFFF"/>
+            <w:tcBorders>
+              <w:top w:val="single" w:sz="4" w:space="0" w:color="D1D9DC"/>
+              <w:left w:val="single" w:sz="4" w:space="0" w:color="D1D9DC"/>
+              <w:bottom w:val="single" w:sz="4" w:space="0" w:color="D1D9DC"/>
+              <w:right w:val="single" w:sz="4" w:space="0" w:color="D1D9DC"/>
+            </w:tcBorders>
+            <w:tcMar>
+              <w:top w:w="60" w:type="dxa"/>
+              <w:bottom w:w="60" w:type="dxa"/>
+              <w:left w:w="115" w:type="dxa"/>
+              <w:right w:w="115" w:type="dxa"/>
+            </w:tcMar>
+          </w:tcPr>
+          <w:p>
+            <w:pPr>
+              <w:pStyle w:val="Compact"/>
+              <w:spacing w:before="20" w:after="20"/>
+            </w:pPr>
+            <w:r>
+              <w:rPr>
+                <w:rFonts w:ascii="Calibri" w:hAnsi="Calibri"/>
                 <w:b/>
                 <w:bCs/>
+                <w:color w:val="3C3B43"/>
+                <w:sz w:val="19"/>
               </w:rPr>
               <w:t xml:space="preserve">Recommended</w:t>
             </w:r>
           </w:p>
         </w:tc>
         <w:tc>
-          <w:tcPr/>
-          <w:p>
-            <w:pPr>
-              <w:pStyle w:val="Compact"/>
-            </w:pPr>
-            <w:r>
+          <w:tcPr>
+            <w:shd w:val="clear" w:color="auto" w:fill="FFFFFF"/>
+            <w:tcBorders>
+              <w:top w:val="single" w:sz="4" w:space="0" w:color="D1D9DC"/>
+              <w:left w:val="single" w:sz="4" w:space="0" w:color="D1D9DC"/>
+              <w:bottom w:val="single" w:sz="4" w:space="0" w:color="D1D9DC"/>
+              <w:right w:val="single" w:sz="4" w:space="0" w:color="D1D9DC"/>
+            </w:tcBorders>
+            <w:tcMar>
+              <w:top w:w="60" w:type="dxa"/>
+              <w:bottom w:w="60" w:type="dxa"/>
+              <w:left w:w="115" w:type="dxa"/>
+              <w:right w:w="115" w:type="dxa"/>
+            </w:tcMar>
+          </w:tcPr>
+          <w:p>
+            <w:pPr>
+              <w:pStyle w:val="Compact"/>
+              <w:spacing w:before="20" w:after="20"/>
+            </w:pPr>
+            <w:r>
+              <w:rPr>
+                <w:rFonts w:ascii="Calibri" w:hAnsi="Calibri"/>
+                <w:color w:val="3C3B43"/>
+                <w:sz w:val="19"/>
+              </w:rPr>
               <w:t xml:space="preserve">—</w:t>
             </w:r>
           </w:p>
         </w:tc>
         <w:tc>
-          <w:tcPr/>
-          <w:p>
-            <w:pPr>
-              <w:pStyle w:val="Compact"/>
-            </w:pPr>
-            <w:r>
+          <w:tcPr>
+            <w:shd w:val="clear" w:color="auto" w:fill="FFFFFF"/>
+            <w:tcBorders>
+              <w:top w:val="single" w:sz="4" w:space="0" w:color="D1D9DC"/>
+              <w:left w:val="single" w:sz="4" w:space="0" w:color="D1D9DC"/>
+              <w:bottom w:val="single" w:sz="4" w:space="0" w:color="D1D9DC"/>
+              <w:right w:val="single" w:sz="4" w:space="0" w:color="D1D9DC"/>
+            </w:tcBorders>
+            <w:tcMar>
+              <w:top w:w="60" w:type="dxa"/>
+              <w:bottom w:w="60" w:type="dxa"/>
+              <w:left w:w="115" w:type="dxa"/>
+              <w:right w:w="115" w:type="dxa"/>
+            </w:tcMar>
+          </w:tcPr>
+          <w:p>
+            <w:pPr>
+              <w:pStyle w:val="Compact"/>
+              <w:spacing w:before="20" w:after="20"/>
+            </w:pPr>
+            <w:r>
+              <w:rPr>
+                <w:rFonts w:ascii="Calibri" w:hAnsi="Calibri"/>
+                <w:color w:val="3C3B43"/>
+                <w:sz w:val="19"/>
+              </w:rPr>
               <w:t xml:space="preserve">Resend</w:t>
             </w:r>
           </w:p>
@@ -3726,66 +6883,174 @@
       </w:tr>
       <w:tr>
         <w:tc>
-          <w:tcPr/>
-          <w:p>
-            <w:pPr>
-              <w:pStyle w:val="Compact"/>
-            </w:pPr>
-            <w:r>
+          <w:tcPr>
+            <w:shd w:val="clear" w:color="auto" w:fill="E8F1F2"/>
+            <w:tcBorders>
+              <w:top w:val="single" w:sz="4" w:space="0" w:color="D1D9DC"/>
+              <w:left w:val="single" w:sz="4" w:space="0" w:color="D1D9DC"/>
+              <w:bottom w:val="single" w:sz="4" w:space="0" w:color="D1D9DC"/>
+              <w:right w:val="single" w:sz="4" w:space="0" w:color="D1D9DC"/>
+            </w:tcBorders>
+            <w:tcMar>
+              <w:top w:w="60" w:type="dxa"/>
+              <w:bottom w:w="60" w:type="dxa"/>
+              <w:left w:w="115" w:type="dxa"/>
+              <w:right w:w="115" w:type="dxa"/>
+            </w:tcMar>
+          </w:tcPr>
+          <w:p>
+            <w:pPr>
+              <w:pStyle w:val="Compact"/>
+              <w:spacing w:before="20" w:after="20"/>
+            </w:pPr>
+            <w:r>
+              <w:rPr>
+                <w:rFonts w:ascii="Calibri" w:hAnsi="Calibri"/>
+                <w:color w:val="3C3B43"/>
+                <w:sz w:val="19"/>
+              </w:rPr>
               <w:t xml:space="preserve">004</w:t>
             </w:r>
           </w:p>
         </w:tc>
         <w:tc>
-          <w:tcPr/>
-          <w:p>
-            <w:pPr>
-              <w:pStyle w:val="Compact"/>
-            </w:pPr>
-            <w:r>
+          <w:tcPr>
+            <w:shd w:val="clear" w:color="auto" w:fill="E8F1F2"/>
+            <w:tcBorders>
+              <w:top w:val="single" w:sz="4" w:space="0" w:color="D1D9DC"/>
+              <w:left w:val="single" w:sz="4" w:space="0" w:color="D1D9DC"/>
+              <w:bottom w:val="single" w:sz="4" w:space="0" w:color="D1D9DC"/>
+              <w:right w:val="single" w:sz="4" w:space="0" w:color="D1D9DC"/>
+            </w:tcBorders>
+            <w:tcMar>
+              <w:top w:w="60" w:type="dxa"/>
+              <w:bottom w:w="60" w:type="dxa"/>
+              <w:left w:w="115" w:type="dxa"/>
+              <w:right w:w="115" w:type="dxa"/>
+            </w:tcMar>
+          </w:tcPr>
+          <w:p>
+            <w:pPr>
+              <w:pStyle w:val="Compact"/>
+              <w:spacing w:before="20" w:after="20"/>
+            </w:pPr>
+            <w:r>
+              <w:rPr>
+                <w:rFonts w:ascii="Calibri" w:hAnsi="Calibri"/>
+                <w:color w:val="3C3B43"/>
+                <w:sz w:val="19"/>
+              </w:rPr>
               <w:t xml:space="preserve">Rate limiting implementation</w:t>
             </w:r>
           </w:p>
         </w:tc>
         <w:tc>
-          <w:tcPr/>
-          <w:p>
-            <w:pPr>
-              <w:pStyle w:val="Compact"/>
-            </w:pPr>
-            <w:r>
-              <w:rPr>
+          <w:tcPr>
+            <w:shd w:val="clear" w:color="auto" w:fill="E8F1F2"/>
+            <w:tcBorders>
+              <w:top w:val="single" w:sz="4" w:space="0" w:color="D1D9DC"/>
+              <w:left w:val="single" w:sz="4" w:space="0" w:color="D1D9DC"/>
+              <w:bottom w:val="single" w:sz="4" w:space="0" w:color="D1D9DC"/>
+              <w:right w:val="single" w:sz="4" w:space="0" w:color="D1D9DC"/>
+            </w:tcBorders>
+            <w:tcMar>
+              <w:top w:w="60" w:type="dxa"/>
+              <w:bottom w:w="60" w:type="dxa"/>
+              <w:left w:w="115" w:type="dxa"/>
+              <w:right w:w="115" w:type="dxa"/>
+            </w:tcMar>
+          </w:tcPr>
+          <w:p>
+            <w:pPr>
+              <w:pStyle w:val="Compact"/>
+              <w:spacing w:before="20" w:after="20"/>
+            </w:pPr>
+            <w:r>
+              <w:rPr>
+                <w:rFonts w:ascii="Calibri" w:hAnsi="Calibri"/>
                 <w:b/>
                 <w:bCs/>
+                <w:color w:val="3C3B43"/>
+                <w:sz w:val="19"/>
               </w:rPr>
               <w:t xml:space="preserve">Recommended</w:t>
             </w:r>
           </w:p>
         </w:tc>
         <w:tc>
-          <w:tcPr/>
-          <w:p>
-            <w:pPr>
-              <w:pStyle w:val="Compact"/>
-            </w:pPr>
-            <w:r>
+          <w:tcPr>
+            <w:shd w:val="clear" w:color="auto" w:fill="E8F1F2"/>
+            <w:tcBorders>
+              <w:top w:val="single" w:sz="4" w:space="0" w:color="D1D9DC"/>
+              <w:left w:val="single" w:sz="4" w:space="0" w:color="D1D9DC"/>
+              <w:bottom w:val="single" w:sz="4" w:space="0" w:color="D1D9DC"/>
+              <w:right w:val="single" w:sz="4" w:space="0" w:color="D1D9DC"/>
+            </w:tcBorders>
+            <w:tcMar>
+              <w:top w:w="60" w:type="dxa"/>
+              <w:bottom w:w="60" w:type="dxa"/>
+              <w:left w:w="115" w:type="dxa"/>
+              <w:right w:w="115" w:type="dxa"/>
+            </w:tcMar>
+          </w:tcPr>
+          <w:p>
+            <w:pPr>
+              <w:pStyle w:val="Compact"/>
+              <w:spacing w:before="20" w:after="20"/>
+            </w:pPr>
+            <w:r>
+              <w:rPr>
+                <w:rFonts w:ascii="Calibri" w:hAnsi="Calibri"/>
+                <w:color w:val="3C3B43"/>
+                <w:sz w:val="19"/>
+              </w:rPr>
               <w:t xml:space="preserve">—</w:t>
             </w:r>
           </w:p>
         </w:tc>
         <w:tc>
-          <w:tcPr/>
-          <w:p>
-            <w:pPr>
-              <w:pStyle w:val="Compact"/>
-            </w:pPr>
-            <w:r>
+          <w:tcPr>
+            <w:shd w:val="clear" w:color="auto" w:fill="E8F1F2"/>
+            <w:tcBorders>
+              <w:top w:val="single" w:sz="4" w:space="0" w:color="D1D9DC"/>
+              <w:left w:val="single" w:sz="4" w:space="0" w:color="D1D9DC"/>
+              <w:bottom w:val="single" w:sz="4" w:space="0" w:color="D1D9DC"/>
+              <w:right w:val="single" w:sz="4" w:space="0" w:color="D1D9DC"/>
+            </w:tcBorders>
+            <w:tcMar>
+              <w:top w:w="60" w:type="dxa"/>
+              <w:bottom w:w="60" w:type="dxa"/>
+              <w:left w:w="115" w:type="dxa"/>
+              <w:right w:w="115" w:type="dxa"/>
+            </w:tcMar>
+          </w:tcPr>
+          <w:p>
+            <w:pPr>
+              <w:pStyle w:val="Compact"/>
+              <w:spacing w:before="20" w:after="20"/>
+            </w:pPr>
+            <w:r>
+              <w:rPr>
+                <w:rFonts w:ascii="Calibri" w:hAnsi="Calibri"/>
+                <w:color w:val="3C3B43"/>
+                <w:sz w:val="19"/>
+              </w:rPr>
               <w:t xml:space="preserve">@upstash/ratelimit</w:t>
             </w:r>
             <w:r>
+              <w:rPr>
+                <w:rFonts w:ascii="Calibri" w:hAnsi="Calibri"/>
+                <w:color w:val="3C3B43"/>
+                <w:sz w:val="19"/>
+              </w:rPr>
               <w:t xml:space="preserve"> </w:t>
             </w:r>
             <w:r>
+              <w:rPr>
+                <w:rFonts w:ascii="Calibri" w:hAnsi="Calibri"/>
+                <w:color w:val="3C3B43"/>
+                <w:sz w:val="19"/>
+              </w:rPr>
               <w:t xml:space="preserve">+ Upstash Redis</w:t>
             </w:r>
           </w:p>
@@ -3793,56 +7058,156 @@
       </w:tr>
       <w:tr>
         <w:tc>
-          <w:tcPr/>
-          <w:p>
-            <w:pPr>
-              <w:pStyle w:val="Compact"/>
-            </w:pPr>
-            <w:r>
+          <w:tcPr>
+            <w:shd w:val="clear" w:color="auto" w:fill="FFFFFF"/>
+            <w:tcBorders>
+              <w:top w:val="single" w:sz="4" w:space="0" w:color="D1D9DC"/>
+              <w:left w:val="single" w:sz="4" w:space="0" w:color="D1D9DC"/>
+              <w:bottom w:val="single" w:sz="4" w:space="0" w:color="D1D9DC"/>
+              <w:right w:val="single" w:sz="4" w:space="0" w:color="D1D9DC"/>
+            </w:tcBorders>
+            <w:tcMar>
+              <w:top w:w="60" w:type="dxa"/>
+              <w:bottom w:w="60" w:type="dxa"/>
+              <w:left w:w="115" w:type="dxa"/>
+              <w:right w:w="115" w:type="dxa"/>
+            </w:tcMar>
+          </w:tcPr>
+          <w:p>
+            <w:pPr>
+              <w:pStyle w:val="Compact"/>
+              <w:spacing w:before="20" w:after="20"/>
+            </w:pPr>
+            <w:r>
+              <w:rPr>
+                <w:rFonts w:ascii="Calibri" w:hAnsi="Calibri"/>
+                <w:color w:val="3C3B43"/>
+                <w:sz w:val="19"/>
+              </w:rPr>
               <w:t xml:space="preserve">005</w:t>
             </w:r>
           </w:p>
         </w:tc>
         <w:tc>
-          <w:tcPr/>
-          <w:p>
-            <w:pPr>
-              <w:pStyle w:val="Compact"/>
-            </w:pPr>
-            <w:r>
+          <w:tcPr>
+            <w:shd w:val="clear" w:color="auto" w:fill="FFFFFF"/>
+            <w:tcBorders>
+              <w:top w:val="single" w:sz="4" w:space="0" w:color="D1D9DC"/>
+              <w:left w:val="single" w:sz="4" w:space="0" w:color="D1D9DC"/>
+              <w:bottom w:val="single" w:sz="4" w:space="0" w:color="D1D9DC"/>
+              <w:right w:val="single" w:sz="4" w:space="0" w:color="D1D9DC"/>
+            </w:tcBorders>
+            <w:tcMar>
+              <w:top w:w="60" w:type="dxa"/>
+              <w:bottom w:w="60" w:type="dxa"/>
+              <w:left w:w="115" w:type="dxa"/>
+              <w:right w:w="115" w:type="dxa"/>
+            </w:tcMar>
+          </w:tcPr>
+          <w:p>
+            <w:pPr>
+              <w:pStyle w:val="Compact"/>
+              <w:spacing w:before="20" w:after="20"/>
+            </w:pPr>
+            <w:r>
+              <w:rPr>
+                <w:rFonts w:ascii="Calibri" w:hAnsi="Calibri"/>
+                <w:color w:val="3C3B43"/>
+                <w:sz w:val="19"/>
+              </w:rPr>
               <w:t xml:space="preserve">Image optimization approach</w:t>
             </w:r>
           </w:p>
         </w:tc>
         <w:tc>
-          <w:tcPr/>
-          <w:p>
-            <w:pPr>
-              <w:pStyle w:val="Compact"/>
-            </w:pPr>
-            <w:r>
+          <w:tcPr>
+            <w:shd w:val="clear" w:color="auto" w:fill="FFFFFF"/>
+            <w:tcBorders>
+              <w:top w:val="single" w:sz="4" w:space="0" w:color="D1D9DC"/>
+              <w:left w:val="single" w:sz="4" w:space="0" w:color="D1D9DC"/>
+              <w:bottom w:val="single" w:sz="4" w:space="0" w:color="D1D9DC"/>
+              <w:right w:val="single" w:sz="4" w:space="0" w:color="D1D9DC"/>
+            </w:tcBorders>
+            <w:tcMar>
+              <w:top w:w="60" w:type="dxa"/>
+              <w:bottom w:w="60" w:type="dxa"/>
+              <w:left w:w="115" w:type="dxa"/>
+              <w:right w:w="115" w:type="dxa"/>
+            </w:tcMar>
+          </w:tcPr>
+          <w:p>
+            <w:pPr>
+              <w:pStyle w:val="Compact"/>
+              <w:spacing w:before="20" w:after="20"/>
+            </w:pPr>
+            <w:r>
+              <w:rPr>
+                <w:rFonts w:ascii="Calibri" w:hAnsi="Calibri"/>
+                <w:color w:val="3C3B43"/>
+                <w:sz w:val="19"/>
+              </w:rPr>
               <w:t xml:space="preserve">Open</w:t>
             </w:r>
           </w:p>
         </w:tc>
         <w:tc>
-          <w:tcPr/>
-          <w:p>
-            <w:pPr>
-              <w:pStyle w:val="Compact"/>
-            </w:pPr>
-            <w:r>
+          <w:tcPr>
+            <w:shd w:val="clear" w:color="auto" w:fill="FFFFFF"/>
+            <w:tcBorders>
+              <w:top w:val="single" w:sz="4" w:space="0" w:color="D1D9DC"/>
+              <w:left w:val="single" w:sz="4" w:space="0" w:color="D1D9DC"/>
+              <w:bottom w:val="single" w:sz="4" w:space="0" w:color="D1D9DC"/>
+              <w:right w:val="single" w:sz="4" w:space="0" w:color="D1D9DC"/>
+            </w:tcBorders>
+            <w:tcMar>
+              <w:top w:w="60" w:type="dxa"/>
+              <w:bottom w:w="60" w:type="dxa"/>
+              <w:left w:w="115" w:type="dxa"/>
+              <w:right w:w="115" w:type="dxa"/>
+            </w:tcMar>
+          </w:tcPr>
+          <w:p>
+            <w:pPr>
+              <w:pStyle w:val="Compact"/>
+              <w:spacing w:before="20" w:after="20"/>
+            </w:pPr>
+            <w:r>
+              <w:rPr>
+                <w:rFonts w:ascii="Calibri" w:hAnsi="Calibri"/>
+                <w:color w:val="3C3B43"/>
+                <w:sz w:val="19"/>
+              </w:rPr>
               <w:t xml:space="preserve">—</w:t>
             </w:r>
           </w:p>
         </w:tc>
         <w:tc>
-          <w:tcPr/>
-          <w:p>
-            <w:pPr>
-              <w:pStyle w:val="Compact"/>
-            </w:pPr>
-            <w:r>
+          <w:tcPr>
+            <w:shd w:val="clear" w:color="auto" w:fill="FFFFFF"/>
+            <w:tcBorders>
+              <w:top w:val="single" w:sz="4" w:space="0" w:color="D1D9DC"/>
+              <w:left w:val="single" w:sz="4" w:space="0" w:color="D1D9DC"/>
+              <w:bottom w:val="single" w:sz="4" w:space="0" w:color="D1D9DC"/>
+              <w:right w:val="single" w:sz="4" w:space="0" w:color="D1D9DC"/>
+            </w:tcBorders>
+            <w:tcMar>
+              <w:top w:w="60" w:type="dxa"/>
+              <w:bottom w:w="60" w:type="dxa"/>
+              <w:left w:w="115" w:type="dxa"/>
+              <w:right w:w="115" w:type="dxa"/>
+            </w:tcMar>
+          </w:tcPr>
+          <w:p>
+            <w:pPr>
+              <w:pStyle w:val="Compact"/>
+              <w:spacing w:before="20" w:after="20"/>
+            </w:pPr>
+            <w:r>
+              <w:rPr>
+                <w:rFonts w:ascii="Calibri" w:hAnsi="Calibri"/>
+                <w:color w:val="3C3B43"/>
+                <w:sz w:val="19"/>
+              </w:rPr>
               <w:t xml:space="preserve">—</w:t>
             </w:r>
           </w:p>
@@ -3850,56 +7215,156 @@
       </w:tr>
       <w:tr>
         <w:tc>
-          <w:tcPr/>
-          <w:p>
-            <w:pPr>
-              <w:pStyle w:val="Compact"/>
-            </w:pPr>
-            <w:r>
+          <w:tcPr>
+            <w:shd w:val="clear" w:color="auto" w:fill="E8F1F2"/>
+            <w:tcBorders>
+              <w:top w:val="single" w:sz="4" w:space="0" w:color="D1D9DC"/>
+              <w:left w:val="single" w:sz="4" w:space="0" w:color="D1D9DC"/>
+              <w:bottom w:val="single" w:sz="4" w:space="0" w:color="D1D9DC"/>
+              <w:right w:val="single" w:sz="4" w:space="0" w:color="D1D9DC"/>
+            </w:tcBorders>
+            <w:tcMar>
+              <w:top w:w="60" w:type="dxa"/>
+              <w:bottom w:w="60" w:type="dxa"/>
+              <w:left w:w="115" w:type="dxa"/>
+              <w:right w:w="115" w:type="dxa"/>
+            </w:tcMar>
+          </w:tcPr>
+          <w:p>
+            <w:pPr>
+              <w:pStyle w:val="Compact"/>
+              <w:spacing w:before="20" w:after="20"/>
+            </w:pPr>
+            <w:r>
+              <w:rPr>
+                <w:rFonts w:ascii="Calibri" w:hAnsi="Calibri"/>
+                <w:color w:val="3C3B43"/>
+                <w:sz w:val="19"/>
+              </w:rPr>
               <w:t xml:space="preserve">006</w:t>
             </w:r>
           </w:p>
         </w:tc>
         <w:tc>
-          <w:tcPr/>
-          <w:p>
-            <w:pPr>
-              <w:pStyle w:val="Compact"/>
-            </w:pPr>
-            <w:r>
+          <w:tcPr>
+            <w:shd w:val="clear" w:color="auto" w:fill="E8F1F2"/>
+            <w:tcBorders>
+              <w:top w:val="single" w:sz="4" w:space="0" w:color="D1D9DC"/>
+              <w:left w:val="single" w:sz="4" w:space="0" w:color="D1D9DC"/>
+              <w:bottom w:val="single" w:sz="4" w:space="0" w:color="D1D9DC"/>
+              <w:right w:val="single" w:sz="4" w:space="0" w:color="D1D9DC"/>
+            </w:tcBorders>
+            <w:tcMar>
+              <w:top w:w="60" w:type="dxa"/>
+              <w:bottom w:w="60" w:type="dxa"/>
+              <w:left w:w="115" w:type="dxa"/>
+              <w:right w:w="115" w:type="dxa"/>
+            </w:tcMar>
+          </w:tcPr>
+          <w:p>
+            <w:pPr>
+              <w:pStyle w:val="Compact"/>
+              <w:spacing w:before="20" w:after="20"/>
+            </w:pPr>
+            <w:r>
+              <w:rPr>
+                <w:rFonts w:ascii="Calibri" w:hAnsi="Calibri"/>
+                <w:color w:val="3C3B43"/>
+                <w:sz w:val="19"/>
+              </w:rPr>
               <w:t xml:space="preserve">Error monitoring</w:t>
             </w:r>
           </w:p>
         </w:tc>
         <w:tc>
-          <w:tcPr/>
-          <w:p>
-            <w:pPr>
-              <w:pStyle w:val="Compact"/>
-            </w:pPr>
-            <w:r>
+          <w:tcPr>
+            <w:shd w:val="clear" w:color="auto" w:fill="E8F1F2"/>
+            <w:tcBorders>
+              <w:top w:val="single" w:sz="4" w:space="0" w:color="D1D9DC"/>
+              <w:left w:val="single" w:sz="4" w:space="0" w:color="D1D9DC"/>
+              <w:bottom w:val="single" w:sz="4" w:space="0" w:color="D1D9DC"/>
+              <w:right w:val="single" w:sz="4" w:space="0" w:color="D1D9DC"/>
+            </w:tcBorders>
+            <w:tcMar>
+              <w:top w:w="60" w:type="dxa"/>
+              <w:bottom w:w="60" w:type="dxa"/>
+              <w:left w:w="115" w:type="dxa"/>
+              <w:right w:w="115" w:type="dxa"/>
+            </w:tcMar>
+          </w:tcPr>
+          <w:p>
+            <w:pPr>
+              <w:pStyle w:val="Compact"/>
+              <w:spacing w:before="20" w:after="20"/>
+            </w:pPr>
+            <w:r>
+              <w:rPr>
+                <w:rFonts w:ascii="Calibri" w:hAnsi="Calibri"/>
+                <w:color w:val="3C3B43"/>
+                <w:sz w:val="19"/>
+              </w:rPr>
               <w:t xml:space="preserve">Open</w:t>
             </w:r>
           </w:p>
         </w:tc>
         <w:tc>
-          <w:tcPr/>
-          <w:p>
-            <w:pPr>
-              <w:pStyle w:val="Compact"/>
-            </w:pPr>
-            <w:r>
+          <w:tcPr>
+            <w:shd w:val="clear" w:color="auto" w:fill="E8F1F2"/>
+            <w:tcBorders>
+              <w:top w:val="single" w:sz="4" w:space="0" w:color="D1D9DC"/>
+              <w:left w:val="single" w:sz="4" w:space="0" w:color="D1D9DC"/>
+              <w:bottom w:val="single" w:sz="4" w:space="0" w:color="D1D9DC"/>
+              <w:right w:val="single" w:sz="4" w:space="0" w:color="D1D9DC"/>
+            </w:tcBorders>
+            <w:tcMar>
+              <w:top w:w="60" w:type="dxa"/>
+              <w:bottom w:w="60" w:type="dxa"/>
+              <w:left w:w="115" w:type="dxa"/>
+              <w:right w:w="115" w:type="dxa"/>
+            </w:tcMar>
+          </w:tcPr>
+          <w:p>
+            <w:pPr>
+              <w:pStyle w:val="Compact"/>
+              <w:spacing w:before="20" w:after="20"/>
+            </w:pPr>
+            <w:r>
+              <w:rPr>
+                <w:rFonts w:ascii="Calibri" w:hAnsi="Calibri"/>
+                <w:color w:val="3C3B43"/>
+                <w:sz w:val="19"/>
+              </w:rPr>
               <w:t xml:space="preserve">—</w:t>
             </w:r>
           </w:p>
         </w:tc>
         <w:tc>
-          <w:tcPr/>
-          <w:p>
-            <w:pPr>
-              <w:pStyle w:val="Compact"/>
-            </w:pPr>
-            <w:r>
+          <w:tcPr>
+            <w:shd w:val="clear" w:color="auto" w:fill="E8F1F2"/>
+            <w:tcBorders>
+              <w:top w:val="single" w:sz="4" w:space="0" w:color="D1D9DC"/>
+              <w:left w:val="single" w:sz="4" w:space="0" w:color="D1D9DC"/>
+              <w:bottom w:val="single" w:sz="4" w:space="0" w:color="D1D9DC"/>
+              <w:right w:val="single" w:sz="4" w:space="0" w:color="D1D9DC"/>
+            </w:tcBorders>
+            <w:tcMar>
+              <w:top w:w="60" w:type="dxa"/>
+              <w:bottom w:w="60" w:type="dxa"/>
+              <w:left w:w="115" w:type="dxa"/>
+              <w:right w:w="115" w:type="dxa"/>
+            </w:tcMar>
+          </w:tcPr>
+          <w:p>
+            <w:pPr>
+              <w:pStyle w:val="Compact"/>
+              <w:spacing w:before="20" w:after="20"/>
+            </w:pPr>
+            <w:r>
+              <w:rPr>
+                <w:rFonts w:ascii="Calibri" w:hAnsi="Calibri"/>
+                <w:color w:val="3C3B43"/>
+                <w:sz w:val="19"/>
+              </w:rPr>
               <w:t xml:space="preserve">—</w:t>
             </w:r>
           </w:p>
@@ -3912,6 +7377,8 @@
       <w:footnotePr>
         <w:numRestart w:val="eachSect"/>
       </w:footnotePr>
+      <w:pgSz w:h="16838" w:w="11906"/>
+      <w:pgMar w:bottom="1134" w:left="1247" w:right="1247" w:top="1134"/>
     </w:sectPr>
   </w:body>
 </w:document>
@@ -4151,6 +7618,14 @@
   <w:style w:default="1" w:styleId="Normal" w:type="paragraph">
     <w:name w:val="Normal"/>
     <w:qFormat/>
+    <w:pPr>
+      <w:spacing w:after="120" w:before="0" w:line="280" w:lineRule="exact"/>
+    </w:pPr>
+    <w:rPr>
+      <w:rFonts w:ascii="Calibri" w:hAnsi="Calibri"/>
+      <w:color w:val="3C3B43"/>
+      <w:sz w:val="21"/>
+    </w:rPr>
   </w:style>
   <w:style w:styleId="BodyText" w:type="paragraph">
     <w:name w:val="Body Text"/>
@@ -4319,13 +7794,18 @@
     <w:pPr>
       <w:keepNext/>
       <w:keepLines/>
-      <w:spacing w:after="80" w:before="360"/>
+      <w:spacing w:after="160" w:before="480"/>
       <w:outlineLvl w:val="0"/>
+      <w:pBdr>
+        <w:bottom w:color="024E70" w:space="4" w:sz="8" w:val="single"/>
+      </w:pBdr>
     </w:pPr>
     <w:rPr>
-      <w:rFonts w:asciiTheme="majorHAnsi" w:cstheme="majorBidi" w:eastAsiaTheme="majorEastAsia" w:hAnsiTheme="majorHAnsi"/>
-      <w:color w:themeColor="accent1" w:themeShade="BF" w:val="0F4761"/>
-      <w:sz w:val="40"/>
+      <w:rFonts w:ascii="Calibri" w:asciiTheme="majorHAnsi" w:cstheme="majorBidi" w:eastAsiaTheme="majorEastAsia" w:hAnsi="Calibri" w:hAnsiTheme="majorHAnsi"/>
+      <w:b/>
+      <w:i w:val="0"/>
+      <w:color w:val="024E70"/>
+      <w:sz w:val="44"/>
       <w:szCs w:val="40"/>
     </w:rPr>
   </w:style>
@@ -4342,12 +7822,14 @@
     <w:pPr>
       <w:keepNext/>
       <w:keepLines/>
-      <w:spacing w:after="80" w:before="160"/>
+      <w:spacing w:after="120" w:before="360"/>
       <w:outlineLvl w:val="1"/>
     </w:pPr>
     <w:rPr>
-      <w:rFonts w:asciiTheme="majorHAnsi" w:cstheme="majorBidi" w:eastAsiaTheme="majorEastAsia" w:hAnsiTheme="majorHAnsi"/>
-      <w:color w:themeColor="accent1" w:themeShade="BF" w:val="0F4761"/>
+      <w:rFonts w:ascii="Calibri" w:asciiTheme="majorHAnsi" w:cstheme="majorBidi" w:eastAsiaTheme="majorEastAsia" w:hAnsi="Calibri" w:hAnsiTheme="majorHAnsi"/>
+      <w:b/>
+      <w:i w:val="0"/>
+      <w:color w:val="0080B0"/>
       <w:sz w:val="32"/>
       <w:szCs w:val="32"/>
     </w:rPr>
@@ -4365,13 +7847,15 @@
     <w:pPr>
       <w:keepNext/>
       <w:keepLines/>
-      <w:spacing w:after="80" w:before="160"/>
+      <w:spacing w:after="80" w:before="280"/>
       <w:outlineLvl w:val="2"/>
     </w:pPr>
     <w:rPr>
-      <w:rFonts w:cstheme="majorBidi" w:eastAsiaTheme="majorEastAsia"/>
-      <w:color w:themeColor="accent1" w:themeShade="BF" w:val="0F4761"/>
-      <w:sz w:val="28"/>
+      <w:rFonts w:ascii="Calibri" w:cstheme="majorBidi" w:eastAsiaTheme="majorEastAsia" w:hAnsi="Calibri"/>
+      <w:b/>
+      <w:i w:val="0"/>
+      <w:color w:val="1FAFC0"/>
+      <w:sz w:val="26"/>
       <w:szCs w:val="28"/>
     </w:rPr>
   </w:style>
@@ -4388,14 +7872,16 @@
     <w:pPr>
       <w:keepNext/>
       <w:keepLines/>
-      <w:spacing w:after="40" w:before="80"/>
+      <w:spacing w:after="60" w:before="200"/>
       <w:outlineLvl w:val="3"/>
     </w:pPr>
     <w:rPr>
-      <w:rFonts w:cstheme="majorBidi" w:eastAsiaTheme="majorEastAsia"/>
-      <w:i/>
+      <w:rFonts w:ascii="Calibri" w:cstheme="majorBidi" w:eastAsiaTheme="majorEastAsia" w:hAnsi="Calibri"/>
+      <w:b/>
+      <w:i w:val="0"/>
       <w:iCs/>
-      <w:color w:themeColor="accent1" w:themeShade="BF" w:val="0F4761"/>
+      <w:color w:val="4FA98C"/>
+      <w:sz w:val="22"/>
     </w:rPr>
   </w:style>
   <w:style w:styleId="Heading5" w:type="paragraph">
@@ -4628,15 +8114,21 @@
   </w:style>
   <w:style w:styleId="BlockText" w:type="paragraph">
     <w:name w:val="Block Text"/>
-    <w:basedOn w:val="BodyText"/>
+    <w:basedOn w:val="Normal"/>
     <w:next w:val="BodyText"/>
     <w:uiPriority w:val="9"/>
     <w:unhideWhenUsed/>
     <w:qFormat/>
     <w:pPr>
-      <w:spacing w:after="100" w:before="100"/>
-      <w:ind w:firstLine="0" w:left="480" w:right="480"/>
+      <w:spacing w:after="120" w:before="120"/>
+      <w:ind w:firstLine="0" w:left="510" w:right="510"/>
     </w:pPr>
+    <w:rPr>
+      <w:rFonts w:ascii="Calibri" w:hAnsi="Calibri"/>
+      <w:i/>
+      <w:color w:val="0080B0"/>
+      <w:sz w:val="20"/>
+    </w:rPr>
   </w:style>
   <w:style w:styleId="FootnoteText" w:type="paragraph">
     <w:name w:val="Footnote Text"/>
@@ -4786,13 +8278,30 @@
       <w:color w:themeColor="accent1" w:themeShade="BF" w:val="365F91"/>
     </w:rPr>
   </w:style>
-  <w:style w:type="paragraph" w:customStyle="1" w:styleId="SourceCode">
+  <w:style w:customStyle="1" w:styleId="Verbatim" w:type="paragraph">
+    <w:name w:val="Verbatim"/>
+    <w:basedOn w:val="Normal"/>
+    <w:pPr>
+      <w:spacing w:after="0" w:before="0"/>
+    </w:pPr>
+    <w:rPr>
+      <w:rFonts w:ascii="Courier New" w:hAnsi="Courier New"/>
+      <w:color w:val="1FAFC0"/>
+      <w:sz w:val="18"/>
+    </w:rPr>
+  </w:style>
+  <w:style w:customStyle="1" w:styleId="SourceCode" w:type="paragraph">
     <w:name w:val="Source Code"/>
     <w:basedOn w:val="Normal"/>
-    <w:link w:val="VerbatimChar"/>
     <w:pPr>
-      <w:wordWrap w:val="off"/>
+      <w:spacing w:after="40" w:before="40"/>
+      <w:ind w:left="283"/>
     </w:pPr>
+    <w:rPr>
+      <w:rFonts w:ascii="Courier New" w:hAnsi="Courier New"/>
+      <w:color w:val="7DD3FC"/>
+      <w:sz w:val="17"/>
+    </w:rPr>
   </w:style>
   <w:style w:type="character" w:customStyle="1" w:styleId="KeywordTok">
     <w:name w:val="KeywordTok"/>

--- a/docs/planning/DECISIONS.docx
+++ b/docs/planning/DECISIONS.docx
@@ -4,8 +4,20 @@
   <w:body>
     <w:p>
       <w:pPr>
-        <w:spacing w:before="80" w:after="240"/>
-        <w:shd w:val="clear" w:color="auto" w:fill="02374f"/>
+        <w:spacing w:before="0" w:after="0"/>
+        <w:pBdr>
+          <w:bottom w:val="single" w:sz="16" w:space="4" w:color="1FAFC0"/>
+        </w:pBdr>
+        <w:shd w:val="clear" w:color="auto" w:fill="FFFFFF"/>
+      </w:pPr>
+      <w:r>
+        <w:t/>
+      </w:r>
+    </w:p>
+    <w:p>
+      <w:pPr>
+        <w:spacing w:before="40" w:after="280"/>
+        <w:shd w:val="clear" w:color="auto" w:fill="FFFFFF"/>
       </w:pPr>
       <w:r>
         <w:rPr>
@@ -16,34 +28,34 @@
           <w:i/>
         </w:rPr>
         <w:t xml:space="preserve">The Contentment Foundation · contentment.org</w:t>
-      </w:r>
-    </w:p>
-    <w:p>
-      <w:pPr>
-        <w:spacing w:before="40" w:after="40"/>
-        <w:shd w:val="clear" w:color="auto" w:fill="02374f"/>
-      </w:pPr>
-      <w:r>
-        <w:rPr>
-          <w:rFonts w:ascii="Calibri" w:hAnsi="Calibri"/>
-          <w:sz w:val="18"/>
-          <w:szCs w:val="18"/>
-          <w:color w:val="FFFFFF"/>
-        </w:rPr>
-        <w:t xml:space="preserve">Prepared by: Somesh Bhardwaj · Sr. System Admin, Full Stack AI Engineer</w:t>
       </w:r>
     </w:p>
     <w:p>
       <w:pPr>
         <w:spacing w:before="40" w:after="80"/>
-        <w:shd w:val="clear" w:color="auto" w:fill="02374f"/>
+        <w:shd w:val="clear" w:color="auto" w:fill="FFFFFF"/>
+      </w:pPr>
+      <w:r>
+        <w:rPr>
+          <w:rFonts w:ascii="Calibri" w:hAnsi="Calibri"/>
+          <w:sz w:val="18"/>
+          <w:szCs w:val="18"/>
+          <w:color w:val="3C3B43"/>
+        </w:rPr>
+        <w:t xml:space="preserve">Prepared by: Somesh Bhardwaj · Sr. System Admin, Full Stack AI Engineer</w:t>
+      </w:r>
+    </w:p>
+    <w:p>
+      <w:pPr>
+        <w:spacing w:before="40" w:after="80"/>
+        <w:shd w:val="clear" w:color="auto" w:fill="FFFFFF"/>
       </w:pPr>
       <w:r>
         <w:rPr>
           <w:rFonts w:ascii="Calibri" w:hAnsi="Calibri"/>
           <w:sz w:val="22"/>
           <w:szCs w:val="22"/>
-          <w:color w:val="BFEEF5"/>
+          <w:color w:val="0080B0"/>
           <w:i/>
         </w:rPr>
         <w:t xml:space="preserve">Q2 2026 · Must be resolved before development starts</w:t>
@@ -51,15 +63,15 @@
     </w:p>
     <w:p>
       <w:pPr>
-        <w:spacing w:before="280" w:after="80"/>
-        <w:shd w:val="clear" w:color="auto" w:fill="02374f"/>
+        <w:spacing w:before="320" w:after="80"/>
+        <w:shd w:val="clear" w:color="auto" w:fill="FFFFFF"/>
       </w:pPr>
       <w:r>
         <w:rPr>
           <w:rFonts w:ascii="Calibri" w:hAnsi="Calibri"/>
-          <w:sz w:val="40"/>
-          <w:szCs w:val="40"/>
-          <w:color w:val="FFFFFF"/>
+          <w:sz w:val="44"/>
+          <w:szCs w:val="44"/>
+          <w:color w:val="024E70"/>
           <w:b/>
         </w:rPr>
         <w:t xml:space="preserve">Open Technical Decisions</w:t>
@@ -68,14 +80,14 @@
     <w:p>
       <w:pPr>
         <w:spacing w:before="0" w:after="0"/>
-        <w:shd w:val="clear" w:color="auto" w:fill="02374f"/>
+        <w:shd w:val="clear" w:color="auto" w:fill="FFFFFF"/>
       </w:pPr>
       <w:r>
         <w:rPr>
           <w:rFonts w:ascii="Calibri" w:hAnsi="Calibri"/>
           <w:sz w:val="12"/>
           <w:szCs w:val="12"/>
-          <w:color w:val="FFFFFF"/>
+          <w:color w:val="3C3B43"/>
         </w:rPr>
         <w:t xml:space="preserve"/>
       </w:r>
@@ -329,12 +341,12 @@
         </w:trPr>
         <w:tc>
           <w:tcPr>
-            <w:shd w:val="clear" w:color="auto" w:fill="02374f"/>
-            <w:tcBorders>
-              <w:top w:val="single" w:sz="4" w:space="0" w:color="D1D9DC"/>
-              <w:left w:val="single" w:sz="4" w:space="0" w:color="D1D9DC"/>
-              <w:bottom w:val="single" w:sz="4" w:space="0" w:color="D1D9DC"/>
-              <w:right w:val="single" w:sz="4" w:space="0" w:color="D1D9DC"/>
+            <w:shd w:val="clear" w:color="auto" w:fill="D6EFF2"/>
+            <w:tcBorders>
+              <w:top w:val="single" w:sz="4" w:space="0" w:color="C0D6DC"/>
+              <w:left w:val="single" w:sz="4" w:space="0" w:color="C0D6DC"/>
+              <w:bottom w:val="single" w:sz="4" w:space="0" w:color="C0D6DC"/>
+              <w:right w:val="single" w:sz="4" w:space="0" w:color="C0D6DC"/>
             </w:tcBorders>
             <w:tcMar>
               <w:top w:w="60" w:type="dxa"/>
@@ -352,7 +364,7 @@
               <w:rPr>
                 <w:rFonts w:ascii="Calibri" w:hAnsi="Calibri"/>
                 <w:b/>
-                <w:color w:val="FFFFFF"/>
+                <w:color w:val="024E70"/>
                 <w:sz w:val="19"/>
               </w:rPr>
               <w:t xml:space="preserve">Option</w:t>
@@ -361,12 +373,12 @@
         </w:tc>
         <w:tc>
           <w:tcPr>
-            <w:shd w:val="clear" w:color="auto" w:fill="02374f"/>
-            <w:tcBorders>
-              <w:top w:val="single" w:sz="4" w:space="0" w:color="D1D9DC"/>
-              <w:left w:val="single" w:sz="4" w:space="0" w:color="D1D9DC"/>
-              <w:bottom w:val="single" w:sz="4" w:space="0" w:color="D1D9DC"/>
-              <w:right w:val="single" w:sz="4" w:space="0" w:color="D1D9DC"/>
+            <w:shd w:val="clear" w:color="auto" w:fill="D6EFF2"/>
+            <w:tcBorders>
+              <w:top w:val="single" w:sz="4" w:space="0" w:color="C0D6DC"/>
+              <w:left w:val="single" w:sz="4" w:space="0" w:color="C0D6DC"/>
+              <w:bottom w:val="single" w:sz="4" w:space="0" w:color="C0D6DC"/>
+              <w:right w:val="single" w:sz="4" w:space="0" w:color="C0D6DC"/>
             </w:tcBorders>
             <w:tcMar>
               <w:top w:w="60" w:type="dxa"/>
@@ -384,7 +396,7 @@
               <w:rPr>
                 <w:rFonts w:ascii="Calibri" w:hAnsi="Calibri"/>
                 <w:b/>
-                <w:color w:val="FFFFFF"/>
+                <w:color w:val="024E70"/>
                 <w:sz w:val="19"/>
               </w:rPr>
               <w:t xml:space="preserve">Description</w:t>
@@ -393,12 +405,12 @@
         </w:tc>
         <w:tc>
           <w:tcPr>
-            <w:shd w:val="clear" w:color="auto" w:fill="02374f"/>
-            <w:tcBorders>
-              <w:top w:val="single" w:sz="4" w:space="0" w:color="D1D9DC"/>
-              <w:left w:val="single" w:sz="4" w:space="0" w:color="D1D9DC"/>
-              <w:bottom w:val="single" w:sz="4" w:space="0" w:color="D1D9DC"/>
-              <w:right w:val="single" w:sz="4" w:space="0" w:color="D1D9DC"/>
+            <w:shd w:val="clear" w:color="auto" w:fill="D6EFF2"/>
+            <w:tcBorders>
+              <w:top w:val="single" w:sz="4" w:space="0" w:color="C0D6DC"/>
+              <w:left w:val="single" w:sz="4" w:space="0" w:color="C0D6DC"/>
+              <w:bottom w:val="single" w:sz="4" w:space="0" w:color="C0D6DC"/>
+              <w:right w:val="single" w:sz="4" w:space="0" w:color="C0D6DC"/>
             </w:tcBorders>
             <w:tcMar>
               <w:top w:w="60" w:type="dxa"/>
@@ -416,7 +428,7 @@
               <w:rPr>
                 <w:rFonts w:ascii="Calibri" w:hAnsi="Calibri"/>
                 <w:b/>
-                <w:color w:val="FFFFFF"/>
+                <w:color w:val="024E70"/>
                 <w:sz w:val="19"/>
               </w:rPr>
               <w:t xml:space="preserve">Cookie banner needed?</w:t>
@@ -429,10 +441,10 @@
           <w:tcPr>
             <w:shd w:val="clear" w:color="auto" w:fill="FFFFFF"/>
             <w:tcBorders>
-              <w:top w:val="single" w:sz="4" w:space="0" w:color="D1D9DC"/>
-              <w:left w:val="single" w:sz="4" w:space="0" w:color="D1D9DC"/>
-              <w:bottom w:val="single" w:sz="4" w:space="0" w:color="D1D9DC"/>
-              <w:right w:val="single" w:sz="4" w:space="0" w:color="D1D9DC"/>
+              <w:top w:val="single" w:sz="4" w:space="0" w:color="C0D6DC"/>
+              <w:left w:val="single" w:sz="4" w:space="0" w:color="C0D6DC"/>
+              <w:bottom w:val="single" w:sz="4" w:space="0" w:color="C0D6DC"/>
+              <w:right w:val="single" w:sz="4" w:space="0" w:color="C0D6DC"/>
             </w:tcBorders>
             <w:tcMar>
               <w:top w:w="60" w:type="dxa"/>
@@ -478,10 +490,10 @@
           <w:tcPr>
             <w:shd w:val="clear" w:color="auto" w:fill="FFFFFF"/>
             <w:tcBorders>
-              <w:top w:val="single" w:sz="4" w:space="0" w:color="D1D9DC"/>
-              <w:left w:val="single" w:sz="4" w:space="0" w:color="D1D9DC"/>
-              <w:bottom w:val="single" w:sz="4" w:space="0" w:color="D1D9DC"/>
-              <w:right w:val="single" w:sz="4" w:space="0" w:color="D1D9DC"/>
+              <w:top w:val="single" w:sz="4" w:space="0" w:color="C0D6DC"/>
+              <w:left w:val="single" w:sz="4" w:space="0" w:color="C0D6DC"/>
+              <w:bottom w:val="single" w:sz="4" w:space="0" w:color="C0D6DC"/>
+              <w:right w:val="single" w:sz="4" w:space="0" w:color="C0D6DC"/>
             </w:tcBorders>
             <w:tcMar>
               <w:top w:w="60" w:type="dxa"/>
@@ -509,10 +521,10 @@
           <w:tcPr>
             <w:shd w:val="clear" w:color="auto" w:fill="FFFFFF"/>
             <w:tcBorders>
-              <w:top w:val="single" w:sz="4" w:space="0" w:color="D1D9DC"/>
-              <w:left w:val="single" w:sz="4" w:space="0" w:color="D1D9DC"/>
-              <w:bottom w:val="single" w:sz="4" w:space="0" w:color="D1D9DC"/>
-              <w:right w:val="single" w:sz="4" w:space="0" w:color="D1D9DC"/>
+              <w:top w:val="single" w:sz="4" w:space="0" w:color="C0D6DC"/>
+              <w:left w:val="single" w:sz="4" w:space="0" w:color="C0D6DC"/>
+              <w:bottom w:val="single" w:sz="4" w:space="0" w:color="C0D6DC"/>
+              <w:right w:val="single" w:sz="4" w:space="0" w:color="C0D6DC"/>
             </w:tcBorders>
             <w:tcMar>
               <w:top w:w="60" w:type="dxa"/>
@@ -540,12 +552,12 @@
       <w:tr>
         <w:tc>
           <w:tcPr>
-            <w:shd w:val="clear" w:color="auto" w:fill="E8F1F2"/>
-            <w:tcBorders>
-              <w:top w:val="single" w:sz="4" w:space="0" w:color="D1D9DC"/>
-              <w:left w:val="single" w:sz="4" w:space="0" w:color="D1D9DC"/>
-              <w:bottom w:val="single" w:sz="4" w:space="0" w:color="D1D9DC"/>
-              <w:right w:val="single" w:sz="4" w:space="0" w:color="D1D9DC"/>
+            <w:shd w:val="clear" w:color="auto" w:fill="F7FAFB"/>
+            <w:tcBorders>
+              <w:top w:val="single" w:sz="4" w:space="0" w:color="C0D6DC"/>
+              <w:left w:val="single" w:sz="4" w:space="0" w:color="C0D6DC"/>
+              <w:bottom w:val="single" w:sz="4" w:space="0" w:color="C0D6DC"/>
+              <w:right w:val="single" w:sz="4" w:space="0" w:color="C0D6DC"/>
             </w:tcBorders>
             <w:tcMar>
               <w:top w:w="60" w:type="dxa"/>
@@ -571,12 +583,12 @@
         </w:tc>
         <w:tc>
           <w:tcPr>
-            <w:shd w:val="clear" w:color="auto" w:fill="E8F1F2"/>
-            <w:tcBorders>
-              <w:top w:val="single" w:sz="4" w:space="0" w:color="D1D9DC"/>
-              <w:left w:val="single" w:sz="4" w:space="0" w:color="D1D9DC"/>
-              <w:bottom w:val="single" w:sz="4" w:space="0" w:color="D1D9DC"/>
-              <w:right w:val="single" w:sz="4" w:space="0" w:color="D1D9DC"/>
+            <w:shd w:val="clear" w:color="auto" w:fill="F7FAFB"/>
+            <w:tcBorders>
+              <w:top w:val="single" w:sz="4" w:space="0" w:color="C0D6DC"/>
+              <w:left w:val="single" w:sz="4" w:space="0" w:color="C0D6DC"/>
+              <w:bottom w:val="single" w:sz="4" w:space="0" w:color="C0D6DC"/>
+              <w:right w:val="single" w:sz="4" w:space="0" w:color="C0D6DC"/>
             </w:tcBorders>
             <w:tcMar>
               <w:top w:w="60" w:type="dxa"/>
@@ -602,12 +614,12 @@
         </w:tc>
         <w:tc>
           <w:tcPr>
-            <w:shd w:val="clear" w:color="auto" w:fill="E8F1F2"/>
-            <w:tcBorders>
-              <w:top w:val="single" w:sz="4" w:space="0" w:color="D1D9DC"/>
-              <w:left w:val="single" w:sz="4" w:space="0" w:color="D1D9DC"/>
-              <w:bottom w:val="single" w:sz="4" w:space="0" w:color="D1D9DC"/>
-              <w:right w:val="single" w:sz="4" w:space="0" w:color="D1D9DC"/>
+            <w:shd w:val="clear" w:color="auto" w:fill="F7FAFB"/>
+            <w:tcBorders>
+              <w:top w:val="single" w:sz="4" w:space="0" w:color="C0D6DC"/>
+              <w:left w:val="single" w:sz="4" w:space="0" w:color="C0D6DC"/>
+              <w:bottom w:val="single" w:sz="4" w:space="0" w:color="C0D6DC"/>
+              <w:right w:val="single" w:sz="4" w:space="0" w:color="C0D6DC"/>
             </w:tcBorders>
             <w:tcMar>
               <w:top w:w="60" w:type="dxa"/>
@@ -637,10 +649,10 @@
           <w:tcPr>
             <w:shd w:val="clear" w:color="auto" w:fill="FFFFFF"/>
             <w:tcBorders>
-              <w:top w:val="single" w:sz="4" w:space="0" w:color="D1D9DC"/>
-              <w:left w:val="single" w:sz="4" w:space="0" w:color="D1D9DC"/>
-              <w:bottom w:val="single" w:sz="4" w:space="0" w:color="D1D9DC"/>
-              <w:right w:val="single" w:sz="4" w:space="0" w:color="D1D9DC"/>
+              <w:top w:val="single" w:sz="4" w:space="0" w:color="C0D6DC"/>
+              <w:left w:val="single" w:sz="4" w:space="0" w:color="C0D6DC"/>
+              <w:bottom w:val="single" w:sz="4" w:space="0" w:color="C0D6DC"/>
+              <w:right w:val="single" w:sz="4" w:space="0" w:color="C0D6DC"/>
             </w:tcBorders>
             <w:tcMar>
               <w:top w:w="60" w:type="dxa"/>
@@ -668,10 +680,10 @@
           <w:tcPr>
             <w:shd w:val="clear" w:color="auto" w:fill="FFFFFF"/>
             <w:tcBorders>
-              <w:top w:val="single" w:sz="4" w:space="0" w:color="D1D9DC"/>
-              <w:left w:val="single" w:sz="4" w:space="0" w:color="D1D9DC"/>
-              <w:bottom w:val="single" w:sz="4" w:space="0" w:color="D1D9DC"/>
-              <w:right w:val="single" w:sz="4" w:space="0" w:color="D1D9DC"/>
+              <w:top w:val="single" w:sz="4" w:space="0" w:color="C0D6DC"/>
+              <w:left w:val="single" w:sz="4" w:space="0" w:color="C0D6DC"/>
+              <w:bottom w:val="single" w:sz="4" w:space="0" w:color="C0D6DC"/>
+              <w:right w:val="single" w:sz="4" w:space="0" w:color="C0D6DC"/>
             </w:tcBorders>
             <w:tcMar>
               <w:top w:w="60" w:type="dxa"/>
@@ -699,10 +711,10 @@
           <w:tcPr>
             <w:shd w:val="clear" w:color="auto" w:fill="FFFFFF"/>
             <w:tcBorders>
-              <w:top w:val="single" w:sz="4" w:space="0" w:color="D1D9DC"/>
-              <w:left w:val="single" w:sz="4" w:space="0" w:color="D1D9DC"/>
-              <w:bottom w:val="single" w:sz="4" w:space="0" w:color="D1D9DC"/>
-              <w:right w:val="single" w:sz="4" w:space="0" w:color="D1D9DC"/>
+              <w:top w:val="single" w:sz="4" w:space="0" w:color="C0D6DC"/>
+              <w:left w:val="single" w:sz="4" w:space="0" w:color="C0D6DC"/>
+              <w:bottom w:val="single" w:sz="4" w:space="0" w:color="C0D6DC"/>
+              <w:right w:val="single" w:sz="4" w:space="0" w:color="C0D6DC"/>
             </w:tcBorders>
             <w:tcMar>
               <w:top w:w="60" w:type="dxa"/>
@@ -893,12 +905,12 @@
         </w:trPr>
         <w:tc>
           <w:tcPr>
-            <w:shd w:val="clear" w:color="auto" w:fill="02374f"/>
-            <w:tcBorders>
-              <w:top w:val="single" w:sz="4" w:space="0" w:color="D1D9DC"/>
-              <w:left w:val="single" w:sz="4" w:space="0" w:color="D1D9DC"/>
-              <w:bottom w:val="single" w:sz="4" w:space="0" w:color="D1D9DC"/>
-              <w:right w:val="single" w:sz="4" w:space="0" w:color="D1D9DC"/>
+            <w:shd w:val="clear" w:color="auto" w:fill="D6EFF2"/>
+            <w:tcBorders>
+              <w:top w:val="single" w:sz="4" w:space="0" w:color="C0D6DC"/>
+              <w:left w:val="single" w:sz="4" w:space="0" w:color="C0D6DC"/>
+              <w:bottom w:val="single" w:sz="4" w:space="0" w:color="C0D6DC"/>
+              <w:right w:val="single" w:sz="4" w:space="0" w:color="C0D6DC"/>
             </w:tcBorders>
             <w:tcMar>
               <w:top w:w="60" w:type="dxa"/>
@@ -916,7 +928,7 @@
               <w:rPr>
                 <w:rFonts w:ascii="Calibri" w:hAnsi="Calibri"/>
                 <w:b/>
-                <w:color w:val="FFFFFF"/>
+                <w:color w:val="024E70"/>
                 <w:sz w:val="19"/>
               </w:rPr>
               <w:t xml:space="preserve">Scenario</w:t>
@@ -925,12 +937,12 @@
         </w:tc>
         <w:tc>
           <w:tcPr>
-            <w:shd w:val="clear" w:color="auto" w:fill="02374f"/>
-            <w:tcBorders>
-              <w:top w:val="single" w:sz="4" w:space="0" w:color="D1D9DC"/>
-              <w:left w:val="single" w:sz="4" w:space="0" w:color="D1D9DC"/>
-              <w:bottom w:val="single" w:sz="4" w:space="0" w:color="D1D9DC"/>
-              <w:right w:val="single" w:sz="4" w:space="0" w:color="D1D9DC"/>
+            <w:shd w:val="clear" w:color="auto" w:fill="D6EFF2"/>
+            <w:tcBorders>
+              <w:top w:val="single" w:sz="4" w:space="0" w:color="C0D6DC"/>
+              <w:left w:val="single" w:sz="4" w:space="0" w:color="C0D6DC"/>
+              <w:bottom w:val="single" w:sz="4" w:space="0" w:color="C0D6DC"/>
+              <w:right w:val="single" w:sz="4" w:space="0" w:color="C0D6DC"/>
             </w:tcBorders>
             <w:tcMar>
               <w:top w:w="60" w:type="dxa"/>
@@ -948,7 +960,7 @@
               <w:rPr>
                 <w:rFonts w:ascii="Calibri" w:hAnsi="Calibri"/>
                 <w:b/>
-                <w:color w:val="FFFFFF"/>
+                <w:color w:val="024E70"/>
                 <w:sz w:val="19"/>
               </w:rPr>
               <w:t xml:space="preserve">Required?</w:t>
@@ -957,12 +969,12 @@
         </w:tc>
         <w:tc>
           <w:tcPr>
-            <w:shd w:val="clear" w:color="auto" w:fill="02374f"/>
-            <w:tcBorders>
-              <w:top w:val="single" w:sz="4" w:space="0" w:color="D1D9DC"/>
-              <w:left w:val="single" w:sz="4" w:space="0" w:color="D1D9DC"/>
-              <w:bottom w:val="single" w:sz="4" w:space="0" w:color="D1D9DC"/>
-              <w:right w:val="single" w:sz="4" w:space="0" w:color="D1D9DC"/>
+            <w:shd w:val="clear" w:color="auto" w:fill="D6EFF2"/>
+            <w:tcBorders>
+              <w:top w:val="single" w:sz="4" w:space="0" w:color="C0D6DC"/>
+              <w:left w:val="single" w:sz="4" w:space="0" w:color="C0D6DC"/>
+              <w:bottom w:val="single" w:sz="4" w:space="0" w:color="C0D6DC"/>
+              <w:right w:val="single" w:sz="4" w:space="0" w:color="C0D6DC"/>
             </w:tcBorders>
             <w:tcMar>
               <w:top w:w="60" w:type="dxa"/>
@@ -980,7 +992,7 @@
               <w:rPr>
                 <w:rFonts w:ascii="Calibri" w:hAnsi="Calibri"/>
                 <w:b/>
-                <w:color w:val="FFFFFF"/>
+                <w:color w:val="024E70"/>
                 <w:sz w:val="19"/>
               </w:rPr>
               <w:t xml:space="preserve">Tool</w:t>
@@ -993,10 +1005,10 @@
           <w:tcPr>
             <w:shd w:val="clear" w:color="auto" w:fill="FFFFFF"/>
             <w:tcBorders>
-              <w:top w:val="single" w:sz="4" w:space="0" w:color="D1D9DC"/>
-              <w:left w:val="single" w:sz="4" w:space="0" w:color="D1D9DC"/>
-              <w:bottom w:val="single" w:sz="4" w:space="0" w:color="D1D9DC"/>
-              <w:right w:val="single" w:sz="4" w:space="0" w:color="D1D9DC"/>
+              <w:top w:val="single" w:sz="4" w:space="0" w:color="C0D6DC"/>
+              <w:left w:val="single" w:sz="4" w:space="0" w:color="C0D6DC"/>
+              <w:bottom w:val="single" w:sz="4" w:space="0" w:color="C0D6DC"/>
+              <w:right w:val="single" w:sz="4" w:space="0" w:color="C0D6DC"/>
             </w:tcBorders>
             <w:tcMar>
               <w:top w:w="60" w:type="dxa"/>
@@ -1024,10 +1036,10 @@
           <w:tcPr>
             <w:shd w:val="clear" w:color="auto" w:fill="FFFFFF"/>
             <w:tcBorders>
-              <w:top w:val="single" w:sz="4" w:space="0" w:color="D1D9DC"/>
-              <w:left w:val="single" w:sz="4" w:space="0" w:color="D1D9DC"/>
-              <w:bottom w:val="single" w:sz="4" w:space="0" w:color="D1D9DC"/>
-              <w:right w:val="single" w:sz="4" w:space="0" w:color="D1D9DC"/>
+              <w:top w:val="single" w:sz="4" w:space="0" w:color="C0D6DC"/>
+              <w:left w:val="single" w:sz="4" w:space="0" w:color="C0D6DC"/>
+              <w:bottom w:val="single" w:sz="4" w:space="0" w:color="C0D6DC"/>
+              <w:right w:val="single" w:sz="4" w:space="0" w:color="C0D6DC"/>
             </w:tcBorders>
             <w:tcMar>
               <w:top w:w="60" w:type="dxa"/>
@@ -1055,10 +1067,10 @@
           <w:tcPr>
             <w:shd w:val="clear" w:color="auto" w:fill="FFFFFF"/>
             <w:tcBorders>
-              <w:top w:val="single" w:sz="4" w:space="0" w:color="D1D9DC"/>
-              <w:left w:val="single" w:sz="4" w:space="0" w:color="D1D9DC"/>
-              <w:bottom w:val="single" w:sz="4" w:space="0" w:color="D1D9DC"/>
-              <w:right w:val="single" w:sz="4" w:space="0" w:color="D1D9DC"/>
+              <w:top w:val="single" w:sz="4" w:space="0" w:color="C0D6DC"/>
+              <w:left w:val="single" w:sz="4" w:space="0" w:color="C0D6DC"/>
+              <w:bottom w:val="single" w:sz="4" w:space="0" w:color="C0D6DC"/>
+              <w:right w:val="single" w:sz="4" w:space="0" w:color="C0D6DC"/>
             </w:tcBorders>
             <w:tcMar>
               <w:top w:w="60" w:type="dxa"/>
@@ -1086,12 +1098,12 @@
       <w:tr>
         <w:tc>
           <w:tcPr>
-            <w:shd w:val="clear" w:color="auto" w:fill="E8F1F2"/>
-            <w:tcBorders>
-              <w:top w:val="single" w:sz="4" w:space="0" w:color="D1D9DC"/>
-              <w:left w:val="single" w:sz="4" w:space="0" w:color="D1D9DC"/>
-              <w:bottom w:val="single" w:sz="4" w:space="0" w:color="D1D9DC"/>
-              <w:right w:val="single" w:sz="4" w:space="0" w:color="D1D9DC"/>
+            <w:shd w:val="clear" w:color="auto" w:fill="F7FAFB"/>
+            <w:tcBorders>
+              <w:top w:val="single" w:sz="4" w:space="0" w:color="C0D6DC"/>
+              <w:left w:val="single" w:sz="4" w:space="0" w:color="C0D6DC"/>
+              <w:bottom w:val="single" w:sz="4" w:space="0" w:color="C0D6DC"/>
+              <w:right w:val="single" w:sz="4" w:space="0" w:color="C0D6DC"/>
             </w:tcBorders>
             <w:tcMar>
               <w:top w:w="60" w:type="dxa"/>
@@ -1117,12 +1129,12 @@
         </w:tc>
         <w:tc>
           <w:tcPr>
-            <w:shd w:val="clear" w:color="auto" w:fill="E8F1F2"/>
-            <w:tcBorders>
-              <w:top w:val="single" w:sz="4" w:space="0" w:color="D1D9DC"/>
-              <w:left w:val="single" w:sz="4" w:space="0" w:color="D1D9DC"/>
-              <w:bottom w:val="single" w:sz="4" w:space="0" w:color="D1D9DC"/>
-              <w:right w:val="single" w:sz="4" w:space="0" w:color="D1D9DC"/>
+            <w:shd w:val="clear" w:color="auto" w:fill="F7FAFB"/>
+            <w:tcBorders>
+              <w:top w:val="single" w:sz="4" w:space="0" w:color="C0D6DC"/>
+              <w:left w:val="single" w:sz="4" w:space="0" w:color="C0D6DC"/>
+              <w:bottom w:val="single" w:sz="4" w:space="0" w:color="C0D6DC"/>
+              <w:right w:val="single" w:sz="4" w:space="0" w:color="C0D6DC"/>
             </w:tcBorders>
             <w:tcMar>
               <w:top w:w="60" w:type="dxa"/>
@@ -1148,12 +1160,12 @@
         </w:tc>
         <w:tc>
           <w:tcPr>
-            <w:shd w:val="clear" w:color="auto" w:fill="E8F1F2"/>
-            <w:tcBorders>
-              <w:top w:val="single" w:sz="4" w:space="0" w:color="D1D9DC"/>
-              <w:left w:val="single" w:sz="4" w:space="0" w:color="D1D9DC"/>
-              <w:bottom w:val="single" w:sz="4" w:space="0" w:color="D1D9DC"/>
-              <w:right w:val="single" w:sz="4" w:space="0" w:color="D1D9DC"/>
+            <w:shd w:val="clear" w:color="auto" w:fill="F7FAFB"/>
+            <w:tcBorders>
+              <w:top w:val="single" w:sz="4" w:space="0" w:color="C0D6DC"/>
+              <w:left w:val="single" w:sz="4" w:space="0" w:color="C0D6DC"/>
+              <w:bottom w:val="single" w:sz="4" w:space="0" w:color="C0D6DC"/>
+              <w:right w:val="single" w:sz="4" w:space="0" w:color="C0D6DC"/>
             </w:tcBorders>
             <w:tcMar>
               <w:top w:w="60" w:type="dxa"/>
@@ -1200,10 +1212,10 @@
           <w:tcPr>
             <w:shd w:val="clear" w:color="auto" w:fill="FFFFFF"/>
             <w:tcBorders>
-              <w:top w:val="single" w:sz="4" w:space="0" w:color="D1D9DC"/>
-              <w:left w:val="single" w:sz="4" w:space="0" w:color="D1D9DC"/>
-              <w:bottom w:val="single" w:sz="4" w:space="0" w:color="D1D9DC"/>
-              <w:right w:val="single" w:sz="4" w:space="0" w:color="D1D9DC"/>
+              <w:top w:val="single" w:sz="4" w:space="0" w:color="C0D6DC"/>
+              <w:left w:val="single" w:sz="4" w:space="0" w:color="C0D6DC"/>
+              <w:bottom w:val="single" w:sz="4" w:space="0" w:color="C0D6DC"/>
+              <w:right w:val="single" w:sz="4" w:space="0" w:color="C0D6DC"/>
             </w:tcBorders>
             <w:tcMar>
               <w:top w:w="60" w:type="dxa"/>
@@ -1231,10 +1243,10 @@
           <w:tcPr>
             <w:shd w:val="clear" w:color="auto" w:fill="FFFFFF"/>
             <w:tcBorders>
-              <w:top w:val="single" w:sz="4" w:space="0" w:color="D1D9DC"/>
-              <w:left w:val="single" w:sz="4" w:space="0" w:color="D1D9DC"/>
-              <w:bottom w:val="single" w:sz="4" w:space="0" w:color="D1D9DC"/>
-              <w:right w:val="single" w:sz="4" w:space="0" w:color="D1D9DC"/>
+              <w:top w:val="single" w:sz="4" w:space="0" w:color="C0D6DC"/>
+              <w:left w:val="single" w:sz="4" w:space="0" w:color="C0D6DC"/>
+              <w:bottom w:val="single" w:sz="4" w:space="0" w:color="C0D6DC"/>
+              <w:right w:val="single" w:sz="4" w:space="0" w:color="C0D6DC"/>
             </w:tcBorders>
             <w:tcMar>
               <w:top w:w="60" w:type="dxa"/>
@@ -1262,10 +1274,10 @@
           <w:tcPr>
             <w:shd w:val="clear" w:color="auto" w:fill="FFFFFF"/>
             <w:tcBorders>
-              <w:top w:val="single" w:sz="4" w:space="0" w:color="D1D9DC"/>
-              <w:left w:val="single" w:sz="4" w:space="0" w:color="D1D9DC"/>
-              <w:bottom w:val="single" w:sz="4" w:space="0" w:color="D1D9DC"/>
-              <w:right w:val="single" w:sz="4" w:space="0" w:color="D1D9DC"/>
+              <w:top w:val="single" w:sz="4" w:space="0" w:color="C0D6DC"/>
+              <w:left w:val="single" w:sz="4" w:space="0" w:color="C0D6DC"/>
+              <w:bottom w:val="single" w:sz="4" w:space="0" w:color="C0D6DC"/>
+              <w:right w:val="single" w:sz="4" w:space="0" w:color="C0D6DC"/>
             </w:tcBorders>
             <w:tcMar>
               <w:top w:w="60" w:type="dxa"/>
@@ -1528,12 +1540,12 @@
         </w:trPr>
         <w:tc>
           <w:tcPr>
-            <w:shd w:val="clear" w:color="auto" w:fill="02374f"/>
-            <w:tcBorders>
-              <w:top w:val="single" w:sz="4" w:space="0" w:color="D1D9DC"/>
-              <w:left w:val="single" w:sz="4" w:space="0" w:color="D1D9DC"/>
-              <w:bottom w:val="single" w:sz="4" w:space="0" w:color="D1D9DC"/>
-              <w:right w:val="single" w:sz="4" w:space="0" w:color="D1D9DC"/>
+            <w:shd w:val="clear" w:color="auto" w:fill="D6EFF2"/>
+            <w:tcBorders>
+              <w:top w:val="single" w:sz="4" w:space="0" w:color="C0D6DC"/>
+              <w:left w:val="single" w:sz="4" w:space="0" w:color="C0D6DC"/>
+              <w:bottom w:val="single" w:sz="4" w:space="0" w:color="C0D6DC"/>
+              <w:right w:val="single" w:sz="4" w:space="0" w:color="C0D6DC"/>
             </w:tcBorders>
             <w:tcMar>
               <w:top w:w="60" w:type="dxa"/>
@@ -1551,7 +1563,7 @@
               <w:rPr>
                 <w:rFonts w:ascii="Calibri" w:hAnsi="Calibri"/>
                 <w:b/>
-                <w:color w:val="FFFFFF"/>
+                <w:color w:val="024E70"/>
                 <w:sz w:val="19"/>
               </w:rPr>
               <w:t xml:space="preserve">Option</w:t>
@@ -1560,12 +1572,12 @@
         </w:tc>
         <w:tc>
           <w:tcPr>
-            <w:shd w:val="clear" w:color="auto" w:fill="02374f"/>
-            <w:tcBorders>
-              <w:top w:val="single" w:sz="4" w:space="0" w:color="D1D9DC"/>
-              <w:left w:val="single" w:sz="4" w:space="0" w:color="D1D9DC"/>
-              <w:bottom w:val="single" w:sz="4" w:space="0" w:color="D1D9DC"/>
-              <w:right w:val="single" w:sz="4" w:space="0" w:color="D1D9DC"/>
+            <w:shd w:val="clear" w:color="auto" w:fill="D6EFF2"/>
+            <w:tcBorders>
+              <w:top w:val="single" w:sz="4" w:space="0" w:color="C0D6DC"/>
+              <w:left w:val="single" w:sz="4" w:space="0" w:color="C0D6DC"/>
+              <w:bottom w:val="single" w:sz="4" w:space="0" w:color="C0D6DC"/>
+              <w:right w:val="single" w:sz="4" w:space="0" w:color="C0D6DC"/>
             </w:tcBorders>
             <w:tcMar>
               <w:top w:w="60" w:type="dxa"/>
@@ -1583,7 +1595,7 @@
               <w:rPr>
                 <w:rFonts w:ascii="Calibri" w:hAnsi="Calibri"/>
                 <w:b/>
-                <w:color w:val="FFFFFF"/>
+                <w:color w:val="024E70"/>
                 <w:sz w:val="19"/>
               </w:rPr>
               <w:t xml:space="preserve">Free tier</w:t>
@@ -1592,12 +1604,12 @@
         </w:tc>
         <w:tc>
           <w:tcPr>
-            <w:shd w:val="clear" w:color="auto" w:fill="02374f"/>
-            <w:tcBorders>
-              <w:top w:val="single" w:sz="4" w:space="0" w:color="D1D9DC"/>
-              <w:left w:val="single" w:sz="4" w:space="0" w:color="D1D9DC"/>
-              <w:bottom w:val="single" w:sz="4" w:space="0" w:color="D1D9DC"/>
-              <w:right w:val="single" w:sz="4" w:space="0" w:color="D1D9DC"/>
+            <w:shd w:val="clear" w:color="auto" w:fill="D6EFF2"/>
+            <w:tcBorders>
+              <w:top w:val="single" w:sz="4" w:space="0" w:color="C0D6DC"/>
+              <w:left w:val="single" w:sz="4" w:space="0" w:color="C0D6DC"/>
+              <w:bottom w:val="single" w:sz="4" w:space="0" w:color="C0D6DC"/>
+              <w:right w:val="single" w:sz="4" w:space="0" w:color="C0D6DC"/>
             </w:tcBorders>
             <w:tcMar>
               <w:top w:w="60" w:type="dxa"/>
@@ -1615,7 +1627,7 @@
               <w:rPr>
                 <w:rFonts w:ascii="Calibri" w:hAnsi="Calibri"/>
                 <w:b/>
-                <w:color w:val="FFFFFF"/>
+                <w:color w:val="024E70"/>
                 <w:sz w:val="19"/>
               </w:rPr>
               <w:t xml:space="preserve">DX</w:t>
@@ -1624,12 +1636,12 @@
         </w:tc>
         <w:tc>
           <w:tcPr>
-            <w:shd w:val="clear" w:color="auto" w:fill="02374f"/>
-            <w:tcBorders>
-              <w:top w:val="single" w:sz="4" w:space="0" w:color="D1D9DC"/>
-              <w:left w:val="single" w:sz="4" w:space="0" w:color="D1D9DC"/>
-              <w:bottom w:val="single" w:sz="4" w:space="0" w:color="D1D9DC"/>
-              <w:right w:val="single" w:sz="4" w:space="0" w:color="D1D9DC"/>
+            <w:shd w:val="clear" w:color="auto" w:fill="D6EFF2"/>
+            <w:tcBorders>
+              <w:top w:val="single" w:sz="4" w:space="0" w:color="C0D6DC"/>
+              <w:left w:val="single" w:sz="4" w:space="0" w:color="C0D6DC"/>
+              <w:bottom w:val="single" w:sz="4" w:space="0" w:color="C0D6DC"/>
+              <w:right w:val="single" w:sz="4" w:space="0" w:color="C0D6DC"/>
             </w:tcBorders>
             <w:tcMar>
               <w:top w:w="60" w:type="dxa"/>
@@ -1647,7 +1659,7 @@
               <w:rPr>
                 <w:rFonts w:ascii="Calibri" w:hAnsi="Calibri"/>
                 <w:b/>
-                <w:color w:val="FFFFFF"/>
+                <w:color w:val="024E70"/>
                 <w:sz w:val="19"/>
               </w:rPr>
               <w:t xml:space="preserve">Vercel-native</w:t>
@@ -1660,10 +1672,10 @@
           <w:tcPr>
             <w:shd w:val="clear" w:color="auto" w:fill="FFFFFF"/>
             <w:tcBorders>
-              <w:top w:val="single" w:sz="4" w:space="0" w:color="D1D9DC"/>
-              <w:left w:val="single" w:sz="4" w:space="0" w:color="D1D9DC"/>
-              <w:bottom w:val="single" w:sz="4" w:space="0" w:color="D1D9DC"/>
-              <w:right w:val="single" w:sz="4" w:space="0" w:color="D1D9DC"/>
+              <w:top w:val="single" w:sz="4" w:space="0" w:color="C0D6DC"/>
+              <w:left w:val="single" w:sz="4" w:space="0" w:color="C0D6DC"/>
+              <w:bottom w:val="single" w:sz="4" w:space="0" w:color="C0D6DC"/>
+              <w:right w:val="single" w:sz="4" w:space="0" w:color="C0D6DC"/>
             </w:tcBorders>
             <w:tcMar>
               <w:top w:w="60" w:type="dxa"/>
@@ -1709,10 +1721,10 @@
           <w:tcPr>
             <w:shd w:val="clear" w:color="auto" w:fill="FFFFFF"/>
             <w:tcBorders>
-              <w:top w:val="single" w:sz="4" w:space="0" w:color="D1D9DC"/>
-              <w:left w:val="single" w:sz="4" w:space="0" w:color="D1D9DC"/>
-              <w:bottom w:val="single" w:sz="4" w:space="0" w:color="D1D9DC"/>
-              <w:right w:val="single" w:sz="4" w:space="0" w:color="D1D9DC"/>
+              <w:top w:val="single" w:sz="4" w:space="0" w:color="C0D6DC"/>
+              <w:left w:val="single" w:sz="4" w:space="0" w:color="C0D6DC"/>
+              <w:bottom w:val="single" w:sz="4" w:space="0" w:color="C0D6DC"/>
+              <w:right w:val="single" w:sz="4" w:space="0" w:color="C0D6DC"/>
             </w:tcBorders>
             <w:tcMar>
               <w:top w:w="60" w:type="dxa"/>
@@ -1740,10 +1752,10 @@
           <w:tcPr>
             <w:shd w:val="clear" w:color="auto" w:fill="FFFFFF"/>
             <w:tcBorders>
-              <w:top w:val="single" w:sz="4" w:space="0" w:color="D1D9DC"/>
-              <w:left w:val="single" w:sz="4" w:space="0" w:color="D1D9DC"/>
-              <w:bottom w:val="single" w:sz="4" w:space="0" w:color="D1D9DC"/>
-              <w:right w:val="single" w:sz="4" w:space="0" w:color="D1D9DC"/>
+              <w:top w:val="single" w:sz="4" w:space="0" w:color="C0D6DC"/>
+              <w:left w:val="single" w:sz="4" w:space="0" w:color="C0D6DC"/>
+              <w:bottom w:val="single" w:sz="4" w:space="0" w:color="C0D6DC"/>
+              <w:right w:val="single" w:sz="4" w:space="0" w:color="C0D6DC"/>
             </w:tcBorders>
             <w:tcMar>
               <w:top w:w="60" w:type="dxa"/>
@@ -1771,10 +1783,10 @@
           <w:tcPr>
             <w:shd w:val="clear" w:color="auto" w:fill="FFFFFF"/>
             <w:tcBorders>
-              <w:top w:val="single" w:sz="4" w:space="0" w:color="D1D9DC"/>
-              <w:left w:val="single" w:sz="4" w:space="0" w:color="D1D9DC"/>
-              <w:bottom w:val="single" w:sz="4" w:space="0" w:color="D1D9DC"/>
-              <w:right w:val="single" w:sz="4" w:space="0" w:color="D1D9DC"/>
+              <w:top w:val="single" w:sz="4" w:space="0" w:color="C0D6DC"/>
+              <w:left w:val="single" w:sz="4" w:space="0" w:color="C0D6DC"/>
+              <w:bottom w:val="single" w:sz="4" w:space="0" w:color="C0D6DC"/>
+              <w:right w:val="single" w:sz="4" w:space="0" w:color="C0D6DC"/>
             </w:tcBorders>
             <w:tcMar>
               <w:top w:w="60" w:type="dxa"/>
@@ -1802,12 +1814,12 @@
       <w:tr>
         <w:tc>
           <w:tcPr>
-            <w:shd w:val="clear" w:color="auto" w:fill="E8F1F2"/>
-            <w:tcBorders>
-              <w:top w:val="single" w:sz="4" w:space="0" w:color="D1D9DC"/>
-              <w:left w:val="single" w:sz="4" w:space="0" w:color="D1D9DC"/>
-              <w:bottom w:val="single" w:sz="4" w:space="0" w:color="D1D9DC"/>
-              <w:right w:val="single" w:sz="4" w:space="0" w:color="D1D9DC"/>
+            <w:shd w:val="clear" w:color="auto" w:fill="F7FAFB"/>
+            <w:tcBorders>
+              <w:top w:val="single" w:sz="4" w:space="0" w:color="C0D6DC"/>
+              <w:left w:val="single" w:sz="4" w:space="0" w:color="C0D6DC"/>
+              <w:bottom w:val="single" w:sz="4" w:space="0" w:color="C0D6DC"/>
+              <w:right w:val="single" w:sz="4" w:space="0" w:color="C0D6DC"/>
             </w:tcBorders>
             <w:tcMar>
               <w:top w:w="60" w:type="dxa"/>
@@ -1833,12 +1845,12 @@
         </w:tc>
         <w:tc>
           <w:tcPr>
-            <w:shd w:val="clear" w:color="auto" w:fill="E8F1F2"/>
-            <w:tcBorders>
-              <w:top w:val="single" w:sz="4" w:space="0" w:color="D1D9DC"/>
-              <w:left w:val="single" w:sz="4" w:space="0" w:color="D1D9DC"/>
-              <w:bottom w:val="single" w:sz="4" w:space="0" w:color="D1D9DC"/>
-              <w:right w:val="single" w:sz="4" w:space="0" w:color="D1D9DC"/>
+            <w:shd w:val="clear" w:color="auto" w:fill="F7FAFB"/>
+            <w:tcBorders>
+              <w:top w:val="single" w:sz="4" w:space="0" w:color="C0D6DC"/>
+              <w:left w:val="single" w:sz="4" w:space="0" w:color="C0D6DC"/>
+              <w:bottom w:val="single" w:sz="4" w:space="0" w:color="C0D6DC"/>
+              <w:right w:val="single" w:sz="4" w:space="0" w:color="C0D6DC"/>
             </w:tcBorders>
             <w:tcMar>
               <w:top w:w="60" w:type="dxa"/>
@@ -1864,12 +1876,12 @@
         </w:tc>
         <w:tc>
           <w:tcPr>
-            <w:shd w:val="clear" w:color="auto" w:fill="E8F1F2"/>
-            <w:tcBorders>
-              <w:top w:val="single" w:sz="4" w:space="0" w:color="D1D9DC"/>
-              <w:left w:val="single" w:sz="4" w:space="0" w:color="D1D9DC"/>
-              <w:bottom w:val="single" w:sz="4" w:space="0" w:color="D1D9DC"/>
-              <w:right w:val="single" w:sz="4" w:space="0" w:color="D1D9DC"/>
+            <w:shd w:val="clear" w:color="auto" w:fill="F7FAFB"/>
+            <w:tcBorders>
+              <w:top w:val="single" w:sz="4" w:space="0" w:color="C0D6DC"/>
+              <w:left w:val="single" w:sz="4" w:space="0" w:color="C0D6DC"/>
+              <w:bottom w:val="single" w:sz="4" w:space="0" w:color="C0D6DC"/>
+              <w:right w:val="single" w:sz="4" w:space="0" w:color="C0D6DC"/>
             </w:tcBorders>
             <w:tcMar>
               <w:top w:w="60" w:type="dxa"/>
@@ -1895,12 +1907,12 @@
         </w:tc>
         <w:tc>
           <w:tcPr>
-            <w:shd w:val="clear" w:color="auto" w:fill="E8F1F2"/>
-            <w:tcBorders>
-              <w:top w:val="single" w:sz="4" w:space="0" w:color="D1D9DC"/>
-              <w:left w:val="single" w:sz="4" w:space="0" w:color="D1D9DC"/>
-              <w:bottom w:val="single" w:sz="4" w:space="0" w:color="D1D9DC"/>
-              <w:right w:val="single" w:sz="4" w:space="0" w:color="D1D9DC"/>
+            <w:shd w:val="clear" w:color="auto" w:fill="F7FAFB"/>
+            <w:tcBorders>
+              <w:top w:val="single" w:sz="4" w:space="0" w:color="C0D6DC"/>
+              <w:left w:val="single" w:sz="4" w:space="0" w:color="C0D6DC"/>
+              <w:bottom w:val="single" w:sz="4" w:space="0" w:color="C0D6DC"/>
+              <w:right w:val="single" w:sz="4" w:space="0" w:color="C0D6DC"/>
             </w:tcBorders>
             <w:tcMar>
               <w:top w:w="60" w:type="dxa"/>
@@ -1930,10 +1942,10 @@
           <w:tcPr>
             <w:shd w:val="clear" w:color="auto" w:fill="FFFFFF"/>
             <w:tcBorders>
-              <w:top w:val="single" w:sz="4" w:space="0" w:color="D1D9DC"/>
-              <w:left w:val="single" w:sz="4" w:space="0" w:color="D1D9DC"/>
-              <w:bottom w:val="single" w:sz="4" w:space="0" w:color="D1D9DC"/>
-              <w:right w:val="single" w:sz="4" w:space="0" w:color="D1D9DC"/>
+              <w:top w:val="single" w:sz="4" w:space="0" w:color="C0D6DC"/>
+              <w:left w:val="single" w:sz="4" w:space="0" w:color="C0D6DC"/>
+              <w:bottom w:val="single" w:sz="4" w:space="0" w:color="C0D6DC"/>
+              <w:right w:val="single" w:sz="4" w:space="0" w:color="C0D6DC"/>
             </w:tcBorders>
             <w:tcMar>
               <w:top w:w="60" w:type="dxa"/>
@@ -1961,10 +1973,10 @@
           <w:tcPr>
             <w:shd w:val="clear" w:color="auto" w:fill="FFFFFF"/>
             <w:tcBorders>
-              <w:top w:val="single" w:sz="4" w:space="0" w:color="D1D9DC"/>
-              <w:left w:val="single" w:sz="4" w:space="0" w:color="D1D9DC"/>
-              <w:bottom w:val="single" w:sz="4" w:space="0" w:color="D1D9DC"/>
-              <w:right w:val="single" w:sz="4" w:space="0" w:color="D1D9DC"/>
+              <w:top w:val="single" w:sz="4" w:space="0" w:color="C0D6DC"/>
+              <w:left w:val="single" w:sz="4" w:space="0" w:color="C0D6DC"/>
+              <w:bottom w:val="single" w:sz="4" w:space="0" w:color="C0D6DC"/>
+              <w:right w:val="single" w:sz="4" w:space="0" w:color="C0D6DC"/>
             </w:tcBorders>
             <w:tcMar>
               <w:top w:w="60" w:type="dxa"/>
@@ -1992,10 +2004,10 @@
           <w:tcPr>
             <w:shd w:val="clear" w:color="auto" w:fill="FFFFFF"/>
             <w:tcBorders>
-              <w:top w:val="single" w:sz="4" w:space="0" w:color="D1D9DC"/>
-              <w:left w:val="single" w:sz="4" w:space="0" w:color="D1D9DC"/>
-              <w:bottom w:val="single" w:sz="4" w:space="0" w:color="D1D9DC"/>
-              <w:right w:val="single" w:sz="4" w:space="0" w:color="D1D9DC"/>
+              <w:top w:val="single" w:sz="4" w:space="0" w:color="C0D6DC"/>
+              <w:left w:val="single" w:sz="4" w:space="0" w:color="C0D6DC"/>
+              <w:bottom w:val="single" w:sz="4" w:space="0" w:color="C0D6DC"/>
+              <w:right w:val="single" w:sz="4" w:space="0" w:color="C0D6DC"/>
             </w:tcBorders>
             <w:tcMar>
               <w:top w:w="60" w:type="dxa"/>
@@ -2023,10 +2035,10 @@
           <w:tcPr>
             <w:shd w:val="clear" w:color="auto" w:fill="FFFFFF"/>
             <w:tcBorders>
-              <w:top w:val="single" w:sz="4" w:space="0" w:color="D1D9DC"/>
-              <w:left w:val="single" w:sz="4" w:space="0" w:color="D1D9DC"/>
-              <w:bottom w:val="single" w:sz="4" w:space="0" w:color="D1D9DC"/>
-              <w:right w:val="single" w:sz="4" w:space="0" w:color="D1D9DC"/>
+              <w:top w:val="single" w:sz="4" w:space="0" w:color="C0D6DC"/>
+              <w:left w:val="single" w:sz="4" w:space="0" w:color="C0D6DC"/>
+              <w:bottom w:val="single" w:sz="4" w:space="0" w:color="C0D6DC"/>
+              <w:right w:val="single" w:sz="4" w:space="0" w:color="C0D6DC"/>
             </w:tcBorders>
             <w:tcMar>
               <w:top w:w="60" w:type="dxa"/>
@@ -2054,12 +2066,12 @@
       <w:tr>
         <w:tc>
           <w:tcPr>
-            <w:shd w:val="clear" w:color="auto" w:fill="E8F1F2"/>
-            <w:tcBorders>
-              <w:top w:val="single" w:sz="4" w:space="0" w:color="D1D9DC"/>
-              <w:left w:val="single" w:sz="4" w:space="0" w:color="D1D9DC"/>
-              <w:bottom w:val="single" w:sz="4" w:space="0" w:color="D1D9DC"/>
-              <w:right w:val="single" w:sz="4" w:space="0" w:color="D1D9DC"/>
+            <w:shd w:val="clear" w:color="auto" w:fill="F7FAFB"/>
+            <w:tcBorders>
+              <w:top w:val="single" w:sz="4" w:space="0" w:color="C0D6DC"/>
+              <w:left w:val="single" w:sz="4" w:space="0" w:color="C0D6DC"/>
+              <w:bottom w:val="single" w:sz="4" w:space="0" w:color="C0D6DC"/>
+              <w:right w:val="single" w:sz="4" w:space="0" w:color="C0D6DC"/>
             </w:tcBorders>
             <w:tcMar>
               <w:top w:w="60" w:type="dxa"/>
@@ -2085,12 +2097,12 @@
         </w:tc>
         <w:tc>
           <w:tcPr>
-            <w:shd w:val="clear" w:color="auto" w:fill="E8F1F2"/>
-            <w:tcBorders>
-              <w:top w:val="single" w:sz="4" w:space="0" w:color="D1D9DC"/>
-              <w:left w:val="single" w:sz="4" w:space="0" w:color="D1D9DC"/>
-              <w:bottom w:val="single" w:sz="4" w:space="0" w:color="D1D9DC"/>
-              <w:right w:val="single" w:sz="4" w:space="0" w:color="D1D9DC"/>
+            <w:shd w:val="clear" w:color="auto" w:fill="F7FAFB"/>
+            <w:tcBorders>
+              <w:top w:val="single" w:sz="4" w:space="0" w:color="C0D6DC"/>
+              <w:left w:val="single" w:sz="4" w:space="0" w:color="C0D6DC"/>
+              <w:bottom w:val="single" w:sz="4" w:space="0" w:color="C0D6DC"/>
+              <w:right w:val="single" w:sz="4" w:space="0" w:color="C0D6DC"/>
             </w:tcBorders>
             <w:tcMar>
               <w:top w:w="60" w:type="dxa"/>
@@ -2116,12 +2128,12 @@
         </w:tc>
         <w:tc>
           <w:tcPr>
-            <w:shd w:val="clear" w:color="auto" w:fill="E8F1F2"/>
-            <w:tcBorders>
-              <w:top w:val="single" w:sz="4" w:space="0" w:color="D1D9DC"/>
-              <w:left w:val="single" w:sz="4" w:space="0" w:color="D1D9DC"/>
-              <w:bottom w:val="single" w:sz="4" w:space="0" w:color="D1D9DC"/>
-              <w:right w:val="single" w:sz="4" w:space="0" w:color="D1D9DC"/>
+            <w:shd w:val="clear" w:color="auto" w:fill="F7FAFB"/>
+            <w:tcBorders>
+              <w:top w:val="single" w:sz="4" w:space="0" w:color="C0D6DC"/>
+              <w:left w:val="single" w:sz="4" w:space="0" w:color="C0D6DC"/>
+              <w:bottom w:val="single" w:sz="4" w:space="0" w:color="C0D6DC"/>
+              <w:right w:val="single" w:sz="4" w:space="0" w:color="C0D6DC"/>
             </w:tcBorders>
             <w:tcMar>
               <w:top w:w="60" w:type="dxa"/>
@@ -2147,12 +2159,12 @@
         </w:tc>
         <w:tc>
           <w:tcPr>
-            <w:shd w:val="clear" w:color="auto" w:fill="E8F1F2"/>
-            <w:tcBorders>
-              <w:top w:val="single" w:sz="4" w:space="0" w:color="D1D9DC"/>
-              <w:left w:val="single" w:sz="4" w:space="0" w:color="D1D9DC"/>
-              <w:bottom w:val="single" w:sz="4" w:space="0" w:color="D1D9DC"/>
-              <w:right w:val="single" w:sz="4" w:space="0" w:color="D1D9DC"/>
+            <w:shd w:val="clear" w:color="auto" w:fill="F7FAFB"/>
+            <w:tcBorders>
+              <w:top w:val="single" w:sz="4" w:space="0" w:color="C0D6DC"/>
+              <w:left w:val="single" w:sz="4" w:space="0" w:color="C0D6DC"/>
+              <w:bottom w:val="single" w:sz="4" w:space="0" w:color="C0D6DC"/>
+              <w:right w:val="single" w:sz="4" w:space="0" w:color="C0D6DC"/>
             </w:tcBorders>
             <w:tcMar>
               <w:top w:w="60" w:type="dxa"/>
@@ -2230,6 +2242,7 @@
     <w:p>
       <w:pPr>
         <w:pStyle w:val="SourceCode"/>
+        <w:shd w:val="clear" w:color="auto" w:fill="EFF7FF"/>
         <w:spacing w:before="20" w:after="20"/>
         <w:ind w:left="283"/>
       </w:pPr>
@@ -2238,8 +2251,8 @@
           <w:rStyle w:val="CommentTok"/>
           <w:rFonts w:ascii="Courier New" w:hAnsi="Courier New"/>
           <w:b w:val="0"/>
-          <w:color w:val="7DD3FC"/>
-          <w:sz w:val="17"/>
+          <w:color w:val="02374F"/>
+          <w:sz w:val="18"/>
         </w:rPr>
         <w:t xml:space="preserve">// Example — school inquiry notification</w:t>
       </w:r>
@@ -2247,8 +2260,8 @@
         <w:rPr>
           <w:rFonts w:ascii="Courier New" w:hAnsi="Courier New"/>
           <w:b w:val="0"/>
-          <w:color w:val="7DD3FC"/>
-          <w:sz w:val="17"/>
+          <w:color w:val="02374F"/>
+          <w:sz w:val="18"/>
         </w:rPr>
         <w:br/>
       </w:r>
@@ -2257,8 +2270,8 @@
           <w:rStyle w:val="ImportTok"/>
           <w:rFonts w:ascii="Courier New" w:hAnsi="Courier New"/>
           <w:b w:val="0"/>
-          <w:color w:val="7DD3FC"/>
-          <w:sz w:val="17"/>
+          <w:color w:val="02374F"/>
+          <w:sz w:val="18"/>
         </w:rPr>
         <w:t xml:space="preserve">import</w:t>
       </w:r>
@@ -2267,8 +2280,8 @@
           <w:rStyle w:val="NormalTok"/>
           <w:rFonts w:ascii="Courier New" w:hAnsi="Courier New"/>
           <w:b w:val="0"/>
-          <w:color w:val="7DD3FC"/>
-          <w:sz w:val="17"/>
+          <w:color w:val="02374F"/>
+          <w:sz w:val="18"/>
         </w:rPr>
         <w:t xml:space="preserve"> { Resend } </w:t>
       </w:r>
@@ -2277,8 +2290,8 @@
           <w:rStyle w:val="ImportTok"/>
           <w:rFonts w:ascii="Courier New" w:hAnsi="Courier New"/>
           <w:b w:val="0"/>
-          <w:color w:val="7DD3FC"/>
-          <w:sz w:val="17"/>
+          <w:color w:val="02374F"/>
+          <w:sz w:val="18"/>
         </w:rPr>
         <w:t xml:space="preserve">from</w:t>
       </w:r>
@@ -2287,8 +2300,8 @@
           <w:rStyle w:val="NormalTok"/>
           <w:rFonts w:ascii="Courier New" w:hAnsi="Courier New"/>
           <w:b w:val="0"/>
-          <w:color w:val="7DD3FC"/>
-          <w:sz w:val="17"/>
+          <w:color w:val="02374F"/>
+          <w:sz w:val="18"/>
         </w:rPr>
         <w:t xml:space="preserve"> </w:t>
       </w:r>
@@ -2297,8 +2310,8 @@
           <w:rStyle w:val="StringTok"/>
           <w:rFonts w:ascii="Courier New" w:hAnsi="Courier New"/>
           <w:b w:val="0"/>
-          <w:color w:val="7DD3FC"/>
-          <w:sz w:val="17"/>
+          <w:color w:val="02374F"/>
+          <w:sz w:val="18"/>
         </w:rPr>
         <w:t xml:space="preserve">'resend'</w:t>
       </w:r>
@@ -2307,8 +2320,8 @@
           <w:rStyle w:val="OperatorTok"/>
           <w:rFonts w:ascii="Courier New" w:hAnsi="Courier New"/>
           <w:b w:val="0"/>
-          <w:color w:val="7DD3FC"/>
-          <w:sz w:val="17"/>
+          <w:color w:val="02374F"/>
+          <w:sz w:val="18"/>
         </w:rPr>
         <w:t xml:space="preserve">;</w:t>
       </w:r>
@@ -2316,8 +2329,8 @@
         <w:rPr>
           <w:rFonts w:ascii="Courier New" w:hAnsi="Courier New"/>
           <w:b w:val="0"/>
-          <w:color w:val="7DD3FC"/>
-          <w:sz w:val="17"/>
+          <w:color w:val="02374F"/>
+          <w:sz w:val="18"/>
         </w:rPr>
         <w:br/>
       </w:r>
@@ -2326,8 +2339,8 @@
           <w:rStyle w:val="KeywordTok"/>
           <w:rFonts w:ascii="Courier New" w:hAnsi="Courier New"/>
           <w:b w:val="0"/>
-          <w:color w:val="7DD3FC"/>
-          <w:sz w:val="17"/>
+          <w:color w:val="02374F"/>
+          <w:sz w:val="18"/>
         </w:rPr>
         <w:t xml:space="preserve">const</w:t>
       </w:r>
@@ -2336,8 +2349,8 @@
           <w:rStyle w:val="NormalTok"/>
           <w:rFonts w:ascii="Courier New" w:hAnsi="Courier New"/>
           <w:b w:val="0"/>
-          <w:color w:val="7DD3FC"/>
-          <w:sz w:val="17"/>
+          <w:color w:val="02374F"/>
+          <w:sz w:val="18"/>
         </w:rPr>
         <w:t xml:space="preserve"> resend </w:t>
       </w:r>
@@ -2346,8 +2359,8 @@
           <w:rStyle w:val="OperatorTok"/>
           <w:rFonts w:ascii="Courier New" w:hAnsi="Courier New"/>
           <w:b w:val="0"/>
-          <w:color w:val="7DD3FC"/>
-          <w:sz w:val="17"/>
+          <w:color w:val="02374F"/>
+          <w:sz w:val="18"/>
         </w:rPr>
         <w:t xml:space="preserve">=</w:t>
       </w:r>
@@ -2356,8 +2369,8 @@
           <w:rStyle w:val="NormalTok"/>
           <w:rFonts w:ascii="Courier New" w:hAnsi="Courier New"/>
           <w:b w:val="0"/>
-          <w:color w:val="7DD3FC"/>
-          <w:sz w:val="17"/>
+          <w:color w:val="02374F"/>
+          <w:sz w:val="18"/>
         </w:rPr>
         <w:t xml:space="preserve"> </w:t>
       </w:r>
@@ -2366,8 +2379,8 @@
           <w:rStyle w:val="KeywordTok"/>
           <w:rFonts w:ascii="Courier New" w:hAnsi="Courier New"/>
           <w:b w:val="0"/>
-          <w:color w:val="7DD3FC"/>
-          <w:sz w:val="17"/>
+          <w:color w:val="02374F"/>
+          <w:sz w:val="18"/>
         </w:rPr>
         <w:t xml:space="preserve">new</w:t>
       </w:r>
@@ -2376,8 +2389,8 @@
           <w:rStyle w:val="NormalTok"/>
           <w:rFonts w:ascii="Courier New" w:hAnsi="Courier New"/>
           <w:b w:val="0"/>
-          <w:color w:val="7DD3FC"/>
-          <w:sz w:val="17"/>
+          <w:color w:val="02374F"/>
+          <w:sz w:val="18"/>
         </w:rPr>
         <w:t xml:space="preserve"> </w:t>
       </w:r>
@@ -2386,8 +2399,8 @@
           <w:rStyle w:val="FunctionTok"/>
           <w:rFonts w:ascii="Courier New" w:hAnsi="Courier New"/>
           <w:b w:val="0"/>
-          <w:color w:val="7DD3FC"/>
-          <w:sz w:val="17"/>
+          <w:color w:val="02374F"/>
+          <w:sz w:val="18"/>
         </w:rPr>
         <w:t xml:space="preserve">Resend</w:t>
       </w:r>
@@ -2396,8 +2409,8 @@
           <w:rStyle w:val="NormalTok"/>
           <w:rFonts w:ascii="Courier New" w:hAnsi="Courier New"/>
           <w:b w:val="0"/>
-          <w:color w:val="7DD3FC"/>
-          <w:sz w:val="17"/>
+          <w:color w:val="02374F"/>
+          <w:sz w:val="18"/>
         </w:rPr>
         <w:t xml:space="preserve">(</w:t>
       </w:r>
@@ -2406,8 +2419,8 @@
           <w:rStyle w:val="BuiltInTok"/>
           <w:rFonts w:ascii="Courier New" w:hAnsi="Courier New"/>
           <w:b w:val="0"/>
-          <w:color w:val="7DD3FC"/>
-          <w:sz w:val="17"/>
+          <w:color w:val="02374F"/>
+          <w:sz w:val="18"/>
         </w:rPr>
         <w:t xml:space="preserve">process</w:t>
       </w:r>
@@ -2416,8 +2429,8 @@
           <w:rStyle w:val="OperatorTok"/>
           <w:rFonts w:ascii="Courier New" w:hAnsi="Courier New"/>
           <w:b w:val="0"/>
-          <w:color w:val="7DD3FC"/>
-          <w:sz w:val="17"/>
+          <w:color w:val="02374F"/>
+          <w:sz w:val="18"/>
         </w:rPr>
         <w:t xml:space="preserve">.</w:t>
       </w:r>
@@ -2426,8 +2439,8 @@
           <w:rStyle w:val="AttributeTok"/>
           <w:rFonts w:ascii="Courier New" w:hAnsi="Courier New"/>
           <w:b w:val="0"/>
-          <w:color w:val="7DD3FC"/>
-          <w:sz w:val="17"/>
+          <w:color w:val="02374F"/>
+          <w:sz w:val="18"/>
         </w:rPr>
         <w:t xml:space="preserve">env</w:t>
       </w:r>
@@ -2436,8 +2449,8 @@
           <w:rStyle w:val="OperatorTok"/>
           <w:rFonts w:ascii="Courier New" w:hAnsi="Courier New"/>
           <w:b w:val="0"/>
-          <w:color w:val="7DD3FC"/>
-          <w:sz w:val="17"/>
+          <w:color w:val="02374F"/>
+          <w:sz w:val="18"/>
         </w:rPr>
         <w:t xml:space="preserve">.</w:t>
       </w:r>
@@ -2446,8 +2459,8 @@
           <w:rStyle w:val="AttributeTok"/>
           <w:rFonts w:ascii="Courier New" w:hAnsi="Courier New"/>
           <w:b w:val="0"/>
-          <w:color w:val="7DD3FC"/>
-          <w:sz w:val="17"/>
+          <w:color w:val="02374F"/>
+          <w:sz w:val="18"/>
         </w:rPr>
         <w:t xml:space="preserve">RESEND_API_KEY</w:t>
       </w:r>
@@ -2456,8 +2469,8 @@
           <w:rStyle w:val="NormalTok"/>
           <w:rFonts w:ascii="Courier New" w:hAnsi="Courier New"/>
           <w:b w:val="0"/>
-          <w:color w:val="7DD3FC"/>
-          <w:sz w:val="17"/>
+          <w:color w:val="02374F"/>
+          <w:sz w:val="18"/>
         </w:rPr>
         <w:t xml:space="preserve">)</w:t>
       </w:r>
@@ -2466,8 +2479,8 @@
           <w:rStyle w:val="OperatorTok"/>
           <w:rFonts w:ascii="Courier New" w:hAnsi="Courier New"/>
           <w:b w:val="0"/>
-          <w:color w:val="7DD3FC"/>
-          <w:sz w:val="17"/>
+          <w:color w:val="02374F"/>
+          <w:sz w:val="18"/>
         </w:rPr>
         <w:t xml:space="preserve">;</w:t>
       </w:r>
@@ -2475,8 +2488,8 @@
         <w:rPr>
           <w:rFonts w:ascii="Courier New" w:hAnsi="Courier New"/>
           <w:b w:val="0"/>
-          <w:color w:val="7DD3FC"/>
-          <w:sz w:val="17"/>
+          <w:color w:val="02374F"/>
+          <w:sz w:val="18"/>
         </w:rPr>
         <w:br/>
       </w:r>
@@ -2485,8 +2498,8 @@
           <w:rStyle w:val="ControlFlowTok"/>
           <w:rFonts w:ascii="Courier New" w:hAnsi="Courier New"/>
           <w:b w:val="0"/>
-          <w:color w:val="7DD3FC"/>
-          <w:sz w:val="17"/>
+          <w:color w:val="02374F"/>
+          <w:sz w:val="18"/>
         </w:rPr>
         <w:t xml:space="preserve">await</w:t>
       </w:r>
@@ -2495,8 +2508,8 @@
           <w:rStyle w:val="NormalTok"/>
           <w:rFonts w:ascii="Courier New" w:hAnsi="Courier New"/>
           <w:b w:val="0"/>
-          <w:color w:val="7DD3FC"/>
-          <w:sz w:val="17"/>
+          <w:color w:val="02374F"/>
+          <w:sz w:val="18"/>
         </w:rPr>
         <w:t xml:space="preserve"> resend</w:t>
       </w:r>
@@ -2505,8 +2518,8 @@
           <w:rStyle w:val="OperatorTok"/>
           <w:rFonts w:ascii="Courier New" w:hAnsi="Courier New"/>
           <w:b w:val="0"/>
-          <w:color w:val="7DD3FC"/>
-          <w:sz w:val="17"/>
+          <w:color w:val="02374F"/>
+          <w:sz w:val="18"/>
         </w:rPr>
         <w:t xml:space="preserve">.</w:t>
       </w:r>
@@ -2515,8 +2528,8 @@
           <w:rStyle w:val="AttributeTok"/>
           <w:rFonts w:ascii="Courier New" w:hAnsi="Courier New"/>
           <w:b w:val="0"/>
-          <w:color w:val="7DD3FC"/>
-          <w:sz w:val="17"/>
+          <w:color w:val="02374F"/>
+          <w:sz w:val="18"/>
         </w:rPr>
         <w:t xml:space="preserve">emails</w:t>
       </w:r>
@@ -2525,8 +2538,8 @@
           <w:rStyle w:val="OperatorTok"/>
           <w:rFonts w:ascii="Courier New" w:hAnsi="Courier New"/>
           <w:b w:val="0"/>
-          <w:color w:val="7DD3FC"/>
-          <w:sz w:val="17"/>
+          <w:color w:val="02374F"/>
+          <w:sz w:val="18"/>
         </w:rPr>
         <w:t xml:space="preserve">.</w:t>
       </w:r>
@@ -2535,8 +2548,8 @@
           <w:rStyle w:val="FunctionTok"/>
           <w:rFonts w:ascii="Courier New" w:hAnsi="Courier New"/>
           <w:b w:val="0"/>
-          <w:color w:val="7DD3FC"/>
-          <w:sz w:val="17"/>
+          <w:color w:val="02374F"/>
+          <w:sz w:val="18"/>
         </w:rPr>
         <w:t xml:space="preserve">send</w:t>
       </w:r>
@@ -2545,8 +2558,8 @@
           <w:rStyle w:val="NormalTok"/>
           <w:rFonts w:ascii="Courier New" w:hAnsi="Courier New"/>
           <w:b w:val="0"/>
-          <w:color w:val="7DD3FC"/>
-          <w:sz w:val="17"/>
+          <w:color w:val="02374F"/>
+          <w:sz w:val="18"/>
         </w:rPr>
         <w:t xml:space="preserve">({</w:t>
       </w:r>
@@ -2554,8 +2567,8 @@
         <w:rPr>
           <w:rFonts w:ascii="Courier New" w:hAnsi="Courier New"/>
           <w:b w:val="0"/>
-          <w:color w:val="7DD3FC"/>
-          <w:sz w:val="17"/>
+          <w:color w:val="02374F"/>
+          <w:sz w:val="18"/>
         </w:rPr>
         <w:br/>
       </w:r>
@@ -2564,8 +2577,8 @@
           <w:rStyle w:val="NormalTok"/>
           <w:rFonts w:ascii="Courier New" w:hAnsi="Courier New"/>
           <w:b w:val="0"/>
-          <w:color w:val="7DD3FC"/>
-          <w:sz w:val="17"/>
+          <w:color w:val="02374F"/>
+          <w:sz w:val="18"/>
         </w:rPr>
         <w:t xml:space="preserve">  from</w:t>
       </w:r>
@@ -2574,8 +2587,8 @@
           <w:rStyle w:val="OperatorTok"/>
           <w:rFonts w:ascii="Courier New" w:hAnsi="Courier New"/>
           <w:b w:val="0"/>
-          <w:color w:val="7DD3FC"/>
-          <w:sz w:val="17"/>
+          <w:color w:val="02374F"/>
+          <w:sz w:val="18"/>
         </w:rPr>
         <w:t xml:space="preserve">:</w:t>
       </w:r>
@@ -2584,8 +2597,8 @@
           <w:rStyle w:val="NormalTok"/>
           <w:rFonts w:ascii="Courier New" w:hAnsi="Courier New"/>
           <w:b w:val="0"/>
-          <w:color w:val="7DD3FC"/>
-          <w:sz w:val="17"/>
+          <w:color w:val="02374F"/>
+          <w:sz w:val="18"/>
         </w:rPr>
         <w:t xml:space="preserve"> </w:t>
       </w:r>
@@ -2594,8 +2607,8 @@
           <w:rStyle w:val="StringTok"/>
           <w:rFonts w:ascii="Courier New" w:hAnsi="Courier New"/>
           <w:b w:val="0"/>
-          <w:color w:val="7DD3FC"/>
-          <w:sz w:val="17"/>
+          <w:color w:val="02374F"/>
+          <w:sz w:val="18"/>
         </w:rPr>
         <w:t xml:space="preserve">'site@contentment.org'</w:t>
       </w:r>
@@ -2604,8 +2617,8 @@
           <w:rStyle w:val="OperatorTok"/>
           <w:rFonts w:ascii="Courier New" w:hAnsi="Courier New"/>
           <w:b w:val="0"/>
-          <w:color w:val="7DD3FC"/>
-          <w:sz w:val="17"/>
+          <w:color w:val="02374F"/>
+          <w:sz w:val="18"/>
         </w:rPr>
         <w:t xml:space="preserve">,</w:t>
       </w:r>
@@ -2613,8 +2626,8 @@
         <w:rPr>
           <w:rFonts w:ascii="Courier New" w:hAnsi="Courier New"/>
           <w:b w:val="0"/>
-          <w:color w:val="7DD3FC"/>
-          <w:sz w:val="17"/>
+          <w:color w:val="02374F"/>
+          <w:sz w:val="18"/>
         </w:rPr>
         <w:br/>
       </w:r>
@@ -2623,8 +2636,8 @@
           <w:rStyle w:val="NormalTok"/>
           <w:rFonts w:ascii="Courier New" w:hAnsi="Courier New"/>
           <w:b w:val="0"/>
-          <w:color w:val="7DD3FC"/>
-          <w:sz w:val="17"/>
+          <w:color w:val="02374F"/>
+          <w:sz w:val="18"/>
         </w:rPr>
         <w:t xml:space="preserve">  to</w:t>
       </w:r>
@@ -2633,8 +2646,8 @@
           <w:rStyle w:val="OperatorTok"/>
           <w:rFonts w:ascii="Courier New" w:hAnsi="Courier New"/>
           <w:b w:val="0"/>
-          <w:color w:val="7DD3FC"/>
-          <w:sz w:val="17"/>
+          <w:color w:val="02374F"/>
+          <w:sz w:val="18"/>
         </w:rPr>
         <w:t xml:space="preserve">:</w:t>
       </w:r>
@@ -2643,8 +2656,8 @@
           <w:rStyle w:val="NormalTok"/>
           <w:rFonts w:ascii="Courier New" w:hAnsi="Courier New"/>
           <w:b w:val="0"/>
-          <w:color w:val="7DD3FC"/>
-          <w:sz w:val="17"/>
+          <w:color w:val="02374F"/>
+          <w:sz w:val="18"/>
         </w:rPr>
         <w:t xml:space="preserve"> </w:t>
       </w:r>
@@ -2653,8 +2666,8 @@
           <w:rStyle w:val="StringTok"/>
           <w:rFonts w:ascii="Courier New" w:hAnsi="Courier New"/>
           <w:b w:val="0"/>
-          <w:color w:val="7DD3FC"/>
-          <w:sz w:val="17"/>
+          <w:color w:val="02374F"/>
+          <w:sz w:val="18"/>
         </w:rPr>
         <w:t xml:space="preserve">'partnerships@contentment.org'</w:t>
       </w:r>
@@ -2663,8 +2676,8 @@
           <w:rStyle w:val="OperatorTok"/>
           <w:rFonts w:ascii="Courier New" w:hAnsi="Courier New"/>
           <w:b w:val="0"/>
-          <w:color w:val="7DD3FC"/>
-          <w:sz w:val="17"/>
+          <w:color w:val="02374F"/>
+          <w:sz w:val="18"/>
         </w:rPr>
         <w:t xml:space="preserve">,</w:t>
       </w:r>
@@ -2672,8 +2685,8 @@
         <w:rPr>
           <w:rFonts w:ascii="Courier New" w:hAnsi="Courier New"/>
           <w:b w:val="0"/>
-          <w:color w:val="7DD3FC"/>
-          <w:sz w:val="17"/>
+          <w:color w:val="02374F"/>
+          <w:sz w:val="18"/>
         </w:rPr>
         <w:br/>
       </w:r>
@@ -2682,8 +2695,8 @@
           <w:rStyle w:val="NormalTok"/>
           <w:rFonts w:ascii="Courier New" w:hAnsi="Courier New"/>
           <w:b w:val="0"/>
-          <w:color w:val="7DD3FC"/>
-          <w:sz w:val="17"/>
+          <w:color w:val="02374F"/>
+          <w:sz w:val="18"/>
         </w:rPr>
         <w:t xml:space="preserve">  subject</w:t>
       </w:r>
@@ -2692,8 +2705,8 @@
           <w:rStyle w:val="OperatorTok"/>
           <w:rFonts w:ascii="Courier New" w:hAnsi="Courier New"/>
           <w:b w:val="0"/>
-          <w:color w:val="7DD3FC"/>
-          <w:sz w:val="17"/>
+          <w:color w:val="02374F"/>
+          <w:sz w:val="18"/>
         </w:rPr>
         <w:t xml:space="preserve">:</w:t>
       </w:r>
@@ -2702,8 +2715,8 @@
           <w:rStyle w:val="NormalTok"/>
           <w:rFonts w:ascii="Courier New" w:hAnsi="Courier New"/>
           <w:b w:val="0"/>
-          <w:color w:val="7DD3FC"/>
-          <w:sz w:val="17"/>
+          <w:color w:val="02374F"/>
+          <w:sz w:val="18"/>
         </w:rPr>
         <w:t xml:space="preserve"> </w:t>
       </w:r>
@@ -2712,8 +2725,8 @@
           <w:rStyle w:val="VerbatimStringTok"/>
           <w:rFonts w:ascii="Courier New" w:hAnsi="Courier New"/>
           <w:b w:val="0"/>
-          <w:color w:val="7DD3FC"/>
-          <w:sz w:val="17"/>
+          <w:color w:val="02374F"/>
+          <w:sz w:val="18"/>
         </w:rPr>
         <w:t xml:space="preserve">`New school inquiry — </w:t>
       </w:r>
@@ -2722,8 +2735,8 @@
           <w:rStyle w:val="SpecialCharTok"/>
           <w:rFonts w:ascii="Courier New" w:hAnsi="Courier New"/>
           <w:b w:val="0"/>
-          <w:color w:val="7DD3FC"/>
-          <w:sz w:val="17"/>
+          <w:color w:val="02374F"/>
+          <w:sz w:val="18"/>
         </w:rPr>
         <w:t xml:space="preserve">${</w:t>
       </w:r>
@@ -2732,8 +2745,8 @@
           <w:rStyle w:val="NormalTok"/>
           <w:rFonts w:ascii="Courier New" w:hAnsi="Courier New"/>
           <w:b w:val="0"/>
-          <w:color w:val="7DD3FC"/>
-          <w:sz w:val="17"/>
+          <w:color w:val="02374F"/>
+          <w:sz w:val="18"/>
         </w:rPr>
         <w:t xml:space="preserve">body</w:t>
       </w:r>
@@ -2742,8 +2755,8 @@
           <w:rStyle w:val="OperatorTok"/>
           <w:rFonts w:ascii="Courier New" w:hAnsi="Courier New"/>
           <w:b w:val="0"/>
-          <w:color w:val="7DD3FC"/>
-          <w:sz w:val="17"/>
+          <w:color w:val="02374F"/>
+          <w:sz w:val="18"/>
         </w:rPr>
         <w:t xml:space="preserve">.</w:t>
       </w:r>
@@ -2752,8 +2765,8 @@
           <w:rStyle w:val="AttributeTok"/>
           <w:rFonts w:ascii="Courier New" w:hAnsi="Courier New"/>
           <w:b w:val="0"/>
-          <w:color w:val="7DD3FC"/>
-          <w:sz w:val="17"/>
+          <w:color w:val="02374F"/>
+          <w:sz w:val="18"/>
         </w:rPr>
         <w:t xml:space="preserve">school_name</w:t>
       </w:r>
@@ -2762,8 +2775,8 @@
           <w:rStyle w:val="SpecialCharTok"/>
           <w:rFonts w:ascii="Courier New" w:hAnsi="Courier New"/>
           <w:b w:val="0"/>
-          <w:color w:val="7DD3FC"/>
-          <w:sz w:val="17"/>
+          <w:color w:val="02374F"/>
+          <w:sz w:val="18"/>
         </w:rPr>
         <w:t xml:space="preserve">}</w:t>
       </w:r>
@@ -2772,8 +2785,8 @@
           <w:rStyle w:val="VerbatimStringTok"/>
           <w:rFonts w:ascii="Courier New" w:hAnsi="Courier New"/>
           <w:b w:val="0"/>
-          <w:color w:val="7DD3FC"/>
-          <w:sz w:val="17"/>
+          <w:color w:val="02374F"/>
+          <w:sz w:val="18"/>
         </w:rPr>
         <w:t xml:space="preserve">`</w:t>
       </w:r>
@@ -2782,8 +2795,8 @@
           <w:rStyle w:val="OperatorTok"/>
           <w:rFonts w:ascii="Courier New" w:hAnsi="Courier New"/>
           <w:b w:val="0"/>
-          <w:color w:val="7DD3FC"/>
-          <w:sz w:val="17"/>
+          <w:color w:val="02374F"/>
+          <w:sz w:val="18"/>
         </w:rPr>
         <w:t xml:space="preserve">,</w:t>
       </w:r>
@@ -2791,8 +2804,8 @@
         <w:rPr>
           <w:rFonts w:ascii="Courier New" w:hAnsi="Courier New"/>
           <w:b w:val="0"/>
-          <w:color w:val="7DD3FC"/>
-          <w:sz w:val="17"/>
+          <w:color w:val="02374F"/>
+          <w:sz w:val="18"/>
         </w:rPr>
         <w:br/>
       </w:r>
@@ -2801,8 +2814,8 @@
           <w:rStyle w:val="NormalTok"/>
           <w:rFonts w:ascii="Courier New" w:hAnsi="Courier New"/>
           <w:b w:val="0"/>
-          <w:color w:val="7DD3FC"/>
-          <w:sz w:val="17"/>
+          <w:color w:val="02374F"/>
+          <w:sz w:val="18"/>
         </w:rPr>
         <w:t xml:space="preserve">  html</w:t>
       </w:r>
@@ -2811,8 +2824,8 @@
           <w:rStyle w:val="OperatorTok"/>
           <w:rFonts w:ascii="Courier New" w:hAnsi="Courier New"/>
           <w:b w:val="0"/>
-          <w:color w:val="7DD3FC"/>
-          <w:sz w:val="17"/>
+          <w:color w:val="02374F"/>
+          <w:sz w:val="18"/>
         </w:rPr>
         <w:t xml:space="preserve">:</w:t>
       </w:r>
@@ -2821,8 +2834,8 @@
           <w:rStyle w:val="NormalTok"/>
           <w:rFonts w:ascii="Courier New" w:hAnsi="Courier New"/>
           <w:b w:val="0"/>
-          <w:color w:val="7DD3FC"/>
-          <w:sz w:val="17"/>
+          <w:color w:val="02374F"/>
+          <w:sz w:val="18"/>
         </w:rPr>
         <w:t xml:space="preserve"> </w:t>
       </w:r>
@@ -2831,8 +2844,8 @@
           <w:rStyle w:val="VerbatimStringTok"/>
           <w:rFonts w:ascii="Courier New" w:hAnsi="Courier New"/>
           <w:b w:val="0"/>
-          <w:color w:val="7DD3FC"/>
-          <w:sz w:val="17"/>
+          <w:color w:val="02374F"/>
+          <w:sz w:val="18"/>
         </w:rPr>
         <w:t xml:space="preserve">`&lt;p&gt;</w:t>
       </w:r>
@@ -2841,8 +2854,8 @@
           <w:rStyle w:val="SpecialCharTok"/>
           <w:rFonts w:ascii="Courier New" w:hAnsi="Courier New"/>
           <w:b w:val="0"/>
-          <w:color w:val="7DD3FC"/>
-          <w:sz w:val="17"/>
+          <w:color w:val="02374F"/>
+          <w:sz w:val="18"/>
         </w:rPr>
         <w:t xml:space="preserve">${</w:t>
       </w:r>
@@ -2851,8 +2864,8 @@
           <w:rStyle w:val="NormalTok"/>
           <w:rFonts w:ascii="Courier New" w:hAnsi="Courier New"/>
           <w:b w:val="0"/>
-          <w:color w:val="7DD3FC"/>
-          <w:sz w:val="17"/>
+          <w:color w:val="02374F"/>
+          <w:sz w:val="18"/>
         </w:rPr>
         <w:t xml:space="preserve">body</w:t>
       </w:r>
@@ -2861,8 +2874,8 @@
           <w:rStyle w:val="OperatorTok"/>
           <w:rFonts w:ascii="Courier New" w:hAnsi="Courier New"/>
           <w:b w:val="0"/>
-          <w:color w:val="7DD3FC"/>
-          <w:sz w:val="17"/>
+          <w:color w:val="02374F"/>
+          <w:sz w:val="18"/>
         </w:rPr>
         <w:t xml:space="preserve">.</w:t>
       </w:r>
@@ -2871,8 +2884,8 @@
           <w:rStyle w:val="AttributeTok"/>
           <w:rFonts w:ascii="Courier New" w:hAnsi="Courier New"/>
           <w:b w:val="0"/>
-          <w:color w:val="7DD3FC"/>
-          <w:sz w:val="17"/>
+          <w:color w:val="02374F"/>
+          <w:sz w:val="18"/>
         </w:rPr>
         <w:t xml:space="preserve">contact_name</w:t>
       </w:r>
@@ -2881,8 +2894,8 @@
           <w:rStyle w:val="SpecialCharTok"/>
           <w:rFonts w:ascii="Courier New" w:hAnsi="Courier New"/>
           <w:b w:val="0"/>
-          <w:color w:val="7DD3FC"/>
-          <w:sz w:val="17"/>
+          <w:color w:val="02374F"/>
+          <w:sz w:val="18"/>
         </w:rPr>
         <w:t xml:space="preserve">}</w:t>
       </w:r>
@@ -2891,8 +2904,8 @@
           <w:rStyle w:val="VerbatimStringTok"/>
           <w:rFonts w:ascii="Courier New" w:hAnsi="Courier New"/>
           <w:b w:val="0"/>
-          <w:color w:val="7DD3FC"/>
-          <w:sz w:val="17"/>
+          <w:color w:val="02374F"/>
+          <w:sz w:val="18"/>
         </w:rPr>
         <w:t xml:space="preserve"> · </w:t>
       </w:r>
@@ -2901,8 +2914,8 @@
           <w:rStyle w:val="SpecialCharTok"/>
           <w:rFonts w:ascii="Courier New" w:hAnsi="Courier New"/>
           <w:b w:val="0"/>
-          <w:color w:val="7DD3FC"/>
-          <w:sz w:val="17"/>
+          <w:color w:val="02374F"/>
+          <w:sz w:val="18"/>
         </w:rPr>
         <w:t xml:space="preserve">${</w:t>
       </w:r>
@@ -2911,8 +2924,8 @@
           <w:rStyle w:val="NormalTok"/>
           <w:rFonts w:ascii="Courier New" w:hAnsi="Courier New"/>
           <w:b w:val="0"/>
-          <w:color w:val="7DD3FC"/>
-          <w:sz w:val="17"/>
+          <w:color w:val="02374F"/>
+          <w:sz w:val="18"/>
         </w:rPr>
         <w:t xml:space="preserve">body</w:t>
       </w:r>
@@ -2921,8 +2934,8 @@
           <w:rStyle w:val="OperatorTok"/>
           <w:rFonts w:ascii="Courier New" w:hAnsi="Courier New"/>
           <w:b w:val="0"/>
-          <w:color w:val="7DD3FC"/>
-          <w:sz w:val="17"/>
+          <w:color w:val="02374F"/>
+          <w:sz w:val="18"/>
         </w:rPr>
         <w:t xml:space="preserve">.</w:t>
       </w:r>
@@ -2931,8 +2944,8 @@
           <w:rStyle w:val="AttributeTok"/>
           <w:rFonts w:ascii="Courier New" w:hAnsi="Courier New"/>
           <w:b w:val="0"/>
-          <w:color w:val="7DD3FC"/>
-          <w:sz w:val="17"/>
+          <w:color w:val="02374F"/>
+          <w:sz w:val="18"/>
         </w:rPr>
         <w:t xml:space="preserve">contact_email</w:t>
       </w:r>
@@ -2941,8 +2954,8 @@
           <w:rStyle w:val="SpecialCharTok"/>
           <w:rFonts w:ascii="Courier New" w:hAnsi="Courier New"/>
           <w:b w:val="0"/>
-          <w:color w:val="7DD3FC"/>
-          <w:sz w:val="17"/>
+          <w:color w:val="02374F"/>
+          <w:sz w:val="18"/>
         </w:rPr>
         <w:t xml:space="preserve">}</w:t>
       </w:r>
@@ -2951,8 +2964,8 @@
           <w:rStyle w:val="VerbatimStringTok"/>
           <w:rFonts w:ascii="Courier New" w:hAnsi="Courier New"/>
           <w:b w:val="0"/>
-          <w:color w:val="7DD3FC"/>
-          <w:sz w:val="17"/>
+          <w:color w:val="02374F"/>
+          <w:sz w:val="18"/>
         </w:rPr>
         <w:t xml:space="preserve"> · </w:t>
       </w:r>
@@ -2961,8 +2974,8 @@
           <w:rStyle w:val="SpecialCharTok"/>
           <w:rFonts w:ascii="Courier New" w:hAnsi="Courier New"/>
           <w:b w:val="0"/>
-          <w:color w:val="7DD3FC"/>
-          <w:sz w:val="17"/>
+          <w:color w:val="02374F"/>
+          <w:sz w:val="18"/>
         </w:rPr>
         <w:t xml:space="preserve">${</w:t>
       </w:r>
@@ -2971,8 +2984,8 @@
           <w:rStyle w:val="NormalTok"/>
           <w:rFonts w:ascii="Courier New" w:hAnsi="Courier New"/>
           <w:b w:val="0"/>
-          <w:color w:val="7DD3FC"/>
-          <w:sz w:val="17"/>
+          <w:color w:val="02374F"/>
+          <w:sz w:val="18"/>
         </w:rPr>
         <w:t xml:space="preserve">body</w:t>
       </w:r>
@@ -2981,8 +2994,8 @@
           <w:rStyle w:val="OperatorTok"/>
           <w:rFonts w:ascii="Courier New" w:hAnsi="Courier New"/>
           <w:b w:val="0"/>
-          <w:color w:val="7DD3FC"/>
-          <w:sz w:val="17"/>
+          <w:color w:val="02374F"/>
+          <w:sz w:val="18"/>
         </w:rPr>
         <w:t xml:space="preserve">.</w:t>
       </w:r>
@@ -2991,8 +3004,8 @@
           <w:rStyle w:val="AttributeTok"/>
           <w:rFonts w:ascii="Courier New" w:hAnsi="Courier New"/>
           <w:b w:val="0"/>
-          <w:color w:val="7DD3FC"/>
-          <w:sz w:val="17"/>
+          <w:color w:val="02374F"/>
+          <w:sz w:val="18"/>
         </w:rPr>
         <w:t xml:space="preserve">country</w:t>
       </w:r>
@@ -3001,8 +3014,8 @@
           <w:rStyle w:val="SpecialCharTok"/>
           <w:rFonts w:ascii="Courier New" w:hAnsi="Courier New"/>
           <w:b w:val="0"/>
-          <w:color w:val="7DD3FC"/>
-          <w:sz w:val="17"/>
+          <w:color w:val="02374F"/>
+          <w:sz w:val="18"/>
         </w:rPr>
         <w:t xml:space="preserve">}</w:t>
       </w:r>
@@ -3011,8 +3024,8 @@
           <w:rStyle w:val="VerbatimStringTok"/>
           <w:rFonts w:ascii="Courier New" w:hAnsi="Courier New"/>
           <w:b w:val="0"/>
-          <w:color w:val="7DD3FC"/>
-          <w:sz w:val="17"/>
+          <w:color w:val="02374F"/>
+          <w:sz w:val="18"/>
         </w:rPr>
         <w:t xml:space="preserve">&lt;/p&gt;`</w:t>
       </w:r>
@@ -3020,8 +3033,8 @@
         <w:rPr>
           <w:rFonts w:ascii="Courier New" w:hAnsi="Courier New"/>
           <w:b w:val="0"/>
-          <w:color w:val="7DD3FC"/>
-          <w:sz w:val="17"/>
+          <w:color w:val="02374F"/>
+          <w:sz w:val="18"/>
         </w:rPr>
         <w:br/>
       </w:r>
@@ -3030,8 +3043,8 @@
           <w:rStyle w:val="NormalTok"/>
           <w:rFonts w:ascii="Courier New" w:hAnsi="Courier New"/>
           <w:b w:val="0"/>
-          <w:color w:val="7DD3FC"/>
-          <w:sz w:val="17"/>
+          <w:color w:val="02374F"/>
+          <w:sz w:val="18"/>
         </w:rPr>
         <w:t xml:space="preserve">})</w:t>
       </w:r>
@@ -3040,8 +3053,8 @@
           <w:rStyle w:val="OperatorTok"/>
           <w:rFonts w:ascii="Courier New" w:hAnsi="Courier New"/>
           <w:b w:val="0"/>
-          <w:color w:val="7DD3FC"/>
-          <w:sz w:val="17"/>
+          <w:color w:val="02374F"/>
+          <w:sz w:val="18"/>
         </w:rPr>
         <w:t xml:space="preserve">;</w:t>
       </w:r>
@@ -3241,12 +3254,12 @@
         </w:trPr>
         <w:tc>
           <w:tcPr>
-            <w:shd w:val="clear" w:color="auto" w:fill="02374f"/>
-            <w:tcBorders>
-              <w:top w:val="single" w:sz="4" w:space="0" w:color="D1D9DC"/>
-              <w:left w:val="single" w:sz="4" w:space="0" w:color="D1D9DC"/>
-              <w:bottom w:val="single" w:sz="4" w:space="0" w:color="D1D9DC"/>
-              <w:right w:val="single" w:sz="4" w:space="0" w:color="D1D9DC"/>
+            <w:shd w:val="clear" w:color="auto" w:fill="D6EFF2"/>
+            <w:tcBorders>
+              <w:top w:val="single" w:sz="4" w:space="0" w:color="C0D6DC"/>
+              <w:left w:val="single" w:sz="4" w:space="0" w:color="C0D6DC"/>
+              <w:bottom w:val="single" w:sz="4" w:space="0" w:color="C0D6DC"/>
+              <w:right w:val="single" w:sz="4" w:space="0" w:color="C0D6DC"/>
             </w:tcBorders>
             <w:tcMar>
               <w:top w:w="60" w:type="dxa"/>
@@ -3264,7 +3277,7 @@
               <w:rPr>
                 <w:rFonts w:ascii="Calibri" w:hAnsi="Calibri"/>
                 <w:b/>
-                <w:color w:val="FFFFFF"/>
+                <w:color w:val="024E70"/>
                 <w:sz w:val="19"/>
               </w:rPr>
               <w:t xml:space="preserve">Option</w:t>
@@ -3273,12 +3286,12 @@
         </w:tc>
         <w:tc>
           <w:tcPr>
-            <w:shd w:val="clear" w:color="auto" w:fill="02374f"/>
-            <w:tcBorders>
-              <w:top w:val="single" w:sz="4" w:space="0" w:color="D1D9DC"/>
-              <w:left w:val="single" w:sz="4" w:space="0" w:color="D1D9DC"/>
-              <w:bottom w:val="single" w:sz="4" w:space="0" w:color="D1D9DC"/>
-              <w:right w:val="single" w:sz="4" w:space="0" w:color="D1D9DC"/>
+            <w:shd w:val="clear" w:color="auto" w:fill="D6EFF2"/>
+            <w:tcBorders>
+              <w:top w:val="single" w:sz="4" w:space="0" w:color="C0D6DC"/>
+              <w:left w:val="single" w:sz="4" w:space="0" w:color="C0D6DC"/>
+              <w:bottom w:val="single" w:sz="4" w:space="0" w:color="C0D6DC"/>
+              <w:right w:val="single" w:sz="4" w:space="0" w:color="C0D6DC"/>
             </w:tcBorders>
             <w:tcMar>
               <w:top w:w="60" w:type="dxa"/>
@@ -3296,7 +3309,7 @@
               <w:rPr>
                 <w:rFonts w:ascii="Calibri" w:hAnsi="Calibri"/>
                 <w:b/>
-                <w:color w:val="FFFFFF"/>
+                <w:color w:val="024E70"/>
                 <w:sz w:val="19"/>
               </w:rPr>
               <w:t xml:space="preserve">Persistence</w:t>
@@ -3305,12 +3318,12 @@
         </w:tc>
         <w:tc>
           <w:tcPr>
-            <w:shd w:val="clear" w:color="auto" w:fill="02374f"/>
-            <w:tcBorders>
-              <w:top w:val="single" w:sz="4" w:space="0" w:color="D1D9DC"/>
-              <w:left w:val="single" w:sz="4" w:space="0" w:color="D1D9DC"/>
-              <w:bottom w:val="single" w:sz="4" w:space="0" w:color="D1D9DC"/>
-              <w:right w:val="single" w:sz="4" w:space="0" w:color="D1D9DC"/>
+            <w:shd w:val="clear" w:color="auto" w:fill="D6EFF2"/>
+            <w:tcBorders>
+              <w:top w:val="single" w:sz="4" w:space="0" w:color="C0D6DC"/>
+              <w:left w:val="single" w:sz="4" w:space="0" w:color="C0D6DC"/>
+              <w:bottom w:val="single" w:sz="4" w:space="0" w:color="C0D6DC"/>
+              <w:right w:val="single" w:sz="4" w:space="0" w:color="C0D6DC"/>
             </w:tcBorders>
             <w:tcMar>
               <w:top w:w="60" w:type="dxa"/>
@@ -3328,7 +3341,7 @@
               <w:rPr>
                 <w:rFonts w:ascii="Calibri" w:hAnsi="Calibri"/>
                 <w:b/>
-                <w:color w:val="FFFFFF"/>
+                <w:color w:val="024E70"/>
                 <w:sz w:val="19"/>
               </w:rPr>
               <w:t xml:space="preserve">Cold start safe?</w:t>
@@ -3337,12 +3350,12 @@
         </w:tc>
         <w:tc>
           <w:tcPr>
-            <w:shd w:val="clear" w:color="auto" w:fill="02374f"/>
-            <w:tcBorders>
-              <w:top w:val="single" w:sz="4" w:space="0" w:color="D1D9DC"/>
-              <w:left w:val="single" w:sz="4" w:space="0" w:color="D1D9DC"/>
-              <w:bottom w:val="single" w:sz="4" w:space="0" w:color="D1D9DC"/>
-              <w:right w:val="single" w:sz="4" w:space="0" w:color="D1D9DC"/>
+            <w:shd w:val="clear" w:color="auto" w:fill="D6EFF2"/>
+            <w:tcBorders>
+              <w:top w:val="single" w:sz="4" w:space="0" w:color="C0D6DC"/>
+              <w:left w:val="single" w:sz="4" w:space="0" w:color="C0D6DC"/>
+              <w:bottom w:val="single" w:sz="4" w:space="0" w:color="C0D6DC"/>
+              <w:right w:val="single" w:sz="4" w:space="0" w:color="C0D6DC"/>
             </w:tcBorders>
             <w:tcMar>
               <w:top w:w="60" w:type="dxa"/>
@@ -3360,7 +3373,7 @@
               <w:rPr>
                 <w:rFonts w:ascii="Calibri" w:hAnsi="Calibri"/>
                 <w:b/>
-                <w:color w:val="FFFFFF"/>
+                <w:color w:val="024E70"/>
                 <w:sz w:val="19"/>
               </w:rPr>
               <w:t xml:space="preserve">Recommended</w:t>
@@ -3373,10 +3386,10 @@
           <w:tcPr>
             <w:shd w:val="clear" w:color="auto" w:fill="FFFFFF"/>
             <w:tcBorders>
-              <w:top w:val="single" w:sz="4" w:space="0" w:color="D1D9DC"/>
-              <w:left w:val="single" w:sz="4" w:space="0" w:color="D1D9DC"/>
-              <w:bottom w:val="single" w:sz="4" w:space="0" w:color="D1D9DC"/>
-              <w:right w:val="single" w:sz="4" w:space="0" w:color="D1D9DC"/>
+              <w:top w:val="single" w:sz="4" w:space="0" w:color="C0D6DC"/>
+              <w:left w:val="single" w:sz="4" w:space="0" w:color="C0D6DC"/>
+              <w:bottom w:val="single" w:sz="4" w:space="0" w:color="C0D6DC"/>
+              <w:right w:val="single" w:sz="4" w:space="0" w:color="C0D6DC"/>
             </w:tcBorders>
             <w:tcMar>
               <w:top w:w="60" w:type="dxa"/>
@@ -3442,10 +3455,10 @@
           <w:tcPr>
             <w:shd w:val="clear" w:color="auto" w:fill="FFFFFF"/>
             <w:tcBorders>
-              <w:top w:val="single" w:sz="4" w:space="0" w:color="D1D9DC"/>
-              <w:left w:val="single" w:sz="4" w:space="0" w:color="D1D9DC"/>
-              <w:bottom w:val="single" w:sz="4" w:space="0" w:color="D1D9DC"/>
-              <w:right w:val="single" w:sz="4" w:space="0" w:color="D1D9DC"/>
+              <w:top w:val="single" w:sz="4" w:space="0" w:color="C0D6DC"/>
+              <w:left w:val="single" w:sz="4" w:space="0" w:color="C0D6DC"/>
+              <w:bottom w:val="single" w:sz="4" w:space="0" w:color="C0D6DC"/>
+              <w:right w:val="single" w:sz="4" w:space="0" w:color="C0D6DC"/>
             </w:tcBorders>
             <w:tcMar>
               <w:top w:w="60" w:type="dxa"/>
@@ -3473,10 +3486,10 @@
           <w:tcPr>
             <w:shd w:val="clear" w:color="auto" w:fill="FFFFFF"/>
             <w:tcBorders>
-              <w:top w:val="single" w:sz="4" w:space="0" w:color="D1D9DC"/>
-              <w:left w:val="single" w:sz="4" w:space="0" w:color="D1D9DC"/>
-              <w:bottom w:val="single" w:sz="4" w:space="0" w:color="D1D9DC"/>
-              <w:right w:val="single" w:sz="4" w:space="0" w:color="D1D9DC"/>
+              <w:top w:val="single" w:sz="4" w:space="0" w:color="C0D6DC"/>
+              <w:left w:val="single" w:sz="4" w:space="0" w:color="C0D6DC"/>
+              <w:bottom w:val="single" w:sz="4" w:space="0" w:color="C0D6DC"/>
+              <w:right w:val="single" w:sz="4" w:space="0" w:color="C0D6DC"/>
             </w:tcBorders>
             <w:tcMar>
               <w:top w:w="60" w:type="dxa"/>
@@ -3504,10 +3517,10 @@
           <w:tcPr>
             <w:shd w:val="clear" w:color="auto" w:fill="FFFFFF"/>
             <w:tcBorders>
-              <w:top w:val="single" w:sz="4" w:space="0" w:color="D1D9DC"/>
-              <w:left w:val="single" w:sz="4" w:space="0" w:color="D1D9DC"/>
-              <w:bottom w:val="single" w:sz="4" w:space="0" w:color="D1D9DC"/>
-              <w:right w:val="single" w:sz="4" w:space="0" w:color="D1D9DC"/>
+              <w:top w:val="single" w:sz="4" w:space="0" w:color="C0D6DC"/>
+              <w:left w:val="single" w:sz="4" w:space="0" w:color="C0D6DC"/>
+              <w:bottom w:val="single" w:sz="4" w:space="0" w:color="C0D6DC"/>
+              <w:right w:val="single" w:sz="4" w:space="0" w:color="C0D6DC"/>
             </w:tcBorders>
             <w:tcMar>
               <w:top w:w="60" w:type="dxa"/>
@@ -3535,12 +3548,12 @@
       <w:tr>
         <w:tc>
           <w:tcPr>
-            <w:shd w:val="clear" w:color="auto" w:fill="E8F1F2"/>
-            <w:tcBorders>
-              <w:top w:val="single" w:sz="4" w:space="0" w:color="D1D9DC"/>
-              <w:left w:val="single" w:sz="4" w:space="0" w:color="D1D9DC"/>
-              <w:bottom w:val="single" w:sz="4" w:space="0" w:color="D1D9DC"/>
-              <w:right w:val="single" w:sz="4" w:space="0" w:color="D1D9DC"/>
+            <w:shd w:val="clear" w:color="auto" w:fill="F7FAFB"/>
+            <w:tcBorders>
+              <w:top w:val="single" w:sz="4" w:space="0" w:color="C0D6DC"/>
+              <w:left w:val="single" w:sz="4" w:space="0" w:color="C0D6DC"/>
+              <w:bottom w:val="single" w:sz="4" w:space="0" w:color="C0D6DC"/>
+              <w:right w:val="single" w:sz="4" w:space="0" w:color="C0D6DC"/>
             </w:tcBorders>
             <w:tcMar>
               <w:top w:w="60" w:type="dxa"/>
@@ -3566,12 +3579,12 @@
         </w:tc>
         <w:tc>
           <w:tcPr>
-            <w:shd w:val="clear" w:color="auto" w:fill="E8F1F2"/>
-            <w:tcBorders>
-              <w:top w:val="single" w:sz="4" w:space="0" w:color="D1D9DC"/>
-              <w:left w:val="single" w:sz="4" w:space="0" w:color="D1D9DC"/>
-              <w:bottom w:val="single" w:sz="4" w:space="0" w:color="D1D9DC"/>
-              <w:right w:val="single" w:sz="4" w:space="0" w:color="D1D9DC"/>
+            <w:shd w:val="clear" w:color="auto" w:fill="F7FAFB"/>
+            <w:tcBorders>
+              <w:top w:val="single" w:sz="4" w:space="0" w:color="C0D6DC"/>
+              <w:left w:val="single" w:sz="4" w:space="0" w:color="C0D6DC"/>
+              <w:bottom w:val="single" w:sz="4" w:space="0" w:color="C0D6DC"/>
+              <w:right w:val="single" w:sz="4" w:space="0" w:color="C0D6DC"/>
             </w:tcBorders>
             <w:tcMar>
               <w:top w:w="60" w:type="dxa"/>
@@ -3597,12 +3610,12 @@
         </w:tc>
         <w:tc>
           <w:tcPr>
-            <w:shd w:val="clear" w:color="auto" w:fill="E8F1F2"/>
-            <w:tcBorders>
-              <w:top w:val="single" w:sz="4" w:space="0" w:color="D1D9DC"/>
-              <w:left w:val="single" w:sz="4" w:space="0" w:color="D1D9DC"/>
-              <w:bottom w:val="single" w:sz="4" w:space="0" w:color="D1D9DC"/>
-              <w:right w:val="single" w:sz="4" w:space="0" w:color="D1D9DC"/>
+            <w:shd w:val="clear" w:color="auto" w:fill="F7FAFB"/>
+            <w:tcBorders>
+              <w:top w:val="single" w:sz="4" w:space="0" w:color="C0D6DC"/>
+              <w:left w:val="single" w:sz="4" w:space="0" w:color="C0D6DC"/>
+              <w:bottom w:val="single" w:sz="4" w:space="0" w:color="C0D6DC"/>
+              <w:right w:val="single" w:sz="4" w:space="0" w:color="C0D6DC"/>
             </w:tcBorders>
             <w:tcMar>
               <w:top w:w="60" w:type="dxa"/>
@@ -3628,12 +3641,12 @@
         </w:tc>
         <w:tc>
           <w:tcPr>
-            <w:shd w:val="clear" w:color="auto" w:fill="E8F1F2"/>
-            <w:tcBorders>
-              <w:top w:val="single" w:sz="4" w:space="0" w:color="D1D9DC"/>
-              <w:left w:val="single" w:sz="4" w:space="0" w:color="D1D9DC"/>
-              <w:bottom w:val="single" w:sz="4" w:space="0" w:color="D1D9DC"/>
-              <w:right w:val="single" w:sz="4" w:space="0" w:color="D1D9DC"/>
+            <w:shd w:val="clear" w:color="auto" w:fill="F7FAFB"/>
+            <w:tcBorders>
+              <w:top w:val="single" w:sz="4" w:space="0" w:color="C0D6DC"/>
+              <w:left w:val="single" w:sz="4" w:space="0" w:color="C0D6DC"/>
+              <w:bottom w:val="single" w:sz="4" w:space="0" w:color="C0D6DC"/>
+              <w:right w:val="single" w:sz="4" w:space="0" w:color="C0D6DC"/>
             </w:tcBorders>
             <w:tcMar>
               <w:top w:w="60" w:type="dxa"/>
@@ -3663,10 +3676,10 @@
           <w:tcPr>
             <w:shd w:val="clear" w:color="auto" w:fill="FFFFFF"/>
             <w:tcBorders>
-              <w:top w:val="single" w:sz="4" w:space="0" w:color="D1D9DC"/>
-              <w:left w:val="single" w:sz="4" w:space="0" w:color="D1D9DC"/>
-              <w:bottom w:val="single" w:sz="4" w:space="0" w:color="D1D9DC"/>
-              <w:right w:val="single" w:sz="4" w:space="0" w:color="D1D9DC"/>
+              <w:top w:val="single" w:sz="4" w:space="0" w:color="C0D6DC"/>
+              <w:left w:val="single" w:sz="4" w:space="0" w:color="C0D6DC"/>
+              <w:bottom w:val="single" w:sz="4" w:space="0" w:color="C0D6DC"/>
+              <w:right w:val="single" w:sz="4" w:space="0" w:color="C0D6DC"/>
             </w:tcBorders>
             <w:tcMar>
               <w:top w:w="60" w:type="dxa"/>
@@ -3694,10 +3707,10 @@
           <w:tcPr>
             <w:shd w:val="clear" w:color="auto" w:fill="FFFFFF"/>
             <w:tcBorders>
-              <w:top w:val="single" w:sz="4" w:space="0" w:color="D1D9DC"/>
-              <w:left w:val="single" w:sz="4" w:space="0" w:color="D1D9DC"/>
-              <w:bottom w:val="single" w:sz="4" w:space="0" w:color="D1D9DC"/>
-              <w:right w:val="single" w:sz="4" w:space="0" w:color="D1D9DC"/>
+              <w:top w:val="single" w:sz="4" w:space="0" w:color="C0D6DC"/>
+              <w:left w:val="single" w:sz="4" w:space="0" w:color="C0D6DC"/>
+              <w:bottom w:val="single" w:sz="4" w:space="0" w:color="C0D6DC"/>
+              <w:right w:val="single" w:sz="4" w:space="0" w:color="C0D6DC"/>
             </w:tcBorders>
             <w:tcMar>
               <w:top w:w="60" w:type="dxa"/>
@@ -3725,10 +3738,10 @@
           <w:tcPr>
             <w:shd w:val="clear" w:color="auto" w:fill="FFFFFF"/>
             <w:tcBorders>
-              <w:top w:val="single" w:sz="4" w:space="0" w:color="D1D9DC"/>
-              <w:left w:val="single" w:sz="4" w:space="0" w:color="D1D9DC"/>
-              <w:bottom w:val="single" w:sz="4" w:space="0" w:color="D1D9DC"/>
-              <w:right w:val="single" w:sz="4" w:space="0" w:color="D1D9DC"/>
+              <w:top w:val="single" w:sz="4" w:space="0" w:color="C0D6DC"/>
+              <w:left w:val="single" w:sz="4" w:space="0" w:color="C0D6DC"/>
+              <w:bottom w:val="single" w:sz="4" w:space="0" w:color="C0D6DC"/>
+              <w:right w:val="single" w:sz="4" w:space="0" w:color="C0D6DC"/>
             </w:tcBorders>
             <w:tcMar>
               <w:top w:w="60" w:type="dxa"/>
@@ -3756,10 +3769,10 @@
           <w:tcPr>
             <w:shd w:val="clear" w:color="auto" w:fill="FFFFFF"/>
             <w:tcBorders>
-              <w:top w:val="single" w:sz="4" w:space="0" w:color="D1D9DC"/>
-              <w:left w:val="single" w:sz="4" w:space="0" w:color="D1D9DC"/>
-              <w:bottom w:val="single" w:sz="4" w:space="0" w:color="D1D9DC"/>
-              <w:right w:val="single" w:sz="4" w:space="0" w:color="D1D9DC"/>
+              <w:top w:val="single" w:sz="4" w:space="0" w:color="C0D6DC"/>
+              <w:left w:val="single" w:sz="4" w:space="0" w:color="C0D6DC"/>
+              <w:bottom w:val="single" w:sz="4" w:space="0" w:color="C0D6DC"/>
+              <w:right w:val="single" w:sz="4" w:space="0" w:color="C0D6DC"/>
             </w:tcBorders>
             <w:tcMar>
               <w:top w:w="60" w:type="dxa"/>
@@ -3815,6 +3828,7 @@
     <w:p>
       <w:pPr>
         <w:pStyle w:val="SourceCode"/>
+        <w:shd w:val="clear" w:color="auto" w:fill="EFF7FF"/>
         <w:spacing w:before="20" w:after="20"/>
         <w:ind w:left="283"/>
       </w:pPr>
@@ -3823,8 +3837,8 @@
           <w:rStyle w:val="ImportTok"/>
           <w:rFonts w:ascii="Courier New" w:hAnsi="Courier New"/>
           <w:b w:val="0"/>
-          <w:color w:val="7DD3FC"/>
-          <w:sz w:val="17"/>
+          <w:color w:val="02374F"/>
+          <w:sz w:val="18"/>
         </w:rPr>
         <w:t xml:space="preserve">import</w:t>
       </w:r>
@@ -3833,8 +3847,8 @@
           <w:rStyle w:val="NormalTok"/>
           <w:rFonts w:ascii="Courier New" w:hAnsi="Courier New"/>
           <w:b w:val="0"/>
-          <w:color w:val="7DD3FC"/>
-          <w:sz w:val="17"/>
+          <w:color w:val="02374F"/>
+          <w:sz w:val="18"/>
         </w:rPr>
         <w:t xml:space="preserve"> { Ratelimit } </w:t>
       </w:r>
@@ -3843,8 +3857,8 @@
           <w:rStyle w:val="ImportTok"/>
           <w:rFonts w:ascii="Courier New" w:hAnsi="Courier New"/>
           <w:b w:val="0"/>
-          <w:color w:val="7DD3FC"/>
-          <w:sz w:val="17"/>
+          <w:color w:val="02374F"/>
+          <w:sz w:val="18"/>
         </w:rPr>
         <w:t xml:space="preserve">from</w:t>
       </w:r>
@@ -3853,8 +3867,8 @@
           <w:rStyle w:val="NormalTok"/>
           <w:rFonts w:ascii="Courier New" w:hAnsi="Courier New"/>
           <w:b w:val="0"/>
-          <w:color w:val="7DD3FC"/>
-          <w:sz w:val="17"/>
+          <w:color w:val="02374F"/>
+          <w:sz w:val="18"/>
         </w:rPr>
         <w:t xml:space="preserve"> </w:t>
       </w:r>
@@ -3863,8 +3877,8 @@
           <w:rStyle w:val="StringTok"/>
           <w:rFonts w:ascii="Courier New" w:hAnsi="Courier New"/>
           <w:b w:val="0"/>
-          <w:color w:val="7DD3FC"/>
-          <w:sz w:val="17"/>
+          <w:color w:val="02374F"/>
+          <w:sz w:val="18"/>
         </w:rPr>
         <w:t xml:space="preserve">'@upstash/ratelimit'</w:t>
       </w:r>
@@ -3873,8 +3887,8 @@
           <w:rStyle w:val="OperatorTok"/>
           <w:rFonts w:ascii="Courier New" w:hAnsi="Courier New"/>
           <w:b w:val="0"/>
-          <w:color w:val="7DD3FC"/>
-          <w:sz w:val="17"/>
+          <w:color w:val="02374F"/>
+          <w:sz w:val="18"/>
         </w:rPr>
         <w:t xml:space="preserve">;</w:t>
       </w:r>
@@ -3882,8 +3896,8 @@
         <w:rPr>
           <w:rFonts w:ascii="Courier New" w:hAnsi="Courier New"/>
           <w:b w:val="0"/>
-          <w:color w:val="7DD3FC"/>
-          <w:sz w:val="17"/>
+          <w:color w:val="02374F"/>
+          <w:sz w:val="18"/>
         </w:rPr>
         <w:br/>
       </w:r>
@@ -3892,8 +3906,8 @@
           <w:rStyle w:val="ImportTok"/>
           <w:rFonts w:ascii="Courier New" w:hAnsi="Courier New"/>
           <w:b w:val="0"/>
-          <w:color w:val="7DD3FC"/>
-          <w:sz w:val="17"/>
+          <w:color w:val="02374F"/>
+          <w:sz w:val="18"/>
         </w:rPr>
         <w:t xml:space="preserve">import</w:t>
       </w:r>
@@ -3902,8 +3916,8 @@
           <w:rStyle w:val="NormalTok"/>
           <w:rFonts w:ascii="Courier New" w:hAnsi="Courier New"/>
           <w:b w:val="0"/>
-          <w:color w:val="7DD3FC"/>
-          <w:sz w:val="17"/>
+          <w:color w:val="02374F"/>
+          <w:sz w:val="18"/>
         </w:rPr>
         <w:t xml:space="preserve"> { Redis } </w:t>
       </w:r>
@@ -3912,8 +3926,8 @@
           <w:rStyle w:val="ImportTok"/>
           <w:rFonts w:ascii="Courier New" w:hAnsi="Courier New"/>
           <w:b w:val="0"/>
-          <w:color w:val="7DD3FC"/>
-          <w:sz w:val="17"/>
+          <w:color w:val="02374F"/>
+          <w:sz w:val="18"/>
         </w:rPr>
         <w:t xml:space="preserve">from</w:t>
       </w:r>
@@ -3922,8 +3936,8 @@
           <w:rStyle w:val="NormalTok"/>
           <w:rFonts w:ascii="Courier New" w:hAnsi="Courier New"/>
           <w:b w:val="0"/>
-          <w:color w:val="7DD3FC"/>
-          <w:sz w:val="17"/>
+          <w:color w:val="02374F"/>
+          <w:sz w:val="18"/>
         </w:rPr>
         <w:t xml:space="preserve"> </w:t>
       </w:r>
@@ -3932,8 +3946,8 @@
           <w:rStyle w:val="StringTok"/>
           <w:rFonts w:ascii="Courier New" w:hAnsi="Courier New"/>
           <w:b w:val="0"/>
-          <w:color w:val="7DD3FC"/>
-          <w:sz w:val="17"/>
+          <w:color w:val="02374F"/>
+          <w:sz w:val="18"/>
         </w:rPr>
         <w:t xml:space="preserve">'@upstash/redis'</w:t>
       </w:r>
@@ -3942,8 +3956,8 @@
           <w:rStyle w:val="OperatorTok"/>
           <w:rFonts w:ascii="Courier New" w:hAnsi="Courier New"/>
           <w:b w:val="0"/>
-          <w:color w:val="7DD3FC"/>
-          <w:sz w:val="17"/>
+          <w:color w:val="02374F"/>
+          <w:sz w:val="18"/>
         </w:rPr>
         <w:t xml:space="preserve">;</w:t>
       </w:r>
@@ -3951,8 +3965,8 @@
         <w:rPr>
           <w:rFonts w:ascii="Courier New" w:hAnsi="Courier New"/>
           <w:b w:val="0"/>
-          <w:color w:val="7DD3FC"/>
-          <w:sz w:val="17"/>
+          <w:color w:val="02374F"/>
+          <w:sz w:val="18"/>
         </w:rPr>
         <w:br/>
       </w:r>
@@ -3960,8 +3974,8 @@
         <w:rPr>
           <w:rFonts w:ascii="Courier New" w:hAnsi="Courier New"/>
           <w:b w:val="0"/>
-          <w:color w:val="7DD3FC"/>
-          <w:sz w:val="17"/>
+          <w:color w:val="02374F"/>
+          <w:sz w:val="18"/>
         </w:rPr>
         <w:br/>
       </w:r>
@@ -3970,8 +3984,8 @@
           <w:rStyle w:val="KeywordTok"/>
           <w:rFonts w:ascii="Courier New" w:hAnsi="Courier New"/>
           <w:b w:val="0"/>
-          <w:color w:val="7DD3FC"/>
-          <w:sz w:val="17"/>
+          <w:color w:val="02374F"/>
+          <w:sz w:val="18"/>
         </w:rPr>
         <w:t xml:space="preserve">const</w:t>
       </w:r>
@@ -3980,8 +3994,8 @@
           <w:rStyle w:val="NormalTok"/>
           <w:rFonts w:ascii="Courier New" w:hAnsi="Courier New"/>
           <w:b w:val="0"/>
-          <w:color w:val="7DD3FC"/>
-          <w:sz w:val="17"/>
+          <w:color w:val="02374F"/>
+          <w:sz w:val="18"/>
         </w:rPr>
         <w:t xml:space="preserve"> ratelimit </w:t>
       </w:r>
@@ -3990,8 +4004,8 @@
           <w:rStyle w:val="OperatorTok"/>
           <w:rFonts w:ascii="Courier New" w:hAnsi="Courier New"/>
           <w:b w:val="0"/>
-          <w:color w:val="7DD3FC"/>
-          <w:sz w:val="17"/>
+          <w:color w:val="02374F"/>
+          <w:sz w:val="18"/>
         </w:rPr>
         <w:t xml:space="preserve">=</w:t>
       </w:r>
@@ -4000,8 +4014,8 @@
           <w:rStyle w:val="NormalTok"/>
           <w:rFonts w:ascii="Courier New" w:hAnsi="Courier New"/>
           <w:b w:val="0"/>
-          <w:color w:val="7DD3FC"/>
-          <w:sz w:val="17"/>
+          <w:color w:val="02374F"/>
+          <w:sz w:val="18"/>
         </w:rPr>
         <w:t xml:space="preserve"> </w:t>
       </w:r>
@@ -4010,8 +4024,8 @@
           <w:rStyle w:val="KeywordTok"/>
           <w:rFonts w:ascii="Courier New" w:hAnsi="Courier New"/>
           <w:b w:val="0"/>
-          <w:color w:val="7DD3FC"/>
-          <w:sz w:val="17"/>
+          <w:color w:val="02374F"/>
+          <w:sz w:val="18"/>
         </w:rPr>
         <w:t xml:space="preserve">new</w:t>
       </w:r>
@@ -4020,8 +4034,8 @@
           <w:rStyle w:val="NormalTok"/>
           <w:rFonts w:ascii="Courier New" w:hAnsi="Courier New"/>
           <w:b w:val="0"/>
-          <w:color w:val="7DD3FC"/>
-          <w:sz w:val="17"/>
+          <w:color w:val="02374F"/>
+          <w:sz w:val="18"/>
         </w:rPr>
         <w:t xml:space="preserve"> </w:t>
       </w:r>
@@ -4030,8 +4044,8 @@
           <w:rStyle w:val="FunctionTok"/>
           <w:rFonts w:ascii="Courier New" w:hAnsi="Courier New"/>
           <w:b w:val="0"/>
-          <w:color w:val="7DD3FC"/>
-          <w:sz w:val="17"/>
+          <w:color w:val="02374F"/>
+          <w:sz w:val="18"/>
         </w:rPr>
         <w:t xml:space="preserve">Ratelimit</w:t>
       </w:r>
@@ -4040,8 +4054,8 @@
           <w:rStyle w:val="NormalTok"/>
           <w:rFonts w:ascii="Courier New" w:hAnsi="Courier New"/>
           <w:b w:val="0"/>
-          <w:color w:val="7DD3FC"/>
-          <w:sz w:val="17"/>
+          <w:color w:val="02374F"/>
+          <w:sz w:val="18"/>
         </w:rPr>
         <w:t xml:space="preserve">({</w:t>
       </w:r>
@@ -4049,8 +4063,8 @@
         <w:rPr>
           <w:rFonts w:ascii="Courier New" w:hAnsi="Courier New"/>
           <w:b w:val="0"/>
-          <w:color w:val="7DD3FC"/>
-          <w:sz w:val="17"/>
+          <w:color w:val="02374F"/>
+          <w:sz w:val="18"/>
         </w:rPr>
         <w:br/>
       </w:r>
@@ -4059,8 +4073,8 @@
           <w:rStyle w:val="NormalTok"/>
           <w:rFonts w:ascii="Courier New" w:hAnsi="Courier New"/>
           <w:b w:val="0"/>
-          <w:color w:val="7DD3FC"/>
-          <w:sz w:val="17"/>
+          <w:color w:val="02374F"/>
+          <w:sz w:val="18"/>
         </w:rPr>
         <w:t xml:space="preserve">  redis</w:t>
       </w:r>
@@ -4069,8 +4083,8 @@
           <w:rStyle w:val="OperatorTok"/>
           <w:rFonts w:ascii="Courier New" w:hAnsi="Courier New"/>
           <w:b w:val="0"/>
-          <w:color w:val="7DD3FC"/>
-          <w:sz w:val="17"/>
+          <w:color w:val="02374F"/>
+          <w:sz w:val="18"/>
         </w:rPr>
         <w:t xml:space="preserve">:</w:t>
       </w:r>
@@ -4079,8 +4093,8 @@
           <w:rStyle w:val="NormalTok"/>
           <w:rFonts w:ascii="Courier New" w:hAnsi="Courier New"/>
           <w:b w:val="0"/>
-          <w:color w:val="7DD3FC"/>
-          <w:sz w:val="17"/>
+          <w:color w:val="02374F"/>
+          <w:sz w:val="18"/>
         </w:rPr>
         <w:t xml:space="preserve"> Redis</w:t>
       </w:r>
@@ -4089,8 +4103,8 @@
           <w:rStyle w:val="OperatorTok"/>
           <w:rFonts w:ascii="Courier New" w:hAnsi="Courier New"/>
           <w:b w:val="0"/>
-          <w:color w:val="7DD3FC"/>
-          <w:sz w:val="17"/>
+          <w:color w:val="02374F"/>
+          <w:sz w:val="18"/>
         </w:rPr>
         <w:t xml:space="preserve">.</w:t>
       </w:r>
@@ -4099,8 +4113,8 @@
           <w:rStyle w:val="FunctionTok"/>
           <w:rFonts w:ascii="Courier New" w:hAnsi="Courier New"/>
           <w:b w:val="0"/>
-          <w:color w:val="7DD3FC"/>
-          <w:sz w:val="17"/>
+          <w:color w:val="02374F"/>
+          <w:sz w:val="18"/>
         </w:rPr>
         <w:t xml:space="preserve">fromEnv</w:t>
       </w:r>
@@ -4109,8 +4123,8 @@
           <w:rStyle w:val="NormalTok"/>
           <w:rFonts w:ascii="Courier New" w:hAnsi="Courier New"/>
           <w:b w:val="0"/>
-          <w:color w:val="7DD3FC"/>
-          <w:sz w:val="17"/>
+          <w:color w:val="02374F"/>
+          <w:sz w:val="18"/>
         </w:rPr>
         <w:t xml:space="preserve">()</w:t>
       </w:r>
@@ -4119,8 +4133,8 @@
           <w:rStyle w:val="OperatorTok"/>
           <w:rFonts w:ascii="Courier New" w:hAnsi="Courier New"/>
           <w:b w:val="0"/>
-          <w:color w:val="7DD3FC"/>
-          <w:sz w:val="17"/>
+          <w:color w:val="02374F"/>
+          <w:sz w:val="18"/>
         </w:rPr>
         <w:t xml:space="preserve">,</w:t>
       </w:r>
@@ -4128,8 +4142,8 @@
         <w:rPr>
           <w:rFonts w:ascii="Courier New" w:hAnsi="Courier New"/>
           <w:b w:val="0"/>
-          <w:color w:val="7DD3FC"/>
-          <w:sz w:val="17"/>
+          <w:color w:val="02374F"/>
+          <w:sz w:val="18"/>
         </w:rPr>
         <w:br/>
       </w:r>
@@ -4138,8 +4152,8 @@
           <w:rStyle w:val="NormalTok"/>
           <w:rFonts w:ascii="Courier New" w:hAnsi="Courier New"/>
           <w:b w:val="0"/>
-          <w:color w:val="7DD3FC"/>
-          <w:sz w:val="17"/>
+          <w:color w:val="02374F"/>
+          <w:sz w:val="18"/>
         </w:rPr>
         <w:t xml:space="preserve">  limiter</w:t>
       </w:r>
@@ -4148,8 +4162,8 @@
           <w:rStyle w:val="OperatorTok"/>
           <w:rFonts w:ascii="Courier New" w:hAnsi="Courier New"/>
           <w:b w:val="0"/>
-          <w:color w:val="7DD3FC"/>
-          <w:sz w:val="17"/>
+          <w:color w:val="02374F"/>
+          <w:sz w:val="18"/>
         </w:rPr>
         <w:t xml:space="preserve">:</w:t>
       </w:r>
@@ -4158,8 +4172,8 @@
           <w:rStyle w:val="NormalTok"/>
           <w:rFonts w:ascii="Courier New" w:hAnsi="Courier New"/>
           <w:b w:val="0"/>
-          <w:color w:val="7DD3FC"/>
-          <w:sz w:val="17"/>
+          <w:color w:val="02374F"/>
+          <w:sz w:val="18"/>
         </w:rPr>
         <w:t xml:space="preserve"> Ratelimit</w:t>
       </w:r>
@@ -4168,8 +4182,8 @@
           <w:rStyle w:val="OperatorTok"/>
           <w:rFonts w:ascii="Courier New" w:hAnsi="Courier New"/>
           <w:b w:val="0"/>
-          <w:color w:val="7DD3FC"/>
-          <w:sz w:val="17"/>
+          <w:color w:val="02374F"/>
+          <w:sz w:val="18"/>
         </w:rPr>
         <w:t xml:space="preserve">.</w:t>
       </w:r>
@@ -4178,8 +4192,8 @@
           <w:rStyle w:val="FunctionTok"/>
           <w:rFonts w:ascii="Courier New" w:hAnsi="Courier New"/>
           <w:b w:val="0"/>
-          <w:color w:val="7DD3FC"/>
-          <w:sz w:val="17"/>
+          <w:color w:val="02374F"/>
+          <w:sz w:val="18"/>
         </w:rPr>
         <w:t xml:space="preserve">slidingWindow</w:t>
       </w:r>
@@ -4188,8 +4202,8 @@
           <w:rStyle w:val="NormalTok"/>
           <w:rFonts w:ascii="Courier New" w:hAnsi="Courier New"/>
           <w:b w:val="0"/>
-          <w:color w:val="7DD3FC"/>
-          <w:sz w:val="17"/>
+          <w:color w:val="02374F"/>
+          <w:sz w:val="18"/>
         </w:rPr>
         <w:t xml:space="preserve">(</w:t>
       </w:r>
@@ -4198,8 +4212,8 @@
           <w:rStyle w:val="DecValTok"/>
           <w:rFonts w:ascii="Courier New" w:hAnsi="Courier New"/>
           <w:b w:val="0"/>
-          <w:color w:val="7DD3FC"/>
-          <w:sz w:val="17"/>
+          <w:color w:val="02374F"/>
+          <w:sz w:val="18"/>
         </w:rPr>
         <w:t xml:space="preserve">5</w:t>
       </w:r>
@@ -4208,8 +4222,8 @@
           <w:rStyle w:val="OperatorTok"/>
           <w:rFonts w:ascii="Courier New" w:hAnsi="Courier New"/>
           <w:b w:val="0"/>
-          <w:color w:val="7DD3FC"/>
-          <w:sz w:val="17"/>
+          <w:color w:val="02374F"/>
+          <w:sz w:val="18"/>
         </w:rPr>
         <w:t xml:space="preserve">,</w:t>
       </w:r>
@@ -4218,8 +4232,8 @@
           <w:rStyle w:val="NormalTok"/>
           <w:rFonts w:ascii="Courier New" w:hAnsi="Courier New"/>
           <w:b w:val="0"/>
-          <w:color w:val="7DD3FC"/>
-          <w:sz w:val="17"/>
+          <w:color w:val="02374F"/>
+          <w:sz w:val="18"/>
         </w:rPr>
         <w:t xml:space="preserve"> </w:t>
       </w:r>
@@ -4228,8 +4242,8 @@
           <w:rStyle w:val="StringTok"/>
           <w:rFonts w:ascii="Courier New" w:hAnsi="Courier New"/>
           <w:b w:val="0"/>
-          <w:color w:val="7DD3FC"/>
-          <w:sz w:val="17"/>
+          <w:color w:val="02374F"/>
+          <w:sz w:val="18"/>
         </w:rPr>
         <w:t xml:space="preserve">'15 m'</w:t>
       </w:r>
@@ -4238,8 +4252,8 @@
           <w:rStyle w:val="NormalTok"/>
           <w:rFonts w:ascii="Courier New" w:hAnsi="Courier New"/>
           <w:b w:val="0"/>
-          <w:color w:val="7DD3FC"/>
-          <w:sz w:val="17"/>
+          <w:color w:val="02374F"/>
+          <w:sz w:val="18"/>
         </w:rPr>
         <w:t xml:space="preserve">)</w:t>
       </w:r>
@@ -4248,8 +4262,8 @@
           <w:rStyle w:val="OperatorTok"/>
           <w:rFonts w:ascii="Courier New" w:hAnsi="Courier New"/>
           <w:b w:val="0"/>
-          <w:color w:val="7DD3FC"/>
-          <w:sz w:val="17"/>
+          <w:color w:val="02374F"/>
+          <w:sz w:val="18"/>
         </w:rPr>
         <w:t xml:space="preserve">,</w:t>
       </w:r>
@@ -4257,8 +4271,8 @@
         <w:rPr>
           <w:rFonts w:ascii="Courier New" w:hAnsi="Courier New"/>
           <w:b w:val="0"/>
-          <w:color w:val="7DD3FC"/>
-          <w:sz w:val="17"/>
+          <w:color w:val="02374F"/>
+          <w:sz w:val="18"/>
         </w:rPr>
         <w:br/>
       </w:r>
@@ -4267,8 +4281,8 @@
           <w:rStyle w:val="NormalTok"/>
           <w:rFonts w:ascii="Courier New" w:hAnsi="Courier New"/>
           <w:b w:val="0"/>
-          <w:color w:val="7DD3FC"/>
-          <w:sz w:val="17"/>
+          <w:color w:val="02374F"/>
+          <w:sz w:val="18"/>
         </w:rPr>
         <w:t xml:space="preserve">  analytics</w:t>
       </w:r>
@@ -4277,8 +4291,8 @@
           <w:rStyle w:val="OperatorTok"/>
           <w:rFonts w:ascii="Courier New" w:hAnsi="Courier New"/>
           <w:b w:val="0"/>
-          <w:color w:val="7DD3FC"/>
-          <w:sz w:val="17"/>
+          <w:color w:val="02374F"/>
+          <w:sz w:val="18"/>
         </w:rPr>
         <w:t xml:space="preserve">:</w:t>
       </w:r>
@@ -4287,8 +4301,8 @@
           <w:rStyle w:val="NormalTok"/>
           <w:rFonts w:ascii="Courier New" w:hAnsi="Courier New"/>
           <w:b w:val="0"/>
-          <w:color w:val="7DD3FC"/>
-          <w:sz w:val="17"/>
+          <w:color w:val="02374F"/>
+          <w:sz w:val="18"/>
         </w:rPr>
         <w:t xml:space="preserve"> </w:t>
       </w:r>
@@ -4297,8 +4311,8 @@
           <w:rStyle w:val="KeywordTok"/>
           <w:rFonts w:ascii="Courier New" w:hAnsi="Courier New"/>
           <w:b w:val="0"/>
-          <w:color w:val="7DD3FC"/>
-          <w:sz w:val="17"/>
+          <w:color w:val="02374F"/>
+          <w:sz w:val="18"/>
         </w:rPr>
         <w:t xml:space="preserve">true</w:t>
       </w:r>
@@ -4307,8 +4321,8 @@
           <w:rStyle w:val="OperatorTok"/>
           <w:rFonts w:ascii="Courier New" w:hAnsi="Courier New"/>
           <w:b w:val="0"/>
-          <w:color w:val="7DD3FC"/>
-          <w:sz w:val="17"/>
+          <w:color w:val="02374F"/>
+          <w:sz w:val="18"/>
         </w:rPr>
         <w:t xml:space="preserve">,</w:t>
       </w:r>
@@ -4316,8 +4330,8 @@
         <w:rPr>
           <w:rFonts w:ascii="Courier New" w:hAnsi="Courier New"/>
           <w:b w:val="0"/>
-          <w:color w:val="7DD3FC"/>
-          <w:sz w:val="17"/>
+          <w:color w:val="02374F"/>
+          <w:sz w:val="18"/>
         </w:rPr>
         <w:br/>
       </w:r>
@@ -4326,8 +4340,8 @@
           <w:rStyle w:val="NormalTok"/>
           <w:rFonts w:ascii="Courier New" w:hAnsi="Courier New"/>
           <w:b w:val="0"/>
-          <w:color w:val="7DD3FC"/>
-          <w:sz w:val="17"/>
+          <w:color w:val="02374F"/>
+          <w:sz w:val="18"/>
         </w:rPr>
         <w:t xml:space="preserve">})</w:t>
       </w:r>
@@ -4336,8 +4350,8 @@
           <w:rStyle w:val="OperatorTok"/>
           <w:rFonts w:ascii="Courier New" w:hAnsi="Courier New"/>
           <w:b w:val="0"/>
-          <w:color w:val="7DD3FC"/>
-          <w:sz w:val="17"/>
+          <w:color w:val="02374F"/>
+          <w:sz w:val="18"/>
         </w:rPr>
         <w:t xml:space="preserve">;</w:t>
       </w:r>
@@ -4345,8 +4359,8 @@
         <w:rPr>
           <w:rFonts w:ascii="Courier New" w:hAnsi="Courier New"/>
           <w:b w:val="0"/>
-          <w:color w:val="7DD3FC"/>
-          <w:sz w:val="17"/>
+          <w:color w:val="02374F"/>
+          <w:sz w:val="18"/>
         </w:rPr>
         <w:br/>
       </w:r>
@@ -4354,8 +4368,8 @@
         <w:rPr>
           <w:rFonts w:ascii="Courier New" w:hAnsi="Courier New"/>
           <w:b w:val="0"/>
-          <w:color w:val="7DD3FC"/>
-          <w:sz w:val="17"/>
+          <w:color w:val="02374F"/>
+          <w:sz w:val="18"/>
         </w:rPr>
         <w:br/>
       </w:r>
@@ -4364,8 +4378,8 @@
           <w:rStyle w:val="CommentTok"/>
           <w:rFonts w:ascii="Courier New" w:hAnsi="Courier New"/>
           <w:b w:val="0"/>
-          <w:color w:val="7DD3FC"/>
-          <w:sz w:val="17"/>
+          <w:color w:val="02374F"/>
+          <w:sz w:val="18"/>
         </w:rPr>
         <w:t xml:space="preserve">// In handler:</w:t>
       </w:r>
@@ -4373,8 +4387,8 @@
         <w:rPr>
           <w:rFonts w:ascii="Courier New" w:hAnsi="Courier New"/>
           <w:b w:val="0"/>
-          <w:color w:val="7DD3FC"/>
-          <w:sz w:val="17"/>
+          <w:color w:val="02374F"/>
+          <w:sz w:val="18"/>
         </w:rPr>
         <w:br/>
       </w:r>
@@ -4383,8 +4397,8 @@
           <w:rStyle w:val="KeywordTok"/>
           <w:rFonts w:ascii="Courier New" w:hAnsi="Courier New"/>
           <w:b w:val="0"/>
-          <w:color w:val="7DD3FC"/>
-          <w:sz w:val="17"/>
+          <w:color w:val="02374F"/>
+          <w:sz w:val="18"/>
         </w:rPr>
         <w:t xml:space="preserve">const</w:t>
       </w:r>
@@ -4393,8 +4407,8 @@
           <w:rStyle w:val="NormalTok"/>
           <w:rFonts w:ascii="Courier New" w:hAnsi="Courier New"/>
           <w:b w:val="0"/>
-          <w:color w:val="7DD3FC"/>
-          <w:sz w:val="17"/>
+          <w:color w:val="02374F"/>
+          <w:sz w:val="18"/>
         </w:rPr>
         <w:t xml:space="preserve"> ip </w:t>
       </w:r>
@@ -4403,8 +4417,8 @@
           <w:rStyle w:val="OperatorTok"/>
           <w:rFonts w:ascii="Courier New" w:hAnsi="Courier New"/>
           <w:b w:val="0"/>
-          <w:color w:val="7DD3FC"/>
-          <w:sz w:val="17"/>
+          <w:color w:val="02374F"/>
+          <w:sz w:val="18"/>
         </w:rPr>
         <w:t xml:space="preserve">=</w:t>
       </w:r>
@@ -4413,8 +4427,8 @@
           <w:rStyle w:val="NormalTok"/>
           <w:rFonts w:ascii="Courier New" w:hAnsi="Courier New"/>
           <w:b w:val="0"/>
-          <w:color w:val="7DD3FC"/>
-          <w:sz w:val="17"/>
+          <w:color w:val="02374F"/>
+          <w:sz w:val="18"/>
         </w:rPr>
         <w:t xml:space="preserve"> request</w:t>
       </w:r>
@@ -4423,8 +4437,8 @@
           <w:rStyle w:val="OperatorTok"/>
           <w:rFonts w:ascii="Courier New" w:hAnsi="Courier New"/>
           <w:b w:val="0"/>
-          <w:color w:val="7DD3FC"/>
-          <w:sz w:val="17"/>
+          <w:color w:val="02374F"/>
+          <w:sz w:val="18"/>
         </w:rPr>
         <w:t xml:space="preserve">.</w:t>
       </w:r>
@@ -4433,8 +4447,8 @@
           <w:rStyle w:val="AttributeTok"/>
           <w:rFonts w:ascii="Courier New" w:hAnsi="Courier New"/>
           <w:b w:val="0"/>
-          <w:color w:val="7DD3FC"/>
-          <w:sz w:val="17"/>
+          <w:color w:val="02374F"/>
+          <w:sz w:val="18"/>
         </w:rPr>
         <w:t xml:space="preserve">headers</w:t>
       </w:r>
@@ -4443,8 +4457,8 @@
           <w:rStyle w:val="OperatorTok"/>
           <w:rFonts w:ascii="Courier New" w:hAnsi="Courier New"/>
           <w:b w:val="0"/>
-          <w:color w:val="7DD3FC"/>
-          <w:sz w:val="17"/>
+          <w:color w:val="02374F"/>
+          <w:sz w:val="18"/>
         </w:rPr>
         <w:t xml:space="preserve">.</w:t>
       </w:r>
@@ -4453,8 +4467,8 @@
           <w:rStyle w:val="FunctionTok"/>
           <w:rFonts w:ascii="Courier New" w:hAnsi="Courier New"/>
           <w:b w:val="0"/>
-          <w:color w:val="7DD3FC"/>
-          <w:sz w:val="17"/>
+          <w:color w:val="02374F"/>
+          <w:sz w:val="18"/>
         </w:rPr>
         <w:t xml:space="preserve">get</w:t>
       </w:r>
@@ -4463,8 +4477,8 @@
           <w:rStyle w:val="NormalTok"/>
           <w:rFonts w:ascii="Courier New" w:hAnsi="Courier New"/>
           <w:b w:val="0"/>
-          <w:color w:val="7DD3FC"/>
-          <w:sz w:val="17"/>
+          <w:color w:val="02374F"/>
+          <w:sz w:val="18"/>
         </w:rPr>
         <w:t xml:space="preserve">(</w:t>
       </w:r>
@@ -4473,8 +4487,8 @@
           <w:rStyle w:val="StringTok"/>
           <w:rFonts w:ascii="Courier New" w:hAnsi="Courier New"/>
           <w:b w:val="0"/>
-          <w:color w:val="7DD3FC"/>
-          <w:sz w:val="17"/>
+          <w:color w:val="02374F"/>
+          <w:sz w:val="18"/>
         </w:rPr>
         <w:t xml:space="preserve">'x-forwarded-for'</w:t>
       </w:r>
@@ -4483,8 +4497,8 @@
           <w:rStyle w:val="NormalTok"/>
           <w:rFonts w:ascii="Courier New" w:hAnsi="Courier New"/>
           <w:b w:val="0"/>
-          <w:color w:val="7DD3FC"/>
-          <w:sz w:val="17"/>
+          <w:color w:val="02374F"/>
+          <w:sz w:val="18"/>
         </w:rPr>
         <w:t xml:space="preserve">) </w:t>
       </w:r>
@@ -4493,8 +4507,8 @@
           <w:rStyle w:val="OperatorTok"/>
           <w:rFonts w:ascii="Courier New" w:hAnsi="Courier New"/>
           <w:b w:val="0"/>
-          <w:color w:val="7DD3FC"/>
-          <w:sz w:val="17"/>
+          <w:color w:val="02374F"/>
+          <w:sz w:val="18"/>
         </w:rPr>
         <w:t xml:space="preserve">??</w:t>
       </w:r>
@@ -4503,8 +4517,8 @@
           <w:rStyle w:val="NormalTok"/>
           <w:rFonts w:ascii="Courier New" w:hAnsi="Courier New"/>
           <w:b w:val="0"/>
-          <w:color w:val="7DD3FC"/>
-          <w:sz w:val="17"/>
+          <w:color w:val="02374F"/>
+          <w:sz w:val="18"/>
         </w:rPr>
         <w:t xml:space="preserve"> </w:t>
       </w:r>
@@ -4513,8 +4527,8 @@
           <w:rStyle w:val="StringTok"/>
           <w:rFonts w:ascii="Courier New" w:hAnsi="Courier New"/>
           <w:b w:val="0"/>
-          <w:color w:val="7DD3FC"/>
-          <w:sz w:val="17"/>
+          <w:color w:val="02374F"/>
+          <w:sz w:val="18"/>
         </w:rPr>
         <w:t xml:space="preserve">'127.0.0.1'</w:t>
       </w:r>
@@ -4523,8 +4537,8 @@
           <w:rStyle w:val="OperatorTok"/>
           <w:rFonts w:ascii="Courier New" w:hAnsi="Courier New"/>
           <w:b w:val="0"/>
-          <w:color w:val="7DD3FC"/>
-          <w:sz w:val="17"/>
+          <w:color w:val="02374F"/>
+          <w:sz w:val="18"/>
         </w:rPr>
         <w:t xml:space="preserve">;</w:t>
       </w:r>
@@ -4532,8 +4546,8 @@
         <w:rPr>
           <w:rFonts w:ascii="Courier New" w:hAnsi="Courier New"/>
           <w:b w:val="0"/>
-          <w:color w:val="7DD3FC"/>
-          <w:sz w:val="17"/>
+          <w:color w:val="02374F"/>
+          <w:sz w:val="18"/>
         </w:rPr>
         <w:br/>
       </w:r>
@@ -4542,8 +4556,8 @@
           <w:rStyle w:val="KeywordTok"/>
           <w:rFonts w:ascii="Courier New" w:hAnsi="Courier New"/>
           <w:b w:val="0"/>
-          <w:color w:val="7DD3FC"/>
-          <w:sz w:val="17"/>
+          <w:color w:val="02374F"/>
+          <w:sz w:val="18"/>
         </w:rPr>
         <w:t xml:space="preserve">const</w:t>
       </w:r>
@@ -4552,8 +4566,8 @@
           <w:rStyle w:val="NormalTok"/>
           <w:rFonts w:ascii="Courier New" w:hAnsi="Courier New"/>
           <w:b w:val="0"/>
-          <w:color w:val="7DD3FC"/>
-          <w:sz w:val="17"/>
+          <w:color w:val="02374F"/>
+          <w:sz w:val="18"/>
         </w:rPr>
         <w:t xml:space="preserve"> { success } </w:t>
       </w:r>
@@ -4562,8 +4576,8 @@
           <w:rStyle w:val="OperatorTok"/>
           <w:rFonts w:ascii="Courier New" w:hAnsi="Courier New"/>
           <w:b w:val="0"/>
-          <w:color w:val="7DD3FC"/>
-          <w:sz w:val="17"/>
+          <w:color w:val="02374F"/>
+          <w:sz w:val="18"/>
         </w:rPr>
         <w:t xml:space="preserve">=</w:t>
       </w:r>
@@ -4572,8 +4586,8 @@
           <w:rStyle w:val="NormalTok"/>
           <w:rFonts w:ascii="Courier New" w:hAnsi="Courier New"/>
           <w:b w:val="0"/>
-          <w:color w:val="7DD3FC"/>
-          <w:sz w:val="17"/>
+          <w:color w:val="02374F"/>
+          <w:sz w:val="18"/>
         </w:rPr>
         <w:t xml:space="preserve"> </w:t>
       </w:r>
@@ -4582,8 +4596,8 @@
           <w:rStyle w:val="ControlFlowTok"/>
           <w:rFonts w:ascii="Courier New" w:hAnsi="Courier New"/>
           <w:b w:val="0"/>
-          <w:color w:val="7DD3FC"/>
-          <w:sz w:val="17"/>
+          <w:color w:val="02374F"/>
+          <w:sz w:val="18"/>
         </w:rPr>
         <w:t xml:space="preserve">await</w:t>
       </w:r>
@@ -4592,8 +4606,8 @@
           <w:rStyle w:val="NormalTok"/>
           <w:rFonts w:ascii="Courier New" w:hAnsi="Courier New"/>
           <w:b w:val="0"/>
-          <w:color w:val="7DD3FC"/>
-          <w:sz w:val="17"/>
+          <w:color w:val="02374F"/>
+          <w:sz w:val="18"/>
         </w:rPr>
         <w:t xml:space="preserve"> ratelimit</w:t>
       </w:r>
@@ -4602,8 +4616,8 @@
           <w:rStyle w:val="OperatorTok"/>
           <w:rFonts w:ascii="Courier New" w:hAnsi="Courier New"/>
           <w:b w:val="0"/>
-          <w:color w:val="7DD3FC"/>
-          <w:sz w:val="17"/>
+          <w:color w:val="02374F"/>
+          <w:sz w:val="18"/>
         </w:rPr>
         <w:t xml:space="preserve">.</w:t>
       </w:r>
@@ -4612,8 +4626,8 @@
           <w:rStyle w:val="FunctionTok"/>
           <w:rFonts w:ascii="Courier New" w:hAnsi="Courier New"/>
           <w:b w:val="0"/>
-          <w:color w:val="7DD3FC"/>
-          <w:sz w:val="17"/>
+          <w:color w:val="02374F"/>
+          <w:sz w:val="18"/>
         </w:rPr>
         <w:t xml:space="preserve">limit</w:t>
       </w:r>
@@ -4622,8 +4636,8 @@
           <w:rStyle w:val="NormalTok"/>
           <w:rFonts w:ascii="Courier New" w:hAnsi="Courier New"/>
           <w:b w:val="0"/>
-          <w:color w:val="7DD3FC"/>
-          <w:sz w:val="17"/>
+          <w:color w:val="02374F"/>
+          <w:sz w:val="18"/>
         </w:rPr>
         <w:t xml:space="preserve">(ip)</w:t>
       </w:r>
@@ -4632,8 +4646,8 @@
           <w:rStyle w:val="OperatorTok"/>
           <w:rFonts w:ascii="Courier New" w:hAnsi="Courier New"/>
           <w:b w:val="0"/>
-          <w:color w:val="7DD3FC"/>
-          <w:sz w:val="17"/>
+          <w:color w:val="02374F"/>
+          <w:sz w:val="18"/>
         </w:rPr>
         <w:t xml:space="preserve">;</w:t>
       </w:r>
@@ -4641,8 +4655,8 @@
         <w:rPr>
           <w:rFonts w:ascii="Courier New" w:hAnsi="Courier New"/>
           <w:b w:val="0"/>
-          <w:color w:val="7DD3FC"/>
-          <w:sz w:val="17"/>
+          <w:color w:val="02374F"/>
+          <w:sz w:val="18"/>
         </w:rPr>
         <w:br/>
       </w:r>
@@ -4651,8 +4665,8 @@
           <w:rStyle w:val="ControlFlowTok"/>
           <w:rFonts w:ascii="Courier New" w:hAnsi="Courier New"/>
           <w:b w:val="0"/>
-          <w:color w:val="7DD3FC"/>
-          <w:sz w:val="17"/>
+          <w:color w:val="02374F"/>
+          <w:sz w:val="18"/>
         </w:rPr>
         <w:t xml:space="preserve">if</w:t>
       </w:r>
@@ -4661,8 +4675,8 @@
           <w:rStyle w:val="NormalTok"/>
           <w:rFonts w:ascii="Courier New" w:hAnsi="Courier New"/>
           <w:b w:val="0"/>
-          <w:color w:val="7DD3FC"/>
-          <w:sz w:val="17"/>
+          <w:color w:val="02374F"/>
+          <w:sz w:val="18"/>
         </w:rPr>
         <w:t xml:space="preserve"> (</w:t>
       </w:r>
@@ -4671,8 +4685,8 @@
           <w:rStyle w:val="OperatorTok"/>
           <w:rFonts w:ascii="Courier New" w:hAnsi="Courier New"/>
           <w:b w:val="0"/>
-          <w:color w:val="7DD3FC"/>
-          <w:sz w:val="17"/>
+          <w:color w:val="02374F"/>
+          <w:sz w:val="18"/>
         </w:rPr>
         <w:t xml:space="preserve">!</w:t>
       </w:r>
@@ -4681,8 +4695,8 @@
           <w:rStyle w:val="NormalTok"/>
           <w:rFonts w:ascii="Courier New" w:hAnsi="Courier New"/>
           <w:b w:val="0"/>
-          <w:color w:val="7DD3FC"/>
-          <w:sz w:val="17"/>
+          <w:color w:val="02374F"/>
+          <w:sz w:val="18"/>
         </w:rPr>
         <w:t xml:space="preserve">success) </w:t>
       </w:r>
@@ -4691,8 +4705,8 @@
           <w:rStyle w:val="ControlFlowTok"/>
           <w:rFonts w:ascii="Courier New" w:hAnsi="Courier New"/>
           <w:b w:val="0"/>
-          <w:color w:val="7DD3FC"/>
-          <w:sz w:val="17"/>
+          <w:color w:val="02374F"/>
+          <w:sz w:val="18"/>
         </w:rPr>
         <w:t xml:space="preserve">return</w:t>
       </w:r>
@@ -4701,8 +4715,8 @@
           <w:rStyle w:val="NormalTok"/>
           <w:rFonts w:ascii="Courier New" w:hAnsi="Courier New"/>
           <w:b w:val="0"/>
-          <w:color w:val="7DD3FC"/>
-          <w:sz w:val="17"/>
+          <w:color w:val="02374F"/>
+          <w:sz w:val="18"/>
         </w:rPr>
         <w:t xml:space="preserve"> </w:t>
       </w:r>
@@ -4711,8 +4725,8 @@
           <w:rStyle w:val="KeywordTok"/>
           <w:rFonts w:ascii="Courier New" w:hAnsi="Courier New"/>
           <w:b w:val="0"/>
-          <w:color w:val="7DD3FC"/>
-          <w:sz w:val="17"/>
+          <w:color w:val="02374F"/>
+          <w:sz w:val="18"/>
         </w:rPr>
         <w:t xml:space="preserve">new</w:t>
       </w:r>
@@ -4721,8 +4735,8 @@
           <w:rStyle w:val="NormalTok"/>
           <w:rFonts w:ascii="Courier New" w:hAnsi="Courier New"/>
           <w:b w:val="0"/>
-          <w:color w:val="7DD3FC"/>
-          <w:sz w:val="17"/>
+          <w:color w:val="02374F"/>
+          <w:sz w:val="18"/>
         </w:rPr>
         <w:t xml:space="preserve"> </w:t>
       </w:r>
@@ -4731,8 +4745,8 @@
           <w:rStyle w:val="FunctionTok"/>
           <w:rFonts w:ascii="Courier New" w:hAnsi="Courier New"/>
           <w:b w:val="0"/>
-          <w:color w:val="7DD3FC"/>
-          <w:sz w:val="17"/>
+          <w:color w:val="02374F"/>
+          <w:sz w:val="18"/>
         </w:rPr>
         <w:t xml:space="preserve">Response</w:t>
       </w:r>
@@ -4741,8 +4755,8 @@
           <w:rStyle w:val="NormalTok"/>
           <w:rFonts w:ascii="Courier New" w:hAnsi="Courier New"/>
           <w:b w:val="0"/>
-          <w:color w:val="7DD3FC"/>
-          <w:sz w:val="17"/>
+          <w:color w:val="02374F"/>
+          <w:sz w:val="18"/>
         </w:rPr>
         <w:t xml:space="preserve">(</w:t>
       </w:r>
@@ -4751,8 +4765,8 @@
           <w:rStyle w:val="StringTok"/>
           <w:rFonts w:ascii="Courier New" w:hAnsi="Courier New"/>
           <w:b w:val="0"/>
-          <w:color w:val="7DD3FC"/>
-          <w:sz w:val="17"/>
+          <w:color w:val="02374F"/>
+          <w:sz w:val="18"/>
         </w:rPr>
         <w:t xml:space="preserve">'Too many requests'</w:t>
       </w:r>
@@ -4761,8 +4775,8 @@
           <w:rStyle w:val="OperatorTok"/>
           <w:rFonts w:ascii="Courier New" w:hAnsi="Courier New"/>
           <w:b w:val="0"/>
-          <w:color w:val="7DD3FC"/>
-          <w:sz w:val="17"/>
+          <w:color w:val="02374F"/>
+          <w:sz w:val="18"/>
         </w:rPr>
         <w:t xml:space="preserve">,</w:t>
       </w:r>
@@ -4771,8 +4785,8 @@
           <w:rStyle w:val="NormalTok"/>
           <w:rFonts w:ascii="Courier New" w:hAnsi="Courier New"/>
           <w:b w:val="0"/>
-          <w:color w:val="7DD3FC"/>
-          <w:sz w:val="17"/>
+          <w:color w:val="02374F"/>
+          <w:sz w:val="18"/>
         </w:rPr>
         <w:t xml:space="preserve"> { status</w:t>
       </w:r>
@@ -4781,8 +4795,8 @@
           <w:rStyle w:val="OperatorTok"/>
           <w:rFonts w:ascii="Courier New" w:hAnsi="Courier New"/>
           <w:b w:val="0"/>
-          <w:color w:val="7DD3FC"/>
-          <w:sz w:val="17"/>
+          <w:color w:val="02374F"/>
+          <w:sz w:val="18"/>
         </w:rPr>
         <w:t xml:space="preserve">:</w:t>
       </w:r>
@@ -4791,8 +4805,8 @@
           <w:rStyle w:val="NormalTok"/>
           <w:rFonts w:ascii="Courier New" w:hAnsi="Courier New"/>
           <w:b w:val="0"/>
-          <w:color w:val="7DD3FC"/>
-          <w:sz w:val="17"/>
+          <w:color w:val="02374F"/>
+          <w:sz w:val="18"/>
         </w:rPr>
         <w:t xml:space="preserve"> </w:t>
       </w:r>
@@ -4801,8 +4815,8 @@
           <w:rStyle w:val="DecValTok"/>
           <w:rFonts w:ascii="Courier New" w:hAnsi="Courier New"/>
           <w:b w:val="0"/>
-          <w:color w:val="7DD3FC"/>
-          <w:sz w:val="17"/>
+          <w:color w:val="02374F"/>
+          <w:sz w:val="18"/>
         </w:rPr>
         <w:t xml:space="preserve">429</w:t>
       </w:r>
@@ -4811,8 +4825,8 @@
           <w:rStyle w:val="NormalTok"/>
           <w:rFonts w:ascii="Courier New" w:hAnsi="Courier New"/>
           <w:b w:val="0"/>
-          <w:color w:val="7DD3FC"/>
-          <w:sz w:val="17"/>
+          <w:color w:val="02374F"/>
+          <w:sz w:val="18"/>
         </w:rPr>
         <w:t xml:space="preserve"> })</w:t>
       </w:r>
@@ -4821,8 +4835,8 @@
           <w:rStyle w:val="OperatorTok"/>
           <w:rFonts w:ascii="Courier New" w:hAnsi="Courier New"/>
           <w:b w:val="0"/>
-          <w:color w:val="7DD3FC"/>
-          <w:sz w:val="17"/>
+          <w:color w:val="02374F"/>
+          <w:sz w:val="18"/>
         </w:rPr>
         <w:t xml:space="preserve">;</w:t>
       </w:r>
@@ -4842,6 +4856,7 @@
     <w:p>
       <w:pPr>
         <w:pStyle w:val="SourceCode"/>
+        <w:shd w:val="clear" w:color="auto" w:fill="EFF7FF"/>
         <w:spacing w:before="20" w:after="20"/>
         <w:ind w:left="283"/>
       </w:pPr>
@@ -4850,8 +4865,8 @@
           <w:rStyle w:val="VariableTok"/>
           <w:rFonts w:ascii="Courier New" w:hAnsi="Courier New"/>
           <w:b w:val="0"/>
-          <w:color w:val="7DD3FC"/>
-          <w:sz w:val="17"/>
+          <w:color w:val="02374F"/>
+          <w:sz w:val="18"/>
         </w:rPr>
         <w:t xml:space="preserve">UPSTASH_REDIS_REST_URL</w:t>
       </w:r>
@@ -4860,8 +4875,8 @@
           <w:rStyle w:val="OperatorTok"/>
           <w:rFonts w:ascii="Courier New" w:hAnsi="Courier New"/>
           <w:b w:val="0"/>
-          <w:color w:val="7DD3FC"/>
-          <w:sz w:val="17"/>
+          <w:color w:val="02374F"/>
+          <w:sz w:val="18"/>
         </w:rPr>
         <w:t xml:space="preserve">=</w:t>
       </w:r>
@@ -4870,8 +4885,8 @@
           <w:rStyle w:val="NormalTok"/>
           <w:rFonts w:ascii="Courier New" w:hAnsi="Courier New"/>
           <w:b w:val="0"/>
-          <w:color w:val="7DD3FC"/>
-          <w:sz w:val="17"/>
+          <w:color w:val="02374F"/>
+          <w:sz w:val="18"/>
         </w:rPr>
         <w:t xml:space="preserve">     </w:t>
       </w:r>
@@ -4880,8 +4895,8 @@
           <w:rStyle w:val="CommentTok"/>
           <w:rFonts w:ascii="Courier New" w:hAnsi="Courier New"/>
           <w:b w:val="0"/>
-          <w:color w:val="7DD3FC"/>
-          <w:sz w:val="17"/>
+          <w:color w:val="02374F"/>
+          <w:sz w:val="18"/>
         </w:rPr>
         <w:t xml:space="preserve"># from Upstash dashboard</w:t>
       </w:r>
@@ -4889,8 +4904,8 @@
         <w:rPr>
           <w:rFonts w:ascii="Courier New" w:hAnsi="Courier New"/>
           <w:b w:val="0"/>
-          <w:color w:val="7DD3FC"/>
-          <w:sz w:val="17"/>
+          <w:color w:val="02374F"/>
+          <w:sz w:val="18"/>
         </w:rPr>
         <w:br/>
       </w:r>
@@ -4899,8 +4914,8 @@
           <w:rStyle w:val="VariableTok"/>
           <w:rFonts w:ascii="Courier New" w:hAnsi="Courier New"/>
           <w:b w:val="0"/>
-          <w:color w:val="7DD3FC"/>
-          <w:sz w:val="17"/>
+          <w:color w:val="02374F"/>
+          <w:sz w:val="18"/>
         </w:rPr>
         <w:t xml:space="preserve">UPSTASH_REDIS_REST_TOKEN</w:t>
       </w:r>
@@ -4909,8 +4924,8 @@
           <w:rStyle w:val="OperatorTok"/>
           <w:rFonts w:ascii="Courier New" w:hAnsi="Courier New"/>
           <w:b w:val="0"/>
-          <w:color w:val="7DD3FC"/>
-          <w:sz w:val="17"/>
+          <w:color w:val="02374F"/>
+          <w:sz w:val="18"/>
         </w:rPr>
         <w:t xml:space="preserve">=</w:t>
       </w:r>
@@ -4919,8 +4934,8 @@
           <w:rStyle w:val="NormalTok"/>
           <w:rFonts w:ascii="Courier New" w:hAnsi="Courier New"/>
           <w:b w:val="0"/>
-          <w:color w:val="7DD3FC"/>
-          <w:sz w:val="17"/>
+          <w:color w:val="02374F"/>
+          <w:sz w:val="18"/>
         </w:rPr>
         <w:t xml:space="preserve">   </w:t>
       </w:r>
@@ -4929,8 +4944,8 @@
           <w:rStyle w:val="CommentTok"/>
           <w:rFonts w:ascii="Courier New" w:hAnsi="Courier New"/>
           <w:b w:val="0"/>
-          <w:color w:val="7DD3FC"/>
-          <w:sz w:val="17"/>
+          <w:color w:val="02374F"/>
+          <w:sz w:val="18"/>
         </w:rPr>
         <w:t xml:space="preserve"># from Upstash dashboard (server-only)</w:t>
       </w:r>
@@ -5079,12 +5094,12 @@
         </w:trPr>
         <w:tc>
           <w:tcPr>
-            <w:shd w:val="clear" w:color="auto" w:fill="02374f"/>
-            <w:tcBorders>
-              <w:top w:val="single" w:sz="4" w:space="0" w:color="D1D9DC"/>
-              <w:left w:val="single" w:sz="4" w:space="0" w:color="D1D9DC"/>
-              <w:bottom w:val="single" w:sz="4" w:space="0" w:color="D1D9DC"/>
-              <w:right w:val="single" w:sz="4" w:space="0" w:color="D1D9DC"/>
+            <w:shd w:val="clear" w:color="auto" w:fill="D6EFF2"/>
+            <w:tcBorders>
+              <w:top w:val="single" w:sz="4" w:space="0" w:color="C0D6DC"/>
+              <w:left w:val="single" w:sz="4" w:space="0" w:color="C0D6DC"/>
+              <w:bottom w:val="single" w:sz="4" w:space="0" w:color="C0D6DC"/>
+              <w:right w:val="single" w:sz="4" w:space="0" w:color="C0D6DC"/>
             </w:tcBorders>
             <w:tcMar>
               <w:top w:w="60" w:type="dxa"/>
@@ -5102,7 +5117,7 @@
               <w:rPr>
                 <w:rFonts w:ascii="Calibri" w:hAnsi="Calibri"/>
                 <w:b/>
-                <w:color w:val="FFFFFF"/>
+                <w:color w:val="024E70"/>
                 <w:sz w:val="19"/>
               </w:rPr>
               <w:t xml:space="preserve">Option</w:t>
@@ -5111,12 +5126,12 @@
         </w:tc>
         <w:tc>
           <w:tcPr>
-            <w:shd w:val="clear" w:color="auto" w:fill="02374f"/>
-            <w:tcBorders>
-              <w:top w:val="single" w:sz="4" w:space="0" w:color="D1D9DC"/>
-              <w:left w:val="single" w:sz="4" w:space="0" w:color="D1D9DC"/>
-              <w:bottom w:val="single" w:sz="4" w:space="0" w:color="D1D9DC"/>
-              <w:right w:val="single" w:sz="4" w:space="0" w:color="D1D9DC"/>
+            <w:shd w:val="clear" w:color="auto" w:fill="D6EFF2"/>
+            <w:tcBorders>
+              <w:top w:val="single" w:sz="4" w:space="0" w:color="C0D6DC"/>
+              <w:left w:val="single" w:sz="4" w:space="0" w:color="C0D6DC"/>
+              <w:bottom w:val="single" w:sz="4" w:space="0" w:color="C0D6DC"/>
+              <w:right w:val="single" w:sz="4" w:space="0" w:color="C0D6DC"/>
             </w:tcBorders>
             <w:tcMar>
               <w:top w:w="60" w:type="dxa"/>
@@ -5134,7 +5149,7 @@
               <w:rPr>
                 <w:rFonts w:ascii="Calibri" w:hAnsi="Calibri"/>
                 <w:b/>
-                <w:color w:val="FFFFFF"/>
+                <w:color w:val="024E70"/>
                 <w:sz w:val="19"/>
               </w:rPr>
               <w:t xml:space="preserve">Effort</w:t>
@@ -5143,12 +5158,12 @@
         </w:tc>
         <w:tc>
           <w:tcPr>
-            <w:shd w:val="clear" w:color="auto" w:fill="02374f"/>
-            <w:tcBorders>
-              <w:top w:val="single" w:sz="4" w:space="0" w:color="D1D9DC"/>
-              <w:left w:val="single" w:sz="4" w:space="0" w:color="D1D9DC"/>
-              <w:bottom w:val="single" w:sz="4" w:space="0" w:color="D1D9DC"/>
-              <w:right w:val="single" w:sz="4" w:space="0" w:color="D1D9DC"/>
+            <w:shd w:val="clear" w:color="auto" w:fill="D6EFF2"/>
+            <w:tcBorders>
+              <w:top w:val="single" w:sz="4" w:space="0" w:color="C0D6DC"/>
+              <w:left w:val="single" w:sz="4" w:space="0" w:color="C0D6DC"/>
+              <w:bottom w:val="single" w:sz="4" w:space="0" w:color="C0D6DC"/>
+              <w:right w:val="single" w:sz="4" w:space="0" w:color="C0D6DC"/>
             </w:tcBorders>
             <w:tcMar>
               <w:top w:w="60" w:type="dxa"/>
@@ -5166,7 +5181,7 @@
               <w:rPr>
                 <w:rFonts w:ascii="Calibri" w:hAnsi="Calibri"/>
                 <w:b/>
-                <w:color w:val="FFFFFF"/>
+                <w:color w:val="024E70"/>
                 <w:sz w:val="19"/>
               </w:rPr>
               <w:t xml:space="preserve">Output</w:t>
@@ -5179,10 +5194,10 @@
           <w:tcPr>
             <w:shd w:val="clear" w:color="auto" w:fill="FFFFFF"/>
             <w:tcBorders>
-              <w:top w:val="single" w:sz="4" w:space="0" w:color="D1D9DC"/>
-              <w:left w:val="single" w:sz="4" w:space="0" w:color="D1D9DC"/>
-              <w:bottom w:val="single" w:sz="4" w:space="0" w:color="D1D9DC"/>
-              <w:right w:val="single" w:sz="4" w:space="0" w:color="D1D9DC"/>
+              <w:top w:val="single" w:sz="4" w:space="0" w:color="C0D6DC"/>
+              <w:left w:val="single" w:sz="4" w:space="0" w:color="C0D6DC"/>
+              <w:bottom w:val="single" w:sz="4" w:space="0" w:color="C0D6DC"/>
+              <w:right w:val="single" w:sz="4" w:space="0" w:color="C0D6DC"/>
             </w:tcBorders>
             <w:tcMar>
               <w:top w:w="60" w:type="dxa"/>
@@ -5269,10 +5284,10 @@
           <w:tcPr>
             <w:shd w:val="clear" w:color="auto" w:fill="FFFFFF"/>
             <w:tcBorders>
-              <w:top w:val="single" w:sz="4" w:space="0" w:color="D1D9DC"/>
-              <w:left w:val="single" w:sz="4" w:space="0" w:color="D1D9DC"/>
-              <w:bottom w:val="single" w:sz="4" w:space="0" w:color="D1D9DC"/>
-              <w:right w:val="single" w:sz="4" w:space="0" w:color="D1D9DC"/>
+              <w:top w:val="single" w:sz="4" w:space="0" w:color="C0D6DC"/>
+              <w:left w:val="single" w:sz="4" w:space="0" w:color="C0D6DC"/>
+              <w:bottom w:val="single" w:sz="4" w:space="0" w:color="C0D6DC"/>
+              <w:right w:val="single" w:sz="4" w:space="0" w:color="C0D6DC"/>
             </w:tcBorders>
             <w:tcMar>
               <w:top w:w="60" w:type="dxa"/>
@@ -5317,10 +5332,10 @@
           <w:tcPr>
             <w:shd w:val="clear" w:color="auto" w:fill="FFFFFF"/>
             <w:tcBorders>
-              <w:top w:val="single" w:sz="4" w:space="0" w:color="D1D9DC"/>
-              <w:left w:val="single" w:sz="4" w:space="0" w:color="D1D9DC"/>
-              <w:bottom w:val="single" w:sz="4" w:space="0" w:color="D1D9DC"/>
-              <w:right w:val="single" w:sz="4" w:space="0" w:color="D1D9DC"/>
+              <w:top w:val="single" w:sz="4" w:space="0" w:color="C0D6DC"/>
+              <w:left w:val="single" w:sz="4" w:space="0" w:color="C0D6DC"/>
+              <w:bottom w:val="single" w:sz="4" w:space="0" w:color="C0D6DC"/>
+              <w:right w:val="single" w:sz="4" w:space="0" w:color="C0D6DC"/>
             </w:tcBorders>
             <w:tcMar>
               <w:top w:w="60" w:type="dxa"/>
@@ -5348,12 +5363,12 @@
       <w:tr>
         <w:tc>
           <w:tcPr>
-            <w:shd w:val="clear" w:color="auto" w:fill="E8F1F2"/>
-            <w:tcBorders>
-              <w:top w:val="single" w:sz="4" w:space="0" w:color="D1D9DC"/>
-              <w:left w:val="single" w:sz="4" w:space="0" w:color="D1D9DC"/>
-              <w:bottom w:val="single" w:sz="4" w:space="0" w:color="D1D9DC"/>
-              <w:right w:val="single" w:sz="4" w:space="0" w:color="D1D9DC"/>
+            <w:shd w:val="clear" w:color="auto" w:fill="F7FAFB"/>
+            <w:tcBorders>
+              <w:top w:val="single" w:sz="4" w:space="0" w:color="C0D6DC"/>
+              <w:left w:val="single" w:sz="4" w:space="0" w:color="C0D6DC"/>
+              <w:bottom w:val="single" w:sz="4" w:space="0" w:color="C0D6DC"/>
+              <w:right w:val="single" w:sz="4" w:space="0" w:color="C0D6DC"/>
             </w:tcBorders>
             <w:tcMar>
               <w:top w:w="60" w:type="dxa"/>
@@ -5379,12 +5394,12 @@
         </w:tc>
         <w:tc>
           <w:tcPr>
-            <w:shd w:val="clear" w:color="auto" w:fill="E8F1F2"/>
-            <w:tcBorders>
-              <w:top w:val="single" w:sz="4" w:space="0" w:color="D1D9DC"/>
-              <w:left w:val="single" w:sz="4" w:space="0" w:color="D1D9DC"/>
-              <w:bottom w:val="single" w:sz="4" w:space="0" w:color="D1D9DC"/>
-              <w:right w:val="single" w:sz="4" w:space="0" w:color="D1D9DC"/>
+            <w:shd w:val="clear" w:color="auto" w:fill="F7FAFB"/>
+            <w:tcBorders>
+              <w:top w:val="single" w:sz="4" w:space="0" w:color="C0D6DC"/>
+              <w:left w:val="single" w:sz="4" w:space="0" w:color="C0D6DC"/>
+              <w:bottom w:val="single" w:sz="4" w:space="0" w:color="C0D6DC"/>
+              <w:right w:val="single" w:sz="4" w:space="0" w:color="C0D6DC"/>
             </w:tcBorders>
             <w:tcMar>
               <w:top w:w="60" w:type="dxa"/>
@@ -5410,12 +5425,12 @@
         </w:tc>
         <w:tc>
           <w:tcPr>
-            <w:shd w:val="clear" w:color="auto" w:fill="E8F1F2"/>
-            <w:tcBorders>
-              <w:top w:val="single" w:sz="4" w:space="0" w:color="D1D9DC"/>
-              <w:left w:val="single" w:sz="4" w:space="0" w:color="D1D9DC"/>
-              <w:bottom w:val="single" w:sz="4" w:space="0" w:color="D1D9DC"/>
-              <w:right w:val="single" w:sz="4" w:space="0" w:color="D1D9DC"/>
+            <w:shd w:val="clear" w:color="auto" w:fill="F7FAFB"/>
+            <w:tcBorders>
+              <w:top w:val="single" w:sz="4" w:space="0" w:color="C0D6DC"/>
+              <w:left w:val="single" w:sz="4" w:space="0" w:color="C0D6DC"/>
+              <w:bottom w:val="single" w:sz="4" w:space="0" w:color="C0D6DC"/>
+              <w:right w:val="single" w:sz="4" w:space="0" w:color="C0D6DC"/>
             </w:tcBorders>
             <w:tcMar>
               <w:top w:w="60" w:type="dxa"/>
@@ -5445,10 +5460,10 @@
           <w:tcPr>
             <w:shd w:val="clear" w:color="auto" w:fill="FFFFFF"/>
             <w:tcBorders>
-              <w:top w:val="single" w:sz="4" w:space="0" w:color="D1D9DC"/>
-              <w:left w:val="single" w:sz="4" w:space="0" w:color="D1D9DC"/>
-              <w:bottom w:val="single" w:sz="4" w:space="0" w:color="D1D9DC"/>
-              <w:right w:val="single" w:sz="4" w:space="0" w:color="D1D9DC"/>
+              <w:top w:val="single" w:sz="4" w:space="0" w:color="C0D6DC"/>
+              <w:left w:val="single" w:sz="4" w:space="0" w:color="C0D6DC"/>
+              <w:bottom w:val="single" w:sz="4" w:space="0" w:color="C0D6DC"/>
+              <w:right w:val="single" w:sz="4" w:space="0" w:color="C0D6DC"/>
             </w:tcBorders>
             <w:tcMar>
               <w:top w:w="60" w:type="dxa"/>
@@ -5493,10 +5508,10 @@
           <w:tcPr>
             <w:shd w:val="clear" w:color="auto" w:fill="FFFFFF"/>
             <w:tcBorders>
-              <w:top w:val="single" w:sz="4" w:space="0" w:color="D1D9DC"/>
-              <w:left w:val="single" w:sz="4" w:space="0" w:color="D1D9DC"/>
-              <w:bottom w:val="single" w:sz="4" w:space="0" w:color="D1D9DC"/>
-              <w:right w:val="single" w:sz="4" w:space="0" w:color="D1D9DC"/>
+              <w:top w:val="single" w:sz="4" w:space="0" w:color="C0D6DC"/>
+              <w:left w:val="single" w:sz="4" w:space="0" w:color="C0D6DC"/>
+              <w:bottom w:val="single" w:sz="4" w:space="0" w:color="C0D6DC"/>
+              <w:right w:val="single" w:sz="4" w:space="0" w:color="C0D6DC"/>
             </w:tcBorders>
             <w:tcMar>
               <w:top w:w="60" w:type="dxa"/>
@@ -5524,10 +5539,10 @@
           <w:tcPr>
             <w:shd w:val="clear" w:color="auto" w:fill="FFFFFF"/>
             <w:tcBorders>
-              <w:top w:val="single" w:sz="4" w:space="0" w:color="D1D9DC"/>
-              <w:left w:val="single" w:sz="4" w:space="0" w:color="D1D9DC"/>
-              <w:bottom w:val="single" w:sz="4" w:space="0" w:color="D1D9DC"/>
-              <w:right w:val="single" w:sz="4" w:space="0" w:color="D1D9DC"/>
+              <w:top w:val="single" w:sz="4" w:space="0" w:color="C0D6DC"/>
+              <w:left w:val="single" w:sz="4" w:space="0" w:color="C0D6DC"/>
+              <w:bottom w:val="single" w:sz="4" w:space="0" w:color="C0D6DC"/>
+              <w:right w:val="single" w:sz="4" w:space="0" w:color="C0D6DC"/>
             </w:tcBorders>
             <w:tcMar>
               <w:top w:w="60" w:type="dxa"/>
@@ -5718,12 +5733,12 @@
         </w:trPr>
         <w:tc>
           <w:tcPr>
-            <w:shd w:val="clear" w:color="auto" w:fill="02374f"/>
-            <w:tcBorders>
-              <w:top w:val="single" w:sz="4" w:space="0" w:color="D1D9DC"/>
-              <w:left w:val="single" w:sz="4" w:space="0" w:color="D1D9DC"/>
-              <w:bottom w:val="single" w:sz="4" w:space="0" w:color="D1D9DC"/>
-              <w:right w:val="single" w:sz="4" w:space="0" w:color="D1D9DC"/>
+            <w:shd w:val="clear" w:color="auto" w:fill="D6EFF2"/>
+            <w:tcBorders>
+              <w:top w:val="single" w:sz="4" w:space="0" w:color="C0D6DC"/>
+              <w:left w:val="single" w:sz="4" w:space="0" w:color="C0D6DC"/>
+              <w:bottom w:val="single" w:sz="4" w:space="0" w:color="C0D6DC"/>
+              <w:right w:val="single" w:sz="4" w:space="0" w:color="C0D6DC"/>
             </w:tcBorders>
             <w:tcMar>
               <w:top w:w="60" w:type="dxa"/>
@@ -5741,7 +5756,7 @@
               <w:rPr>
                 <w:rFonts w:ascii="Calibri" w:hAnsi="Calibri"/>
                 <w:b/>
-                <w:color w:val="FFFFFF"/>
+                <w:color w:val="024E70"/>
                 <w:sz w:val="19"/>
               </w:rPr>
               <w:t xml:space="preserve">Option</w:t>
@@ -5750,12 +5765,12 @@
         </w:tc>
         <w:tc>
           <w:tcPr>
-            <w:shd w:val="clear" w:color="auto" w:fill="02374f"/>
-            <w:tcBorders>
-              <w:top w:val="single" w:sz="4" w:space="0" w:color="D1D9DC"/>
-              <w:left w:val="single" w:sz="4" w:space="0" w:color="D1D9DC"/>
-              <w:bottom w:val="single" w:sz="4" w:space="0" w:color="D1D9DC"/>
-              <w:right w:val="single" w:sz="4" w:space="0" w:color="D1D9DC"/>
+            <w:shd w:val="clear" w:color="auto" w:fill="D6EFF2"/>
+            <w:tcBorders>
+              <w:top w:val="single" w:sz="4" w:space="0" w:color="C0D6DC"/>
+              <w:left w:val="single" w:sz="4" w:space="0" w:color="C0D6DC"/>
+              <w:bottom w:val="single" w:sz="4" w:space="0" w:color="C0D6DC"/>
+              <w:right w:val="single" w:sz="4" w:space="0" w:color="C0D6DC"/>
             </w:tcBorders>
             <w:tcMar>
               <w:top w:w="60" w:type="dxa"/>
@@ -5773,7 +5788,7 @@
               <w:rPr>
                 <w:rFonts w:ascii="Calibri" w:hAnsi="Calibri"/>
                 <w:b/>
-                <w:color w:val="FFFFFF"/>
+                <w:color w:val="024E70"/>
                 <w:sz w:val="19"/>
               </w:rPr>
               <w:t xml:space="preserve">Cost</w:t>
@@ -5782,12 +5797,12 @@
         </w:tc>
         <w:tc>
           <w:tcPr>
-            <w:shd w:val="clear" w:color="auto" w:fill="02374f"/>
-            <w:tcBorders>
-              <w:top w:val="single" w:sz="4" w:space="0" w:color="D1D9DC"/>
-              <w:left w:val="single" w:sz="4" w:space="0" w:color="D1D9DC"/>
-              <w:bottom w:val="single" w:sz="4" w:space="0" w:color="D1D9DC"/>
-              <w:right w:val="single" w:sz="4" w:space="0" w:color="D1D9DC"/>
+            <w:shd w:val="clear" w:color="auto" w:fill="D6EFF2"/>
+            <w:tcBorders>
+              <w:top w:val="single" w:sz="4" w:space="0" w:color="C0D6DC"/>
+              <w:left w:val="single" w:sz="4" w:space="0" w:color="C0D6DC"/>
+              <w:bottom w:val="single" w:sz="4" w:space="0" w:color="C0D6DC"/>
+              <w:right w:val="single" w:sz="4" w:space="0" w:color="C0D6DC"/>
             </w:tcBorders>
             <w:tcMar>
               <w:top w:w="60" w:type="dxa"/>
@@ -5805,7 +5820,7 @@
               <w:rPr>
                 <w:rFonts w:ascii="Calibri" w:hAnsi="Calibri"/>
                 <w:b/>
-                <w:color w:val="FFFFFF"/>
+                <w:color w:val="024E70"/>
                 <w:sz w:val="19"/>
               </w:rPr>
               <w:t xml:space="preserve">When to add</w:t>
@@ -5818,10 +5833,10 @@
           <w:tcPr>
             <w:shd w:val="clear" w:color="auto" w:fill="FFFFFF"/>
             <w:tcBorders>
-              <w:top w:val="single" w:sz="4" w:space="0" w:color="D1D9DC"/>
-              <w:left w:val="single" w:sz="4" w:space="0" w:color="D1D9DC"/>
-              <w:bottom w:val="single" w:sz="4" w:space="0" w:color="D1D9DC"/>
-              <w:right w:val="single" w:sz="4" w:space="0" w:color="D1D9DC"/>
+              <w:top w:val="single" w:sz="4" w:space="0" w:color="C0D6DC"/>
+              <w:left w:val="single" w:sz="4" w:space="0" w:color="C0D6DC"/>
+              <w:bottom w:val="single" w:sz="4" w:space="0" w:color="C0D6DC"/>
+              <w:right w:val="single" w:sz="4" w:space="0" w:color="C0D6DC"/>
             </w:tcBorders>
             <w:tcMar>
               <w:top w:w="60" w:type="dxa"/>
@@ -5851,10 +5866,10 @@
           <w:tcPr>
             <w:shd w:val="clear" w:color="auto" w:fill="FFFFFF"/>
             <w:tcBorders>
-              <w:top w:val="single" w:sz="4" w:space="0" w:color="D1D9DC"/>
-              <w:left w:val="single" w:sz="4" w:space="0" w:color="D1D9DC"/>
-              <w:bottom w:val="single" w:sz="4" w:space="0" w:color="D1D9DC"/>
-              <w:right w:val="single" w:sz="4" w:space="0" w:color="D1D9DC"/>
+              <w:top w:val="single" w:sz="4" w:space="0" w:color="C0D6DC"/>
+              <w:left w:val="single" w:sz="4" w:space="0" w:color="C0D6DC"/>
+              <w:bottom w:val="single" w:sz="4" w:space="0" w:color="C0D6DC"/>
+              <w:right w:val="single" w:sz="4" w:space="0" w:color="C0D6DC"/>
             </w:tcBorders>
             <w:tcMar>
               <w:top w:w="60" w:type="dxa"/>
@@ -5882,10 +5897,10 @@
           <w:tcPr>
             <w:shd w:val="clear" w:color="auto" w:fill="FFFFFF"/>
             <w:tcBorders>
-              <w:top w:val="single" w:sz="4" w:space="0" w:color="D1D9DC"/>
-              <w:left w:val="single" w:sz="4" w:space="0" w:color="D1D9DC"/>
-              <w:bottom w:val="single" w:sz="4" w:space="0" w:color="D1D9DC"/>
-              <w:right w:val="single" w:sz="4" w:space="0" w:color="D1D9DC"/>
+              <w:top w:val="single" w:sz="4" w:space="0" w:color="C0D6DC"/>
+              <w:left w:val="single" w:sz="4" w:space="0" w:color="C0D6DC"/>
+              <w:bottom w:val="single" w:sz="4" w:space="0" w:color="C0D6DC"/>
+              <w:right w:val="single" w:sz="4" w:space="0" w:color="C0D6DC"/>
             </w:tcBorders>
             <w:tcMar>
               <w:top w:w="60" w:type="dxa"/>
@@ -5913,12 +5928,12 @@
       <w:tr>
         <w:tc>
           <w:tcPr>
-            <w:shd w:val="clear" w:color="auto" w:fill="E8F1F2"/>
-            <w:tcBorders>
-              <w:top w:val="single" w:sz="4" w:space="0" w:color="D1D9DC"/>
-              <w:left w:val="single" w:sz="4" w:space="0" w:color="D1D9DC"/>
-              <w:bottom w:val="single" w:sz="4" w:space="0" w:color="D1D9DC"/>
-              <w:right w:val="single" w:sz="4" w:space="0" w:color="D1D9DC"/>
+            <w:shd w:val="clear" w:color="auto" w:fill="F7FAFB"/>
+            <w:tcBorders>
+              <w:top w:val="single" w:sz="4" w:space="0" w:color="C0D6DC"/>
+              <w:left w:val="single" w:sz="4" w:space="0" w:color="C0D6DC"/>
+              <w:bottom w:val="single" w:sz="4" w:space="0" w:color="C0D6DC"/>
+              <w:right w:val="single" w:sz="4" w:space="0" w:color="C0D6DC"/>
             </w:tcBorders>
             <w:tcMar>
               <w:top w:w="60" w:type="dxa"/>
@@ -5946,12 +5961,12 @@
         </w:tc>
         <w:tc>
           <w:tcPr>
-            <w:shd w:val="clear" w:color="auto" w:fill="E8F1F2"/>
-            <w:tcBorders>
-              <w:top w:val="single" w:sz="4" w:space="0" w:color="D1D9DC"/>
-              <w:left w:val="single" w:sz="4" w:space="0" w:color="D1D9DC"/>
-              <w:bottom w:val="single" w:sz="4" w:space="0" w:color="D1D9DC"/>
-              <w:right w:val="single" w:sz="4" w:space="0" w:color="D1D9DC"/>
+            <w:shd w:val="clear" w:color="auto" w:fill="F7FAFB"/>
+            <w:tcBorders>
+              <w:top w:val="single" w:sz="4" w:space="0" w:color="C0D6DC"/>
+              <w:left w:val="single" w:sz="4" w:space="0" w:color="C0D6DC"/>
+              <w:bottom w:val="single" w:sz="4" w:space="0" w:color="C0D6DC"/>
+              <w:right w:val="single" w:sz="4" w:space="0" w:color="C0D6DC"/>
             </w:tcBorders>
             <w:tcMar>
               <w:top w:w="60" w:type="dxa"/>
@@ -5977,12 +5992,12 @@
         </w:tc>
         <w:tc>
           <w:tcPr>
-            <w:shd w:val="clear" w:color="auto" w:fill="E8F1F2"/>
-            <w:tcBorders>
-              <w:top w:val="single" w:sz="4" w:space="0" w:color="D1D9DC"/>
-              <w:left w:val="single" w:sz="4" w:space="0" w:color="D1D9DC"/>
-              <w:bottom w:val="single" w:sz="4" w:space="0" w:color="D1D9DC"/>
-              <w:right w:val="single" w:sz="4" w:space="0" w:color="D1D9DC"/>
+            <w:shd w:val="clear" w:color="auto" w:fill="F7FAFB"/>
+            <w:tcBorders>
+              <w:top w:val="single" w:sz="4" w:space="0" w:color="C0D6DC"/>
+              <w:left w:val="single" w:sz="4" w:space="0" w:color="C0D6DC"/>
+              <w:bottom w:val="single" w:sz="4" w:space="0" w:color="C0D6DC"/>
+              <w:right w:val="single" w:sz="4" w:space="0" w:color="C0D6DC"/>
             </w:tcBorders>
             <w:tcMar>
               <w:top w:w="60" w:type="dxa"/>
@@ -6045,10 +6060,10 @@
           <w:tcPr>
             <w:shd w:val="clear" w:color="auto" w:fill="FFFFFF"/>
             <w:tcBorders>
-              <w:top w:val="single" w:sz="4" w:space="0" w:color="D1D9DC"/>
-              <w:left w:val="single" w:sz="4" w:space="0" w:color="D1D9DC"/>
-              <w:bottom w:val="single" w:sz="4" w:space="0" w:color="D1D9DC"/>
-              <w:right w:val="single" w:sz="4" w:space="0" w:color="D1D9DC"/>
+              <w:top w:val="single" w:sz="4" w:space="0" w:color="C0D6DC"/>
+              <w:left w:val="single" w:sz="4" w:space="0" w:color="C0D6DC"/>
+              <w:bottom w:val="single" w:sz="4" w:space="0" w:color="C0D6DC"/>
+              <w:right w:val="single" w:sz="4" w:space="0" w:color="C0D6DC"/>
             </w:tcBorders>
             <w:tcMar>
               <w:top w:w="60" w:type="dxa"/>
@@ -6076,10 +6091,10 @@
           <w:tcPr>
             <w:shd w:val="clear" w:color="auto" w:fill="FFFFFF"/>
             <w:tcBorders>
-              <w:top w:val="single" w:sz="4" w:space="0" w:color="D1D9DC"/>
-              <w:left w:val="single" w:sz="4" w:space="0" w:color="D1D9DC"/>
-              <w:bottom w:val="single" w:sz="4" w:space="0" w:color="D1D9DC"/>
-              <w:right w:val="single" w:sz="4" w:space="0" w:color="D1D9DC"/>
+              <w:top w:val="single" w:sz="4" w:space="0" w:color="C0D6DC"/>
+              <w:left w:val="single" w:sz="4" w:space="0" w:color="C0D6DC"/>
+              <w:bottom w:val="single" w:sz="4" w:space="0" w:color="C0D6DC"/>
+              <w:right w:val="single" w:sz="4" w:space="0" w:color="C0D6DC"/>
             </w:tcBorders>
             <w:tcMar>
               <w:top w:w="60" w:type="dxa"/>
@@ -6107,10 +6122,10 @@
           <w:tcPr>
             <w:shd w:val="clear" w:color="auto" w:fill="FFFFFF"/>
             <w:tcBorders>
-              <w:top w:val="single" w:sz="4" w:space="0" w:color="D1D9DC"/>
-              <w:left w:val="single" w:sz="4" w:space="0" w:color="D1D9DC"/>
-              <w:bottom w:val="single" w:sz="4" w:space="0" w:color="D1D9DC"/>
-              <w:right w:val="single" w:sz="4" w:space="0" w:color="D1D9DC"/>
+              <w:top w:val="single" w:sz="4" w:space="0" w:color="C0D6DC"/>
+              <w:left w:val="single" w:sz="4" w:space="0" w:color="C0D6DC"/>
+              <w:bottom w:val="single" w:sz="4" w:space="0" w:color="C0D6DC"/>
+              <w:right w:val="single" w:sz="4" w:space="0" w:color="C0D6DC"/>
             </w:tcBorders>
             <w:tcMar>
               <w:top w:w="60" w:type="dxa"/>
@@ -6245,12 +6260,12 @@
         </w:trPr>
         <w:tc>
           <w:tcPr>
-            <w:shd w:val="clear" w:color="auto" w:fill="02374f"/>
-            <w:tcBorders>
-              <w:top w:val="single" w:sz="4" w:space="0" w:color="D1D9DC"/>
-              <w:left w:val="single" w:sz="4" w:space="0" w:color="D1D9DC"/>
-              <w:bottom w:val="single" w:sz="4" w:space="0" w:color="D1D9DC"/>
-              <w:right w:val="single" w:sz="4" w:space="0" w:color="D1D9DC"/>
+            <w:shd w:val="clear" w:color="auto" w:fill="D6EFF2"/>
+            <w:tcBorders>
+              <w:top w:val="single" w:sz="4" w:space="0" w:color="C0D6DC"/>
+              <w:left w:val="single" w:sz="4" w:space="0" w:color="C0D6DC"/>
+              <w:bottom w:val="single" w:sz="4" w:space="0" w:color="C0D6DC"/>
+              <w:right w:val="single" w:sz="4" w:space="0" w:color="C0D6DC"/>
             </w:tcBorders>
             <w:tcMar>
               <w:top w:w="60" w:type="dxa"/>
@@ -6268,7 +6283,7 @@
               <w:rPr>
                 <w:rFonts w:ascii="Calibri" w:hAnsi="Calibri"/>
                 <w:b/>
-                <w:color w:val="FFFFFF"/>
+                <w:color w:val="024E70"/>
                 <w:sz w:val="19"/>
               </w:rPr>
               <w:t xml:space="preserve">#</w:t>
@@ -6277,12 +6292,12 @@
         </w:tc>
         <w:tc>
           <w:tcPr>
-            <w:shd w:val="clear" w:color="auto" w:fill="02374f"/>
-            <w:tcBorders>
-              <w:top w:val="single" w:sz="4" w:space="0" w:color="D1D9DC"/>
-              <w:left w:val="single" w:sz="4" w:space="0" w:color="D1D9DC"/>
-              <w:bottom w:val="single" w:sz="4" w:space="0" w:color="D1D9DC"/>
-              <w:right w:val="single" w:sz="4" w:space="0" w:color="D1D9DC"/>
+            <w:shd w:val="clear" w:color="auto" w:fill="D6EFF2"/>
+            <w:tcBorders>
+              <w:top w:val="single" w:sz="4" w:space="0" w:color="C0D6DC"/>
+              <w:left w:val="single" w:sz="4" w:space="0" w:color="C0D6DC"/>
+              <w:bottom w:val="single" w:sz="4" w:space="0" w:color="C0D6DC"/>
+              <w:right w:val="single" w:sz="4" w:space="0" w:color="C0D6DC"/>
             </w:tcBorders>
             <w:tcMar>
               <w:top w:w="60" w:type="dxa"/>
@@ -6300,7 +6315,7 @@
               <w:rPr>
                 <w:rFonts w:ascii="Calibri" w:hAnsi="Calibri"/>
                 <w:b/>
-                <w:color w:val="FFFFFF"/>
+                <w:color w:val="024E70"/>
                 <w:sz w:val="19"/>
               </w:rPr>
               <w:t xml:space="preserve">Decision</w:t>
@@ -6309,12 +6324,12 @@
         </w:tc>
         <w:tc>
           <w:tcPr>
-            <w:shd w:val="clear" w:color="auto" w:fill="02374f"/>
-            <w:tcBorders>
-              <w:top w:val="single" w:sz="4" w:space="0" w:color="D1D9DC"/>
-              <w:left w:val="single" w:sz="4" w:space="0" w:color="D1D9DC"/>
-              <w:bottom w:val="single" w:sz="4" w:space="0" w:color="D1D9DC"/>
-              <w:right w:val="single" w:sz="4" w:space="0" w:color="D1D9DC"/>
+            <w:shd w:val="clear" w:color="auto" w:fill="D6EFF2"/>
+            <w:tcBorders>
+              <w:top w:val="single" w:sz="4" w:space="0" w:color="C0D6DC"/>
+              <w:left w:val="single" w:sz="4" w:space="0" w:color="C0D6DC"/>
+              <w:bottom w:val="single" w:sz="4" w:space="0" w:color="C0D6DC"/>
+              <w:right w:val="single" w:sz="4" w:space="0" w:color="C0D6DC"/>
             </w:tcBorders>
             <w:tcMar>
               <w:top w:w="60" w:type="dxa"/>
@@ -6332,7 +6347,7 @@
               <w:rPr>
                 <w:rFonts w:ascii="Calibri" w:hAnsi="Calibri"/>
                 <w:b/>
-                <w:color w:val="FFFFFF"/>
+                <w:color w:val="024E70"/>
                 <w:sz w:val="19"/>
               </w:rPr>
               <w:t xml:space="preserve">Status</w:t>
@@ -6341,12 +6356,12 @@
         </w:tc>
         <w:tc>
           <w:tcPr>
-            <w:shd w:val="clear" w:color="auto" w:fill="02374f"/>
-            <w:tcBorders>
-              <w:top w:val="single" w:sz="4" w:space="0" w:color="D1D9DC"/>
-              <w:left w:val="single" w:sz="4" w:space="0" w:color="D1D9DC"/>
-              <w:bottom w:val="single" w:sz="4" w:space="0" w:color="D1D9DC"/>
-              <w:right w:val="single" w:sz="4" w:space="0" w:color="D1D9DC"/>
+            <w:shd w:val="clear" w:color="auto" w:fill="D6EFF2"/>
+            <w:tcBorders>
+              <w:top w:val="single" w:sz="4" w:space="0" w:color="C0D6DC"/>
+              <w:left w:val="single" w:sz="4" w:space="0" w:color="C0D6DC"/>
+              <w:bottom w:val="single" w:sz="4" w:space="0" w:color="C0D6DC"/>
+              <w:right w:val="single" w:sz="4" w:space="0" w:color="C0D6DC"/>
             </w:tcBorders>
             <w:tcMar>
               <w:top w:w="60" w:type="dxa"/>
@@ -6364,7 +6379,7 @@
               <w:rPr>
                 <w:rFonts w:ascii="Calibri" w:hAnsi="Calibri"/>
                 <w:b/>
-                <w:color w:val="FFFFFF"/>
+                <w:color w:val="024E70"/>
                 <w:sz w:val="19"/>
               </w:rPr>
               <w:t xml:space="preserve">Date</w:t>
@@ -6373,12 +6388,12 @@
         </w:tc>
         <w:tc>
           <w:tcPr>
-            <w:shd w:val="clear" w:color="auto" w:fill="02374f"/>
-            <w:tcBorders>
-              <w:top w:val="single" w:sz="4" w:space="0" w:color="D1D9DC"/>
-              <w:left w:val="single" w:sz="4" w:space="0" w:color="D1D9DC"/>
-              <w:bottom w:val="single" w:sz="4" w:space="0" w:color="D1D9DC"/>
-              <w:right w:val="single" w:sz="4" w:space="0" w:color="D1D9DC"/>
+            <w:shd w:val="clear" w:color="auto" w:fill="D6EFF2"/>
+            <w:tcBorders>
+              <w:top w:val="single" w:sz="4" w:space="0" w:color="C0D6DC"/>
+              <w:left w:val="single" w:sz="4" w:space="0" w:color="C0D6DC"/>
+              <w:bottom w:val="single" w:sz="4" w:space="0" w:color="C0D6DC"/>
+              <w:right w:val="single" w:sz="4" w:space="0" w:color="C0D6DC"/>
             </w:tcBorders>
             <w:tcMar>
               <w:top w:w="60" w:type="dxa"/>
@@ -6396,7 +6411,7 @@
               <w:rPr>
                 <w:rFonts w:ascii="Calibri" w:hAnsi="Calibri"/>
                 <w:b/>
-                <w:color w:val="FFFFFF"/>
+                <w:color w:val="024E70"/>
                 <w:sz w:val="19"/>
               </w:rPr>
               <w:t xml:space="preserve">Chosen</w:t>
@@ -6409,10 +6424,10 @@
           <w:tcPr>
             <w:shd w:val="clear" w:color="auto" w:fill="FFFFFF"/>
             <w:tcBorders>
-              <w:top w:val="single" w:sz="4" w:space="0" w:color="D1D9DC"/>
-              <w:left w:val="single" w:sz="4" w:space="0" w:color="D1D9DC"/>
-              <w:bottom w:val="single" w:sz="4" w:space="0" w:color="D1D9DC"/>
-              <w:right w:val="single" w:sz="4" w:space="0" w:color="D1D9DC"/>
+              <w:top w:val="single" w:sz="4" w:space="0" w:color="C0D6DC"/>
+              <w:left w:val="single" w:sz="4" w:space="0" w:color="C0D6DC"/>
+              <w:bottom w:val="single" w:sz="4" w:space="0" w:color="C0D6DC"/>
+              <w:right w:val="single" w:sz="4" w:space="0" w:color="C0D6DC"/>
             </w:tcBorders>
             <w:tcMar>
               <w:top w:w="60" w:type="dxa"/>
@@ -6440,10 +6455,10 @@
           <w:tcPr>
             <w:shd w:val="clear" w:color="auto" w:fill="FFFFFF"/>
             <w:tcBorders>
-              <w:top w:val="single" w:sz="4" w:space="0" w:color="D1D9DC"/>
-              <w:left w:val="single" w:sz="4" w:space="0" w:color="D1D9DC"/>
-              <w:bottom w:val="single" w:sz="4" w:space="0" w:color="D1D9DC"/>
-              <w:right w:val="single" w:sz="4" w:space="0" w:color="D1D9DC"/>
+              <w:top w:val="single" w:sz="4" w:space="0" w:color="C0D6DC"/>
+              <w:left w:val="single" w:sz="4" w:space="0" w:color="C0D6DC"/>
+              <w:bottom w:val="single" w:sz="4" w:space="0" w:color="C0D6DC"/>
+              <w:right w:val="single" w:sz="4" w:space="0" w:color="C0D6DC"/>
             </w:tcBorders>
             <w:tcMar>
               <w:top w:w="60" w:type="dxa"/>
@@ -6471,10 +6486,10 @@
           <w:tcPr>
             <w:shd w:val="clear" w:color="auto" w:fill="FFFFFF"/>
             <w:tcBorders>
-              <w:top w:val="single" w:sz="4" w:space="0" w:color="D1D9DC"/>
-              <w:left w:val="single" w:sz="4" w:space="0" w:color="D1D9DC"/>
-              <w:bottom w:val="single" w:sz="4" w:space="0" w:color="D1D9DC"/>
-              <w:right w:val="single" w:sz="4" w:space="0" w:color="D1D9DC"/>
+              <w:top w:val="single" w:sz="4" w:space="0" w:color="C0D6DC"/>
+              <w:left w:val="single" w:sz="4" w:space="0" w:color="C0D6DC"/>
+              <w:bottom w:val="single" w:sz="4" w:space="0" w:color="C0D6DC"/>
+              <w:right w:val="single" w:sz="4" w:space="0" w:color="C0D6DC"/>
             </w:tcBorders>
             <w:tcMar>
               <w:top w:w="60" w:type="dxa"/>
@@ -6504,10 +6519,10 @@
           <w:tcPr>
             <w:shd w:val="clear" w:color="auto" w:fill="FFFFFF"/>
             <w:tcBorders>
-              <w:top w:val="single" w:sz="4" w:space="0" w:color="D1D9DC"/>
-              <w:left w:val="single" w:sz="4" w:space="0" w:color="D1D9DC"/>
-              <w:bottom w:val="single" w:sz="4" w:space="0" w:color="D1D9DC"/>
-              <w:right w:val="single" w:sz="4" w:space="0" w:color="D1D9DC"/>
+              <w:top w:val="single" w:sz="4" w:space="0" w:color="C0D6DC"/>
+              <w:left w:val="single" w:sz="4" w:space="0" w:color="C0D6DC"/>
+              <w:bottom w:val="single" w:sz="4" w:space="0" w:color="C0D6DC"/>
+              <w:right w:val="single" w:sz="4" w:space="0" w:color="C0D6DC"/>
             </w:tcBorders>
             <w:tcMar>
               <w:top w:w="60" w:type="dxa"/>
@@ -6535,10 +6550,10 @@
           <w:tcPr>
             <w:shd w:val="clear" w:color="auto" w:fill="FFFFFF"/>
             <w:tcBorders>
-              <w:top w:val="single" w:sz="4" w:space="0" w:color="D1D9DC"/>
-              <w:left w:val="single" w:sz="4" w:space="0" w:color="D1D9DC"/>
-              <w:bottom w:val="single" w:sz="4" w:space="0" w:color="D1D9DC"/>
-              <w:right w:val="single" w:sz="4" w:space="0" w:color="D1D9DC"/>
+              <w:top w:val="single" w:sz="4" w:space="0" w:color="C0D6DC"/>
+              <w:left w:val="single" w:sz="4" w:space="0" w:color="C0D6DC"/>
+              <w:bottom w:val="single" w:sz="4" w:space="0" w:color="C0D6DC"/>
+              <w:right w:val="single" w:sz="4" w:space="0" w:color="C0D6DC"/>
             </w:tcBorders>
             <w:tcMar>
               <w:top w:w="60" w:type="dxa"/>
@@ -6566,12 +6581,12 @@
       <w:tr>
         <w:tc>
           <w:tcPr>
-            <w:shd w:val="clear" w:color="auto" w:fill="E8F1F2"/>
-            <w:tcBorders>
-              <w:top w:val="single" w:sz="4" w:space="0" w:color="D1D9DC"/>
-              <w:left w:val="single" w:sz="4" w:space="0" w:color="D1D9DC"/>
-              <w:bottom w:val="single" w:sz="4" w:space="0" w:color="D1D9DC"/>
-              <w:right w:val="single" w:sz="4" w:space="0" w:color="D1D9DC"/>
+            <w:shd w:val="clear" w:color="auto" w:fill="F7FAFB"/>
+            <w:tcBorders>
+              <w:top w:val="single" w:sz="4" w:space="0" w:color="C0D6DC"/>
+              <w:left w:val="single" w:sz="4" w:space="0" w:color="C0D6DC"/>
+              <w:bottom w:val="single" w:sz="4" w:space="0" w:color="C0D6DC"/>
+              <w:right w:val="single" w:sz="4" w:space="0" w:color="C0D6DC"/>
             </w:tcBorders>
             <w:tcMar>
               <w:top w:w="60" w:type="dxa"/>
@@ -6597,12 +6612,12 @@
         </w:tc>
         <w:tc>
           <w:tcPr>
-            <w:shd w:val="clear" w:color="auto" w:fill="E8F1F2"/>
-            <w:tcBorders>
-              <w:top w:val="single" w:sz="4" w:space="0" w:color="D1D9DC"/>
-              <w:left w:val="single" w:sz="4" w:space="0" w:color="D1D9DC"/>
-              <w:bottom w:val="single" w:sz="4" w:space="0" w:color="D1D9DC"/>
-              <w:right w:val="single" w:sz="4" w:space="0" w:color="D1D9DC"/>
+            <w:shd w:val="clear" w:color="auto" w:fill="F7FAFB"/>
+            <w:tcBorders>
+              <w:top w:val="single" w:sz="4" w:space="0" w:color="C0D6DC"/>
+              <w:left w:val="single" w:sz="4" w:space="0" w:color="C0D6DC"/>
+              <w:bottom w:val="single" w:sz="4" w:space="0" w:color="C0D6DC"/>
+              <w:right w:val="single" w:sz="4" w:space="0" w:color="C0D6DC"/>
             </w:tcBorders>
             <w:tcMar>
               <w:top w:w="60" w:type="dxa"/>
@@ -6628,12 +6643,12 @@
         </w:tc>
         <w:tc>
           <w:tcPr>
-            <w:shd w:val="clear" w:color="auto" w:fill="E8F1F2"/>
-            <w:tcBorders>
-              <w:top w:val="single" w:sz="4" w:space="0" w:color="D1D9DC"/>
-              <w:left w:val="single" w:sz="4" w:space="0" w:color="D1D9DC"/>
-              <w:bottom w:val="single" w:sz="4" w:space="0" w:color="D1D9DC"/>
-              <w:right w:val="single" w:sz="4" w:space="0" w:color="D1D9DC"/>
+            <w:shd w:val="clear" w:color="auto" w:fill="F7FAFB"/>
+            <w:tcBorders>
+              <w:top w:val="single" w:sz="4" w:space="0" w:color="C0D6DC"/>
+              <w:left w:val="single" w:sz="4" w:space="0" w:color="C0D6DC"/>
+              <w:bottom w:val="single" w:sz="4" w:space="0" w:color="C0D6DC"/>
+              <w:right w:val="single" w:sz="4" w:space="0" w:color="C0D6DC"/>
             </w:tcBorders>
             <w:tcMar>
               <w:top w:w="60" w:type="dxa"/>
@@ -6661,12 +6676,12 @@
         </w:tc>
         <w:tc>
           <w:tcPr>
-            <w:shd w:val="clear" w:color="auto" w:fill="E8F1F2"/>
-            <w:tcBorders>
-              <w:top w:val="single" w:sz="4" w:space="0" w:color="D1D9DC"/>
-              <w:left w:val="single" w:sz="4" w:space="0" w:color="D1D9DC"/>
-              <w:bottom w:val="single" w:sz="4" w:space="0" w:color="D1D9DC"/>
-              <w:right w:val="single" w:sz="4" w:space="0" w:color="D1D9DC"/>
+            <w:shd w:val="clear" w:color="auto" w:fill="F7FAFB"/>
+            <w:tcBorders>
+              <w:top w:val="single" w:sz="4" w:space="0" w:color="C0D6DC"/>
+              <w:left w:val="single" w:sz="4" w:space="0" w:color="C0D6DC"/>
+              <w:bottom w:val="single" w:sz="4" w:space="0" w:color="C0D6DC"/>
+              <w:right w:val="single" w:sz="4" w:space="0" w:color="C0D6DC"/>
             </w:tcBorders>
             <w:tcMar>
               <w:top w:w="60" w:type="dxa"/>
@@ -6692,12 +6707,12 @@
         </w:tc>
         <w:tc>
           <w:tcPr>
-            <w:shd w:val="clear" w:color="auto" w:fill="E8F1F2"/>
-            <w:tcBorders>
-              <w:top w:val="single" w:sz="4" w:space="0" w:color="D1D9DC"/>
-              <w:left w:val="single" w:sz="4" w:space="0" w:color="D1D9DC"/>
-              <w:bottom w:val="single" w:sz="4" w:space="0" w:color="D1D9DC"/>
-              <w:right w:val="single" w:sz="4" w:space="0" w:color="D1D9DC"/>
+            <w:shd w:val="clear" w:color="auto" w:fill="F7FAFB"/>
+            <w:tcBorders>
+              <w:top w:val="single" w:sz="4" w:space="0" w:color="C0D6DC"/>
+              <w:left w:val="single" w:sz="4" w:space="0" w:color="C0D6DC"/>
+              <w:bottom w:val="single" w:sz="4" w:space="0" w:color="C0D6DC"/>
+              <w:right w:val="single" w:sz="4" w:space="0" w:color="C0D6DC"/>
             </w:tcBorders>
             <w:tcMar>
               <w:top w:w="60" w:type="dxa"/>
@@ -6727,10 +6742,10 @@
           <w:tcPr>
             <w:shd w:val="clear" w:color="auto" w:fill="FFFFFF"/>
             <w:tcBorders>
-              <w:top w:val="single" w:sz="4" w:space="0" w:color="D1D9DC"/>
-              <w:left w:val="single" w:sz="4" w:space="0" w:color="D1D9DC"/>
-              <w:bottom w:val="single" w:sz="4" w:space="0" w:color="D1D9DC"/>
-              <w:right w:val="single" w:sz="4" w:space="0" w:color="D1D9DC"/>
+              <w:top w:val="single" w:sz="4" w:space="0" w:color="C0D6DC"/>
+              <w:left w:val="single" w:sz="4" w:space="0" w:color="C0D6DC"/>
+              <w:bottom w:val="single" w:sz="4" w:space="0" w:color="C0D6DC"/>
+              <w:right w:val="single" w:sz="4" w:space="0" w:color="C0D6DC"/>
             </w:tcBorders>
             <w:tcMar>
               <w:top w:w="60" w:type="dxa"/>
@@ -6758,10 +6773,10 @@
           <w:tcPr>
             <w:shd w:val="clear" w:color="auto" w:fill="FFFFFF"/>
             <w:tcBorders>
-              <w:top w:val="single" w:sz="4" w:space="0" w:color="D1D9DC"/>
-              <w:left w:val="single" w:sz="4" w:space="0" w:color="D1D9DC"/>
-              <w:bottom w:val="single" w:sz="4" w:space="0" w:color="D1D9DC"/>
-              <w:right w:val="single" w:sz="4" w:space="0" w:color="D1D9DC"/>
+              <w:top w:val="single" w:sz="4" w:space="0" w:color="C0D6DC"/>
+              <w:left w:val="single" w:sz="4" w:space="0" w:color="C0D6DC"/>
+              <w:bottom w:val="single" w:sz="4" w:space="0" w:color="C0D6DC"/>
+              <w:right w:val="single" w:sz="4" w:space="0" w:color="C0D6DC"/>
             </w:tcBorders>
             <w:tcMar>
               <w:top w:w="60" w:type="dxa"/>
@@ -6789,10 +6804,10 @@
           <w:tcPr>
             <w:shd w:val="clear" w:color="auto" w:fill="FFFFFF"/>
             <w:tcBorders>
-              <w:top w:val="single" w:sz="4" w:space="0" w:color="D1D9DC"/>
-              <w:left w:val="single" w:sz="4" w:space="0" w:color="D1D9DC"/>
-              <w:bottom w:val="single" w:sz="4" w:space="0" w:color="D1D9DC"/>
-              <w:right w:val="single" w:sz="4" w:space="0" w:color="D1D9DC"/>
+              <w:top w:val="single" w:sz="4" w:space="0" w:color="C0D6DC"/>
+              <w:left w:val="single" w:sz="4" w:space="0" w:color="C0D6DC"/>
+              <w:bottom w:val="single" w:sz="4" w:space="0" w:color="C0D6DC"/>
+              <w:right w:val="single" w:sz="4" w:space="0" w:color="C0D6DC"/>
             </w:tcBorders>
             <w:tcMar>
               <w:top w:w="60" w:type="dxa"/>
@@ -6822,10 +6837,10 @@
           <w:tcPr>
             <w:shd w:val="clear" w:color="auto" w:fill="FFFFFF"/>
             <w:tcBorders>
-              <w:top w:val="single" w:sz="4" w:space="0" w:color="D1D9DC"/>
-              <w:left w:val="single" w:sz="4" w:space="0" w:color="D1D9DC"/>
-              <w:bottom w:val="single" w:sz="4" w:space="0" w:color="D1D9DC"/>
-              <w:right w:val="single" w:sz="4" w:space="0" w:color="D1D9DC"/>
+              <w:top w:val="single" w:sz="4" w:space="0" w:color="C0D6DC"/>
+              <w:left w:val="single" w:sz="4" w:space="0" w:color="C0D6DC"/>
+              <w:bottom w:val="single" w:sz="4" w:space="0" w:color="C0D6DC"/>
+              <w:right w:val="single" w:sz="4" w:space="0" w:color="C0D6DC"/>
             </w:tcBorders>
             <w:tcMar>
               <w:top w:w="60" w:type="dxa"/>
@@ -6853,10 +6868,10 @@
           <w:tcPr>
             <w:shd w:val="clear" w:color="auto" w:fill="FFFFFF"/>
             <w:tcBorders>
-              <w:top w:val="single" w:sz="4" w:space="0" w:color="D1D9DC"/>
-              <w:left w:val="single" w:sz="4" w:space="0" w:color="D1D9DC"/>
-              <w:bottom w:val="single" w:sz="4" w:space="0" w:color="D1D9DC"/>
-              <w:right w:val="single" w:sz="4" w:space="0" w:color="D1D9DC"/>
+              <w:top w:val="single" w:sz="4" w:space="0" w:color="C0D6DC"/>
+              <w:left w:val="single" w:sz="4" w:space="0" w:color="C0D6DC"/>
+              <w:bottom w:val="single" w:sz="4" w:space="0" w:color="C0D6DC"/>
+              <w:right w:val="single" w:sz="4" w:space="0" w:color="C0D6DC"/>
             </w:tcBorders>
             <w:tcMar>
               <w:top w:w="60" w:type="dxa"/>
@@ -6884,12 +6899,12 @@
       <w:tr>
         <w:tc>
           <w:tcPr>
-            <w:shd w:val="clear" w:color="auto" w:fill="E8F1F2"/>
-            <w:tcBorders>
-              <w:top w:val="single" w:sz="4" w:space="0" w:color="D1D9DC"/>
-              <w:left w:val="single" w:sz="4" w:space="0" w:color="D1D9DC"/>
-              <w:bottom w:val="single" w:sz="4" w:space="0" w:color="D1D9DC"/>
-              <w:right w:val="single" w:sz="4" w:space="0" w:color="D1D9DC"/>
+            <w:shd w:val="clear" w:color="auto" w:fill="F7FAFB"/>
+            <w:tcBorders>
+              <w:top w:val="single" w:sz="4" w:space="0" w:color="C0D6DC"/>
+              <w:left w:val="single" w:sz="4" w:space="0" w:color="C0D6DC"/>
+              <w:bottom w:val="single" w:sz="4" w:space="0" w:color="C0D6DC"/>
+              <w:right w:val="single" w:sz="4" w:space="0" w:color="C0D6DC"/>
             </w:tcBorders>
             <w:tcMar>
               <w:top w:w="60" w:type="dxa"/>
@@ -6915,12 +6930,12 @@
         </w:tc>
         <w:tc>
           <w:tcPr>
-            <w:shd w:val="clear" w:color="auto" w:fill="E8F1F2"/>
-            <w:tcBorders>
-              <w:top w:val="single" w:sz="4" w:space="0" w:color="D1D9DC"/>
-              <w:left w:val="single" w:sz="4" w:space="0" w:color="D1D9DC"/>
-              <w:bottom w:val="single" w:sz="4" w:space="0" w:color="D1D9DC"/>
-              <w:right w:val="single" w:sz="4" w:space="0" w:color="D1D9DC"/>
+            <w:shd w:val="clear" w:color="auto" w:fill="F7FAFB"/>
+            <w:tcBorders>
+              <w:top w:val="single" w:sz="4" w:space="0" w:color="C0D6DC"/>
+              <w:left w:val="single" w:sz="4" w:space="0" w:color="C0D6DC"/>
+              <w:bottom w:val="single" w:sz="4" w:space="0" w:color="C0D6DC"/>
+              <w:right w:val="single" w:sz="4" w:space="0" w:color="C0D6DC"/>
             </w:tcBorders>
             <w:tcMar>
               <w:top w:w="60" w:type="dxa"/>
@@ -6946,12 +6961,12 @@
         </w:tc>
         <w:tc>
           <w:tcPr>
-            <w:shd w:val="clear" w:color="auto" w:fill="E8F1F2"/>
-            <w:tcBorders>
-              <w:top w:val="single" w:sz="4" w:space="0" w:color="D1D9DC"/>
-              <w:left w:val="single" w:sz="4" w:space="0" w:color="D1D9DC"/>
-              <w:bottom w:val="single" w:sz="4" w:space="0" w:color="D1D9DC"/>
-              <w:right w:val="single" w:sz="4" w:space="0" w:color="D1D9DC"/>
+            <w:shd w:val="clear" w:color="auto" w:fill="F7FAFB"/>
+            <w:tcBorders>
+              <w:top w:val="single" w:sz="4" w:space="0" w:color="C0D6DC"/>
+              <w:left w:val="single" w:sz="4" w:space="0" w:color="C0D6DC"/>
+              <w:bottom w:val="single" w:sz="4" w:space="0" w:color="C0D6DC"/>
+              <w:right w:val="single" w:sz="4" w:space="0" w:color="C0D6DC"/>
             </w:tcBorders>
             <w:tcMar>
               <w:top w:w="60" w:type="dxa"/>
@@ -6979,12 +6994,12 @@
         </w:tc>
         <w:tc>
           <w:tcPr>
-            <w:shd w:val="clear" w:color="auto" w:fill="E8F1F2"/>
-            <w:tcBorders>
-              <w:top w:val="single" w:sz="4" w:space="0" w:color="D1D9DC"/>
-              <w:left w:val="single" w:sz="4" w:space="0" w:color="D1D9DC"/>
-              <w:bottom w:val="single" w:sz="4" w:space="0" w:color="D1D9DC"/>
-              <w:right w:val="single" w:sz="4" w:space="0" w:color="D1D9DC"/>
+            <w:shd w:val="clear" w:color="auto" w:fill="F7FAFB"/>
+            <w:tcBorders>
+              <w:top w:val="single" w:sz="4" w:space="0" w:color="C0D6DC"/>
+              <w:left w:val="single" w:sz="4" w:space="0" w:color="C0D6DC"/>
+              <w:bottom w:val="single" w:sz="4" w:space="0" w:color="C0D6DC"/>
+              <w:right w:val="single" w:sz="4" w:space="0" w:color="C0D6DC"/>
             </w:tcBorders>
             <w:tcMar>
               <w:top w:w="60" w:type="dxa"/>
@@ -7010,12 +7025,12 @@
         </w:tc>
         <w:tc>
           <w:tcPr>
-            <w:shd w:val="clear" w:color="auto" w:fill="E8F1F2"/>
-            <w:tcBorders>
-              <w:top w:val="single" w:sz="4" w:space="0" w:color="D1D9DC"/>
-              <w:left w:val="single" w:sz="4" w:space="0" w:color="D1D9DC"/>
-              <w:bottom w:val="single" w:sz="4" w:space="0" w:color="D1D9DC"/>
-              <w:right w:val="single" w:sz="4" w:space="0" w:color="D1D9DC"/>
+            <w:shd w:val="clear" w:color="auto" w:fill="F7FAFB"/>
+            <w:tcBorders>
+              <w:top w:val="single" w:sz="4" w:space="0" w:color="C0D6DC"/>
+              <w:left w:val="single" w:sz="4" w:space="0" w:color="C0D6DC"/>
+              <w:bottom w:val="single" w:sz="4" w:space="0" w:color="C0D6DC"/>
+              <w:right w:val="single" w:sz="4" w:space="0" w:color="C0D6DC"/>
             </w:tcBorders>
             <w:tcMar>
               <w:top w:w="60" w:type="dxa"/>
@@ -7061,10 +7076,10 @@
           <w:tcPr>
             <w:shd w:val="clear" w:color="auto" w:fill="FFFFFF"/>
             <w:tcBorders>
-              <w:top w:val="single" w:sz="4" w:space="0" w:color="D1D9DC"/>
-              <w:left w:val="single" w:sz="4" w:space="0" w:color="D1D9DC"/>
-              <w:bottom w:val="single" w:sz="4" w:space="0" w:color="D1D9DC"/>
-              <w:right w:val="single" w:sz="4" w:space="0" w:color="D1D9DC"/>
+              <w:top w:val="single" w:sz="4" w:space="0" w:color="C0D6DC"/>
+              <w:left w:val="single" w:sz="4" w:space="0" w:color="C0D6DC"/>
+              <w:bottom w:val="single" w:sz="4" w:space="0" w:color="C0D6DC"/>
+              <w:right w:val="single" w:sz="4" w:space="0" w:color="C0D6DC"/>
             </w:tcBorders>
             <w:tcMar>
               <w:top w:w="60" w:type="dxa"/>
@@ -7092,10 +7107,10 @@
           <w:tcPr>
             <w:shd w:val="clear" w:color="auto" w:fill="FFFFFF"/>
             <w:tcBorders>
-              <w:top w:val="single" w:sz="4" w:space="0" w:color="D1D9DC"/>
-              <w:left w:val="single" w:sz="4" w:space="0" w:color="D1D9DC"/>
-              <w:bottom w:val="single" w:sz="4" w:space="0" w:color="D1D9DC"/>
-              <w:right w:val="single" w:sz="4" w:space="0" w:color="D1D9DC"/>
+              <w:top w:val="single" w:sz="4" w:space="0" w:color="C0D6DC"/>
+              <w:left w:val="single" w:sz="4" w:space="0" w:color="C0D6DC"/>
+              <w:bottom w:val="single" w:sz="4" w:space="0" w:color="C0D6DC"/>
+              <w:right w:val="single" w:sz="4" w:space="0" w:color="C0D6DC"/>
             </w:tcBorders>
             <w:tcMar>
               <w:top w:w="60" w:type="dxa"/>
@@ -7123,10 +7138,10 @@
           <w:tcPr>
             <w:shd w:val="clear" w:color="auto" w:fill="FFFFFF"/>
             <w:tcBorders>
-              <w:top w:val="single" w:sz="4" w:space="0" w:color="D1D9DC"/>
-              <w:left w:val="single" w:sz="4" w:space="0" w:color="D1D9DC"/>
-              <w:bottom w:val="single" w:sz="4" w:space="0" w:color="D1D9DC"/>
-              <w:right w:val="single" w:sz="4" w:space="0" w:color="D1D9DC"/>
+              <w:top w:val="single" w:sz="4" w:space="0" w:color="C0D6DC"/>
+              <w:left w:val="single" w:sz="4" w:space="0" w:color="C0D6DC"/>
+              <w:bottom w:val="single" w:sz="4" w:space="0" w:color="C0D6DC"/>
+              <w:right w:val="single" w:sz="4" w:space="0" w:color="C0D6DC"/>
             </w:tcBorders>
             <w:tcMar>
               <w:top w:w="60" w:type="dxa"/>
@@ -7154,10 +7169,10 @@
           <w:tcPr>
             <w:shd w:val="clear" w:color="auto" w:fill="FFFFFF"/>
             <w:tcBorders>
-              <w:top w:val="single" w:sz="4" w:space="0" w:color="D1D9DC"/>
-              <w:left w:val="single" w:sz="4" w:space="0" w:color="D1D9DC"/>
-              <w:bottom w:val="single" w:sz="4" w:space="0" w:color="D1D9DC"/>
-              <w:right w:val="single" w:sz="4" w:space="0" w:color="D1D9DC"/>
+              <w:top w:val="single" w:sz="4" w:space="0" w:color="C0D6DC"/>
+              <w:left w:val="single" w:sz="4" w:space="0" w:color="C0D6DC"/>
+              <w:bottom w:val="single" w:sz="4" w:space="0" w:color="C0D6DC"/>
+              <w:right w:val="single" w:sz="4" w:space="0" w:color="C0D6DC"/>
             </w:tcBorders>
             <w:tcMar>
               <w:top w:w="60" w:type="dxa"/>
@@ -7185,10 +7200,10 @@
           <w:tcPr>
             <w:shd w:val="clear" w:color="auto" w:fill="FFFFFF"/>
             <w:tcBorders>
-              <w:top w:val="single" w:sz="4" w:space="0" w:color="D1D9DC"/>
-              <w:left w:val="single" w:sz="4" w:space="0" w:color="D1D9DC"/>
-              <w:bottom w:val="single" w:sz="4" w:space="0" w:color="D1D9DC"/>
-              <w:right w:val="single" w:sz="4" w:space="0" w:color="D1D9DC"/>
+              <w:top w:val="single" w:sz="4" w:space="0" w:color="C0D6DC"/>
+              <w:left w:val="single" w:sz="4" w:space="0" w:color="C0D6DC"/>
+              <w:bottom w:val="single" w:sz="4" w:space="0" w:color="C0D6DC"/>
+              <w:right w:val="single" w:sz="4" w:space="0" w:color="C0D6DC"/>
             </w:tcBorders>
             <w:tcMar>
               <w:top w:w="60" w:type="dxa"/>
@@ -7216,12 +7231,12 @@
       <w:tr>
         <w:tc>
           <w:tcPr>
-            <w:shd w:val="clear" w:color="auto" w:fill="E8F1F2"/>
-            <w:tcBorders>
-              <w:top w:val="single" w:sz="4" w:space="0" w:color="D1D9DC"/>
-              <w:left w:val="single" w:sz="4" w:space="0" w:color="D1D9DC"/>
-              <w:bottom w:val="single" w:sz="4" w:space="0" w:color="D1D9DC"/>
-              <w:right w:val="single" w:sz="4" w:space="0" w:color="D1D9DC"/>
+            <w:shd w:val="clear" w:color="auto" w:fill="F7FAFB"/>
+            <w:tcBorders>
+              <w:top w:val="single" w:sz="4" w:space="0" w:color="C0D6DC"/>
+              <w:left w:val="single" w:sz="4" w:space="0" w:color="C0D6DC"/>
+              <w:bottom w:val="single" w:sz="4" w:space="0" w:color="C0D6DC"/>
+              <w:right w:val="single" w:sz="4" w:space="0" w:color="C0D6DC"/>
             </w:tcBorders>
             <w:tcMar>
               <w:top w:w="60" w:type="dxa"/>
@@ -7247,12 +7262,12 @@
         </w:tc>
         <w:tc>
           <w:tcPr>
-            <w:shd w:val="clear" w:color="auto" w:fill="E8F1F2"/>
-            <w:tcBorders>
-              <w:top w:val="single" w:sz="4" w:space="0" w:color="D1D9DC"/>
-              <w:left w:val="single" w:sz="4" w:space="0" w:color="D1D9DC"/>
-              <w:bottom w:val="single" w:sz="4" w:space="0" w:color="D1D9DC"/>
-              <w:right w:val="single" w:sz="4" w:space="0" w:color="D1D9DC"/>
+            <w:shd w:val="clear" w:color="auto" w:fill="F7FAFB"/>
+            <w:tcBorders>
+              <w:top w:val="single" w:sz="4" w:space="0" w:color="C0D6DC"/>
+              <w:left w:val="single" w:sz="4" w:space="0" w:color="C0D6DC"/>
+              <w:bottom w:val="single" w:sz="4" w:space="0" w:color="C0D6DC"/>
+              <w:right w:val="single" w:sz="4" w:space="0" w:color="C0D6DC"/>
             </w:tcBorders>
             <w:tcMar>
               <w:top w:w="60" w:type="dxa"/>
@@ -7278,12 +7293,12 @@
         </w:tc>
         <w:tc>
           <w:tcPr>
-            <w:shd w:val="clear" w:color="auto" w:fill="E8F1F2"/>
-            <w:tcBorders>
-              <w:top w:val="single" w:sz="4" w:space="0" w:color="D1D9DC"/>
-              <w:left w:val="single" w:sz="4" w:space="0" w:color="D1D9DC"/>
-              <w:bottom w:val="single" w:sz="4" w:space="0" w:color="D1D9DC"/>
-              <w:right w:val="single" w:sz="4" w:space="0" w:color="D1D9DC"/>
+            <w:shd w:val="clear" w:color="auto" w:fill="F7FAFB"/>
+            <w:tcBorders>
+              <w:top w:val="single" w:sz="4" w:space="0" w:color="C0D6DC"/>
+              <w:left w:val="single" w:sz="4" w:space="0" w:color="C0D6DC"/>
+              <w:bottom w:val="single" w:sz="4" w:space="0" w:color="C0D6DC"/>
+              <w:right w:val="single" w:sz="4" w:space="0" w:color="C0D6DC"/>
             </w:tcBorders>
             <w:tcMar>
               <w:top w:w="60" w:type="dxa"/>
@@ -7309,12 +7324,12 @@
         </w:tc>
         <w:tc>
           <w:tcPr>
-            <w:shd w:val="clear" w:color="auto" w:fill="E8F1F2"/>
-            <w:tcBorders>
-              <w:top w:val="single" w:sz="4" w:space="0" w:color="D1D9DC"/>
-              <w:left w:val="single" w:sz="4" w:space="0" w:color="D1D9DC"/>
-              <w:bottom w:val="single" w:sz="4" w:space="0" w:color="D1D9DC"/>
-              <w:right w:val="single" w:sz="4" w:space="0" w:color="D1D9DC"/>
+            <w:shd w:val="clear" w:color="auto" w:fill="F7FAFB"/>
+            <w:tcBorders>
+              <w:top w:val="single" w:sz="4" w:space="0" w:color="C0D6DC"/>
+              <w:left w:val="single" w:sz="4" w:space="0" w:color="C0D6DC"/>
+              <w:bottom w:val="single" w:sz="4" w:space="0" w:color="C0D6DC"/>
+              <w:right w:val="single" w:sz="4" w:space="0" w:color="C0D6DC"/>
             </w:tcBorders>
             <w:tcMar>
               <w:top w:w="60" w:type="dxa"/>
@@ -7340,12 +7355,12 @@
         </w:tc>
         <w:tc>
           <w:tcPr>
-            <w:shd w:val="clear" w:color="auto" w:fill="E8F1F2"/>
-            <w:tcBorders>
-              <w:top w:val="single" w:sz="4" w:space="0" w:color="D1D9DC"/>
-              <w:left w:val="single" w:sz="4" w:space="0" w:color="D1D9DC"/>
-              <w:bottom w:val="single" w:sz="4" w:space="0" w:color="D1D9DC"/>
-              <w:right w:val="single" w:sz="4" w:space="0" w:color="D1D9DC"/>
+            <w:shd w:val="clear" w:color="auto" w:fill="F7FAFB"/>
+            <w:tcBorders>
+              <w:top w:val="single" w:sz="4" w:space="0" w:color="C0D6DC"/>
+              <w:left w:val="single" w:sz="4" w:space="0" w:color="C0D6DC"/>
+              <w:bottom w:val="single" w:sz="4" w:space="0" w:color="C0D6DC"/>
+              <w:right w:val="single" w:sz="4" w:space="0" w:color="C0D6DC"/>
             </w:tcBorders>
             <w:tcMar>
               <w:top w:w="60" w:type="dxa"/>
